--- a/Раздел_1.4_исправленный.docx
+++ b/Раздел_1.4_исправленный.docx
@@ -79,6 +79,7 @@
     </w:p>
     <w:p>
       <w:pPr>
+        <w:keepLines/>
         <w:spacing w:before="120"/>
         <w:jc w:val="center"/>
       </w:pPr>
@@ -194,7 +195,7 @@
         <w:tc>
           <w:tcPr>
             <w:tcW w:type="dxa" w:w="2835"/>
-            <w:shd w:val="clear" w:color="auto" w:fill="D9E2F3"/>
+            <w:shd w:val="clear" w:color="auto" w:fill="D9D9D9"/>
           </w:tcPr>
           <w:p>
             <w:pPr>
@@ -216,7 +217,7 @@
         <w:tc>
           <w:tcPr>
             <w:tcW w:type="dxa" w:w="1871"/>
-            <w:shd w:val="clear" w:color="auto" w:fill="D9E2F3"/>
+            <w:shd w:val="clear" w:color="auto" w:fill="D9D9D9"/>
           </w:tcPr>
           <w:p>
             <w:pPr>
@@ -238,7 +239,7 @@
         <w:tc>
           <w:tcPr>
             <w:tcW w:type="dxa" w:w="1531"/>
-            <w:shd w:val="clear" w:color="auto" w:fill="D9E2F3"/>
+            <w:shd w:val="clear" w:color="auto" w:fill="D9D9D9"/>
           </w:tcPr>
           <w:p>
             <w:pPr>
@@ -260,7 +261,7 @@
         <w:tc>
           <w:tcPr>
             <w:tcW w:type="dxa" w:w="3118"/>
-            <w:shd w:val="clear" w:color="auto" w:fill="D9E2F3"/>
+            <w:shd w:val="clear" w:color="auto" w:fill="D9D9D9"/>
           </w:tcPr>
           <w:p>
             <w:pPr>
@@ -904,7 +905,7 @@
       <w:tr>
         <w:tc>
           <w:tcPr>
-            <w:tcW w:type="dxa" w:w="2551"/>
+            <w:tcW w:type="dxa" w:w="2381"/>
             <w:shd w:val="clear" w:color="auto" w:fill="EFEFEF"/>
           </w:tcPr>
           <w:p>
@@ -925,7 +926,7 @@
         </w:tc>
         <w:tc>
           <w:tcPr>
-            <w:tcW w:type="dxa" w:w="6803"/>
+            <w:tcW w:type="dxa" w:w="6973"/>
           </w:tcPr>
           <w:p>
             <w:pPr>
@@ -947,7 +948,7 @@
       <w:tr>
         <w:tc>
           <w:tcPr>
-            <w:tcW w:type="dxa" w:w="2551"/>
+            <w:tcW w:type="dxa" w:w="2381"/>
             <w:shd w:val="clear" w:color="auto" w:fill="EFEFEF"/>
           </w:tcPr>
           <w:p>
@@ -968,7 +969,7 @@
         </w:tc>
         <w:tc>
           <w:tcPr>
-            <w:tcW w:type="dxa" w:w="6803"/>
+            <w:tcW w:type="dxa" w:w="6973"/>
           </w:tcPr>
           <w:p>
             <w:pPr>
@@ -990,7 +991,7 @@
       <w:tr>
         <w:tc>
           <w:tcPr>
-            <w:tcW w:type="dxa" w:w="2551"/>
+            <w:tcW w:type="dxa" w:w="2381"/>
             <w:shd w:val="clear" w:color="auto" w:fill="EFEFEF"/>
           </w:tcPr>
           <w:p>
@@ -1011,7 +1012,7 @@
         </w:tc>
         <w:tc>
           <w:tcPr>
-            <w:tcW w:type="dxa" w:w="6803"/>
+            <w:tcW w:type="dxa" w:w="6973"/>
           </w:tcPr>
           <w:p>
             <w:pPr>
@@ -1033,7 +1034,7 @@
       <w:tr>
         <w:tc>
           <w:tcPr>
-            <w:tcW w:type="dxa" w:w="2551"/>
+            <w:tcW w:type="dxa" w:w="2381"/>
             <w:shd w:val="clear" w:color="auto" w:fill="EFEFEF"/>
           </w:tcPr>
           <w:p>
@@ -1054,7 +1055,7 @@
         </w:tc>
         <w:tc>
           <w:tcPr>
-            <w:tcW w:type="dxa" w:w="6803"/>
+            <w:tcW w:type="dxa" w:w="6973"/>
           </w:tcPr>
           <w:p>
             <w:pPr>
@@ -1076,7 +1077,7 @@
       <w:tr>
         <w:tc>
           <w:tcPr>
-            <w:tcW w:type="dxa" w:w="2551"/>
+            <w:tcW w:type="dxa" w:w="2381"/>
             <w:shd w:val="clear" w:color="auto" w:fill="EFEFEF"/>
           </w:tcPr>
           <w:p>
@@ -1097,7 +1098,7 @@
         </w:tc>
         <w:tc>
           <w:tcPr>
-            <w:tcW w:type="dxa" w:w="6803"/>
+            <w:tcW w:type="dxa" w:w="6973"/>
           </w:tcPr>
           <w:p>
             <w:pPr>
@@ -1166,7 +1167,7 @@
       <w:tr>
         <w:tc>
           <w:tcPr>
-            <w:tcW w:type="dxa" w:w="2551"/>
+            <w:tcW w:type="dxa" w:w="2381"/>
             <w:shd w:val="clear" w:color="auto" w:fill="EFEFEF"/>
           </w:tcPr>
           <w:p>
@@ -1187,7 +1188,7 @@
         </w:tc>
         <w:tc>
           <w:tcPr>
-            <w:tcW w:type="dxa" w:w="6803"/>
+            <w:tcW w:type="dxa" w:w="6973"/>
           </w:tcPr>
           <w:p>
             <w:pPr>
@@ -1209,7 +1210,7 @@
       <w:tr>
         <w:tc>
           <w:tcPr>
-            <w:tcW w:type="dxa" w:w="2551"/>
+            <w:tcW w:type="dxa" w:w="2381"/>
             <w:shd w:val="clear" w:color="auto" w:fill="EFEFEF"/>
           </w:tcPr>
           <w:p>
@@ -1230,7 +1231,7 @@
         </w:tc>
         <w:tc>
           <w:tcPr>
-            <w:tcW w:type="dxa" w:w="6803"/>
+            <w:tcW w:type="dxa" w:w="6973"/>
           </w:tcPr>
           <w:p>
             <w:pPr>
@@ -1252,7 +1253,7 @@
       <w:tr>
         <w:tc>
           <w:tcPr>
-            <w:tcW w:type="dxa" w:w="2551"/>
+            <w:tcW w:type="dxa" w:w="2381"/>
             <w:shd w:val="clear" w:color="auto" w:fill="EFEFEF"/>
           </w:tcPr>
           <w:p>
@@ -1273,7 +1274,7 @@
         </w:tc>
         <w:tc>
           <w:tcPr>
-            <w:tcW w:type="dxa" w:w="6803"/>
+            <w:tcW w:type="dxa" w:w="6973"/>
           </w:tcPr>
           <w:p>
             <w:pPr>
@@ -1295,7 +1296,7 @@
       <w:tr>
         <w:tc>
           <w:tcPr>
-            <w:tcW w:type="dxa" w:w="2551"/>
+            <w:tcW w:type="dxa" w:w="2381"/>
             <w:shd w:val="clear" w:color="auto" w:fill="EFEFEF"/>
           </w:tcPr>
           <w:p>
@@ -1316,7 +1317,7 @@
         </w:tc>
         <w:tc>
           <w:tcPr>
-            <w:tcW w:type="dxa" w:w="6803"/>
+            <w:tcW w:type="dxa" w:w="6973"/>
           </w:tcPr>
           <w:p>
             <w:pPr>
@@ -1338,7 +1339,7 @@
       <w:tr>
         <w:tc>
           <w:tcPr>
-            <w:tcW w:type="dxa" w:w="2551"/>
+            <w:tcW w:type="dxa" w:w="2381"/>
             <w:shd w:val="clear" w:color="auto" w:fill="EFEFEF"/>
           </w:tcPr>
           <w:p>
@@ -1359,7 +1360,7 @@
         </w:tc>
         <w:tc>
           <w:tcPr>
-            <w:tcW w:type="dxa" w:w="6803"/>
+            <w:tcW w:type="dxa" w:w="6973"/>
           </w:tcPr>
           <w:p>
             <w:pPr>
@@ -1428,7 +1429,7 @@
       <w:tr>
         <w:tc>
           <w:tcPr>
-            <w:tcW w:type="dxa" w:w="2551"/>
+            <w:tcW w:type="dxa" w:w="2381"/>
             <w:shd w:val="clear" w:color="auto" w:fill="EFEFEF"/>
           </w:tcPr>
           <w:p>
@@ -1449,7 +1450,7 @@
         </w:tc>
         <w:tc>
           <w:tcPr>
-            <w:tcW w:type="dxa" w:w="6803"/>
+            <w:tcW w:type="dxa" w:w="6973"/>
           </w:tcPr>
           <w:p>
             <w:pPr>
@@ -1471,7 +1472,7 @@
       <w:tr>
         <w:tc>
           <w:tcPr>
-            <w:tcW w:type="dxa" w:w="2551"/>
+            <w:tcW w:type="dxa" w:w="2381"/>
             <w:shd w:val="clear" w:color="auto" w:fill="EFEFEF"/>
           </w:tcPr>
           <w:p>
@@ -1492,7 +1493,7 @@
         </w:tc>
         <w:tc>
           <w:tcPr>
-            <w:tcW w:type="dxa" w:w="6803"/>
+            <w:tcW w:type="dxa" w:w="6973"/>
           </w:tcPr>
           <w:p>
             <w:pPr>
@@ -1514,7 +1515,7 @@
       <w:tr>
         <w:tc>
           <w:tcPr>
-            <w:tcW w:type="dxa" w:w="2551"/>
+            <w:tcW w:type="dxa" w:w="2381"/>
             <w:shd w:val="clear" w:color="auto" w:fill="EFEFEF"/>
           </w:tcPr>
           <w:p>
@@ -1535,7 +1536,7 @@
         </w:tc>
         <w:tc>
           <w:tcPr>
-            <w:tcW w:type="dxa" w:w="6803"/>
+            <w:tcW w:type="dxa" w:w="6973"/>
           </w:tcPr>
           <w:p>
             <w:pPr>
@@ -1557,7 +1558,7 @@
       <w:tr>
         <w:tc>
           <w:tcPr>
-            <w:tcW w:type="dxa" w:w="2551"/>
+            <w:tcW w:type="dxa" w:w="2381"/>
             <w:shd w:val="clear" w:color="auto" w:fill="EFEFEF"/>
           </w:tcPr>
           <w:p>
@@ -1578,7 +1579,7 @@
         </w:tc>
         <w:tc>
           <w:tcPr>
-            <w:tcW w:type="dxa" w:w="6803"/>
+            <w:tcW w:type="dxa" w:w="6973"/>
           </w:tcPr>
           <w:p>
             <w:pPr>
@@ -1600,7 +1601,7 @@
       <w:tr>
         <w:tc>
           <w:tcPr>
-            <w:tcW w:type="dxa" w:w="2551"/>
+            <w:tcW w:type="dxa" w:w="2381"/>
             <w:shd w:val="clear" w:color="auto" w:fill="EFEFEF"/>
           </w:tcPr>
           <w:p>
@@ -1621,7 +1622,7 @@
         </w:tc>
         <w:tc>
           <w:tcPr>
-            <w:tcW w:type="dxa" w:w="6803"/>
+            <w:tcW w:type="dxa" w:w="6973"/>
           </w:tcPr>
           <w:p>
             <w:pPr>
@@ -1690,7 +1691,7 @@
       <w:tr>
         <w:tc>
           <w:tcPr>
-            <w:tcW w:type="dxa" w:w="2551"/>
+            <w:tcW w:type="dxa" w:w="2381"/>
             <w:shd w:val="clear" w:color="auto" w:fill="EFEFEF"/>
           </w:tcPr>
           <w:p>
@@ -1711,7 +1712,7 @@
         </w:tc>
         <w:tc>
           <w:tcPr>
-            <w:tcW w:type="dxa" w:w="6803"/>
+            <w:tcW w:type="dxa" w:w="6973"/>
           </w:tcPr>
           <w:p>
             <w:pPr>
@@ -1733,7 +1734,7 @@
       <w:tr>
         <w:tc>
           <w:tcPr>
-            <w:tcW w:type="dxa" w:w="2551"/>
+            <w:tcW w:type="dxa" w:w="2381"/>
             <w:shd w:val="clear" w:color="auto" w:fill="EFEFEF"/>
           </w:tcPr>
           <w:p>
@@ -1754,7 +1755,7 @@
         </w:tc>
         <w:tc>
           <w:tcPr>
-            <w:tcW w:type="dxa" w:w="6803"/>
+            <w:tcW w:type="dxa" w:w="6973"/>
           </w:tcPr>
           <w:p>
             <w:pPr>
@@ -1776,7 +1777,7 @@
       <w:tr>
         <w:tc>
           <w:tcPr>
-            <w:tcW w:type="dxa" w:w="2551"/>
+            <w:tcW w:type="dxa" w:w="2381"/>
             <w:shd w:val="clear" w:color="auto" w:fill="EFEFEF"/>
           </w:tcPr>
           <w:p>
@@ -1797,7 +1798,7 @@
         </w:tc>
         <w:tc>
           <w:tcPr>
-            <w:tcW w:type="dxa" w:w="6803"/>
+            <w:tcW w:type="dxa" w:w="6973"/>
           </w:tcPr>
           <w:p>
             <w:pPr>
@@ -1819,7 +1820,7 @@
       <w:tr>
         <w:tc>
           <w:tcPr>
-            <w:tcW w:type="dxa" w:w="2551"/>
+            <w:tcW w:type="dxa" w:w="2381"/>
             <w:shd w:val="clear" w:color="auto" w:fill="EFEFEF"/>
           </w:tcPr>
           <w:p>
@@ -1840,7 +1841,7 @@
         </w:tc>
         <w:tc>
           <w:tcPr>
-            <w:tcW w:type="dxa" w:w="6803"/>
+            <w:tcW w:type="dxa" w:w="6973"/>
           </w:tcPr>
           <w:p>
             <w:pPr>
@@ -1854,7 +1855,7 @@
                 <w:i w:val="0"/>
                 <w:sz w:val="26"/>
               </w:rPr>
-              <w:t>Система выполняет сгенерированные автотесты, разбирает отчёты о выполнении, формирует сводку (всего/успешно/провалено) и сохраняет результаты прогона в базе отчётов.</w:t>
+              <w:t>Система выполняет автотесты, разбирает отчёты, формирует сводку (всего/успешно/провалено) и сохраняет результаты прогона в базе отчётов.</w:t>
             </w:r>
           </w:p>
         </w:tc>
@@ -1862,7 +1863,7 @@
       <w:tr>
         <w:tc>
           <w:tcPr>
-            <w:tcW w:type="dxa" w:w="2551"/>
+            <w:tcW w:type="dxa" w:w="2381"/>
             <w:shd w:val="clear" w:color="auto" w:fill="EFEFEF"/>
           </w:tcPr>
           <w:p>
@@ -1883,7 +1884,7 @@
         </w:tc>
         <w:tc>
           <w:tcPr>
-            <w:tcW w:type="dxa" w:w="6803"/>
+            <w:tcW w:type="dxa" w:w="6973"/>
           </w:tcPr>
           <w:p>
             <w:pPr>
@@ -1898,6 +1899,792 @@
                 <w:sz w:val="26"/>
               </w:rPr>
               <w:t>Основной</w:t>
+            </w:r>
+          </w:p>
+        </w:tc>
+      </w:tr>
+    </w:tbl>
+    <w:p>
+      <w:pPr>
+        <w:spacing w:after="40"/>
+      </w:pPr>
+    </w:p>
+    <w:p>
+      <w:pPr>
+        <w:spacing w:before="160"/>
+        <w:jc w:val="right"/>
+      </w:pPr>
+      <w:r>
+        <w:rPr>
+          <w:rFonts w:ascii="Times New Roman" w:hAnsi="Times New Roman" w:eastAsia="Times New Roman"/>
+          <w:b w:val="0"/>
+          <w:i w:val="0"/>
+          <w:sz w:val="28"/>
+        </w:rPr>
+        <w:t>Таблица 6</w:t>
+      </w:r>
+    </w:p>
+    <w:p>
+      <w:pPr>
+        <w:spacing w:after="40"/>
+        <w:jc w:val="center"/>
+      </w:pPr>
+      <w:r>
+        <w:rPr>
+          <w:rFonts w:ascii="Times New Roman" w:hAnsi="Times New Roman" w:eastAsia="Times New Roman"/>
+          <w:b w:val="0"/>
+          <w:i w:val="0"/>
+          <w:sz w:val="28"/>
+        </w:rPr>
+        <w:t>Краткое описание варианта использования «Запустить выбранные тесты»</w:t>
+      </w:r>
+    </w:p>
+    <w:tbl>
+      <w:tblPr>
+        <w:tblStyle w:val="TableGrid"/>
+        <w:tblW w:type="auto" w:w="0"/>
+        <w:jc w:val="center"/>
+        <w:tblLook w:firstColumn="1" w:firstRow="1" w:lastColumn="0" w:lastRow="0" w:noHBand="0" w:noVBand="1" w:val="04A0"/>
+      </w:tblPr>
+      <w:tblGrid>
+        <w:gridCol w:w="4844"/>
+        <w:gridCol w:w="4844"/>
+      </w:tblGrid>
+      <w:tr>
+        <w:tc>
+          <w:tcPr>
+            <w:tcW w:type="dxa" w:w="2381"/>
+            <w:shd w:val="clear" w:color="auto" w:fill="EFEFEF"/>
+          </w:tcPr>
+          <w:p>
+            <w:pPr>
+              <w:spacing w:line="240" w:lineRule="auto" w:after="0"/>
+            </w:pPr>
+            <w:r/>
+            <w:r>
+              <w:rPr>
+                <w:rFonts w:ascii="Times New Roman" w:hAnsi="Times New Roman" w:eastAsia="Times New Roman"/>
+                <w:b/>
+                <w:i w:val="0"/>
+                <w:sz w:val="26"/>
+              </w:rPr>
+              <w:t>Название</w:t>
+            </w:r>
+          </w:p>
+        </w:tc>
+        <w:tc>
+          <w:tcPr>
+            <w:tcW w:type="dxa" w:w="6973"/>
+          </w:tcPr>
+          <w:p>
+            <w:pPr>
+              <w:spacing w:line="240" w:lineRule="auto" w:after="0"/>
+            </w:pPr>
+            <w:r/>
+            <w:r>
+              <w:rPr>
+                <w:rFonts w:ascii="Times New Roman" w:hAnsi="Times New Roman" w:eastAsia="Times New Roman"/>
+                <w:b w:val="0"/>
+                <w:i w:val="0"/>
+                <w:sz w:val="26"/>
+              </w:rPr>
+              <w:t>Запустить выбранные тесты</w:t>
+            </w:r>
+          </w:p>
+        </w:tc>
+      </w:tr>
+      <w:tr>
+        <w:tc>
+          <w:tcPr>
+            <w:tcW w:type="dxa" w:w="2381"/>
+            <w:shd w:val="clear" w:color="auto" w:fill="EFEFEF"/>
+          </w:tcPr>
+          <w:p>
+            <w:pPr>
+              <w:spacing w:line="240" w:lineRule="auto" w:after="0"/>
+            </w:pPr>
+            <w:r/>
+            <w:r>
+              <w:rPr>
+                <w:rFonts w:ascii="Times New Roman" w:hAnsi="Times New Roman" w:eastAsia="Times New Roman"/>
+                <w:b/>
+                <w:i w:val="0"/>
+                <w:sz w:val="26"/>
+              </w:rPr>
+              <w:t>Цель</w:t>
+            </w:r>
+          </w:p>
+        </w:tc>
+        <w:tc>
+          <w:tcPr>
+            <w:tcW w:type="dxa" w:w="6973"/>
+          </w:tcPr>
+          <w:p>
+            <w:pPr>
+              <w:spacing w:line="240" w:lineRule="auto" w:after="0"/>
+            </w:pPr>
+            <w:r/>
+            <w:r>
+              <w:rPr>
+                <w:rFonts w:ascii="Times New Roman" w:hAnsi="Times New Roman" w:eastAsia="Times New Roman"/>
+                <w:b w:val="0"/>
+                <w:i w:val="0"/>
+                <w:sz w:val="26"/>
+              </w:rPr>
+              <w:t>Выполнить заданное подмножество сущностей и видов проверок</w:t>
+            </w:r>
+          </w:p>
+        </w:tc>
+      </w:tr>
+      <w:tr>
+        <w:tc>
+          <w:tcPr>
+            <w:tcW w:type="dxa" w:w="2381"/>
+            <w:shd w:val="clear" w:color="auto" w:fill="EFEFEF"/>
+          </w:tcPr>
+          <w:p>
+            <w:pPr>
+              <w:spacing w:line="240" w:lineRule="auto" w:after="0"/>
+            </w:pPr>
+            <w:r/>
+            <w:r>
+              <w:rPr>
+                <w:rFonts w:ascii="Times New Roman" w:hAnsi="Times New Roman" w:eastAsia="Times New Roman"/>
+                <w:b/>
+                <w:i w:val="0"/>
+                <w:sz w:val="26"/>
+              </w:rPr>
+              <w:t>Действующие лица</w:t>
+            </w:r>
+          </w:p>
+        </w:tc>
+        <w:tc>
+          <w:tcPr>
+            <w:tcW w:type="dxa" w:w="6973"/>
+          </w:tcPr>
+          <w:p>
+            <w:pPr>
+              <w:spacing w:line="240" w:lineRule="auto" w:after="0"/>
+            </w:pPr>
+            <w:r/>
+            <w:r>
+              <w:rPr>
+                <w:rFonts w:ascii="Times New Roman" w:hAnsi="Times New Roman" w:eastAsia="Times New Roman"/>
+                <w:b w:val="0"/>
+                <w:i w:val="0"/>
+                <w:sz w:val="26"/>
+              </w:rPr>
+              <w:t>Пользователь</w:t>
+            </w:r>
+          </w:p>
+        </w:tc>
+      </w:tr>
+      <w:tr>
+        <w:tc>
+          <w:tcPr>
+            <w:tcW w:type="dxa" w:w="2381"/>
+            <w:shd w:val="clear" w:color="auto" w:fill="EFEFEF"/>
+          </w:tcPr>
+          <w:p>
+            <w:pPr>
+              <w:spacing w:line="240" w:lineRule="auto" w:after="0"/>
+            </w:pPr>
+            <w:r/>
+            <w:r>
+              <w:rPr>
+                <w:rFonts w:ascii="Times New Roman" w:hAnsi="Times New Roman" w:eastAsia="Times New Roman"/>
+                <w:b/>
+                <w:i w:val="0"/>
+                <w:sz w:val="26"/>
+              </w:rPr>
+              <w:t>Краткое описание</w:t>
+            </w:r>
+          </w:p>
+        </w:tc>
+        <w:tc>
+          <w:tcPr>
+            <w:tcW w:type="dxa" w:w="6973"/>
+          </w:tcPr>
+          <w:p>
+            <w:pPr>
+              <w:spacing w:line="240" w:lineRule="auto" w:after="0"/>
+            </w:pPr>
+            <w:r/>
+            <w:r>
+              <w:rPr>
+                <w:rFonts w:ascii="Times New Roman" w:hAnsi="Times New Roman" w:eastAsia="Times New Roman"/>
+                <w:b w:val="0"/>
+                <w:i w:val="0"/>
+                <w:sz w:val="26"/>
+              </w:rPr>
+              <w:t>Пользователь выбирает сущности и виды тестов; система выполняет только выбранное подмножество автотестов.</w:t>
+            </w:r>
+          </w:p>
+        </w:tc>
+      </w:tr>
+      <w:tr>
+        <w:tc>
+          <w:tcPr>
+            <w:tcW w:type="dxa" w:w="2381"/>
+            <w:shd w:val="clear" w:color="auto" w:fill="EFEFEF"/>
+          </w:tcPr>
+          <w:p>
+            <w:pPr>
+              <w:spacing w:line="240" w:lineRule="auto" w:after="0"/>
+            </w:pPr>
+            <w:r/>
+            <w:r>
+              <w:rPr>
+                <w:rFonts w:ascii="Times New Roman" w:hAnsi="Times New Roman" w:eastAsia="Times New Roman"/>
+                <w:b/>
+                <w:i w:val="0"/>
+                <w:sz w:val="26"/>
+              </w:rPr>
+              <w:t>Тип варианта</w:t>
+            </w:r>
+          </w:p>
+        </w:tc>
+        <w:tc>
+          <w:tcPr>
+            <w:tcW w:type="dxa" w:w="6973"/>
+          </w:tcPr>
+          <w:p>
+            <w:pPr>
+              <w:spacing w:line="240" w:lineRule="auto" w:after="0"/>
+            </w:pPr>
+            <w:r/>
+            <w:r>
+              <w:rPr>
+                <w:rFonts w:ascii="Times New Roman" w:hAnsi="Times New Roman" w:eastAsia="Times New Roman"/>
+                <w:b w:val="0"/>
+                <w:i w:val="0"/>
+                <w:sz w:val="26"/>
+              </w:rPr>
+              <w:t>Дополнительный</w:t>
+            </w:r>
+          </w:p>
+        </w:tc>
+      </w:tr>
+    </w:tbl>
+    <w:p>
+      <w:pPr>
+        <w:spacing w:after="40"/>
+      </w:pPr>
+    </w:p>
+    <w:p>
+      <w:pPr>
+        <w:spacing w:before="160"/>
+        <w:jc w:val="right"/>
+      </w:pPr>
+      <w:r>
+        <w:rPr>
+          <w:rFonts w:ascii="Times New Roman" w:hAnsi="Times New Roman" w:eastAsia="Times New Roman"/>
+          <w:b w:val="0"/>
+          <w:i w:val="0"/>
+          <w:sz w:val="28"/>
+        </w:rPr>
+        <w:t>Таблица 7</w:t>
+      </w:r>
+    </w:p>
+    <w:p>
+      <w:pPr>
+        <w:spacing w:after="40"/>
+        <w:jc w:val="center"/>
+      </w:pPr>
+      <w:r>
+        <w:rPr>
+          <w:rFonts w:ascii="Times New Roman" w:hAnsi="Times New Roman" w:eastAsia="Times New Roman"/>
+          <w:b w:val="0"/>
+          <w:i w:val="0"/>
+          <w:sz w:val="28"/>
+        </w:rPr>
+        <w:t>Краткое описание варианта использования «Сохранить результаты прогона»</w:t>
+      </w:r>
+    </w:p>
+    <w:tbl>
+      <w:tblPr>
+        <w:tblStyle w:val="TableGrid"/>
+        <w:tblW w:type="auto" w:w="0"/>
+        <w:jc w:val="center"/>
+        <w:tblLook w:firstColumn="1" w:firstRow="1" w:lastColumn="0" w:lastRow="0" w:noHBand="0" w:noVBand="1" w:val="04A0"/>
+      </w:tblPr>
+      <w:tblGrid>
+        <w:gridCol w:w="4844"/>
+        <w:gridCol w:w="4844"/>
+      </w:tblGrid>
+      <w:tr>
+        <w:tc>
+          <w:tcPr>
+            <w:tcW w:type="dxa" w:w="2381"/>
+            <w:shd w:val="clear" w:color="auto" w:fill="EFEFEF"/>
+          </w:tcPr>
+          <w:p>
+            <w:pPr>
+              <w:spacing w:line="240" w:lineRule="auto" w:after="0"/>
+            </w:pPr>
+            <w:r/>
+            <w:r>
+              <w:rPr>
+                <w:rFonts w:ascii="Times New Roman" w:hAnsi="Times New Roman" w:eastAsia="Times New Roman"/>
+                <w:b/>
+                <w:i w:val="0"/>
+                <w:sz w:val="26"/>
+              </w:rPr>
+              <w:t>Название</w:t>
+            </w:r>
+          </w:p>
+        </w:tc>
+        <w:tc>
+          <w:tcPr>
+            <w:tcW w:type="dxa" w:w="6973"/>
+          </w:tcPr>
+          <w:p>
+            <w:pPr>
+              <w:spacing w:line="240" w:lineRule="auto" w:after="0"/>
+            </w:pPr>
+            <w:r/>
+            <w:r>
+              <w:rPr>
+                <w:rFonts w:ascii="Times New Roman" w:hAnsi="Times New Roman" w:eastAsia="Times New Roman"/>
+                <w:b w:val="0"/>
+                <w:i w:val="0"/>
+                <w:sz w:val="26"/>
+              </w:rPr>
+              <w:t>Сохранить результаты прогона</w:t>
+            </w:r>
+          </w:p>
+        </w:tc>
+      </w:tr>
+      <w:tr>
+        <w:tc>
+          <w:tcPr>
+            <w:tcW w:type="dxa" w:w="2381"/>
+            <w:shd w:val="clear" w:color="auto" w:fill="EFEFEF"/>
+          </w:tcPr>
+          <w:p>
+            <w:pPr>
+              <w:spacing w:line="240" w:lineRule="auto" w:after="0"/>
+            </w:pPr>
+            <w:r/>
+            <w:r>
+              <w:rPr>
+                <w:rFonts w:ascii="Times New Roman" w:hAnsi="Times New Roman" w:eastAsia="Times New Roman"/>
+                <w:b/>
+                <w:i w:val="0"/>
+                <w:sz w:val="26"/>
+              </w:rPr>
+              <w:t>Цель</w:t>
+            </w:r>
+          </w:p>
+        </w:tc>
+        <w:tc>
+          <w:tcPr>
+            <w:tcW w:type="dxa" w:w="6973"/>
+          </w:tcPr>
+          <w:p>
+            <w:pPr>
+              <w:spacing w:line="240" w:lineRule="auto" w:after="0"/>
+            </w:pPr>
+            <w:r/>
+            <w:r>
+              <w:rPr>
+                <w:rFonts w:ascii="Times New Roman" w:hAnsi="Times New Roman" w:eastAsia="Times New Roman"/>
+                <w:b w:val="0"/>
+                <w:i w:val="0"/>
+                <w:sz w:val="26"/>
+              </w:rPr>
+              <w:t>Сохранить сведения о прогоне в базе отчётов</w:t>
+            </w:r>
+          </w:p>
+        </w:tc>
+      </w:tr>
+      <w:tr>
+        <w:tc>
+          <w:tcPr>
+            <w:tcW w:type="dxa" w:w="2381"/>
+            <w:shd w:val="clear" w:color="auto" w:fill="EFEFEF"/>
+          </w:tcPr>
+          <w:p>
+            <w:pPr>
+              <w:spacing w:line="240" w:lineRule="auto" w:after="0"/>
+            </w:pPr>
+            <w:r/>
+            <w:r>
+              <w:rPr>
+                <w:rFonts w:ascii="Times New Roman" w:hAnsi="Times New Roman" w:eastAsia="Times New Roman"/>
+                <w:b/>
+                <w:i w:val="0"/>
+                <w:sz w:val="26"/>
+              </w:rPr>
+              <w:t>Действующие лица</w:t>
+            </w:r>
+          </w:p>
+        </w:tc>
+        <w:tc>
+          <w:tcPr>
+            <w:tcW w:type="dxa" w:w="6973"/>
+          </w:tcPr>
+          <w:p>
+            <w:pPr>
+              <w:spacing w:line="240" w:lineRule="auto" w:after="0"/>
+            </w:pPr>
+            <w:r/>
+            <w:r>
+              <w:rPr>
+                <w:rFonts w:ascii="Times New Roman" w:hAnsi="Times New Roman" w:eastAsia="Times New Roman"/>
+                <w:b w:val="0"/>
+                <w:i w:val="0"/>
+                <w:sz w:val="26"/>
+              </w:rPr>
+              <w:t>Пользователь</w:t>
+            </w:r>
+          </w:p>
+        </w:tc>
+      </w:tr>
+      <w:tr>
+        <w:tc>
+          <w:tcPr>
+            <w:tcW w:type="dxa" w:w="2381"/>
+            <w:shd w:val="clear" w:color="auto" w:fill="EFEFEF"/>
+          </w:tcPr>
+          <w:p>
+            <w:pPr>
+              <w:spacing w:line="240" w:lineRule="auto" w:after="0"/>
+            </w:pPr>
+            <w:r/>
+            <w:r>
+              <w:rPr>
+                <w:rFonts w:ascii="Times New Roman" w:hAnsi="Times New Roman" w:eastAsia="Times New Roman"/>
+                <w:b/>
+                <w:i w:val="0"/>
+                <w:sz w:val="26"/>
+              </w:rPr>
+              <w:t>Краткое описание</w:t>
+            </w:r>
+          </w:p>
+        </w:tc>
+        <w:tc>
+          <w:tcPr>
+            <w:tcW w:type="dxa" w:w="6973"/>
+          </w:tcPr>
+          <w:p>
+            <w:pPr>
+              <w:spacing w:line="240" w:lineRule="auto" w:after="0"/>
+            </w:pPr>
+            <w:r/>
+            <w:r>
+              <w:rPr>
+                <w:rFonts w:ascii="Times New Roman" w:hAnsi="Times New Roman" w:eastAsia="Times New Roman"/>
+                <w:b w:val="0"/>
+                <w:i w:val="0"/>
+                <w:sz w:val="26"/>
+              </w:rPr>
+              <w:t>Система автоматически сохраняет сведения о прогоне и результаты отдельных тестов в базе отчётов.</w:t>
+            </w:r>
+          </w:p>
+        </w:tc>
+      </w:tr>
+      <w:tr>
+        <w:tc>
+          <w:tcPr>
+            <w:tcW w:type="dxa" w:w="2381"/>
+            <w:shd w:val="clear" w:color="auto" w:fill="EFEFEF"/>
+          </w:tcPr>
+          <w:p>
+            <w:pPr>
+              <w:spacing w:line="240" w:lineRule="auto" w:after="0"/>
+            </w:pPr>
+            <w:r/>
+            <w:r>
+              <w:rPr>
+                <w:rFonts w:ascii="Times New Roman" w:hAnsi="Times New Roman" w:eastAsia="Times New Roman"/>
+                <w:b/>
+                <w:i w:val="0"/>
+                <w:sz w:val="26"/>
+              </w:rPr>
+              <w:t>Тип варианта</w:t>
+            </w:r>
+          </w:p>
+        </w:tc>
+        <w:tc>
+          <w:tcPr>
+            <w:tcW w:type="dxa" w:w="6973"/>
+          </w:tcPr>
+          <w:p>
+            <w:pPr>
+              <w:spacing w:line="240" w:lineRule="auto" w:after="0"/>
+            </w:pPr>
+            <w:r/>
+            <w:r>
+              <w:rPr>
+                <w:rFonts w:ascii="Times New Roman" w:hAnsi="Times New Roman" w:eastAsia="Times New Roman"/>
+                <w:b w:val="0"/>
+                <w:i w:val="0"/>
+                <w:sz w:val="26"/>
+              </w:rPr>
+              <w:t>Вспомогательный</w:t>
+            </w:r>
+          </w:p>
+        </w:tc>
+      </w:tr>
+    </w:tbl>
+    <w:p>
+      <w:pPr>
+        <w:spacing w:after="40"/>
+      </w:pPr>
+    </w:p>
+    <w:p>
+      <w:pPr>
+        <w:spacing w:before="160"/>
+        <w:jc w:val="right"/>
+      </w:pPr>
+      <w:r>
+        <w:rPr>
+          <w:rFonts w:ascii="Times New Roman" w:hAnsi="Times New Roman" w:eastAsia="Times New Roman"/>
+          <w:b w:val="0"/>
+          <w:i w:val="0"/>
+          <w:sz w:val="28"/>
+        </w:rPr>
+        <w:t>Таблица 8</w:t>
+      </w:r>
+    </w:p>
+    <w:p>
+      <w:pPr>
+        <w:spacing w:after="40"/>
+        <w:jc w:val="center"/>
+      </w:pPr>
+      <w:r>
+        <w:rPr>
+          <w:rFonts w:ascii="Times New Roman" w:hAnsi="Times New Roman" w:eastAsia="Times New Roman"/>
+          <w:b w:val="0"/>
+          <w:i w:val="0"/>
+          <w:sz w:val="28"/>
+        </w:rPr>
+        <w:t>Краткое описание варианта использования «Просмотреть историю прогонов»</w:t>
+      </w:r>
+    </w:p>
+    <w:tbl>
+      <w:tblPr>
+        <w:tblStyle w:val="TableGrid"/>
+        <w:tblW w:type="auto" w:w="0"/>
+        <w:jc w:val="center"/>
+        <w:tblLook w:firstColumn="1" w:firstRow="1" w:lastColumn="0" w:lastRow="0" w:noHBand="0" w:noVBand="1" w:val="04A0"/>
+      </w:tblPr>
+      <w:tblGrid>
+        <w:gridCol w:w="4844"/>
+        <w:gridCol w:w="4844"/>
+      </w:tblGrid>
+      <w:tr>
+        <w:tc>
+          <w:tcPr>
+            <w:tcW w:type="dxa" w:w="2381"/>
+            <w:shd w:val="clear" w:color="auto" w:fill="EFEFEF"/>
+          </w:tcPr>
+          <w:p>
+            <w:pPr>
+              <w:spacing w:line="240" w:lineRule="auto" w:after="0"/>
+            </w:pPr>
+            <w:r/>
+            <w:r>
+              <w:rPr>
+                <w:rFonts w:ascii="Times New Roman" w:hAnsi="Times New Roman" w:eastAsia="Times New Roman"/>
+                <w:b/>
+                <w:i w:val="0"/>
+                <w:sz w:val="26"/>
+              </w:rPr>
+              <w:t>Название</w:t>
+            </w:r>
+          </w:p>
+        </w:tc>
+        <w:tc>
+          <w:tcPr>
+            <w:tcW w:type="dxa" w:w="6973"/>
+          </w:tcPr>
+          <w:p>
+            <w:pPr>
+              <w:spacing w:line="240" w:lineRule="auto" w:after="0"/>
+            </w:pPr>
+            <w:r/>
+            <w:r>
+              <w:rPr>
+                <w:rFonts w:ascii="Times New Roman" w:hAnsi="Times New Roman" w:eastAsia="Times New Roman"/>
+                <w:b w:val="0"/>
+                <w:i w:val="0"/>
+                <w:sz w:val="26"/>
+              </w:rPr>
+              <w:t>Просмотреть историю прогонов</w:t>
+            </w:r>
+          </w:p>
+        </w:tc>
+      </w:tr>
+      <w:tr>
+        <w:tc>
+          <w:tcPr>
+            <w:tcW w:type="dxa" w:w="2381"/>
+            <w:shd w:val="clear" w:color="auto" w:fill="EFEFEF"/>
+          </w:tcPr>
+          <w:p>
+            <w:pPr>
+              <w:spacing w:line="240" w:lineRule="auto" w:after="0"/>
+            </w:pPr>
+            <w:r/>
+            <w:r>
+              <w:rPr>
+                <w:rFonts w:ascii="Times New Roman" w:hAnsi="Times New Roman" w:eastAsia="Times New Roman"/>
+                <w:b/>
+                <w:i w:val="0"/>
+                <w:sz w:val="26"/>
+              </w:rPr>
+              <w:t>Цель</w:t>
+            </w:r>
+          </w:p>
+        </w:tc>
+        <w:tc>
+          <w:tcPr>
+            <w:tcW w:type="dxa" w:w="6973"/>
+          </w:tcPr>
+          <w:p>
+            <w:pPr>
+              <w:spacing w:line="240" w:lineRule="auto" w:after="0"/>
+            </w:pPr>
+            <w:r/>
+            <w:r>
+              <w:rPr>
+                <w:rFonts w:ascii="Times New Roman" w:hAnsi="Times New Roman" w:eastAsia="Times New Roman"/>
+                <w:b w:val="0"/>
+                <w:i w:val="0"/>
+                <w:sz w:val="26"/>
+              </w:rPr>
+              <w:t>Получить сведения о ранее выполненных прогонах</w:t>
+            </w:r>
+          </w:p>
+        </w:tc>
+      </w:tr>
+      <w:tr>
+        <w:tc>
+          <w:tcPr>
+            <w:tcW w:type="dxa" w:w="2381"/>
+            <w:shd w:val="clear" w:color="auto" w:fill="EFEFEF"/>
+          </w:tcPr>
+          <w:p>
+            <w:pPr>
+              <w:spacing w:line="240" w:lineRule="auto" w:after="0"/>
+            </w:pPr>
+            <w:r/>
+            <w:r>
+              <w:rPr>
+                <w:rFonts w:ascii="Times New Roman" w:hAnsi="Times New Roman" w:eastAsia="Times New Roman"/>
+                <w:b/>
+                <w:i w:val="0"/>
+                <w:sz w:val="26"/>
+              </w:rPr>
+              <w:t>Действующие лица</w:t>
+            </w:r>
+          </w:p>
+        </w:tc>
+        <w:tc>
+          <w:tcPr>
+            <w:tcW w:type="dxa" w:w="6973"/>
+          </w:tcPr>
+          <w:p>
+            <w:pPr>
+              <w:spacing w:line="240" w:lineRule="auto" w:after="0"/>
+            </w:pPr>
+            <w:r/>
+            <w:r>
+              <w:rPr>
+                <w:rFonts w:ascii="Times New Roman" w:hAnsi="Times New Roman" w:eastAsia="Times New Roman"/>
+                <w:b w:val="0"/>
+                <w:i w:val="0"/>
+                <w:sz w:val="26"/>
+              </w:rPr>
+              <w:t>Пользователь</w:t>
+            </w:r>
+          </w:p>
+        </w:tc>
+      </w:tr>
+      <w:tr>
+        <w:tc>
+          <w:tcPr>
+            <w:tcW w:type="dxa" w:w="2381"/>
+            <w:shd w:val="clear" w:color="auto" w:fill="EFEFEF"/>
+          </w:tcPr>
+          <w:p>
+            <w:pPr>
+              <w:spacing w:line="240" w:lineRule="auto" w:after="0"/>
+            </w:pPr>
+            <w:r/>
+            <w:r>
+              <w:rPr>
+                <w:rFonts w:ascii="Times New Roman" w:hAnsi="Times New Roman" w:eastAsia="Times New Roman"/>
+                <w:b/>
+                <w:i w:val="0"/>
+                <w:sz w:val="26"/>
+              </w:rPr>
+              <w:t>Краткое описание</w:t>
+            </w:r>
+          </w:p>
+        </w:tc>
+        <w:tc>
+          <w:tcPr>
+            <w:tcW w:type="dxa" w:w="6973"/>
+          </w:tcPr>
+          <w:p>
+            <w:pPr>
+              <w:spacing w:line="240" w:lineRule="auto" w:after="0"/>
+            </w:pPr>
+            <w:r/>
+            <w:r>
+              <w:rPr>
+                <w:rFonts w:ascii="Times New Roman" w:hAnsi="Times New Roman" w:eastAsia="Times New Roman"/>
+                <w:b w:val="0"/>
+                <w:i w:val="0"/>
+                <w:sz w:val="26"/>
+              </w:rPr>
+              <w:t>Система выводит перечень ранее выполненных прогонов и их результаты из базы отчётов.</w:t>
+            </w:r>
+          </w:p>
+        </w:tc>
+      </w:tr>
+      <w:tr>
+        <w:tc>
+          <w:tcPr>
+            <w:tcW w:type="dxa" w:w="2381"/>
+            <w:shd w:val="clear" w:color="auto" w:fill="EFEFEF"/>
+          </w:tcPr>
+          <w:p>
+            <w:pPr>
+              <w:spacing w:line="240" w:lineRule="auto" w:after="0"/>
+            </w:pPr>
+            <w:r/>
+            <w:r>
+              <w:rPr>
+                <w:rFonts w:ascii="Times New Roman" w:hAnsi="Times New Roman" w:eastAsia="Times New Roman"/>
+                <w:b/>
+                <w:i w:val="0"/>
+                <w:sz w:val="26"/>
+              </w:rPr>
+              <w:t>Тип варианта</w:t>
+            </w:r>
+          </w:p>
+        </w:tc>
+        <w:tc>
+          <w:tcPr>
+            <w:tcW w:type="dxa" w:w="6973"/>
+          </w:tcPr>
+          <w:p>
+            <w:pPr>
+              <w:spacing w:line="240" w:lineRule="auto" w:after="0"/>
+            </w:pPr>
+            <w:r/>
+            <w:r>
+              <w:rPr>
+                <w:rFonts w:ascii="Times New Roman" w:hAnsi="Times New Roman" w:eastAsia="Times New Roman"/>
+                <w:b w:val="0"/>
+                <w:i w:val="0"/>
+                <w:sz w:val="26"/>
+              </w:rPr>
+              <w:t>Вспомогательный</w:t>
             </w:r>
           </w:p>
         </w:tc>
@@ -1920,7 +2707,7 @@
           <w:i w:val="0"/>
           <w:sz w:val="28"/>
         </w:rPr>
-        <w:t>Основные варианты использования описывают подробно. Типичный ход событий варианта использования «Сгенерировать автотесты» представлен в таблице 6, последующих — в таблицах 7–8.</w:t>
+        <w:t>Основные варианты использования описывают подробно. Типичный ход событий вариантов использования «Разобрать метаданные», «Сгенерировать автотесты» и «Запустить автотесты» приведён в таблицах 9–11 с указанием альтернатив.</w:t>
       </w:r>
     </w:p>
     <w:p>
@@ -1935,7 +2722,241 @@
           <w:i w:val="0"/>
           <w:sz w:val="28"/>
         </w:rPr>
-        <w:t>Таблица 6</w:t>
+        <w:t>Таблица 9</w:t>
+      </w:r>
+    </w:p>
+    <w:p>
+      <w:pPr>
+        <w:spacing w:after="40"/>
+        <w:jc w:val="center"/>
+      </w:pPr>
+      <w:r>
+        <w:rPr>
+          <w:rFonts w:ascii="Times New Roman" w:hAnsi="Times New Roman" w:eastAsia="Times New Roman"/>
+          <w:b w:val="0"/>
+          <w:i w:val="0"/>
+          <w:sz w:val="28"/>
+        </w:rPr>
+        <w:t>Типичный ход событий варианта использования «Разобрать метаданные»</w:t>
+      </w:r>
+    </w:p>
+    <w:tbl>
+      <w:tblPr>
+        <w:tblStyle w:val="TableGrid"/>
+        <w:tblW w:type="auto" w:w="0"/>
+        <w:jc w:val="center"/>
+        <w:tblLook w:firstColumn="1" w:firstRow="1" w:lastColumn="0" w:lastRow="0" w:noHBand="0" w:noVBand="1" w:val="04A0"/>
+      </w:tblPr>
+      <w:tblGrid>
+        <w:gridCol w:w="4844"/>
+        <w:gridCol w:w="4844"/>
+      </w:tblGrid>
+      <w:tr>
+        <w:tc>
+          <w:tcPr>
+            <w:tcW w:type="dxa" w:w="4535"/>
+            <w:shd w:val="clear" w:color="auto" w:fill="D9D9D9"/>
+          </w:tcPr>
+          <w:p>
+            <w:pPr>
+              <w:spacing w:line="240" w:lineRule="auto" w:after="0"/>
+              <w:jc w:val="center"/>
+            </w:pPr>
+            <w:r/>
+            <w:r>
+              <w:rPr>
+                <w:rFonts w:ascii="Times New Roman" w:hAnsi="Times New Roman" w:eastAsia="Times New Roman"/>
+                <w:b/>
+                <w:i w:val="0"/>
+                <w:sz w:val="26"/>
+              </w:rPr>
+              <w:t>Действие исполнителя</w:t>
+            </w:r>
+          </w:p>
+        </w:tc>
+        <w:tc>
+          <w:tcPr>
+            <w:tcW w:type="dxa" w:w="4819"/>
+            <w:shd w:val="clear" w:color="auto" w:fill="D9D9D9"/>
+          </w:tcPr>
+          <w:p>
+            <w:pPr>
+              <w:spacing w:line="240" w:lineRule="auto" w:after="0"/>
+              <w:jc w:val="center"/>
+            </w:pPr>
+            <w:r/>
+            <w:r>
+              <w:rPr>
+                <w:rFonts w:ascii="Times New Roman" w:hAnsi="Times New Roman" w:eastAsia="Times New Roman"/>
+                <w:b/>
+                <w:i w:val="0"/>
+                <w:sz w:val="26"/>
+              </w:rPr>
+              <w:t>Отклик системы</w:t>
+            </w:r>
+          </w:p>
+        </w:tc>
+      </w:tr>
+      <w:tr>
+        <w:tc>
+          <w:tcPr>
+            <w:tcW w:type="dxa" w:w="4535"/>
+          </w:tcPr>
+          <w:p>
+            <w:pPr>
+              <w:spacing w:line="240" w:lineRule="auto" w:after="0"/>
+            </w:pPr>
+            <w:r/>
+            <w:r>
+              <w:rPr>
+                <w:rFonts w:ascii="Times New Roman" w:hAnsi="Times New Roman" w:eastAsia="Times New Roman"/>
+                <w:b w:val="0"/>
+                <w:i w:val="0"/>
+                <w:sz w:val="26"/>
+              </w:rPr>
+              <w:t>1 Пользователь инициирует разбор метаданных.</w:t>
+            </w:r>
+          </w:p>
+        </w:tc>
+        <w:tc>
+          <w:tcPr>
+            <w:tcW w:type="dxa" w:w="4819"/>
+          </w:tcPr>
+          <w:p>
+            <w:pPr>
+              <w:spacing w:line="240" w:lineRule="auto" w:after="0"/>
+            </w:pPr>
+            <w:r/>
+            <w:r>
+              <w:rPr>
+                <w:rFonts w:ascii="Times New Roman" w:hAnsi="Times New Roman" w:eastAsia="Times New Roman"/>
+                <w:b w:val="0"/>
+                <w:i w:val="0"/>
+                <w:sz w:val="26"/>
+              </w:rPr>
+              <w:t>2 Система проверяет, что файл метаданных указан и доступен.</w:t>
+            </w:r>
+          </w:p>
+        </w:tc>
+      </w:tr>
+      <w:tr>
+        <w:tc>
+          <w:tcPr>
+            <w:tcW w:type="dxa" w:w="4535"/>
+          </w:tcPr>
+          <w:p>
+            <w:pPr>
+              <w:spacing w:line="240" w:lineRule="auto" w:after="0"/>
+            </w:pPr>
+            <w:r/>
+            <w:r>
+              <w:rPr>
+                <w:rFonts w:ascii="Times New Roman" w:hAnsi="Times New Roman" w:eastAsia="Times New Roman"/>
+                <w:b w:val="0"/>
+                <w:i w:val="0"/>
+                <w:sz w:val="26"/>
+              </w:rPr>
+              <w:t>3 Пользователь ожидает завершения операции.</w:t>
+            </w:r>
+          </w:p>
+        </w:tc>
+        <w:tc>
+          <w:tcPr>
+            <w:tcW w:type="dxa" w:w="4819"/>
+          </w:tcPr>
+          <w:p>
+            <w:pPr>
+              <w:spacing w:line="240" w:lineRule="auto" w:after="0"/>
+            </w:pPr>
+            <w:r/>
+            <w:r>
+              <w:rPr>
+                <w:rFonts w:ascii="Times New Roman" w:hAnsi="Times New Roman" w:eastAsia="Times New Roman"/>
+                <w:b w:val="0"/>
+                <w:i w:val="0"/>
+                <w:sz w:val="26"/>
+              </w:rPr>
+              <w:t>4 Система читает файл и строит модель метаданных.</w:t>
+            </w:r>
+          </w:p>
+        </w:tc>
+      </w:tr>
+      <w:tr>
+        <w:tc>
+          <w:tcPr>
+            <w:tcW w:type="dxa" w:w="4535"/>
+          </w:tcPr>
+          <w:p>
+            <w:pPr>
+              <w:spacing w:line="240" w:lineRule="auto" w:after="0"/>
+            </w:pPr>
+            <w:r/>
+            <w:r>
+              <w:rPr>
+                <w:rFonts w:ascii="Times New Roman" w:hAnsi="Times New Roman" w:eastAsia="Times New Roman"/>
+                <w:b w:val="0"/>
+                <w:i w:val="0"/>
+                <w:sz w:val="26"/>
+              </w:rPr>
+              <w:t>5 Пользователь просматривает результат разбора.</w:t>
+            </w:r>
+          </w:p>
+        </w:tc>
+        <w:tc>
+          <w:tcPr>
+            <w:tcW w:type="dxa" w:w="4819"/>
+          </w:tcPr>
+          <w:p>
+            <w:pPr>
+              <w:spacing w:line="240" w:lineRule="auto" w:after="0"/>
+            </w:pPr>
+            <w:r/>
+            <w:r>
+              <w:rPr>
+                <w:rFonts w:ascii="Times New Roman" w:hAnsi="Times New Roman" w:eastAsia="Times New Roman"/>
+                <w:b w:val="0"/>
+                <w:i w:val="0"/>
+                <w:sz w:val="26"/>
+              </w:rPr>
+              <w:t>6 Система классифицирует сущности и выводит их перечень с указанием типа.</w:t>
+            </w:r>
+          </w:p>
+        </w:tc>
+      </w:tr>
+    </w:tbl>
+    <w:p>
+      <w:pPr>
+        <w:spacing w:after="40"/>
+      </w:pPr>
+    </w:p>
+    <w:p>
+      <w:pPr>
+        <w:ind w:firstLine="709"/>
+        <w:jc w:val="both"/>
+      </w:pPr>
+      <w:r>
+        <w:rPr>
+          <w:rFonts w:ascii="Times New Roman" w:hAnsi="Times New Roman" w:eastAsia="Times New Roman"/>
+          <w:b w:val="0"/>
+          <w:i w:val="0"/>
+          <w:sz w:val="28"/>
+        </w:rPr>
+        <w:t>Альтернатива. 2а. Если файл не указан или недоступен — система выводит сообщение об ошибке. 4а. Если структура файла некорректна — система выводит сообщение об ошибке разбора и прекращает операцию.</w:t>
+      </w:r>
+    </w:p>
+    <w:p>
+      <w:pPr>
+        <w:spacing w:before="160"/>
+        <w:jc w:val="right"/>
+      </w:pPr>
+      <w:r>
+        <w:rPr>
+          <w:rFonts w:ascii="Times New Roman" w:hAnsi="Times New Roman" w:eastAsia="Times New Roman"/>
+          <w:b w:val="0"/>
+          <w:i w:val="0"/>
+          <w:sz w:val="28"/>
+        </w:rPr>
+        <w:t>Таблица 10</w:t>
       </w:r>
     </w:p>
     <w:p>
@@ -1968,7 +2989,7 @@
         <w:tc>
           <w:tcPr>
             <w:tcW w:type="dxa" w:w="4535"/>
-            <w:shd w:val="clear" w:color="auto" w:fill="D9E2F3"/>
+            <w:shd w:val="clear" w:color="auto" w:fill="D9D9D9"/>
           </w:tcPr>
           <w:p>
             <w:pPr>
@@ -1990,7 +3011,7 @@
         <w:tc>
           <w:tcPr>
             <w:tcW w:type="dxa" w:w="4819"/>
-            <w:shd w:val="clear" w:color="auto" w:fill="D9E2F3"/>
+            <w:shd w:val="clear" w:color="auto" w:fill="D9D9D9"/>
           </w:tcPr>
           <w:p>
             <w:pPr>
@@ -2172,7 +3193,7 @@
                 <w:i w:val="0"/>
                 <w:sz w:val="26"/>
               </w:rPr>
-              <w:t>8 Система сохраняет отчёт о классификации и сообщает о завершении (путь к проекту, число классов).</w:t>
+              <w:t>8 Система сохраняет отчёт о классификации и сообщает о завершении.</w:t>
             </w:r>
           </w:p>
         </w:tc>
@@ -2210,241 +3231,7 @@
           <w:i w:val="0"/>
           <w:sz w:val="28"/>
         </w:rPr>
-        <w:t>Таблица 7</w:t>
-      </w:r>
-    </w:p>
-    <w:p>
-      <w:pPr>
-        <w:spacing w:after="40"/>
-        <w:jc w:val="center"/>
-      </w:pPr>
-      <w:r>
-        <w:rPr>
-          <w:rFonts w:ascii="Times New Roman" w:hAnsi="Times New Roman" w:eastAsia="Times New Roman"/>
-          <w:b w:val="0"/>
-          <w:i w:val="0"/>
-          <w:sz w:val="28"/>
-        </w:rPr>
-        <w:t>Типичный ход событий варианта использования «Разобрать метаданные»</w:t>
-      </w:r>
-    </w:p>
-    <w:tbl>
-      <w:tblPr>
-        <w:tblStyle w:val="TableGrid"/>
-        <w:tblW w:type="auto" w:w="0"/>
-        <w:jc w:val="center"/>
-        <w:tblLook w:firstColumn="1" w:firstRow="1" w:lastColumn="0" w:lastRow="0" w:noHBand="0" w:noVBand="1" w:val="04A0"/>
-      </w:tblPr>
-      <w:tblGrid>
-        <w:gridCol w:w="4844"/>
-        <w:gridCol w:w="4844"/>
-      </w:tblGrid>
-      <w:tr>
-        <w:tc>
-          <w:tcPr>
-            <w:tcW w:type="dxa" w:w="4535"/>
-            <w:shd w:val="clear" w:color="auto" w:fill="D9E2F3"/>
-          </w:tcPr>
-          <w:p>
-            <w:pPr>
-              <w:spacing w:line="240" w:lineRule="auto" w:after="0"/>
-              <w:jc w:val="center"/>
-            </w:pPr>
-            <w:r/>
-            <w:r>
-              <w:rPr>
-                <w:rFonts w:ascii="Times New Roman" w:hAnsi="Times New Roman" w:eastAsia="Times New Roman"/>
-                <w:b/>
-                <w:i w:val="0"/>
-                <w:sz w:val="26"/>
-              </w:rPr>
-              <w:t>Действие исполнителя</w:t>
-            </w:r>
-          </w:p>
-        </w:tc>
-        <w:tc>
-          <w:tcPr>
-            <w:tcW w:type="dxa" w:w="4819"/>
-            <w:shd w:val="clear" w:color="auto" w:fill="D9E2F3"/>
-          </w:tcPr>
-          <w:p>
-            <w:pPr>
-              <w:spacing w:line="240" w:lineRule="auto" w:after="0"/>
-              <w:jc w:val="center"/>
-            </w:pPr>
-            <w:r/>
-            <w:r>
-              <w:rPr>
-                <w:rFonts w:ascii="Times New Roman" w:hAnsi="Times New Roman" w:eastAsia="Times New Roman"/>
-                <w:b/>
-                <w:i w:val="0"/>
-                <w:sz w:val="26"/>
-              </w:rPr>
-              <w:t>Отклик системы</w:t>
-            </w:r>
-          </w:p>
-        </w:tc>
-      </w:tr>
-      <w:tr>
-        <w:tc>
-          <w:tcPr>
-            <w:tcW w:type="dxa" w:w="4535"/>
-          </w:tcPr>
-          <w:p>
-            <w:pPr>
-              <w:spacing w:line="240" w:lineRule="auto" w:after="0"/>
-            </w:pPr>
-            <w:r/>
-            <w:r>
-              <w:rPr>
-                <w:rFonts w:ascii="Times New Roman" w:hAnsi="Times New Roman" w:eastAsia="Times New Roman"/>
-                <w:b w:val="0"/>
-                <w:i w:val="0"/>
-                <w:sz w:val="26"/>
-              </w:rPr>
-              <w:t>1 Пользователь инициирует разбор метаданных.</w:t>
-            </w:r>
-          </w:p>
-        </w:tc>
-        <w:tc>
-          <w:tcPr>
-            <w:tcW w:type="dxa" w:w="4819"/>
-          </w:tcPr>
-          <w:p>
-            <w:pPr>
-              <w:spacing w:line="240" w:lineRule="auto" w:after="0"/>
-            </w:pPr>
-            <w:r/>
-            <w:r>
-              <w:rPr>
-                <w:rFonts w:ascii="Times New Roman" w:hAnsi="Times New Roman" w:eastAsia="Times New Roman"/>
-                <w:b w:val="0"/>
-                <w:i w:val="0"/>
-                <w:sz w:val="26"/>
-              </w:rPr>
-              <w:t>2 Система проверяет, что файл метаданных указан и доступен.</w:t>
-            </w:r>
-          </w:p>
-        </w:tc>
-      </w:tr>
-      <w:tr>
-        <w:tc>
-          <w:tcPr>
-            <w:tcW w:type="dxa" w:w="4535"/>
-          </w:tcPr>
-          <w:p>
-            <w:pPr>
-              <w:spacing w:line="240" w:lineRule="auto" w:after="0"/>
-            </w:pPr>
-            <w:r/>
-            <w:r>
-              <w:rPr>
-                <w:rFonts w:ascii="Times New Roman" w:hAnsi="Times New Roman" w:eastAsia="Times New Roman"/>
-                <w:b w:val="0"/>
-                <w:i w:val="0"/>
-                <w:sz w:val="26"/>
-              </w:rPr>
-              <w:t>3 Пользователь ожидает завершения операции.</w:t>
-            </w:r>
-          </w:p>
-        </w:tc>
-        <w:tc>
-          <w:tcPr>
-            <w:tcW w:type="dxa" w:w="4819"/>
-          </w:tcPr>
-          <w:p>
-            <w:pPr>
-              <w:spacing w:line="240" w:lineRule="auto" w:after="0"/>
-            </w:pPr>
-            <w:r/>
-            <w:r>
-              <w:rPr>
-                <w:rFonts w:ascii="Times New Roman" w:hAnsi="Times New Roman" w:eastAsia="Times New Roman"/>
-                <w:b w:val="0"/>
-                <w:i w:val="0"/>
-                <w:sz w:val="26"/>
-              </w:rPr>
-              <w:t>4 Система читает файл и строит модель метаданных.</w:t>
-            </w:r>
-          </w:p>
-        </w:tc>
-      </w:tr>
-      <w:tr>
-        <w:tc>
-          <w:tcPr>
-            <w:tcW w:type="dxa" w:w="4535"/>
-          </w:tcPr>
-          <w:p>
-            <w:pPr>
-              <w:spacing w:line="240" w:lineRule="auto" w:after="0"/>
-            </w:pPr>
-            <w:r/>
-            <w:r>
-              <w:rPr>
-                <w:rFonts w:ascii="Times New Roman" w:hAnsi="Times New Roman" w:eastAsia="Times New Roman"/>
-                <w:b w:val="0"/>
-                <w:i w:val="0"/>
-                <w:sz w:val="26"/>
-              </w:rPr>
-              <w:t>5 Пользователь просматривает результат разбора.</w:t>
-            </w:r>
-          </w:p>
-        </w:tc>
-        <w:tc>
-          <w:tcPr>
-            <w:tcW w:type="dxa" w:w="4819"/>
-          </w:tcPr>
-          <w:p>
-            <w:pPr>
-              <w:spacing w:line="240" w:lineRule="auto" w:after="0"/>
-            </w:pPr>
-            <w:r/>
-            <w:r>
-              <w:rPr>
-                <w:rFonts w:ascii="Times New Roman" w:hAnsi="Times New Roman" w:eastAsia="Times New Roman"/>
-                <w:b w:val="0"/>
-                <w:i w:val="0"/>
-                <w:sz w:val="26"/>
-              </w:rPr>
-              <w:t>6 Система классифицирует сущности и выводит их перечень с указанием типа.</w:t>
-            </w:r>
-          </w:p>
-        </w:tc>
-      </w:tr>
-    </w:tbl>
-    <w:p>
-      <w:pPr>
-        <w:spacing w:after="40"/>
-      </w:pPr>
-    </w:p>
-    <w:p>
-      <w:pPr>
-        <w:ind w:firstLine="709"/>
-        <w:jc w:val="both"/>
-      </w:pPr>
-      <w:r>
-        <w:rPr>
-          <w:rFonts w:ascii="Times New Roman" w:hAnsi="Times New Roman" w:eastAsia="Times New Roman"/>
-          <w:b w:val="0"/>
-          <w:i w:val="0"/>
-          <w:sz w:val="28"/>
-        </w:rPr>
-        <w:t>Альтернатива. 2а. Если файл не указан или недоступен — система выводит сообщение об ошибке. 4а. Если структура файла некорректна — система выводит сообщение об ошибке разбора и прекращает операцию.</w:t>
-      </w:r>
-    </w:p>
-    <w:p>
-      <w:pPr>
-        <w:spacing w:before="160"/>
-        <w:jc w:val="right"/>
-      </w:pPr>
-      <w:r>
-        <w:rPr>
-          <w:rFonts w:ascii="Times New Roman" w:hAnsi="Times New Roman" w:eastAsia="Times New Roman"/>
-          <w:b w:val="0"/>
-          <w:i w:val="0"/>
-          <w:sz w:val="28"/>
-        </w:rPr>
-        <w:t>Таблица 8</w:t>
+        <w:t>Таблица 11</w:t>
       </w:r>
     </w:p>
     <w:p>
@@ -2477,7 +3264,7 @@
         <w:tc>
           <w:tcPr>
             <w:tcW w:type="dxa" w:w="4535"/>
-            <w:shd w:val="clear" w:color="auto" w:fill="D9E2F3"/>
+            <w:shd w:val="clear" w:color="auto" w:fill="D9D9D9"/>
           </w:tcPr>
           <w:p>
             <w:pPr>
@@ -2499,7 +3286,7 @@
         <w:tc>
           <w:tcPr>
             <w:tcW w:type="dxa" w:w="4819"/>
-            <w:shd w:val="clear" w:color="auto" w:fill="D9E2F3"/>
+            <w:shd w:val="clear" w:color="auto" w:fill="D9D9D9"/>
           </w:tcPr>
           <w:p>
             <w:pPr>
@@ -2556,7 +3343,7 @@
                 <w:i w:val="0"/>
                 <w:sz w:val="26"/>
               </w:rPr>
-              <w:t>2 Система проверяет наличие сгенерированного проекта и параметров доступа к сайту.</w:t>
+              <w:t>2 Система проверяет наличие проекта и параметров доступа к сайту.</w:t>
             </w:r>
           </w:p>
         </w:tc>
@@ -2704,7 +3491,7 @@
           <w:i w:val="0"/>
           <w:sz w:val="28"/>
         </w:rPr>
-        <w:t>Альтернатива. 2а. Если проект не сгенерирован или не заданы параметры доступа к сайту — система выводит сообщение и прекращает операцию. 4а. Если прогон завершился ошибкой — система сохраняет доступные результаты и выводит сообщение об ошибке.</w:t>
+        <w:t>Альтернатива. 2а. Если проект не сгенерирован или не заданы параметры доступа к сайту — система выводит сообщение и прекращает операцию. 4а. При ошибке прогона система сохраняет доступные результаты и выводит сообщение об ошибке.</w:t>
       </w:r>
     </w:p>
     <w:p>
@@ -2734,33 +3521,19 @@
           <w:i w:val="0"/>
           <w:sz w:val="28"/>
         </w:rPr>
-        <w:t>UML предлагает использовать три уровня диаграмм классов в зависимости от степени детализации: концептуальный уровень (контекстные диаграммы классов), уровень спецификаций и уровень реализации. На этапе анализа строят концептуальную модель, которая оперирует понятиями предметной области, их атрибутами и отношениями между ними. Под отношением понимают статическую связь; различают ассоциацию и обобщение. На контекстной диаграмме не показывают операции классов и не отражают временные аспекты функционирования системы.</w:t>
+        <w:t>UML предлагает использовать три уровня диаграмм классов в зависимости от степени детализации: концептуальный уровень (контекстные диаграммы классов), уровень спецификаций и уровень реализации. На этапе анализа строят концептуальную модель, которая оперирует понятиями предметной области и отношениями между ними (ассоциация и обобщение); операции классов и временные аспекты на ней не показывают. Контекстная диаграмма классов проектируемой системы приведена на рисунке 2.</w:t>
       </w:r>
     </w:p>
     <w:p>
       <w:pPr>
-        <w:ind w:firstLine="709"/>
-        <w:jc w:val="both"/>
-      </w:pPr>
-      <w:r>
-        <w:rPr>
-          <w:rFonts w:ascii="Times New Roman" w:hAnsi="Times New Roman" w:eastAsia="Times New Roman"/>
-          <w:b w:val="0"/>
-          <w:i w:val="0"/>
-          <w:sz w:val="28"/>
-        </w:rPr>
-        <w:t>Множество понятий-кандидатов формируют из существительных, характеризующих предметную область в описании вариантов использования: файл метаданных, модель метаданных, сущность, группа свойств, свойство, операция, поиск, тестовый проект, автотест, объект страницы (Page Object), прогон тестов, результат теста, отчёт, база данных отчётов. По правилу «если объект не является числом или текстом, то это, скорее всего, понятие» в качестве классов оставлены перечисленные сущности, а характеристики (имя, тип, обязательность, статус и т. п.) представлены их атрибутами. Сущность является супертипом и обобщает три подтипа — основную сущность, дочернюю сущность и справочник, что определяет дальнейшую логику генерации автотестов. Контекстная диаграмма классов приведена на рисунке 2.</w:t>
-      </w:r>
-    </w:p>
-    <w:p>
-      <w:pPr>
+        <w:keepLines/>
         <w:spacing w:before="120"/>
         <w:jc w:val="center"/>
       </w:pPr>
       <w:r>
         <w:drawing>
           <wp:inline xmlns:a="http://schemas.openxmlformats.org/drawingml/2006/main" xmlns:pic="http://schemas.openxmlformats.org/drawingml/2006/picture">
-            <wp:extent cx="5940000" cy="3103433"/>
+            <wp:extent cx="5940000" cy="1513984"/>
             <wp:docPr id="2" name="Picture 2"/>
             <wp:cNvGraphicFramePr>
               <a:graphicFrameLocks noChangeAspect="1"/>
@@ -2781,7 +3554,7 @@
                   <pic:spPr>
                     <a:xfrm>
                       <a:off x="0" y="0"/>
-                      <a:ext cx="5940000" cy="3103433"/>
+                      <a:ext cx="5940000" cy="1513984"/>
                     </a:xfrm>
                     <a:prstGeom prst="rect"/>
                   </pic:spPr>
@@ -2819,7 +3592,7 @@
           <w:i w:val="0"/>
           <w:sz w:val="28"/>
         </w:rPr>
-        <w:t>Описание понятий (классов) контекстной диаграммы приведено в таблице 9.</w:t>
+        <w:t>Описание понятий (классов) контекстной диаграммы приведено в таблице 12.</w:t>
       </w:r>
     </w:p>
     <w:p>
@@ -2834,7 +3607,7 @@
           <w:i w:val="0"/>
           <w:sz w:val="28"/>
         </w:rPr>
-        <w:t>Таблица 9</w:t>
+        <w:t>Таблица 12</w:t>
       </w:r>
     </w:p>
     <w:p>
@@ -2867,7 +3640,7 @@
         <w:tc>
           <w:tcPr>
             <w:tcW w:type="dxa" w:w="2551"/>
-            <w:shd w:val="clear" w:color="auto" w:fill="D9E2F3"/>
+            <w:shd w:val="clear" w:color="auto" w:fill="D9D9D9"/>
           </w:tcPr>
           <w:p>
             <w:pPr>
@@ -2882,14 +3655,14 @@
                 <w:i w:val="0"/>
                 <w:sz w:val="26"/>
               </w:rPr>
-              <w:t>Класс (понятие)</w:t>
+              <w:t>Класс</w:t>
             </w:r>
           </w:p>
         </w:tc>
         <w:tc>
           <w:tcPr>
             <w:tcW w:type="dxa" w:w="6803"/>
-            <w:shd w:val="clear" w:color="auto" w:fill="D9E2F3"/>
+            <w:shd w:val="clear" w:color="auto" w:fill="D9D9D9"/>
           </w:tcPr>
           <w:p>
             <w:pPr>
@@ -2926,7 +3699,7 @@
                 <w:i w:val="0"/>
                 <w:sz w:val="26"/>
               </w:rPr>
-              <w:t>Файл метаданных</w:t>
+              <w:t>Файл метаданных (XML)</w:t>
             </w:r>
           </w:p>
         </w:tc>
@@ -2946,7 +3719,7 @@
                 <w:i w:val="0"/>
                 <w:sz w:val="26"/>
               </w:rPr>
-              <w:t>Исходный XML-файл с описанием модели предметной области (вход системы).</w:t>
+              <w:t>Исходный XML-файл, содержащий метаданные; используется как вход для разбора.</w:t>
             </w:r>
           </w:p>
         </w:tc>
@@ -2968,7 +3741,7 @@
                 <w:i w:val="0"/>
                 <w:sz w:val="26"/>
               </w:rPr>
-              <w:t>Модель метаданных</w:t>
+              <w:t>Парсер</w:t>
             </w:r>
           </w:p>
         </w:tc>
@@ -2988,7 +3761,7 @@
                 <w:i w:val="0"/>
                 <w:sz w:val="26"/>
               </w:rPr>
-              <w:t>Объектная модель, построенная при разборе файла; содержит сущности и поиски.</w:t>
+              <w:t>Подсистема разбора XML-метаданных: читает файл метаданных и формирует модель метаданных.</w:t>
             </w:r>
           </w:p>
         </w:tc>
@@ -3010,7 +3783,7 @@
                 <w:i w:val="0"/>
                 <w:sz w:val="26"/>
               </w:rPr>
-              <w:t>Сущность</w:t>
+              <w:t>Модель метаданных</w:t>
             </w:r>
           </w:p>
         </w:tc>
@@ -3030,7 +3803,7 @@
                 <w:i w:val="0"/>
                 <w:sz w:val="26"/>
               </w:rPr>
-              <w:t>Объект предметной области тестируемого приложения; обобщает основную, дочернюю сущность и справочник.</w:t>
+              <w:t>Объектная модель, полученная при разборе XML и используемая далее для генерации автотестов.</w:t>
             </w:r>
           </w:p>
         </w:tc>
@@ -3052,7 +3825,7 @@
                 <w:i w:val="0"/>
                 <w:sz w:val="26"/>
               </w:rPr>
-              <w:t>Основная сущность</w:t>
+              <w:t>Генератор автотестов</w:t>
             </w:r>
           </w:p>
         </w:tc>
@@ -3072,7 +3845,7 @@
                 <w:i w:val="0"/>
                 <w:sz w:val="26"/>
               </w:rPr>
-              <w:t>Сущность, доступная из главного меню; по ней генерируется отдельный тестовый класс.</w:t>
+              <w:t>Подсистема генерации: использует модель метаданных и создаёт набор автотестов.</w:t>
             </w:r>
           </w:p>
         </w:tc>
@@ -3094,7 +3867,7 @@
                 <w:i w:val="0"/>
                 <w:sz w:val="26"/>
               </w:rPr>
-              <w:t>Дочерняя сущность</w:t>
+              <w:t>Автотест</w:t>
             </w:r>
           </w:p>
         </w:tc>
@@ -3114,7 +3887,7 @@
                 <w:i w:val="0"/>
                 <w:sz w:val="26"/>
               </w:rPr>
-              <w:t>Сущность, доступная из карточки родителя (вкладка-грид или узел дерева); тест входит в состав родителя.</w:t>
+              <w:t>Результат генерации: комплект автотестов для последующего выполнения.</w:t>
             </w:r>
           </w:p>
         </w:tc>
@@ -3136,7 +3909,7 @@
                 <w:i w:val="0"/>
                 <w:sz w:val="26"/>
               </w:rPr>
-              <w:t>Справочник</w:t>
+              <w:t>Сессия тестирования</w:t>
             </w:r>
           </w:p>
         </w:tc>
@@ -3156,7 +3929,7 @@
                 <w:i w:val="0"/>
                 <w:sz w:val="26"/>
               </w:rPr>
-              <w:t>Вспомогательная сущность, доступная только как значение ссылочного поля; автотесты по ней не генерируются.</w:t>
+              <w:t>Процесс выполнения набора автотестов; запускает тесты и аккумулирует результаты выполнения.</w:t>
             </w:r>
           </w:p>
         </w:tc>
@@ -3178,7 +3951,7 @@
                 <w:i w:val="0"/>
                 <w:sz w:val="26"/>
               </w:rPr>
-              <w:t>Группа свойств</w:t>
+              <w:t>Отчёт</w:t>
             </w:r>
           </w:p>
         </w:tc>
@@ -3198,7 +3971,7 @@
                 <w:i w:val="0"/>
                 <w:sz w:val="26"/>
               </w:rPr>
-              <w:t>Часть сущности (карточка, грид и т. п.), объединяющая свойства и операцию.</w:t>
+              <w:t>Результат сессии тестирования: агрегированные результаты и детали выполнения тестов.</w:t>
             </w:r>
           </w:p>
         </w:tc>
@@ -3220,7 +3993,7 @@
                 <w:i w:val="0"/>
                 <w:sz w:val="26"/>
               </w:rPr>
-              <w:t>Свойство</w:t>
+              <w:t>База данных отчётов</w:t>
             </w:r>
           </w:p>
         </w:tc>
@@ -3240,385 +4013,7 @@
                 <w:i w:val="0"/>
                 <w:sz w:val="26"/>
               </w:rPr>
-              <w:t>Атрибут сущности (имя, тип, обязательность), отображаемый в форме или гриде.</w:t>
-            </w:r>
-          </w:p>
-        </w:tc>
-      </w:tr>
-      <w:tr>
-        <w:tc>
-          <w:tcPr>
-            <w:tcW w:type="dxa" w:w="2551"/>
-          </w:tcPr>
-          <w:p>
-            <w:pPr>
-              <w:spacing w:line="240" w:lineRule="auto" w:after="0"/>
-            </w:pPr>
-            <w:r/>
-            <w:r>
-              <w:rPr>
-                <w:rFonts w:ascii="Times New Roman" w:hAnsi="Times New Roman" w:eastAsia="Times New Roman"/>
-                <w:b w:val="0"/>
-                <w:i w:val="0"/>
-                <w:sz w:val="26"/>
-              </w:rPr>
-              <w:t>Операция</w:t>
-            </w:r>
-          </w:p>
-        </w:tc>
-        <w:tc>
-          <w:tcPr>
-            <w:tcW w:type="dxa" w:w="6803"/>
-          </w:tcPr>
-          <w:p>
-            <w:pPr>
-              <w:spacing w:line="240" w:lineRule="auto" w:after="0"/>
-            </w:pPr>
-            <w:r/>
-            <w:r>
-              <w:rPr>
-                <w:rFonts w:ascii="Times New Roman" w:hAnsi="Times New Roman" w:eastAsia="Times New Roman"/>
-                <w:b w:val="0"/>
-                <w:i w:val="0"/>
-                <w:sz w:val="26"/>
-              </w:rPr>
-              <w:t>Действие над сущностью (создание, изменение, удаление и т. п.).</w:t>
-            </w:r>
-          </w:p>
-        </w:tc>
-      </w:tr>
-      <w:tr>
-        <w:tc>
-          <w:tcPr>
-            <w:tcW w:type="dxa" w:w="2551"/>
-          </w:tcPr>
-          <w:p>
-            <w:pPr>
-              <w:spacing w:line="240" w:lineRule="auto" w:after="0"/>
-            </w:pPr>
-            <w:r/>
-            <w:r>
-              <w:rPr>
-                <w:rFonts w:ascii="Times New Roman" w:hAnsi="Times New Roman" w:eastAsia="Times New Roman"/>
-                <w:b w:val="0"/>
-                <w:i w:val="0"/>
-                <w:sz w:val="26"/>
-              </w:rPr>
-              <w:t>Поиск</w:t>
-            </w:r>
-          </w:p>
-        </w:tc>
-        <w:tc>
-          <w:tcPr>
-            <w:tcW w:type="dxa" w:w="6803"/>
-          </w:tcPr>
-          <w:p>
-            <w:pPr>
-              <w:spacing w:line="240" w:lineRule="auto" w:after="0"/>
-            </w:pPr>
-            <w:r/>
-            <w:r>
-              <w:rPr>
-                <w:rFonts w:ascii="Times New Roman" w:hAnsi="Times New Roman" w:eastAsia="Times New Roman"/>
-                <w:b w:val="0"/>
-                <w:i w:val="0"/>
-                <w:sz w:val="26"/>
-              </w:rPr>
-              <w:t>Описание поиска объектов сущности по набору параметров.</w:t>
-            </w:r>
-          </w:p>
-        </w:tc>
-      </w:tr>
-      <w:tr>
-        <w:tc>
-          <w:tcPr>
-            <w:tcW w:type="dxa" w:w="2551"/>
-          </w:tcPr>
-          <w:p>
-            <w:pPr>
-              <w:spacing w:line="240" w:lineRule="auto" w:after="0"/>
-            </w:pPr>
-            <w:r/>
-            <w:r>
-              <w:rPr>
-                <w:rFonts w:ascii="Times New Roman" w:hAnsi="Times New Roman" w:eastAsia="Times New Roman"/>
-                <w:b w:val="0"/>
-                <w:i w:val="0"/>
-                <w:sz w:val="26"/>
-              </w:rPr>
-              <w:t>Тестовый проект</w:t>
-            </w:r>
-          </w:p>
-        </w:tc>
-        <w:tc>
-          <w:tcPr>
-            <w:tcW w:type="dxa" w:w="6803"/>
-          </w:tcPr>
-          <w:p>
-            <w:pPr>
-              <w:spacing w:line="240" w:lineRule="auto" w:after="0"/>
-            </w:pPr>
-            <w:r/>
-            <w:r>
-              <w:rPr>
-                <w:rFonts w:ascii="Times New Roman" w:hAnsi="Times New Roman" w:eastAsia="Times New Roman"/>
-                <w:b w:val="0"/>
-                <w:i w:val="0"/>
-                <w:sz w:val="26"/>
-              </w:rPr>
-              <w:t>Сгенерированный проект автотестов; содержит автотесты и объекты страниц.</w:t>
-            </w:r>
-          </w:p>
-        </w:tc>
-      </w:tr>
-      <w:tr>
-        <w:tc>
-          <w:tcPr>
-            <w:tcW w:type="dxa" w:w="2551"/>
-          </w:tcPr>
-          <w:p>
-            <w:pPr>
-              <w:spacing w:line="240" w:lineRule="auto" w:after="0"/>
-            </w:pPr>
-            <w:r/>
-            <w:r>
-              <w:rPr>
-                <w:rFonts w:ascii="Times New Roman" w:hAnsi="Times New Roman" w:eastAsia="Times New Roman"/>
-                <w:b w:val="0"/>
-                <w:i w:val="0"/>
-                <w:sz w:val="26"/>
-              </w:rPr>
-              <w:t>Автотест</w:t>
-            </w:r>
-          </w:p>
-        </w:tc>
-        <w:tc>
-          <w:tcPr>
-            <w:tcW w:type="dxa" w:w="6803"/>
-          </w:tcPr>
-          <w:p>
-            <w:pPr>
-              <w:spacing w:line="240" w:lineRule="auto" w:after="0"/>
-            </w:pPr>
-            <w:r/>
-            <w:r>
-              <w:rPr>
-                <w:rFonts w:ascii="Times New Roman" w:hAnsi="Times New Roman" w:eastAsia="Times New Roman"/>
-                <w:b w:val="0"/>
-                <w:i w:val="0"/>
-                <w:sz w:val="26"/>
-              </w:rPr>
-              <w:t>Тестовый класс по сущности, объединяющий набор проверок.</w:t>
-            </w:r>
-          </w:p>
-        </w:tc>
-      </w:tr>
-      <w:tr>
-        <w:tc>
-          <w:tcPr>
-            <w:tcW w:type="dxa" w:w="2551"/>
-          </w:tcPr>
-          <w:p>
-            <w:pPr>
-              <w:spacing w:line="240" w:lineRule="auto" w:after="0"/>
-            </w:pPr>
-            <w:r/>
-            <w:r>
-              <w:rPr>
-                <w:rFonts w:ascii="Times New Roman" w:hAnsi="Times New Roman" w:eastAsia="Times New Roman"/>
-                <w:b w:val="0"/>
-                <w:i w:val="0"/>
-                <w:sz w:val="26"/>
-              </w:rPr>
-              <w:t>Page Object</w:t>
-            </w:r>
-          </w:p>
-        </w:tc>
-        <w:tc>
-          <w:tcPr>
-            <w:tcW w:type="dxa" w:w="6803"/>
-          </w:tcPr>
-          <w:p>
-            <w:pPr>
-              <w:spacing w:line="240" w:lineRule="auto" w:after="0"/>
-            </w:pPr>
-            <w:r/>
-            <w:r>
-              <w:rPr>
-                <w:rFonts w:ascii="Times New Roman" w:hAnsi="Times New Roman" w:eastAsia="Times New Roman"/>
-                <w:b w:val="0"/>
-                <w:i w:val="0"/>
-                <w:sz w:val="26"/>
-              </w:rPr>
-              <w:t>Объект страницы, инкапсулирующий доступ к элементам формы сущности.</w:t>
-            </w:r>
-          </w:p>
-        </w:tc>
-      </w:tr>
-      <w:tr>
-        <w:tc>
-          <w:tcPr>
-            <w:tcW w:type="dxa" w:w="2551"/>
-          </w:tcPr>
-          <w:p>
-            <w:pPr>
-              <w:spacing w:line="240" w:lineRule="auto" w:after="0"/>
-            </w:pPr>
-            <w:r/>
-            <w:r>
-              <w:rPr>
-                <w:rFonts w:ascii="Times New Roman" w:hAnsi="Times New Roman" w:eastAsia="Times New Roman"/>
-                <w:b w:val="0"/>
-                <w:i w:val="0"/>
-                <w:sz w:val="26"/>
-              </w:rPr>
-              <w:t>Прогон тестов</w:t>
-            </w:r>
-          </w:p>
-        </w:tc>
-        <w:tc>
-          <w:tcPr>
-            <w:tcW w:type="dxa" w:w="6803"/>
-          </w:tcPr>
-          <w:p>
-            <w:pPr>
-              <w:spacing w:line="240" w:lineRule="auto" w:after="0"/>
-            </w:pPr>
-            <w:r/>
-            <w:r>
-              <w:rPr>
-                <w:rFonts w:ascii="Times New Roman" w:hAnsi="Times New Roman" w:eastAsia="Times New Roman"/>
-                <w:b w:val="0"/>
-                <w:i w:val="0"/>
-                <w:sz w:val="26"/>
-              </w:rPr>
-              <w:t>Однократное выполнение тестового проекта; содержит результаты тестов.</w:t>
-            </w:r>
-          </w:p>
-        </w:tc>
-      </w:tr>
-      <w:tr>
-        <w:tc>
-          <w:tcPr>
-            <w:tcW w:type="dxa" w:w="2551"/>
-          </w:tcPr>
-          <w:p>
-            <w:pPr>
-              <w:spacing w:line="240" w:lineRule="auto" w:after="0"/>
-            </w:pPr>
-            <w:r/>
-            <w:r>
-              <w:rPr>
-                <w:rFonts w:ascii="Times New Roman" w:hAnsi="Times New Roman" w:eastAsia="Times New Roman"/>
-                <w:b w:val="0"/>
-                <w:i w:val="0"/>
-                <w:sz w:val="26"/>
-              </w:rPr>
-              <w:t>Результат теста</w:t>
-            </w:r>
-          </w:p>
-        </w:tc>
-        <w:tc>
-          <w:tcPr>
-            <w:tcW w:type="dxa" w:w="6803"/>
-          </w:tcPr>
-          <w:p>
-            <w:pPr>
-              <w:spacing w:line="240" w:lineRule="auto" w:after="0"/>
-            </w:pPr>
-            <w:r/>
-            <w:r>
-              <w:rPr>
-                <w:rFonts w:ascii="Times New Roman" w:hAnsi="Times New Roman" w:eastAsia="Times New Roman"/>
-                <w:b w:val="0"/>
-                <w:i w:val="0"/>
-                <w:sz w:val="26"/>
-              </w:rPr>
-              <w:t>Исход выполнения отдельного теста (статус, сообщение, длительность).</w:t>
-            </w:r>
-          </w:p>
-        </w:tc>
-      </w:tr>
-      <w:tr>
-        <w:tc>
-          <w:tcPr>
-            <w:tcW w:type="dxa" w:w="2551"/>
-          </w:tcPr>
-          <w:p>
-            <w:pPr>
-              <w:spacing w:line="240" w:lineRule="auto" w:after="0"/>
-            </w:pPr>
-            <w:r/>
-            <w:r>
-              <w:rPr>
-                <w:rFonts w:ascii="Times New Roman" w:hAnsi="Times New Roman" w:eastAsia="Times New Roman"/>
-                <w:b w:val="0"/>
-                <w:i w:val="0"/>
-                <w:sz w:val="26"/>
-              </w:rPr>
-              <w:t>Отчёт</w:t>
-            </w:r>
-          </w:p>
-        </w:tc>
-        <w:tc>
-          <w:tcPr>
-            <w:tcW w:type="dxa" w:w="6803"/>
-          </w:tcPr>
-          <w:p>
-            <w:pPr>
-              <w:spacing w:line="240" w:lineRule="auto" w:after="0"/>
-            </w:pPr>
-            <w:r/>
-            <w:r>
-              <w:rPr>
-                <w:rFonts w:ascii="Times New Roman" w:hAnsi="Times New Roman" w:eastAsia="Times New Roman"/>
-                <w:b w:val="0"/>
-                <w:i w:val="0"/>
-                <w:sz w:val="26"/>
-              </w:rPr>
-              <w:t>Сводный документ о прогоне (HTML, CSV).</w:t>
-            </w:r>
-          </w:p>
-        </w:tc>
-      </w:tr>
-      <w:tr>
-        <w:tc>
-          <w:tcPr>
-            <w:tcW w:type="dxa" w:w="2551"/>
-          </w:tcPr>
-          <w:p>
-            <w:pPr>
-              <w:spacing w:line="240" w:lineRule="auto" w:after="0"/>
-            </w:pPr>
-            <w:r/>
-            <w:r>
-              <w:rPr>
-                <w:rFonts w:ascii="Times New Roman" w:hAnsi="Times New Roman" w:eastAsia="Times New Roman"/>
-                <w:b w:val="0"/>
-                <w:i w:val="0"/>
-                <w:sz w:val="26"/>
-              </w:rPr>
-              <w:t>База данных отчётов</w:t>
-            </w:r>
-          </w:p>
-        </w:tc>
-        <w:tc>
-          <w:tcPr>
-            <w:tcW w:type="dxa" w:w="6803"/>
-          </w:tcPr>
-          <w:p>
-            <w:pPr>
-              <w:spacing w:line="240" w:lineRule="auto" w:after="0"/>
-            </w:pPr>
-            <w:r/>
-            <w:r>
-              <w:rPr>
-                <w:rFonts w:ascii="Times New Roman" w:hAnsi="Times New Roman" w:eastAsia="Times New Roman"/>
-                <w:b w:val="0"/>
-                <w:i w:val="0"/>
-                <w:sz w:val="26"/>
-              </w:rPr>
-              <w:t>Хранилище сведений о прогонах и их результатах.</w:t>
+              <w:t>Хранилище, в которое сохраняются сформированные отчёты о запусках и результатах автотестов.</w:t>
             </w:r>
           </w:p>
         </w:tc>
@@ -3656,18 +4051,19 @@
           <w:i w:val="0"/>
           <w:sz w:val="28"/>
         </w:rPr>
-        <w:t>Диаграмма последовательности системы — графическая модель, которая для определённого сценария варианта использования показывает события, генерируемые действующими лицами, и их порядок. Система при этом рассматривается как единое целое («чёрный ящик») и изображается с линией жизни. Системные события инициируют выполнение системных операций; для наглядности множество системных операций представляют операциями абстрактного класса System. Диаграммы последовательности системы для основных вариантов использования приведены на рисунках 3–6, обобщённый перечень системных операций — на рисунке 7, а описание операций — в таблицах 10–16.</w:t>
+        <w:t>Диаграмма последовательности системы для определённого варианта использования показывает события, генерируемые действующим лицом, и их порядок. Система рассматривается как единое целое («чёрный ящик») и изображается с линией жизни; стрелки направлены от действующего лица к системе. Каждое системное событие инициирует выполнение системной операции; для наглядности множество системных операций представляют операциями абстрактного класса System. Диаграммы последовательности системы для всех вариантов использования приведены на рисунках 3–9, обобщённый класс системных операций — на рисунке 10. Описание каждой системной операции (по одной таблице на действие с системой) приведено в таблицах 13–24.</w:t>
       </w:r>
     </w:p>
     <w:p>
       <w:pPr>
+        <w:keepLines/>
         <w:spacing w:before="120"/>
         <w:jc w:val="center"/>
       </w:pPr>
       <w:r>
         <w:drawing>
           <wp:inline xmlns:a="http://schemas.openxmlformats.org/drawingml/2006/main" xmlns:pic="http://schemas.openxmlformats.org/drawingml/2006/picture">
-            <wp:extent cx="5940000" cy="3926441"/>
+            <wp:extent cx="5940000" cy="3574068"/>
             <wp:docPr id="3" name="Picture 3"/>
             <wp:cNvGraphicFramePr>
               <a:graphicFrameLocks noChangeAspect="1"/>
@@ -3688,7 +4084,7 @@
                   <pic:spPr>
                     <a:xfrm>
                       <a:off x="0" y="0"/>
-                      <a:ext cx="5940000" cy="3926441"/>
+                      <a:ext cx="5940000" cy="3574068"/>
                     </a:xfrm>
                     <a:prstGeom prst="rect"/>
                   </pic:spPr>
@@ -3713,1528 +4109,6 @@
         </w:rPr>
         <w:t>Рисунок 3 – Диаграмма последовательности системы варианта использования «Подготовить параметры»</w:t>
       </w:r>
-    </w:p>
-    <w:p>
-      <w:pPr>
-        <w:spacing w:before="120"/>
-        <w:jc w:val="center"/>
-      </w:pPr>
-      <w:r>
-        <w:drawing>
-          <wp:inline xmlns:a="http://schemas.openxmlformats.org/drawingml/2006/main" xmlns:pic="http://schemas.openxmlformats.org/drawingml/2006/picture">
-            <wp:extent cx="5940000" cy="1973879"/>
-            <wp:docPr id="4" name="Picture 4"/>
-            <wp:cNvGraphicFramePr>
-              <a:graphicFrameLocks noChangeAspect="1"/>
-            </wp:cNvGraphicFramePr>
-            <a:graphic>
-              <a:graphicData uri="http://schemas.openxmlformats.org/drawingml/2006/picture">
-                <pic:pic>
-                  <pic:nvPicPr>
-                    <pic:cNvPr id="0" name="ris_4_ssd_parse.png"/>
-                    <pic:cNvPicPr/>
-                  </pic:nvPicPr>
-                  <pic:blipFill>
-                    <a:blip r:embed="rId12"/>
-                    <a:stretch>
-                      <a:fillRect/>
-                    </a:stretch>
-                  </pic:blipFill>
-                  <pic:spPr>
-                    <a:xfrm>
-                      <a:off x="0" y="0"/>
-                      <a:ext cx="5940000" cy="1973879"/>
-                    </a:xfrm>
-                    <a:prstGeom prst="rect"/>
-                  </pic:spPr>
-                </pic:pic>
-              </a:graphicData>
-            </a:graphic>
-          </wp:inline>
-        </w:drawing>
-      </w:r>
-    </w:p>
-    <w:p>
-      <w:pPr>
-        <w:spacing w:after="200"/>
-        <w:jc w:val="center"/>
-      </w:pPr>
-      <w:r>
-        <w:rPr>
-          <w:rFonts w:ascii="Times New Roman" w:hAnsi="Times New Roman" w:eastAsia="Times New Roman"/>
-          <w:b w:val="0"/>
-          <w:i w:val="0"/>
-          <w:sz w:val="26"/>
-        </w:rPr>
-        <w:t>Рисунок 4 – Диаграмма последовательности системы варианта использования «Разобрать метаданные»</w:t>
-      </w:r>
-    </w:p>
-    <w:p>
-      <w:pPr>
-        <w:spacing w:before="120"/>
-        <w:jc w:val="center"/>
-      </w:pPr>
-      <w:r>
-        <w:drawing>
-          <wp:inline xmlns:a="http://schemas.openxmlformats.org/drawingml/2006/main" xmlns:pic="http://schemas.openxmlformats.org/drawingml/2006/picture">
-            <wp:extent cx="5940000" cy="2148192"/>
-            <wp:docPr id="5" name="Picture 5"/>
-            <wp:cNvGraphicFramePr>
-              <a:graphicFrameLocks noChangeAspect="1"/>
-            </wp:cNvGraphicFramePr>
-            <a:graphic>
-              <a:graphicData uri="http://schemas.openxmlformats.org/drawingml/2006/picture">
-                <pic:pic>
-                  <pic:nvPicPr>
-                    <pic:cNvPr id="0" name="ris_5_ssd_generate.png"/>
-                    <pic:cNvPicPr/>
-                  </pic:nvPicPr>
-                  <pic:blipFill>
-                    <a:blip r:embed="rId13"/>
-                    <a:stretch>
-                      <a:fillRect/>
-                    </a:stretch>
-                  </pic:blipFill>
-                  <pic:spPr>
-                    <a:xfrm>
-                      <a:off x="0" y="0"/>
-                      <a:ext cx="5940000" cy="2148192"/>
-                    </a:xfrm>
-                    <a:prstGeom prst="rect"/>
-                  </pic:spPr>
-                </pic:pic>
-              </a:graphicData>
-            </a:graphic>
-          </wp:inline>
-        </w:drawing>
-      </w:r>
-    </w:p>
-    <w:p>
-      <w:pPr>
-        <w:spacing w:after="200"/>
-        <w:jc w:val="center"/>
-      </w:pPr>
-      <w:r>
-        <w:rPr>
-          <w:rFonts w:ascii="Times New Roman" w:hAnsi="Times New Roman" w:eastAsia="Times New Roman"/>
-          <w:b w:val="0"/>
-          <w:i w:val="0"/>
-          <w:sz w:val="26"/>
-        </w:rPr>
-        <w:t>Рисунок 5 – Диаграмма последовательности системы варианта использования «Сгенерировать автотесты»</w:t>
-      </w:r>
-    </w:p>
-    <w:p>
-      <w:pPr>
-        <w:spacing w:before="120"/>
-        <w:jc w:val="center"/>
-      </w:pPr>
-      <w:r>
-        <w:drawing>
-          <wp:inline xmlns:a="http://schemas.openxmlformats.org/drawingml/2006/main" xmlns:pic="http://schemas.openxmlformats.org/drawingml/2006/picture">
-            <wp:extent cx="5940000" cy="1952752"/>
-            <wp:docPr id="6" name="Picture 6"/>
-            <wp:cNvGraphicFramePr>
-              <a:graphicFrameLocks noChangeAspect="1"/>
-            </wp:cNvGraphicFramePr>
-            <a:graphic>
-              <a:graphicData uri="http://schemas.openxmlformats.org/drawingml/2006/picture">
-                <pic:pic>
-                  <pic:nvPicPr>
-                    <pic:cNvPr id="0" name="ris_6_ssd_run.png"/>
-                    <pic:cNvPicPr/>
-                  </pic:nvPicPr>
-                  <pic:blipFill>
-                    <a:blip r:embed="rId14"/>
-                    <a:stretch>
-                      <a:fillRect/>
-                    </a:stretch>
-                  </pic:blipFill>
-                  <pic:spPr>
-                    <a:xfrm>
-                      <a:off x="0" y="0"/>
-                      <a:ext cx="5940000" cy="1952752"/>
-                    </a:xfrm>
-                    <a:prstGeom prst="rect"/>
-                  </pic:spPr>
-                </pic:pic>
-              </a:graphicData>
-            </a:graphic>
-          </wp:inline>
-        </w:drawing>
-      </w:r>
-    </w:p>
-    <w:p>
-      <w:pPr>
-        <w:spacing w:after="200"/>
-        <w:jc w:val="center"/>
-      </w:pPr>
-      <w:r>
-        <w:rPr>
-          <w:rFonts w:ascii="Times New Roman" w:hAnsi="Times New Roman" w:eastAsia="Times New Roman"/>
-          <w:b w:val="0"/>
-          <w:i w:val="0"/>
-          <w:sz w:val="26"/>
-        </w:rPr>
-        <w:t>Рисунок 6 – Диаграмма последовательности системы варианта использования «Запустить автотесты»</w:t>
-      </w:r>
-    </w:p>
-    <w:p>
-      <w:pPr>
-        <w:spacing w:before="120"/>
-        <w:jc w:val="center"/>
-      </w:pPr>
-      <w:r>
-        <w:drawing>
-          <wp:inline xmlns:a="http://schemas.openxmlformats.org/drawingml/2006/main" xmlns:pic="http://schemas.openxmlformats.org/drawingml/2006/picture">
-            <wp:extent cx="5940000" cy="1310796"/>
-            <wp:docPr id="7" name="Picture 7"/>
-            <wp:cNvGraphicFramePr>
-              <a:graphicFrameLocks noChangeAspect="1"/>
-            </wp:cNvGraphicFramePr>
-            <a:graphic>
-              <a:graphicData uri="http://schemas.openxmlformats.org/drawingml/2006/picture">
-                <pic:pic>
-                  <pic:nvPicPr>
-                    <pic:cNvPr id="0" name="ris_7_system_ops.png"/>
-                    <pic:cNvPicPr/>
-                  </pic:nvPicPr>
-                  <pic:blipFill>
-                    <a:blip r:embed="rId15"/>
-                    <a:stretch>
-                      <a:fillRect/>
-                    </a:stretch>
-                  </pic:blipFill>
-                  <pic:spPr>
-                    <a:xfrm>
-                      <a:off x="0" y="0"/>
-                      <a:ext cx="5940000" cy="1310796"/>
-                    </a:xfrm>
-                    <a:prstGeom prst="rect"/>
-                  </pic:spPr>
-                </pic:pic>
-              </a:graphicData>
-            </a:graphic>
-          </wp:inline>
-        </w:drawing>
-      </w:r>
-    </w:p>
-    <w:p>
-      <w:pPr>
-        <w:spacing w:after="200"/>
-        <w:jc w:val="center"/>
-      </w:pPr>
-      <w:r>
-        <w:rPr>
-          <w:rFonts w:ascii="Times New Roman" w:hAnsi="Times New Roman" w:eastAsia="Times New Roman"/>
-          <w:b w:val="0"/>
-          <w:i w:val="0"/>
-          <w:sz w:val="26"/>
-        </w:rPr>
-        <w:t>Рисунок 7 – Системные операции (абстрактный класс System)</w:t>
-      </w:r>
-    </w:p>
-    <w:p>
-      <w:pPr>
-        <w:spacing w:before="160"/>
-        <w:jc w:val="right"/>
-      </w:pPr>
-      <w:r>
-        <w:rPr>
-          <w:rFonts w:ascii="Times New Roman" w:hAnsi="Times New Roman" w:eastAsia="Times New Roman"/>
-          <w:b w:val="0"/>
-          <w:i w:val="0"/>
-          <w:sz w:val="28"/>
-        </w:rPr>
-        <w:t>Таблица 10</w:t>
-      </w:r>
-    </w:p>
-    <w:p>
-      <w:pPr>
-        <w:spacing w:after="40"/>
-        <w:jc w:val="center"/>
-      </w:pPr>
-      <w:r>
-        <w:rPr>
-          <w:rFonts w:ascii="Times New Roman" w:hAnsi="Times New Roman" w:eastAsia="Times New Roman"/>
-          <w:b w:val="0"/>
-          <w:i w:val="0"/>
-          <w:sz w:val="28"/>
-        </w:rPr>
-        <w:t>Описание системной операции «подготовитьПараметры»</w:t>
-      </w:r>
-    </w:p>
-    <w:tbl>
-      <w:tblPr>
-        <w:tblStyle w:val="TableGrid"/>
-        <w:tblW w:type="auto" w:w="0"/>
-        <w:jc w:val="center"/>
-        <w:tblLook w:firstColumn="1" w:firstRow="1" w:lastColumn="0" w:lastRow="0" w:noHBand="0" w:noVBand="1" w:val="04A0"/>
-      </w:tblPr>
-      <w:tblGrid>
-        <w:gridCol w:w="4844"/>
-        <w:gridCol w:w="4844"/>
-      </w:tblGrid>
-      <w:tr>
-        <w:tc>
-          <w:tcPr>
-            <w:tcW w:type="dxa" w:w="2154"/>
-            <w:shd w:val="clear" w:color="auto" w:fill="EFEFEF"/>
-          </w:tcPr>
-          <w:p>
-            <w:pPr>
-              <w:spacing w:line="240" w:lineRule="auto" w:after="0"/>
-            </w:pPr>
-            <w:r/>
-            <w:r>
-              <w:rPr>
-                <w:rFonts w:ascii="Times New Roman" w:hAnsi="Times New Roman" w:eastAsia="Times New Roman"/>
-                <w:b/>
-                <w:i w:val="0"/>
-                <w:sz w:val="26"/>
-              </w:rPr>
-              <w:t>Имя</w:t>
-            </w:r>
-          </w:p>
-        </w:tc>
-        <w:tc>
-          <w:tcPr>
-            <w:tcW w:type="dxa" w:w="7200"/>
-          </w:tcPr>
-          <w:p>
-            <w:pPr>
-              <w:spacing w:line="240" w:lineRule="auto" w:after="0"/>
-            </w:pPr>
-            <w:r/>
-            <w:r>
-              <w:rPr>
-                <w:rFonts w:ascii="Times New Roman" w:hAnsi="Times New Roman" w:eastAsia="Times New Roman"/>
-                <w:b w:val="0"/>
-                <w:i w:val="0"/>
-                <w:sz w:val="26"/>
-              </w:rPr>
-              <w:t>подготовитьПараметры(путьXML, каталог, URL, логин, пароль, типСайта, подсистема)</w:t>
-            </w:r>
-          </w:p>
-        </w:tc>
-      </w:tr>
-      <w:tr>
-        <w:tc>
-          <w:tcPr>
-            <w:tcW w:type="dxa" w:w="2154"/>
-            <w:shd w:val="clear" w:color="auto" w:fill="EFEFEF"/>
-          </w:tcPr>
-          <w:p>
-            <w:pPr>
-              <w:spacing w:line="240" w:lineRule="auto" w:after="0"/>
-            </w:pPr>
-            <w:r/>
-            <w:r>
-              <w:rPr>
-                <w:rFonts w:ascii="Times New Roman" w:hAnsi="Times New Roman" w:eastAsia="Times New Roman"/>
-                <w:b/>
-                <w:i w:val="0"/>
-                <w:sz w:val="26"/>
-              </w:rPr>
-              <w:t>Обязанности</w:t>
-            </w:r>
-          </w:p>
-        </w:tc>
-        <w:tc>
-          <w:tcPr>
-            <w:tcW w:type="dxa" w:w="7200"/>
-          </w:tcPr>
-          <w:p>
-            <w:pPr>
-              <w:spacing w:line="240" w:lineRule="auto" w:after="0"/>
-            </w:pPr>
-            <w:r/>
-            <w:r>
-              <w:rPr>
-                <w:rFonts w:ascii="Times New Roman" w:hAnsi="Times New Roman" w:eastAsia="Times New Roman"/>
-                <w:b w:val="0"/>
-                <w:i w:val="0"/>
-                <w:sz w:val="26"/>
-              </w:rPr>
-              <w:t>Принять и зафиксировать исходные параметры генерации и прогона автотестов.</w:t>
-            </w:r>
-          </w:p>
-        </w:tc>
-      </w:tr>
-      <w:tr>
-        <w:tc>
-          <w:tcPr>
-            <w:tcW w:type="dxa" w:w="2154"/>
-            <w:shd w:val="clear" w:color="auto" w:fill="EFEFEF"/>
-          </w:tcPr>
-          <w:p>
-            <w:pPr>
-              <w:spacing w:line="240" w:lineRule="auto" w:after="0"/>
-            </w:pPr>
-            <w:r/>
-            <w:r>
-              <w:rPr>
-                <w:rFonts w:ascii="Times New Roman" w:hAnsi="Times New Roman" w:eastAsia="Times New Roman"/>
-                <w:b/>
-                <w:i w:val="0"/>
-                <w:sz w:val="26"/>
-              </w:rPr>
-              <w:t>Тип</w:t>
-            </w:r>
-          </w:p>
-        </w:tc>
-        <w:tc>
-          <w:tcPr>
-            <w:tcW w:type="dxa" w:w="7200"/>
-          </w:tcPr>
-          <w:p>
-            <w:pPr>
-              <w:spacing w:line="240" w:lineRule="auto" w:after="0"/>
-            </w:pPr>
-            <w:r/>
-            <w:r>
-              <w:rPr>
-                <w:rFonts w:ascii="Times New Roman" w:hAnsi="Times New Roman" w:eastAsia="Times New Roman"/>
-                <w:b w:val="0"/>
-                <w:i w:val="0"/>
-                <w:sz w:val="26"/>
-              </w:rPr>
-              <w:t>Системная</w:t>
-            </w:r>
-          </w:p>
-        </w:tc>
-      </w:tr>
-      <w:tr>
-        <w:tc>
-          <w:tcPr>
-            <w:tcW w:type="dxa" w:w="2154"/>
-            <w:shd w:val="clear" w:color="auto" w:fill="EFEFEF"/>
-          </w:tcPr>
-          <w:p>
-            <w:pPr>
-              <w:spacing w:line="240" w:lineRule="auto" w:after="0"/>
-            </w:pPr>
-            <w:r/>
-            <w:r>
-              <w:rPr>
-                <w:rFonts w:ascii="Times New Roman" w:hAnsi="Times New Roman" w:eastAsia="Times New Roman"/>
-                <w:b/>
-                <w:i w:val="0"/>
-                <w:sz w:val="26"/>
-              </w:rPr>
-              <w:t>Ссылки</w:t>
-            </w:r>
-          </w:p>
-        </w:tc>
-        <w:tc>
-          <w:tcPr>
-            <w:tcW w:type="dxa" w:w="7200"/>
-          </w:tcPr>
-          <w:p>
-            <w:pPr>
-              <w:spacing w:line="240" w:lineRule="auto" w:after="0"/>
-            </w:pPr>
-            <w:r/>
-            <w:r>
-              <w:rPr>
-                <w:rFonts w:ascii="Times New Roman" w:hAnsi="Times New Roman" w:eastAsia="Times New Roman"/>
-                <w:b w:val="0"/>
-                <w:i w:val="0"/>
-                <w:sz w:val="26"/>
-              </w:rPr>
-              <w:t>ВИ «Подготовить параметры»</w:t>
-            </w:r>
-          </w:p>
-        </w:tc>
-      </w:tr>
-      <w:tr>
-        <w:tc>
-          <w:tcPr>
-            <w:tcW w:type="dxa" w:w="2154"/>
-            <w:shd w:val="clear" w:color="auto" w:fill="EFEFEF"/>
-          </w:tcPr>
-          <w:p>
-            <w:pPr>
-              <w:spacing w:line="240" w:lineRule="auto" w:after="0"/>
-            </w:pPr>
-            <w:r/>
-            <w:r>
-              <w:rPr>
-                <w:rFonts w:ascii="Times New Roman" w:hAnsi="Times New Roman" w:eastAsia="Times New Roman"/>
-                <w:b/>
-                <w:i w:val="0"/>
-                <w:sz w:val="26"/>
-              </w:rPr>
-              <w:t>Примечания</w:t>
-            </w:r>
-          </w:p>
-        </w:tc>
-        <w:tc>
-          <w:tcPr>
-            <w:tcW w:type="dxa" w:w="7200"/>
-          </w:tcPr>
-          <w:p>
-            <w:pPr>
-              <w:spacing w:line="240" w:lineRule="auto" w:after="0"/>
-            </w:pPr>
-            <w:r/>
-            <w:r>
-              <w:rPr>
-                <w:rFonts w:ascii="Times New Roman" w:hAnsi="Times New Roman" w:eastAsia="Times New Roman"/>
-                <w:b w:val="0"/>
-                <w:i w:val="0"/>
-                <w:sz w:val="26"/>
-              </w:rPr>
-              <w:t>Параметры используются всеми последующими операциями.</w:t>
-            </w:r>
-          </w:p>
-        </w:tc>
-      </w:tr>
-      <w:tr>
-        <w:tc>
-          <w:tcPr>
-            <w:tcW w:type="dxa" w:w="2154"/>
-            <w:shd w:val="clear" w:color="auto" w:fill="EFEFEF"/>
-          </w:tcPr>
-          <w:p>
-            <w:pPr>
-              <w:spacing w:line="240" w:lineRule="auto" w:after="0"/>
-            </w:pPr>
-            <w:r/>
-            <w:r>
-              <w:rPr>
-                <w:rFonts w:ascii="Times New Roman" w:hAnsi="Times New Roman" w:eastAsia="Times New Roman"/>
-                <w:b/>
-                <w:i w:val="0"/>
-                <w:sz w:val="26"/>
-              </w:rPr>
-              <w:t>Исключения</w:t>
-            </w:r>
-          </w:p>
-        </w:tc>
-        <w:tc>
-          <w:tcPr>
-            <w:tcW w:type="dxa" w:w="7200"/>
-          </w:tcPr>
-          <w:p>
-            <w:pPr>
-              <w:spacing w:line="240" w:lineRule="auto" w:after="0"/>
-            </w:pPr>
-            <w:r/>
-            <w:r>
-              <w:rPr>
-                <w:rFonts w:ascii="Times New Roman" w:hAnsi="Times New Roman" w:eastAsia="Times New Roman"/>
-                <w:b w:val="0"/>
-                <w:i w:val="0"/>
-                <w:sz w:val="26"/>
-              </w:rPr>
-              <w:t>Не заданы обязательные параметры.</w:t>
-            </w:r>
-          </w:p>
-        </w:tc>
-      </w:tr>
-      <w:tr>
-        <w:tc>
-          <w:tcPr>
-            <w:tcW w:type="dxa" w:w="2154"/>
-            <w:shd w:val="clear" w:color="auto" w:fill="EFEFEF"/>
-          </w:tcPr>
-          <w:p>
-            <w:pPr>
-              <w:spacing w:line="240" w:lineRule="auto" w:after="0"/>
-            </w:pPr>
-            <w:r/>
-            <w:r>
-              <w:rPr>
-                <w:rFonts w:ascii="Times New Roman" w:hAnsi="Times New Roman" w:eastAsia="Times New Roman"/>
-                <w:b/>
-                <w:i w:val="0"/>
-                <w:sz w:val="26"/>
-              </w:rPr>
-              <w:t>Вывод</w:t>
-            </w:r>
-          </w:p>
-        </w:tc>
-        <w:tc>
-          <w:tcPr>
-            <w:tcW w:type="dxa" w:w="7200"/>
-          </w:tcPr>
-          <w:p>
-            <w:pPr>
-              <w:spacing w:line="240" w:lineRule="auto" w:after="0"/>
-            </w:pPr>
-            <w:r/>
-            <w:r>
-              <w:rPr>
-                <w:rFonts w:ascii="Times New Roman" w:hAnsi="Times New Roman" w:eastAsia="Times New Roman"/>
-                <w:b w:val="0"/>
-                <w:i w:val="0"/>
-                <w:sz w:val="26"/>
-              </w:rPr>
-              <w:t>Параметры приняты системой.</w:t>
-            </w:r>
-          </w:p>
-        </w:tc>
-      </w:tr>
-      <w:tr>
-        <w:tc>
-          <w:tcPr>
-            <w:tcW w:type="dxa" w:w="2154"/>
-            <w:shd w:val="clear" w:color="auto" w:fill="EFEFEF"/>
-          </w:tcPr>
-          <w:p>
-            <w:pPr>
-              <w:spacing w:line="240" w:lineRule="auto" w:after="0"/>
-            </w:pPr>
-            <w:r/>
-            <w:r>
-              <w:rPr>
-                <w:rFonts w:ascii="Times New Roman" w:hAnsi="Times New Roman" w:eastAsia="Times New Roman"/>
-                <w:b/>
-                <w:i w:val="0"/>
-                <w:sz w:val="26"/>
-              </w:rPr>
-              <w:t>Предусловие</w:t>
-            </w:r>
-          </w:p>
-        </w:tc>
-        <w:tc>
-          <w:tcPr>
-            <w:tcW w:type="dxa" w:w="7200"/>
-          </w:tcPr>
-          <w:p>
-            <w:pPr>
-              <w:spacing w:line="240" w:lineRule="auto" w:after="0"/>
-            </w:pPr>
-            <w:r/>
-            <w:r>
-              <w:rPr>
-                <w:rFonts w:ascii="Times New Roman" w:hAnsi="Times New Roman" w:eastAsia="Times New Roman"/>
-                <w:b w:val="0"/>
-                <w:i w:val="0"/>
-                <w:sz w:val="26"/>
-              </w:rPr>
-              <w:t>Система запущена.</w:t>
-            </w:r>
-          </w:p>
-        </w:tc>
-      </w:tr>
-      <w:tr>
-        <w:tc>
-          <w:tcPr>
-            <w:tcW w:type="dxa" w:w="2154"/>
-            <w:shd w:val="clear" w:color="auto" w:fill="EFEFEF"/>
-          </w:tcPr>
-          <w:p>
-            <w:pPr>
-              <w:spacing w:line="240" w:lineRule="auto" w:after="0"/>
-            </w:pPr>
-            <w:r/>
-            <w:r>
-              <w:rPr>
-                <w:rFonts w:ascii="Times New Roman" w:hAnsi="Times New Roman" w:eastAsia="Times New Roman"/>
-                <w:b/>
-                <w:i w:val="0"/>
-                <w:sz w:val="26"/>
-              </w:rPr>
-              <w:t>Постусловие</w:t>
-            </w:r>
-          </w:p>
-        </w:tc>
-        <w:tc>
-          <w:tcPr>
-            <w:tcW w:type="dxa" w:w="7200"/>
-          </w:tcPr>
-          <w:p>
-            <w:pPr>
-              <w:spacing w:line="240" w:lineRule="auto" w:after="0"/>
-            </w:pPr>
-            <w:r/>
-            <w:r>
-              <w:rPr>
-                <w:rFonts w:ascii="Times New Roman" w:hAnsi="Times New Roman" w:eastAsia="Times New Roman"/>
-                <w:b w:val="0"/>
-                <w:i w:val="0"/>
-                <w:sz w:val="26"/>
-              </w:rPr>
-              <w:t>Параметры зафиксированы, система готова к работе.</w:t>
-            </w:r>
-          </w:p>
-        </w:tc>
-      </w:tr>
-    </w:tbl>
-    <w:p>
-      <w:pPr>
-        <w:spacing w:after="40"/>
-      </w:pPr>
-    </w:p>
-    <w:p>
-      <w:pPr>
-        <w:spacing w:before="160"/>
-        <w:jc w:val="right"/>
-      </w:pPr>
-      <w:r>
-        <w:rPr>
-          <w:rFonts w:ascii="Times New Roman" w:hAnsi="Times New Roman" w:eastAsia="Times New Roman"/>
-          <w:b w:val="0"/>
-          <w:i w:val="0"/>
-          <w:sz w:val="28"/>
-        </w:rPr>
-        <w:t>Таблица 11</w:t>
-      </w:r>
-    </w:p>
-    <w:p>
-      <w:pPr>
-        <w:spacing w:after="40"/>
-        <w:jc w:val="center"/>
-      </w:pPr>
-      <w:r>
-        <w:rPr>
-          <w:rFonts w:ascii="Times New Roman" w:hAnsi="Times New Roman" w:eastAsia="Times New Roman"/>
-          <w:b w:val="0"/>
-          <w:i w:val="0"/>
-          <w:sz w:val="28"/>
-        </w:rPr>
-        <w:t>Описание системной операции «разобратьМетаданные»</w:t>
-      </w:r>
-    </w:p>
-    <w:tbl>
-      <w:tblPr>
-        <w:tblStyle w:val="TableGrid"/>
-        <w:tblW w:type="auto" w:w="0"/>
-        <w:jc w:val="center"/>
-        <w:tblLook w:firstColumn="1" w:firstRow="1" w:lastColumn="0" w:lastRow="0" w:noHBand="0" w:noVBand="1" w:val="04A0"/>
-      </w:tblPr>
-      <w:tblGrid>
-        <w:gridCol w:w="4844"/>
-        <w:gridCol w:w="4844"/>
-      </w:tblGrid>
-      <w:tr>
-        <w:tc>
-          <w:tcPr>
-            <w:tcW w:type="dxa" w:w="2154"/>
-            <w:shd w:val="clear" w:color="auto" w:fill="EFEFEF"/>
-          </w:tcPr>
-          <w:p>
-            <w:pPr>
-              <w:spacing w:line="240" w:lineRule="auto" w:after="0"/>
-            </w:pPr>
-            <w:r/>
-            <w:r>
-              <w:rPr>
-                <w:rFonts w:ascii="Times New Roman" w:hAnsi="Times New Roman" w:eastAsia="Times New Roman"/>
-                <w:b/>
-                <w:i w:val="0"/>
-                <w:sz w:val="26"/>
-              </w:rPr>
-              <w:t>Имя</w:t>
-            </w:r>
-          </w:p>
-        </w:tc>
-        <w:tc>
-          <w:tcPr>
-            <w:tcW w:type="dxa" w:w="7200"/>
-          </w:tcPr>
-          <w:p>
-            <w:pPr>
-              <w:spacing w:line="240" w:lineRule="auto" w:after="0"/>
-            </w:pPr>
-            <w:r/>
-            <w:r>
-              <w:rPr>
-                <w:rFonts w:ascii="Times New Roman" w:hAnsi="Times New Roman" w:eastAsia="Times New Roman"/>
-                <w:b w:val="0"/>
-                <w:i w:val="0"/>
-                <w:sz w:val="26"/>
-              </w:rPr>
-              <w:t>разобратьМетаданные(файлXML)</w:t>
-            </w:r>
-          </w:p>
-        </w:tc>
-      </w:tr>
-      <w:tr>
-        <w:tc>
-          <w:tcPr>
-            <w:tcW w:type="dxa" w:w="2154"/>
-            <w:shd w:val="clear" w:color="auto" w:fill="EFEFEF"/>
-          </w:tcPr>
-          <w:p>
-            <w:pPr>
-              <w:spacing w:line="240" w:lineRule="auto" w:after="0"/>
-            </w:pPr>
-            <w:r/>
-            <w:r>
-              <w:rPr>
-                <w:rFonts w:ascii="Times New Roman" w:hAnsi="Times New Roman" w:eastAsia="Times New Roman"/>
-                <w:b/>
-                <w:i w:val="0"/>
-                <w:sz w:val="26"/>
-              </w:rPr>
-              <w:t>Обязанности</w:t>
-            </w:r>
-          </w:p>
-        </w:tc>
-        <w:tc>
-          <w:tcPr>
-            <w:tcW w:type="dxa" w:w="7200"/>
-          </w:tcPr>
-          <w:p>
-            <w:pPr>
-              <w:spacing w:line="240" w:lineRule="auto" w:after="0"/>
-            </w:pPr>
-            <w:r/>
-            <w:r>
-              <w:rPr>
-                <w:rFonts w:ascii="Times New Roman" w:hAnsi="Times New Roman" w:eastAsia="Times New Roman"/>
-                <w:b w:val="0"/>
-                <w:i w:val="0"/>
-                <w:sz w:val="26"/>
-              </w:rPr>
-              <w:t>Прочитать файл метаданных, построить модель (сущности, группы свойств, свойства, операции, ассоциации, поиски) и классифицировать сущности.</w:t>
-            </w:r>
-          </w:p>
-        </w:tc>
-      </w:tr>
-      <w:tr>
-        <w:tc>
-          <w:tcPr>
-            <w:tcW w:type="dxa" w:w="2154"/>
-            <w:shd w:val="clear" w:color="auto" w:fill="EFEFEF"/>
-          </w:tcPr>
-          <w:p>
-            <w:pPr>
-              <w:spacing w:line="240" w:lineRule="auto" w:after="0"/>
-            </w:pPr>
-            <w:r/>
-            <w:r>
-              <w:rPr>
-                <w:rFonts w:ascii="Times New Roman" w:hAnsi="Times New Roman" w:eastAsia="Times New Roman"/>
-                <w:b/>
-                <w:i w:val="0"/>
-                <w:sz w:val="26"/>
-              </w:rPr>
-              <w:t>Тип</w:t>
-            </w:r>
-          </w:p>
-        </w:tc>
-        <w:tc>
-          <w:tcPr>
-            <w:tcW w:type="dxa" w:w="7200"/>
-          </w:tcPr>
-          <w:p>
-            <w:pPr>
-              <w:spacing w:line="240" w:lineRule="auto" w:after="0"/>
-            </w:pPr>
-            <w:r/>
-            <w:r>
-              <w:rPr>
-                <w:rFonts w:ascii="Times New Roman" w:hAnsi="Times New Roman" w:eastAsia="Times New Roman"/>
-                <w:b w:val="0"/>
-                <w:i w:val="0"/>
-                <w:sz w:val="26"/>
-              </w:rPr>
-              <w:t>Системная</w:t>
-            </w:r>
-          </w:p>
-        </w:tc>
-      </w:tr>
-      <w:tr>
-        <w:tc>
-          <w:tcPr>
-            <w:tcW w:type="dxa" w:w="2154"/>
-            <w:shd w:val="clear" w:color="auto" w:fill="EFEFEF"/>
-          </w:tcPr>
-          <w:p>
-            <w:pPr>
-              <w:spacing w:line="240" w:lineRule="auto" w:after="0"/>
-            </w:pPr>
-            <w:r/>
-            <w:r>
-              <w:rPr>
-                <w:rFonts w:ascii="Times New Roman" w:hAnsi="Times New Roman" w:eastAsia="Times New Roman"/>
-                <w:b/>
-                <w:i w:val="0"/>
-                <w:sz w:val="26"/>
-              </w:rPr>
-              <w:t>Ссылки</w:t>
-            </w:r>
-          </w:p>
-        </w:tc>
-        <w:tc>
-          <w:tcPr>
-            <w:tcW w:type="dxa" w:w="7200"/>
-          </w:tcPr>
-          <w:p>
-            <w:pPr>
-              <w:spacing w:line="240" w:lineRule="auto" w:after="0"/>
-            </w:pPr>
-            <w:r/>
-            <w:r>
-              <w:rPr>
-                <w:rFonts w:ascii="Times New Roman" w:hAnsi="Times New Roman" w:eastAsia="Times New Roman"/>
-                <w:b w:val="0"/>
-                <w:i w:val="0"/>
-                <w:sz w:val="26"/>
-              </w:rPr>
-              <w:t>ВИ «Разобрать метаданные»</w:t>
-            </w:r>
-          </w:p>
-        </w:tc>
-      </w:tr>
-      <w:tr>
-        <w:tc>
-          <w:tcPr>
-            <w:tcW w:type="dxa" w:w="2154"/>
-            <w:shd w:val="clear" w:color="auto" w:fill="EFEFEF"/>
-          </w:tcPr>
-          <w:p>
-            <w:pPr>
-              <w:spacing w:line="240" w:lineRule="auto" w:after="0"/>
-            </w:pPr>
-            <w:r/>
-            <w:r>
-              <w:rPr>
-                <w:rFonts w:ascii="Times New Roman" w:hAnsi="Times New Roman" w:eastAsia="Times New Roman"/>
-                <w:b/>
-                <w:i w:val="0"/>
-                <w:sz w:val="26"/>
-              </w:rPr>
-              <w:t>Примечания</w:t>
-            </w:r>
-          </w:p>
-        </w:tc>
-        <w:tc>
-          <w:tcPr>
-            <w:tcW w:type="dxa" w:w="7200"/>
-          </w:tcPr>
-          <w:p>
-            <w:pPr>
-              <w:spacing w:line="240" w:lineRule="auto" w:after="0"/>
-            </w:pPr>
-            <w:r/>
-            <w:r>
-              <w:rPr>
-                <w:rFonts w:ascii="Times New Roman" w:hAnsi="Times New Roman" w:eastAsia="Times New Roman"/>
-                <w:b w:val="0"/>
-                <w:i w:val="0"/>
-                <w:sz w:val="26"/>
-              </w:rPr>
-              <w:t>Классификация делит сущности на основные, дочерние и справочники.</w:t>
-            </w:r>
-          </w:p>
-        </w:tc>
-      </w:tr>
-      <w:tr>
-        <w:tc>
-          <w:tcPr>
-            <w:tcW w:type="dxa" w:w="2154"/>
-            <w:shd w:val="clear" w:color="auto" w:fill="EFEFEF"/>
-          </w:tcPr>
-          <w:p>
-            <w:pPr>
-              <w:spacing w:line="240" w:lineRule="auto" w:after="0"/>
-            </w:pPr>
-            <w:r/>
-            <w:r>
-              <w:rPr>
-                <w:rFonts w:ascii="Times New Roman" w:hAnsi="Times New Roman" w:eastAsia="Times New Roman"/>
-                <w:b/>
-                <w:i w:val="0"/>
-                <w:sz w:val="26"/>
-              </w:rPr>
-              <w:t>Исключения</w:t>
-            </w:r>
-          </w:p>
-        </w:tc>
-        <w:tc>
-          <w:tcPr>
-            <w:tcW w:type="dxa" w:w="7200"/>
-          </w:tcPr>
-          <w:p>
-            <w:pPr>
-              <w:spacing w:line="240" w:lineRule="auto" w:after="0"/>
-            </w:pPr>
-            <w:r/>
-            <w:r>
-              <w:rPr>
-                <w:rFonts w:ascii="Times New Roman" w:hAnsi="Times New Roman" w:eastAsia="Times New Roman"/>
-                <w:b w:val="0"/>
-                <w:i w:val="0"/>
-                <w:sz w:val="26"/>
-              </w:rPr>
-              <w:t>Файл не указан/недоступен; некорректная структура XML.</w:t>
-            </w:r>
-          </w:p>
-        </w:tc>
-      </w:tr>
-      <w:tr>
-        <w:tc>
-          <w:tcPr>
-            <w:tcW w:type="dxa" w:w="2154"/>
-            <w:shd w:val="clear" w:color="auto" w:fill="EFEFEF"/>
-          </w:tcPr>
-          <w:p>
-            <w:pPr>
-              <w:spacing w:line="240" w:lineRule="auto" w:after="0"/>
-            </w:pPr>
-            <w:r/>
-            <w:r>
-              <w:rPr>
-                <w:rFonts w:ascii="Times New Roman" w:hAnsi="Times New Roman" w:eastAsia="Times New Roman"/>
-                <w:b/>
-                <w:i w:val="0"/>
-                <w:sz w:val="26"/>
-              </w:rPr>
-              <w:t>Вывод</w:t>
-            </w:r>
-          </w:p>
-        </w:tc>
-        <w:tc>
-          <w:tcPr>
-            <w:tcW w:type="dxa" w:w="7200"/>
-          </w:tcPr>
-          <w:p>
-            <w:pPr>
-              <w:spacing w:line="240" w:lineRule="auto" w:after="0"/>
-            </w:pPr>
-            <w:r/>
-            <w:r>
-              <w:rPr>
-                <w:rFonts w:ascii="Times New Roman" w:hAnsi="Times New Roman" w:eastAsia="Times New Roman"/>
-                <w:b w:val="0"/>
-                <w:i w:val="0"/>
-                <w:sz w:val="26"/>
-              </w:rPr>
-              <w:t>Перечень сущностей с указанием типа.</w:t>
-            </w:r>
-          </w:p>
-        </w:tc>
-      </w:tr>
-      <w:tr>
-        <w:tc>
-          <w:tcPr>
-            <w:tcW w:type="dxa" w:w="2154"/>
-            <w:shd w:val="clear" w:color="auto" w:fill="EFEFEF"/>
-          </w:tcPr>
-          <w:p>
-            <w:pPr>
-              <w:spacing w:line="240" w:lineRule="auto" w:after="0"/>
-            </w:pPr>
-            <w:r/>
-            <w:r>
-              <w:rPr>
-                <w:rFonts w:ascii="Times New Roman" w:hAnsi="Times New Roman" w:eastAsia="Times New Roman"/>
-                <w:b/>
-                <w:i w:val="0"/>
-                <w:sz w:val="26"/>
-              </w:rPr>
-              <w:t>Предусловие</w:t>
-            </w:r>
-          </w:p>
-        </w:tc>
-        <w:tc>
-          <w:tcPr>
-            <w:tcW w:type="dxa" w:w="7200"/>
-          </w:tcPr>
-          <w:p>
-            <w:pPr>
-              <w:spacing w:line="240" w:lineRule="auto" w:after="0"/>
-            </w:pPr>
-            <w:r/>
-            <w:r>
-              <w:rPr>
-                <w:rFonts w:ascii="Times New Roman" w:hAnsi="Times New Roman" w:eastAsia="Times New Roman"/>
-                <w:b w:val="0"/>
-                <w:i w:val="0"/>
-                <w:sz w:val="26"/>
-              </w:rPr>
-              <w:t>Указан путь к файлу метаданных.</w:t>
-            </w:r>
-          </w:p>
-        </w:tc>
-      </w:tr>
-      <w:tr>
-        <w:tc>
-          <w:tcPr>
-            <w:tcW w:type="dxa" w:w="2154"/>
-            <w:shd w:val="clear" w:color="auto" w:fill="EFEFEF"/>
-          </w:tcPr>
-          <w:p>
-            <w:pPr>
-              <w:spacing w:line="240" w:lineRule="auto" w:after="0"/>
-            </w:pPr>
-            <w:r/>
-            <w:r>
-              <w:rPr>
-                <w:rFonts w:ascii="Times New Roman" w:hAnsi="Times New Roman" w:eastAsia="Times New Roman"/>
-                <w:b/>
-                <w:i w:val="0"/>
-                <w:sz w:val="26"/>
-              </w:rPr>
-              <w:t>Постусловие</w:t>
-            </w:r>
-          </w:p>
-        </w:tc>
-        <w:tc>
-          <w:tcPr>
-            <w:tcW w:type="dxa" w:w="7200"/>
-          </w:tcPr>
-          <w:p>
-            <w:pPr>
-              <w:spacing w:line="240" w:lineRule="auto" w:after="0"/>
-            </w:pPr>
-            <w:r/>
-            <w:r>
-              <w:rPr>
-                <w:rFonts w:ascii="Times New Roman" w:hAnsi="Times New Roman" w:eastAsia="Times New Roman"/>
-                <w:b w:val="0"/>
-                <w:i w:val="0"/>
-                <w:sz w:val="26"/>
-              </w:rPr>
-              <w:t>Сформирована модель метаданных, доступная для генерации.</w:t>
-            </w:r>
-          </w:p>
-        </w:tc>
-      </w:tr>
-    </w:tbl>
-    <w:p>
-      <w:pPr>
-        <w:spacing w:after="40"/>
-      </w:pPr>
-    </w:p>
-    <w:p>
-      <w:pPr>
-        <w:spacing w:before="160"/>
-        <w:jc w:val="right"/>
-      </w:pPr>
-      <w:r>
-        <w:rPr>
-          <w:rFonts w:ascii="Times New Roman" w:hAnsi="Times New Roman" w:eastAsia="Times New Roman"/>
-          <w:b w:val="0"/>
-          <w:i w:val="0"/>
-          <w:sz w:val="28"/>
-        </w:rPr>
-        <w:t>Таблица 12</w:t>
-      </w:r>
-    </w:p>
-    <w:p>
-      <w:pPr>
-        <w:spacing w:after="40"/>
-        <w:jc w:val="center"/>
-      </w:pPr>
-      <w:r>
-        <w:rPr>
-          <w:rFonts w:ascii="Times New Roman" w:hAnsi="Times New Roman" w:eastAsia="Times New Roman"/>
-          <w:b w:val="0"/>
-          <w:i w:val="0"/>
-          <w:sz w:val="28"/>
-        </w:rPr>
-        <w:t>Описание системной операции «сгенерироватьАвтотесты»</w:t>
-      </w:r>
-    </w:p>
-    <w:tbl>
-      <w:tblPr>
-        <w:tblStyle w:val="TableGrid"/>
-        <w:tblW w:type="auto" w:w="0"/>
-        <w:jc w:val="center"/>
-        <w:tblLook w:firstColumn="1" w:firstRow="1" w:lastColumn="0" w:lastRow="0" w:noHBand="0" w:noVBand="1" w:val="04A0"/>
-      </w:tblPr>
-      <w:tblGrid>
-        <w:gridCol w:w="4844"/>
-        <w:gridCol w:w="4844"/>
-      </w:tblGrid>
-      <w:tr>
-        <w:tc>
-          <w:tcPr>
-            <w:tcW w:type="dxa" w:w="2154"/>
-            <w:shd w:val="clear" w:color="auto" w:fill="EFEFEF"/>
-          </w:tcPr>
-          <w:p>
-            <w:pPr>
-              <w:spacing w:line="240" w:lineRule="auto" w:after="0"/>
-            </w:pPr>
-            <w:r/>
-            <w:r>
-              <w:rPr>
-                <w:rFonts w:ascii="Times New Roman" w:hAnsi="Times New Roman" w:eastAsia="Times New Roman"/>
-                <w:b/>
-                <w:i w:val="0"/>
-                <w:sz w:val="26"/>
-              </w:rPr>
-              <w:t>Имя</w:t>
-            </w:r>
-          </w:p>
-        </w:tc>
-        <w:tc>
-          <w:tcPr>
-            <w:tcW w:type="dxa" w:w="7200"/>
-          </w:tcPr>
-          <w:p>
-            <w:pPr>
-              <w:spacing w:line="240" w:lineRule="auto" w:after="0"/>
-            </w:pPr>
-            <w:r/>
-            <w:r>
-              <w:rPr>
-                <w:rFonts w:ascii="Times New Roman" w:hAnsi="Times New Roman" w:eastAsia="Times New Roman"/>
-                <w:b w:val="0"/>
-                <w:i w:val="0"/>
-                <w:sz w:val="26"/>
-              </w:rPr>
-              <w:t>сгенерироватьАвтотесты(модель, каталог)</w:t>
-            </w:r>
-          </w:p>
-        </w:tc>
-      </w:tr>
-      <w:tr>
-        <w:tc>
-          <w:tcPr>
-            <w:tcW w:type="dxa" w:w="2154"/>
-            <w:shd w:val="clear" w:color="auto" w:fill="EFEFEF"/>
-          </w:tcPr>
-          <w:p>
-            <w:pPr>
-              <w:spacing w:line="240" w:lineRule="auto" w:after="0"/>
-            </w:pPr>
-            <w:r/>
-            <w:r>
-              <w:rPr>
-                <w:rFonts w:ascii="Times New Roman" w:hAnsi="Times New Roman" w:eastAsia="Times New Roman"/>
-                <w:b/>
-                <w:i w:val="0"/>
-                <w:sz w:val="26"/>
-              </w:rPr>
-              <w:t>Обязанности</w:t>
-            </w:r>
-          </w:p>
-        </w:tc>
-        <w:tc>
-          <w:tcPr>
-            <w:tcW w:type="dxa" w:w="7200"/>
-          </w:tcPr>
-          <w:p>
-            <w:pPr>
-              <w:spacing w:line="240" w:lineRule="auto" w:after="0"/>
-            </w:pPr>
-            <w:r/>
-            <w:r>
-              <w:rPr>
-                <w:rFonts w:ascii="Times New Roman" w:hAnsi="Times New Roman" w:eastAsia="Times New Roman"/>
-                <w:b w:val="0"/>
-                <w:i w:val="0"/>
-                <w:sz w:val="26"/>
-              </w:rPr>
-              <w:t>Создать структуру тестового проекта и инфраструктурные компоненты, а для каждой тестируемой сущности — объект страницы и тестовый класс.</w:t>
-            </w:r>
-          </w:p>
-        </w:tc>
-      </w:tr>
-      <w:tr>
-        <w:tc>
-          <w:tcPr>
-            <w:tcW w:type="dxa" w:w="2154"/>
-            <w:shd w:val="clear" w:color="auto" w:fill="EFEFEF"/>
-          </w:tcPr>
-          <w:p>
-            <w:pPr>
-              <w:spacing w:line="240" w:lineRule="auto" w:after="0"/>
-            </w:pPr>
-            <w:r/>
-            <w:r>
-              <w:rPr>
-                <w:rFonts w:ascii="Times New Roman" w:hAnsi="Times New Roman" w:eastAsia="Times New Roman"/>
-                <w:b/>
-                <w:i w:val="0"/>
-                <w:sz w:val="26"/>
-              </w:rPr>
-              <w:t>Тип</w:t>
-            </w:r>
-          </w:p>
-        </w:tc>
-        <w:tc>
-          <w:tcPr>
-            <w:tcW w:type="dxa" w:w="7200"/>
-          </w:tcPr>
-          <w:p>
-            <w:pPr>
-              <w:spacing w:line="240" w:lineRule="auto" w:after="0"/>
-            </w:pPr>
-            <w:r/>
-            <w:r>
-              <w:rPr>
-                <w:rFonts w:ascii="Times New Roman" w:hAnsi="Times New Roman" w:eastAsia="Times New Roman"/>
-                <w:b w:val="0"/>
-                <w:i w:val="0"/>
-                <w:sz w:val="26"/>
-              </w:rPr>
-              <w:t>Системная</w:t>
-            </w:r>
-          </w:p>
-        </w:tc>
-      </w:tr>
-      <w:tr>
-        <w:tc>
-          <w:tcPr>
-            <w:tcW w:type="dxa" w:w="2154"/>
-            <w:shd w:val="clear" w:color="auto" w:fill="EFEFEF"/>
-          </w:tcPr>
-          <w:p>
-            <w:pPr>
-              <w:spacing w:line="240" w:lineRule="auto" w:after="0"/>
-            </w:pPr>
-            <w:r/>
-            <w:r>
-              <w:rPr>
-                <w:rFonts w:ascii="Times New Roman" w:hAnsi="Times New Roman" w:eastAsia="Times New Roman"/>
-                <w:b/>
-                <w:i w:val="0"/>
-                <w:sz w:val="26"/>
-              </w:rPr>
-              <w:t>Ссылки</w:t>
-            </w:r>
-          </w:p>
-        </w:tc>
-        <w:tc>
-          <w:tcPr>
-            <w:tcW w:type="dxa" w:w="7200"/>
-          </w:tcPr>
-          <w:p>
-            <w:pPr>
-              <w:spacing w:line="240" w:lineRule="auto" w:after="0"/>
-            </w:pPr>
-            <w:r/>
-            <w:r>
-              <w:rPr>
-                <w:rFonts w:ascii="Times New Roman" w:hAnsi="Times New Roman" w:eastAsia="Times New Roman"/>
-                <w:b w:val="0"/>
-                <w:i w:val="0"/>
-                <w:sz w:val="26"/>
-              </w:rPr>
-              <w:t>ВИ «Сгенерировать автотесты»</w:t>
-            </w:r>
-          </w:p>
-        </w:tc>
-      </w:tr>
-      <w:tr>
-        <w:tc>
-          <w:tcPr>
-            <w:tcW w:type="dxa" w:w="2154"/>
-            <w:shd w:val="clear" w:color="auto" w:fill="EFEFEF"/>
-          </w:tcPr>
-          <w:p>
-            <w:pPr>
-              <w:spacing w:line="240" w:lineRule="auto" w:after="0"/>
-            </w:pPr>
-            <w:r/>
-            <w:r>
-              <w:rPr>
-                <w:rFonts w:ascii="Times New Roman" w:hAnsi="Times New Roman" w:eastAsia="Times New Roman"/>
-                <w:b/>
-                <w:i w:val="0"/>
-                <w:sz w:val="26"/>
-              </w:rPr>
-              <w:t>Примечания</w:t>
-            </w:r>
-          </w:p>
-        </w:tc>
-        <w:tc>
-          <w:tcPr>
-            <w:tcW w:type="dxa" w:w="7200"/>
-          </w:tcPr>
-          <w:p>
-            <w:pPr>
-              <w:spacing w:line="240" w:lineRule="auto" w:after="0"/>
-            </w:pPr>
-            <w:r/>
-            <w:r>
-              <w:rPr>
-                <w:rFonts w:ascii="Times New Roman" w:hAnsi="Times New Roman" w:eastAsia="Times New Roman"/>
-                <w:b w:val="0"/>
-                <w:i w:val="0"/>
-                <w:sz w:val="26"/>
-              </w:rPr>
-              <w:t>Справочники пропускаются; формируется отчёт о классификации.</w:t>
-            </w:r>
-          </w:p>
-        </w:tc>
-      </w:tr>
-      <w:tr>
-        <w:tc>
-          <w:tcPr>
-            <w:tcW w:type="dxa" w:w="2154"/>
-            <w:shd w:val="clear" w:color="auto" w:fill="EFEFEF"/>
-          </w:tcPr>
-          <w:p>
-            <w:pPr>
-              <w:spacing w:line="240" w:lineRule="auto" w:after="0"/>
-            </w:pPr>
-            <w:r/>
-            <w:r>
-              <w:rPr>
-                <w:rFonts w:ascii="Times New Roman" w:hAnsi="Times New Roman" w:eastAsia="Times New Roman"/>
-                <w:b/>
-                <w:i w:val="0"/>
-                <w:sz w:val="26"/>
-              </w:rPr>
-              <w:t>Исключения</w:t>
-            </w:r>
-          </w:p>
-        </w:tc>
-        <w:tc>
-          <w:tcPr>
-            <w:tcW w:type="dxa" w:w="7200"/>
-          </w:tcPr>
-          <w:p>
-            <w:pPr>
-              <w:spacing w:line="240" w:lineRule="auto" w:after="0"/>
-            </w:pPr>
-            <w:r/>
-            <w:r>
-              <w:rPr>
-                <w:rFonts w:ascii="Times New Roman" w:hAnsi="Times New Roman" w:eastAsia="Times New Roman"/>
-                <w:b w:val="0"/>
-                <w:i w:val="0"/>
-                <w:sz w:val="26"/>
-              </w:rPr>
-              <w:t>Не сформирована модель; каталог недоступен; ошибка записи файлов.</w:t>
-            </w:r>
-          </w:p>
-        </w:tc>
-      </w:tr>
-      <w:tr>
-        <w:tc>
-          <w:tcPr>
-            <w:tcW w:type="dxa" w:w="2154"/>
-            <w:shd w:val="clear" w:color="auto" w:fill="EFEFEF"/>
-          </w:tcPr>
-          <w:p>
-            <w:pPr>
-              <w:spacing w:line="240" w:lineRule="auto" w:after="0"/>
-            </w:pPr>
-            <w:r/>
-            <w:r>
-              <w:rPr>
-                <w:rFonts w:ascii="Times New Roman" w:hAnsi="Times New Roman" w:eastAsia="Times New Roman"/>
-                <w:b/>
-                <w:i w:val="0"/>
-                <w:sz w:val="26"/>
-              </w:rPr>
-              <w:t>Вывод</w:t>
-            </w:r>
-          </w:p>
-        </w:tc>
-        <w:tc>
-          <w:tcPr>
-            <w:tcW w:type="dxa" w:w="7200"/>
-          </w:tcPr>
-          <w:p>
-            <w:pPr>
-              <w:spacing w:line="240" w:lineRule="auto" w:after="0"/>
-            </w:pPr>
-            <w:r/>
-            <w:r>
-              <w:rPr>
-                <w:rFonts w:ascii="Times New Roman" w:hAnsi="Times New Roman" w:eastAsia="Times New Roman"/>
-                <w:b w:val="0"/>
-                <w:i w:val="0"/>
-                <w:sz w:val="26"/>
-              </w:rPr>
-              <w:t>Сгенерированный тестовый проект и сводка о генерации.</w:t>
-            </w:r>
-          </w:p>
-        </w:tc>
-      </w:tr>
-      <w:tr>
-        <w:tc>
-          <w:tcPr>
-            <w:tcW w:type="dxa" w:w="2154"/>
-            <w:shd w:val="clear" w:color="auto" w:fill="EFEFEF"/>
-          </w:tcPr>
-          <w:p>
-            <w:pPr>
-              <w:spacing w:line="240" w:lineRule="auto" w:after="0"/>
-            </w:pPr>
-            <w:r/>
-            <w:r>
-              <w:rPr>
-                <w:rFonts w:ascii="Times New Roman" w:hAnsi="Times New Roman" w:eastAsia="Times New Roman"/>
-                <w:b/>
-                <w:i w:val="0"/>
-                <w:sz w:val="26"/>
-              </w:rPr>
-              <w:t>Предусловие</w:t>
-            </w:r>
-          </w:p>
-        </w:tc>
-        <w:tc>
-          <w:tcPr>
-            <w:tcW w:type="dxa" w:w="7200"/>
-          </w:tcPr>
-          <w:p>
-            <w:pPr>
-              <w:spacing w:line="240" w:lineRule="auto" w:after="0"/>
-            </w:pPr>
-            <w:r/>
-            <w:r>
-              <w:rPr>
-                <w:rFonts w:ascii="Times New Roman" w:hAnsi="Times New Roman" w:eastAsia="Times New Roman"/>
-                <w:b w:val="0"/>
-                <w:i w:val="0"/>
-                <w:sz w:val="26"/>
-              </w:rPr>
-              <w:t>Сформирована модель метаданных; задан каталог генерации.</w:t>
-            </w:r>
-          </w:p>
-        </w:tc>
-      </w:tr>
-      <w:tr>
-        <w:tc>
-          <w:tcPr>
-            <w:tcW w:type="dxa" w:w="2154"/>
-            <w:shd w:val="clear" w:color="auto" w:fill="EFEFEF"/>
-          </w:tcPr>
-          <w:p>
-            <w:pPr>
-              <w:spacing w:line="240" w:lineRule="auto" w:after="0"/>
-            </w:pPr>
-            <w:r/>
-            <w:r>
-              <w:rPr>
-                <w:rFonts w:ascii="Times New Roman" w:hAnsi="Times New Roman" w:eastAsia="Times New Roman"/>
-                <w:b/>
-                <w:i w:val="0"/>
-                <w:sz w:val="26"/>
-              </w:rPr>
-              <w:t>Постусловие</w:t>
-            </w:r>
-          </w:p>
-        </w:tc>
-        <w:tc>
-          <w:tcPr>
-            <w:tcW w:type="dxa" w:w="7200"/>
-          </w:tcPr>
-          <w:p>
-            <w:pPr>
-              <w:spacing w:line="240" w:lineRule="auto" w:after="0"/>
-            </w:pPr>
-            <w:r/>
-            <w:r>
-              <w:rPr>
-                <w:rFonts w:ascii="Times New Roman" w:hAnsi="Times New Roman" w:eastAsia="Times New Roman"/>
-                <w:b w:val="0"/>
-                <w:i w:val="0"/>
-                <w:sz w:val="26"/>
-              </w:rPr>
-              <w:t>Доступен тестовый проект для запуска автотестов.</w:t>
-            </w:r>
-          </w:p>
-        </w:tc>
-      </w:tr>
-    </w:tbl>
-    <w:p>
-      <w:pPr>
-        <w:spacing w:after="40"/>
-      </w:pPr>
     </w:p>
     <w:p>
       <w:pPr>
@@ -5263,7 +4137,7 @@
           <w:i w:val="0"/>
           <w:sz w:val="28"/>
         </w:rPr>
-        <w:t>Описание системной операции «запуститьАвтотесты»</w:t>
+        <w:t>Описание системной операции «указатьФайлМетаданных»</w:t>
       </w:r>
     </w:p>
     <w:tbl>
@@ -5315,7 +4189,7 @@
                 <w:i w:val="0"/>
                 <w:sz w:val="26"/>
               </w:rPr>
-              <w:t>запуститьАвтотесты(фильтрТестов)</w:t>
+              <w:t>указатьФайлМетаданных(путь)</w:t>
             </w:r>
           </w:p>
         </w:tc>
@@ -5358,7 +4232,7 @@
                 <w:i w:val="0"/>
                 <w:sz w:val="26"/>
               </w:rPr>
-              <w:t>Выполнить сгенерированные автотесты, разобрать отчёты о выполнении и сформировать сводку.</w:t>
+              <w:t>Принять и сохранить путь к XML-файлу метаданных.</w:t>
             </w:r>
           </w:p>
         </w:tc>
@@ -5444,7 +4318,7 @@
                 <w:i w:val="0"/>
                 <w:sz w:val="26"/>
               </w:rPr>
-              <w:t>ВИ «Запустить автотесты»</w:t>
+              <w:t>ВИ «Подготовить параметры»</w:t>
             </w:r>
           </w:p>
         </w:tc>
@@ -5487,7 +4361,7 @@
                 <w:i w:val="0"/>
                 <w:sz w:val="26"/>
               </w:rPr>
-              <w:t>Включает операцию сохранения результатов прогона.</w:t>
+              <w:t>Путь к исходной XML-модели предметной области.</w:t>
             </w:r>
           </w:p>
         </w:tc>
@@ -5530,7 +4404,7 @@
                 <w:i w:val="0"/>
                 <w:sz w:val="26"/>
               </w:rPr>
-              <w:t>Проект не сгенерирован; не заданы параметры доступа к сайту; ошибка выполнения.</w:t>
+              <w:t>Путь не указан; файл не существует.</w:t>
             </w:r>
           </w:p>
         </w:tc>
@@ -5573,7 +4447,7 @@
                 <w:i w:val="0"/>
                 <w:sz w:val="26"/>
               </w:rPr>
-              <w:t>Результаты прогона (всего/успешно/провалено) и отчёты.</w:t>
+              <w:t>Путь к файлу метаданных принят.</w:t>
             </w:r>
           </w:p>
         </w:tc>
@@ -5616,7 +4490,7 @@
                 <w:i w:val="0"/>
                 <w:sz w:val="26"/>
               </w:rPr>
-              <w:t>Автотесты сгенерированы; заданы параметры доступа к сайту.</w:t>
+              <w:t>Система готова к вводу параметров.</w:t>
             </w:r>
           </w:p>
         </w:tc>
@@ -5659,7 +4533,7 @@
                 <w:i w:val="0"/>
                 <w:sz w:val="26"/>
               </w:rPr>
-              <w:t>Сформированы и сохранены результаты прогона.</w:t>
+              <w:t>Файл метаданных задан.</w:t>
             </w:r>
           </w:p>
         </w:tc>
@@ -5697,7 +4571,7 @@
           <w:i w:val="0"/>
           <w:sz w:val="28"/>
         </w:rPr>
-        <w:t>Описание системной операции «запуститьВыбранныеТесты»</w:t>
+        <w:t>Описание системной операции «указатьКаталогГенерации»</w:t>
       </w:r>
     </w:p>
     <w:tbl>
@@ -5749,7 +4623,7 @@
                 <w:i w:val="0"/>
                 <w:sz w:val="26"/>
               </w:rPr>
-              <w:t>запуститьВыбранныеТесты(сущности, видыТестов)</w:t>
+              <w:t>указатьКаталогГенерации(путь)</w:t>
             </w:r>
           </w:p>
         </w:tc>
@@ -5792,7 +4666,7 @@
                 <w:i w:val="0"/>
                 <w:sz w:val="26"/>
               </w:rPr>
-              <w:t>Выполнить заданное подмножество сущностей и видов проверок.</w:t>
+              <w:t>Принять и сохранить путь к каталогу для генерации тестового проекта.</w:t>
             </w:r>
           </w:p>
         </w:tc>
@@ -5878,7 +4752,7 @@
                 <w:i w:val="0"/>
                 <w:sz w:val="26"/>
               </w:rPr>
-              <w:t>ВИ «Запустить выбранные тесты» («extend»)</w:t>
+              <w:t>ВИ «Подготовить параметры»</w:t>
             </w:r>
           </w:p>
         </w:tc>
@@ -5921,7 +4795,7 @@
                 <w:i w:val="0"/>
                 <w:sz w:val="26"/>
               </w:rPr>
-              <w:t>Расширение варианта «Запустить автотесты».</w:t>
+              <w:t>В каталоге создаётся отдельная подпапка по имени XML-файла.</w:t>
             </w:r>
           </w:p>
         </w:tc>
@@ -5964,7 +4838,7 @@
                 <w:i w:val="0"/>
                 <w:sz w:val="26"/>
               </w:rPr>
-              <w:t>Не выбрана ни одна сущность.</w:t>
+              <w:t>Каталог недоступен для записи.</w:t>
             </w:r>
           </w:p>
         </w:tc>
@@ -6007,7 +4881,7 @@
                 <w:i w:val="0"/>
                 <w:sz w:val="26"/>
               </w:rPr>
-              <w:t>Результаты прогона по выбранному подмножеству.</w:t>
+              <w:t>Каталог генерации принят.</w:t>
             </w:r>
           </w:p>
         </w:tc>
@@ -6050,7 +4924,7 @@
                 <w:i w:val="0"/>
                 <w:sz w:val="26"/>
               </w:rPr>
-              <w:t>Автотесты сгенерированы; выбрано подмножество тестов.</w:t>
+              <w:t>Система готова к вводу параметров.</w:t>
             </w:r>
           </w:p>
         </w:tc>
@@ -6093,7 +4967,7 @@
                 <w:i w:val="0"/>
                 <w:sz w:val="26"/>
               </w:rPr>
-              <w:t>Сформированы результаты прогона выбранных тестов.</w:t>
+              <w:t>Каталог генерации задан.</w:t>
             </w:r>
           </w:p>
         </w:tc>
@@ -6131,7 +5005,7 @@
           <w:i w:val="0"/>
           <w:sz w:val="28"/>
         </w:rPr>
-        <w:t>Описание системной операции «сохранитьРезультаты»</w:t>
+        <w:t>Описание системной операции «указатьАдресСайта»</w:t>
       </w:r>
     </w:p>
     <w:tbl>
@@ -6183,7 +5057,7 @@
                 <w:i w:val="0"/>
                 <w:sz w:val="26"/>
               </w:rPr>
-              <w:t>сохранитьРезультаты(прогон)</w:t>
+              <w:t>указатьАдресСайта(URL)</w:t>
             </w:r>
           </w:p>
         </w:tc>
@@ -6226,7 +5100,7 @@
                 <w:i w:val="0"/>
                 <w:sz w:val="26"/>
               </w:rPr>
-              <w:t>Сохранить сведения о прогоне и результаты отдельных тестов в базе отчётов.</w:t>
+              <w:t>Принять и сохранить адрес тестируемого web-приложения.</w:t>
             </w:r>
           </w:p>
         </w:tc>
@@ -6312,7 +5186,7 @@
                 <w:i w:val="0"/>
                 <w:sz w:val="26"/>
               </w:rPr>
-              <w:t>ВИ «Сохранить результаты прогона» («include»)</w:t>
+              <w:t>ВИ «Подготовить параметры»</w:t>
             </w:r>
           </w:p>
         </w:tc>
@@ -6355,7 +5229,7 @@
                 <w:i w:val="0"/>
                 <w:sz w:val="26"/>
               </w:rPr>
-              <w:t>Выполняется автоматически после прогона.</w:t>
+              <w:t>Адрес используется при запуске автотестов.</w:t>
             </w:r>
           </w:p>
         </w:tc>
@@ -6398,7 +5272,7 @@
                 <w:i w:val="0"/>
                 <w:sz w:val="26"/>
               </w:rPr>
-              <w:t>Ошибка записи в базу отчётов.</w:t>
+              <w:t>Адрес не указан.</w:t>
             </w:r>
           </w:p>
         </w:tc>
@@ -6441,7 +5315,7 @@
                 <w:i w:val="0"/>
                 <w:sz w:val="26"/>
               </w:rPr>
-              <w:t>Запись прогона в базе отчётов.</w:t>
+              <w:t>Адрес сайта принят.</w:t>
             </w:r>
           </w:p>
         </w:tc>
@@ -6484,7 +5358,7 @@
                 <w:i w:val="0"/>
                 <w:sz w:val="26"/>
               </w:rPr>
-              <w:t>Прогон завершён, результаты сформированы.</w:t>
+              <w:t>Система готова к вводу параметров.</w:t>
             </w:r>
           </w:p>
         </w:tc>
@@ -6527,7 +5401,7 @@
                 <w:i w:val="0"/>
                 <w:sz w:val="26"/>
               </w:rPr>
-              <w:t>Результаты прогона сохранены в базе отчётов.</w:t>
+              <w:t>Адрес тестируемого сайта задан.</w:t>
             </w:r>
           </w:p>
         </w:tc>
@@ -6565,6 +5439,3814 @@
           <w:i w:val="0"/>
           <w:sz w:val="28"/>
         </w:rPr>
+        <w:t>Описание системной операции «указатьУчётныеДанные»</w:t>
+      </w:r>
+    </w:p>
+    <w:tbl>
+      <w:tblPr>
+        <w:tblStyle w:val="TableGrid"/>
+        <w:tblW w:type="auto" w:w="0"/>
+        <w:jc w:val="center"/>
+        <w:tblLook w:firstColumn="1" w:firstRow="1" w:lastColumn="0" w:lastRow="0" w:noHBand="0" w:noVBand="1" w:val="04A0"/>
+      </w:tblPr>
+      <w:tblGrid>
+        <w:gridCol w:w="4844"/>
+        <w:gridCol w:w="4844"/>
+      </w:tblGrid>
+      <w:tr>
+        <w:tc>
+          <w:tcPr>
+            <w:tcW w:type="dxa" w:w="2154"/>
+            <w:shd w:val="clear" w:color="auto" w:fill="EFEFEF"/>
+          </w:tcPr>
+          <w:p>
+            <w:pPr>
+              <w:spacing w:line="240" w:lineRule="auto" w:after="0"/>
+            </w:pPr>
+            <w:r/>
+            <w:r>
+              <w:rPr>
+                <w:rFonts w:ascii="Times New Roman" w:hAnsi="Times New Roman" w:eastAsia="Times New Roman"/>
+                <w:b/>
+                <w:i w:val="0"/>
+                <w:sz w:val="26"/>
+              </w:rPr>
+              <w:t>Имя</w:t>
+            </w:r>
+          </w:p>
+        </w:tc>
+        <w:tc>
+          <w:tcPr>
+            <w:tcW w:type="dxa" w:w="7200"/>
+          </w:tcPr>
+          <w:p>
+            <w:pPr>
+              <w:spacing w:line="240" w:lineRule="auto" w:after="0"/>
+            </w:pPr>
+            <w:r/>
+            <w:r>
+              <w:rPr>
+                <w:rFonts w:ascii="Times New Roman" w:hAnsi="Times New Roman" w:eastAsia="Times New Roman"/>
+                <w:b w:val="0"/>
+                <w:i w:val="0"/>
+                <w:sz w:val="26"/>
+              </w:rPr>
+              <w:t>указатьУчётныеДанные(логин, пароль)</w:t>
+            </w:r>
+          </w:p>
+        </w:tc>
+      </w:tr>
+      <w:tr>
+        <w:tc>
+          <w:tcPr>
+            <w:tcW w:type="dxa" w:w="2154"/>
+            <w:shd w:val="clear" w:color="auto" w:fill="EFEFEF"/>
+          </w:tcPr>
+          <w:p>
+            <w:pPr>
+              <w:spacing w:line="240" w:lineRule="auto" w:after="0"/>
+            </w:pPr>
+            <w:r/>
+            <w:r>
+              <w:rPr>
+                <w:rFonts w:ascii="Times New Roman" w:hAnsi="Times New Roman" w:eastAsia="Times New Roman"/>
+                <w:b/>
+                <w:i w:val="0"/>
+                <w:sz w:val="26"/>
+              </w:rPr>
+              <w:t>Обязанности</w:t>
+            </w:r>
+          </w:p>
+        </w:tc>
+        <w:tc>
+          <w:tcPr>
+            <w:tcW w:type="dxa" w:w="7200"/>
+          </w:tcPr>
+          <w:p>
+            <w:pPr>
+              <w:spacing w:line="240" w:lineRule="auto" w:after="0"/>
+            </w:pPr>
+            <w:r/>
+            <w:r>
+              <w:rPr>
+                <w:rFonts w:ascii="Times New Roman" w:hAnsi="Times New Roman" w:eastAsia="Times New Roman"/>
+                <w:b w:val="0"/>
+                <w:i w:val="0"/>
+                <w:sz w:val="26"/>
+              </w:rPr>
+              <w:t>Принять учётные данные для входа в тестируемое приложение.</w:t>
+            </w:r>
+          </w:p>
+        </w:tc>
+      </w:tr>
+      <w:tr>
+        <w:tc>
+          <w:tcPr>
+            <w:tcW w:type="dxa" w:w="2154"/>
+            <w:shd w:val="clear" w:color="auto" w:fill="EFEFEF"/>
+          </w:tcPr>
+          <w:p>
+            <w:pPr>
+              <w:spacing w:line="240" w:lineRule="auto" w:after="0"/>
+            </w:pPr>
+            <w:r/>
+            <w:r>
+              <w:rPr>
+                <w:rFonts w:ascii="Times New Roman" w:hAnsi="Times New Roman" w:eastAsia="Times New Roman"/>
+                <w:b/>
+                <w:i w:val="0"/>
+                <w:sz w:val="26"/>
+              </w:rPr>
+              <w:t>Тип</w:t>
+            </w:r>
+          </w:p>
+        </w:tc>
+        <w:tc>
+          <w:tcPr>
+            <w:tcW w:type="dxa" w:w="7200"/>
+          </w:tcPr>
+          <w:p>
+            <w:pPr>
+              <w:spacing w:line="240" w:lineRule="auto" w:after="0"/>
+            </w:pPr>
+            <w:r/>
+            <w:r>
+              <w:rPr>
+                <w:rFonts w:ascii="Times New Roman" w:hAnsi="Times New Roman" w:eastAsia="Times New Roman"/>
+                <w:b w:val="0"/>
+                <w:i w:val="0"/>
+                <w:sz w:val="26"/>
+              </w:rPr>
+              <w:t>Системная</w:t>
+            </w:r>
+          </w:p>
+        </w:tc>
+      </w:tr>
+      <w:tr>
+        <w:tc>
+          <w:tcPr>
+            <w:tcW w:type="dxa" w:w="2154"/>
+            <w:shd w:val="clear" w:color="auto" w:fill="EFEFEF"/>
+          </w:tcPr>
+          <w:p>
+            <w:pPr>
+              <w:spacing w:line="240" w:lineRule="auto" w:after="0"/>
+            </w:pPr>
+            <w:r/>
+            <w:r>
+              <w:rPr>
+                <w:rFonts w:ascii="Times New Roman" w:hAnsi="Times New Roman" w:eastAsia="Times New Roman"/>
+                <w:b/>
+                <w:i w:val="0"/>
+                <w:sz w:val="26"/>
+              </w:rPr>
+              <w:t>Ссылки</w:t>
+            </w:r>
+          </w:p>
+        </w:tc>
+        <w:tc>
+          <w:tcPr>
+            <w:tcW w:type="dxa" w:w="7200"/>
+          </w:tcPr>
+          <w:p>
+            <w:pPr>
+              <w:spacing w:line="240" w:lineRule="auto" w:after="0"/>
+            </w:pPr>
+            <w:r/>
+            <w:r>
+              <w:rPr>
+                <w:rFonts w:ascii="Times New Roman" w:hAnsi="Times New Roman" w:eastAsia="Times New Roman"/>
+                <w:b w:val="0"/>
+                <w:i w:val="0"/>
+                <w:sz w:val="26"/>
+              </w:rPr>
+              <w:t>ВИ «Подготовить параметры»</w:t>
+            </w:r>
+          </w:p>
+        </w:tc>
+      </w:tr>
+      <w:tr>
+        <w:tc>
+          <w:tcPr>
+            <w:tcW w:type="dxa" w:w="2154"/>
+            <w:shd w:val="clear" w:color="auto" w:fill="EFEFEF"/>
+          </w:tcPr>
+          <w:p>
+            <w:pPr>
+              <w:spacing w:line="240" w:lineRule="auto" w:after="0"/>
+            </w:pPr>
+            <w:r/>
+            <w:r>
+              <w:rPr>
+                <w:rFonts w:ascii="Times New Roman" w:hAnsi="Times New Roman" w:eastAsia="Times New Roman"/>
+                <w:b/>
+                <w:i w:val="0"/>
+                <w:sz w:val="26"/>
+              </w:rPr>
+              <w:t>Примечания</w:t>
+            </w:r>
+          </w:p>
+        </w:tc>
+        <w:tc>
+          <w:tcPr>
+            <w:tcW w:type="dxa" w:w="7200"/>
+          </w:tcPr>
+          <w:p>
+            <w:pPr>
+              <w:spacing w:line="240" w:lineRule="auto" w:after="0"/>
+            </w:pPr>
+            <w:r/>
+            <w:r>
+              <w:rPr>
+                <w:rFonts w:ascii="Times New Roman" w:hAnsi="Times New Roman" w:eastAsia="Times New Roman"/>
+                <w:b w:val="0"/>
+                <w:i w:val="0"/>
+                <w:sz w:val="26"/>
+              </w:rPr>
+              <w:t>Используются при авторизации во время прогона.</w:t>
+            </w:r>
+          </w:p>
+        </w:tc>
+      </w:tr>
+      <w:tr>
+        <w:tc>
+          <w:tcPr>
+            <w:tcW w:type="dxa" w:w="2154"/>
+            <w:shd w:val="clear" w:color="auto" w:fill="EFEFEF"/>
+          </w:tcPr>
+          <w:p>
+            <w:pPr>
+              <w:spacing w:line="240" w:lineRule="auto" w:after="0"/>
+            </w:pPr>
+            <w:r/>
+            <w:r>
+              <w:rPr>
+                <w:rFonts w:ascii="Times New Roman" w:hAnsi="Times New Roman" w:eastAsia="Times New Roman"/>
+                <w:b/>
+                <w:i w:val="0"/>
+                <w:sz w:val="26"/>
+              </w:rPr>
+              <w:t>Исключения</w:t>
+            </w:r>
+          </w:p>
+        </w:tc>
+        <w:tc>
+          <w:tcPr>
+            <w:tcW w:type="dxa" w:w="7200"/>
+          </w:tcPr>
+          <w:p>
+            <w:pPr>
+              <w:spacing w:line="240" w:lineRule="auto" w:after="0"/>
+            </w:pPr>
+            <w:r/>
+            <w:r>
+              <w:rPr>
+                <w:rFonts w:ascii="Times New Roman" w:hAnsi="Times New Roman" w:eastAsia="Times New Roman"/>
+                <w:b w:val="0"/>
+                <w:i w:val="0"/>
+                <w:sz w:val="26"/>
+              </w:rPr>
+              <w:t>–</w:t>
+            </w:r>
+          </w:p>
+        </w:tc>
+      </w:tr>
+      <w:tr>
+        <w:tc>
+          <w:tcPr>
+            <w:tcW w:type="dxa" w:w="2154"/>
+            <w:shd w:val="clear" w:color="auto" w:fill="EFEFEF"/>
+          </w:tcPr>
+          <w:p>
+            <w:pPr>
+              <w:spacing w:line="240" w:lineRule="auto" w:after="0"/>
+            </w:pPr>
+            <w:r/>
+            <w:r>
+              <w:rPr>
+                <w:rFonts w:ascii="Times New Roman" w:hAnsi="Times New Roman" w:eastAsia="Times New Roman"/>
+                <w:b/>
+                <w:i w:val="0"/>
+                <w:sz w:val="26"/>
+              </w:rPr>
+              <w:t>Вывод</w:t>
+            </w:r>
+          </w:p>
+        </w:tc>
+        <w:tc>
+          <w:tcPr>
+            <w:tcW w:type="dxa" w:w="7200"/>
+          </w:tcPr>
+          <w:p>
+            <w:pPr>
+              <w:spacing w:line="240" w:lineRule="auto" w:after="0"/>
+            </w:pPr>
+            <w:r/>
+            <w:r>
+              <w:rPr>
+                <w:rFonts w:ascii="Times New Roman" w:hAnsi="Times New Roman" w:eastAsia="Times New Roman"/>
+                <w:b w:val="0"/>
+                <w:i w:val="0"/>
+                <w:sz w:val="26"/>
+              </w:rPr>
+              <w:t>Учётные данные приняты.</w:t>
+            </w:r>
+          </w:p>
+        </w:tc>
+      </w:tr>
+      <w:tr>
+        <w:tc>
+          <w:tcPr>
+            <w:tcW w:type="dxa" w:w="2154"/>
+            <w:shd w:val="clear" w:color="auto" w:fill="EFEFEF"/>
+          </w:tcPr>
+          <w:p>
+            <w:pPr>
+              <w:spacing w:line="240" w:lineRule="auto" w:after="0"/>
+            </w:pPr>
+            <w:r/>
+            <w:r>
+              <w:rPr>
+                <w:rFonts w:ascii="Times New Roman" w:hAnsi="Times New Roman" w:eastAsia="Times New Roman"/>
+                <w:b/>
+                <w:i w:val="0"/>
+                <w:sz w:val="26"/>
+              </w:rPr>
+              <w:t>Предусловие</w:t>
+            </w:r>
+          </w:p>
+        </w:tc>
+        <w:tc>
+          <w:tcPr>
+            <w:tcW w:type="dxa" w:w="7200"/>
+          </w:tcPr>
+          <w:p>
+            <w:pPr>
+              <w:spacing w:line="240" w:lineRule="auto" w:after="0"/>
+            </w:pPr>
+            <w:r/>
+            <w:r>
+              <w:rPr>
+                <w:rFonts w:ascii="Times New Roman" w:hAnsi="Times New Roman" w:eastAsia="Times New Roman"/>
+                <w:b w:val="0"/>
+                <w:i w:val="0"/>
+                <w:sz w:val="26"/>
+              </w:rPr>
+              <w:t>Система готова к вводу параметров.</w:t>
+            </w:r>
+          </w:p>
+        </w:tc>
+      </w:tr>
+      <w:tr>
+        <w:tc>
+          <w:tcPr>
+            <w:tcW w:type="dxa" w:w="2154"/>
+            <w:shd w:val="clear" w:color="auto" w:fill="EFEFEF"/>
+          </w:tcPr>
+          <w:p>
+            <w:pPr>
+              <w:spacing w:line="240" w:lineRule="auto" w:after="0"/>
+            </w:pPr>
+            <w:r/>
+            <w:r>
+              <w:rPr>
+                <w:rFonts w:ascii="Times New Roman" w:hAnsi="Times New Roman" w:eastAsia="Times New Roman"/>
+                <w:b/>
+                <w:i w:val="0"/>
+                <w:sz w:val="26"/>
+              </w:rPr>
+              <w:t>Постусловие</w:t>
+            </w:r>
+          </w:p>
+        </w:tc>
+        <w:tc>
+          <w:tcPr>
+            <w:tcW w:type="dxa" w:w="7200"/>
+          </w:tcPr>
+          <w:p>
+            <w:pPr>
+              <w:spacing w:line="240" w:lineRule="auto" w:after="0"/>
+            </w:pPr>
+            <w:r/>
+            <w:r>
+              <w:rPr>
+                <w:rFonts w:ascii="Times New Roman" w:hAnsi="Times New Roman" w:eastAsia="Times New Roman"/>
+                <w:b w:val="0"/>
+                <w:i w:val="0"/>
+                <w:sz w:val="26"/>
+              </w:rPr>
+              <w:t>Учётные данные заданы.</w:t>
+            </w:r>
+          </w:p>
+        </w:tc>
+      </w:tr>
+    </w:tbl>
+    <w:p>
+      <w:pPr>
+        <w:spacing w:after="40"/>
+      </w:pPr>
+    </w:p>
+    <w:p>
+      <w:pPr>
+        <w:spacing w:before="160"/>
+        <w:jc w:val="right"/>
+      </w:pPr>
+      <w:r>
+        <w:rPr>
+          <w:rFonts w:ascii="Times New Roman" w:hAnsi="Times New Roman" w:eastAsia="Times New Roman"/>
+          <w:b w:val="0"/>
+          <w:i w:val="0"/>
+          <w:sz w:val="28"/>
+        </w:rPr>
+        <w:t>Таблица 17</w:t>
+      </w:r>
+    </w:p>
+    <w:p>
+      <w:pPr>
+        <w:spacing w:after="40"/>
+        <w:jc w:val="center"/>
+      </w:pPr>
+      <w:r>
+        <w:rPr>
+          <w:rFonts w:ascii="Times New Roman" w:hAnsi="Times New Roman" w:eastAsia="Times New Roman"/>
+          <w:b w:val="0"/>
+          <w:i w:val="0"/>
+          <w:sz w:val="28"/>
+        </w:rPr>
+        <w:t>Описание системной операции «выбратьТипСайта»</w:t>
+      </w:r>
+    </w:p>
+    <w:tbl>
+      <w:tblPr>
+        <w:tblStyle w:val="TableGrid"/>
+        <w:tblW w:type="auto" w:w="0"/>
+        <w:jc w:val="center"/>
+        <w:tblLook w:firstColumn="1" w:firstRow="1" w:lastColumn="0" w:lastRow="0" w:noHBand="0" w:noVBand="1" w:val="04A0"/>
+      </w:tblPr>
+      <w:tblGrid>
+        <w:gridCol w:w="4844"/>
+        <w:gridCol w:w="4844"/>
+      </w:tblGrid>
+      <w:tr>
+        <w:tc>
+          <w:tcPr>
+            <w:tcW w:type="dxa" w:w="2154"/>
+            <w:shd w:val="clear" w:color="auto" w:fill="EFEFEF"/>
+          </w:tcPr>
+          <w:p>
+            <w:pPr>
+              <w:spacing w:line="240" w:lineRule="auto" w:after="0"/>
+            </w:pPr>
+            <w:r/>
+            <w:r>
+              <w:rPr>
+                <w:rFonts w:ascii="Times New Roman" w:hAnsi="Times New Roman" w:eastAsia="Times New Roman"/>
+                <w:b/>
+                <w:i w:val="0"/>
+                <w:sz w:val="26"/>
+              </w:rPr>
+              <w:t>Имя</w:t>
+            </w:r>
+          </w:p>
+        </w:tc>
+        <w:tc>
+          <w:tcPr>
+            <w:tcW w:type="dxa" w:w="7200"/>
+          </w:tcPr>
+          <w:p>
+            <w:pPr>
+              <w:spacing w:line="240" w:lineRule="auto" w:after="0"/>
+            </w:pPr>
+            <w:r/>
+            <w:r>
+              <w:rPr>
+                <w:rFonts w:ascii="Times New Roman" w:hAnsi="Times New Roman" w:eastAsia="Times New Roman"/>
+                <w:b w:val="0"/>
+                <w:i w:val="0"/>
+                <w:sz w:val="26"/>
+              </w:rPr>
+              <w:t>выбратьТипСайта(тип)</w:t>
+            </w:r>
+          </w:p>
+        </w:tc>
+      </w:tr>
+      <w:tr>
+        <w:tc>
+          <w:tcPr>
+            <w:tcW w:type="dxa" w:w="2154"/>
+            <w:shd w:val="clear" w:color="auto" w:fill="EFEFEF"/>
+          </w:tcPr>
+          <w:p>
+            <w:pPr>
+              <w:spacing w:line="240" w:lineRule="auto" w:after="0"/>
+            </w:pPr>
+            <w:r/>
+            <w:r>
+              <w:rPr>
+                <w:rFonts w:ascii="Times New Roman" w:hAnsi="Times New Roman" w:eastAsia="Times New Roman"/>
+                <w:b/>
+                <w:i w:val="0"/>
+                <w:sz w:val="26"/>
+              </w:rPr>
+              <w:t>Обязанности</w:t>
+            </w:r>
+          </w:p>
+        </w:tc>
+        <w:tc>
+          <w:tcPr>
+            <w:tcW w:type="dxa" w:w="7200"/>
+          </w:tcPr>
+          <w:p>
+            <w:pPr>
+              <w:spacing w:line="240" w:lineRule="auto" w:after="0"/>
+            </w:pPr>
+            <w:r/>
+            <w:r>
+              <w:rPr>
+                <w:rFonts w:ascii="Times New Roman" w:hAnsi="Times New Roman" w:eastAsia="Times New Roman"/>
+                <w:b w:val="0"/>
+                <w:i w:val="0"/>
+                <w:sz w:val="26"/>
+              </w:rPr>
+              <w:t>Задать тип тестируемого сайта, определяющий стратегию навигации.</w:t>
+            </w:r>
+          </w:p>
+        </w:tc>
+      </w:tr>
+      <w:tr>
+        <w:tc>
+          <w:tcPr>
+            <w:tcW w:type="dxa" w:w="2154"/>
+            <w:shd w:val="clear" w:color="auto" w:fill="EFEFEF"/>
+          </w:tcPr>
+          <w:p>
+            <w:pPr>
+              <w:spacing w:line="240" w:lineRule="auto" w:after="0"/>
+            </w:pPr>
+            <w:r/>
+            <w:r>
+              <w:rPr>
+                <w:rFonts w:ascii="Times New Roman" w:hAnsi="Times New Roman" w:eastAsia="Times New Roman"/>
+                <w:b/>
+                <w:i w:val="0"/>
+                <w:sz w:val="26"/>
+              </w:rPr>
+              <w:t>Тип</w:t>
+            </w:r>
+          </w:p>
+        </w:tc>
+        <w:tc>
+          <w:tcPr>
+            <w:tcW w:type="dxa" w:w="7200"/>
+          </w:tcPr>
+          <w:p>
+            <w:pPr>
+              <w:spacing w:line="240" w:lineRule="auto" w:after="0"/>
+            </w:pPr>
+            <w:r/>
+            <w:r>
+              <w:rPr>
+                <w:rFonts w:ascii="Times New Roman" w:hAnsi="Times New Roman" w:eastAsia="Times New Roman"/>
+                <w:b w:val="0"/>
+                <w:i w:val="0"/>
+                <w:sz w:val="26"/>
+              </w:rPr>
+              <w:t>Системная</w:t>
+            </w:r>
+          </w:p>
+        </w:tc>
+      </w:tr>
+      <w:tr>
+        <w:tc>
+          <w:tcPr>
+            <w:tcW w:type="dxa" w:w="2154"/>
+            <w:shd w:val="clear" w:color="auto" w:fill="EFEFEF"/>
+          </w:tcPr>
+          <w:p>
+            <w:pPr>
+              <w:spacing w:line="240" w:lineRule="auto" w:after="0"/>
+            </w:pPr>
+            <w:r/>
+            <w:r>
+              <w:rPr>
+                <w:rFonts w:ascii="Times New Roman" w:hAnsi="Times New Roman" w:eastAsia="Times New Roman"/>
+                <w:b/>
+                <w:i w:val="0"/>
+                <w:sz w:val="26"/>
+              </w:rPr>
+              <w:t>Ссылки</w:t>
+            </w:r>
+          </w:p>
+        </w:tc>
+        <w:tc>
+          <w:tcPr>
+            <w:tcW w:type="dxa" w:w="7200"/>
+          </w:tcPr>
+          <w:p>
+            <w:pPr>
+              <w:spacing w:line="240" w:lineRule="auto" w:after="0"/>
+            </w:pPr>
+            <w:r/>
+            <w:r>
+              <w:rPr>
+                <w:rFonts w:ascii="Times New Roman" w:hAnsi="Times New Roman" w:eastAsia="Times New Roman"/>
+                <w:b w:val="0"/>
+                <w:i w:val="0"/>
+                <w:sz w:val="26"/>
+              </w:rPr>
+              <w:t>ВИ «Подготовить параметры»</w:t>
+            </w:r>
+          </w:p>
+        </w:tc>
+      </w:tr>
+      <w:tr>
+        <w:tc>
+          <w:tcPr>
+            <w:tcW w:type="dxa" w:w="2154"/>
+            <w:shd w:val="clear" w:color="auto" w:fill="EFEFEF"/>
+          </w:tcPr>
+          <w:p>
+            <w:pPr>
+              <w:spacing w:line="240" w:lineRule="auto" w:after="0"/>
+            </w:pPr>
+            <w:r/>
+            <w:r>
+              <w:rPr>
+                <w:rFonts w:ascii="Times New Roman" w:hAnsi="Times New Roman" w:eastAsia="Times New Roman"/>
+                <w:b/>
+                <w:i w:val="0"/>
+                <w:sz w:val="26"/>
+              </w:rPr>
+              <w:t>Примечания</w:t>
+            </w:r>
+          </w:p>
+        </w:tc>
+        <w:tc>
+          <w:tcPr>
+            <w:tcW w:type="dxa" w:w="7200"/>
+          </w:tcPr>
+          <w:p>
+            <w:pPr>
+              <w:spacing w:line="240" w:lineRule="auto" w:after="0"/>
+            </w:pPr>
+            <w:r/>
+            <w:r>
+              <w:rPr>
+                <w:rFonts w:ascii="Times New Roman" w:hAnsi="Times New Roman" w:eastAsia="Times New Roman"/>
+                <w:b w:val="0"/>
+                <w:i w:val="0"/>
+                <w:sz w:val="26"/>
+              </w:rPr>
+              <w:t>Возможные значения: E3Core, обычный HTML-сайт, пользовательский.</w:t>
+            </w:r>
+          </w:p>
+        </w:tc>
+      </w:tr>
+      <w:tr>
+        <w:tc>
+          <w:tcPr>
+            <w:tcW w:type="dxa" w:w="2154"/>
+            <w:shd w:val="clear" w:color="auto" w:fill="EFEFEF"/>
+          </w:tcPr>
+          <w:p>
+            <w:pPr>
+              <w:spacing w:line="240" w:lineRule="auto" w:after="0"/>
+            </w:pPr>
+            <w:r/>
+            <w:r>
+              <w:rPr>
+                <w:rFonts w:ascii="Times New Roman" w:hAnsi="Times New Roman" w:eastAsia="Times New Roman"/>
+                <w:b/>
+                <w:i w:val="0"/>
+                <w:sz w:val="26"/>
+              </w:rPr>
+              <w:t>Исключения</w:t>
+            </w:r>
+          </w:p>
+        </w:tc>
+        <w:tc>
+          <w:tcPr>
+            <w:tcW w:type="dxa" w:w="7200"/>
+          </w:tcPr>
+          <w:p>
+            <w:pPr>
+              <w:spacing w:line="240" w:lineRule="auto" w:after="0"/>
+            </w:pPr>
+            <w:r/>
+            <w:r>
+              <w:rPr>
+                <w:rFonts w:ascii="Times New Roman" w:hAnsi="Times New Roman" w:eastAsia="Times New Roman"/>
+                <w:b w:val="0"/>
+                <w:i w:val="0"/>
+                <w:sz w:val="26"/>
+              </w:rPr>
+              <w:t>–</w:t>
+            </w:r>
+          </w:p>
+        </w:tc>
+      </w:tr>
+      <w:tr>
+        <w:tc>
+          <w:tcPr>
+            <w:tcW w:type="dxa" w:w="2154"/>
+            <w:shd w:val="clear" w:color="auto" w:fill="EFEFEF"/>
+          </w:tcPr>
+          <w:p>
+            <w:pPr>
+              <w:spacing w:line="240" w:lineRule="auto" w:after="0"/>
+            </w:pPr>
+            <w:r/>
+            <w:r>
+              <w:rPr>
+                <w:rFonts w:ascii="Times New Roman" w:hAnsi="Times New Roman" w:eastAsia="Times New Roman"/>
+                <w:b/>
+                <w:i w:val="0"/>
+                <w:sz w:val="26"/>
+              </w:rPr>
+              <w:t>Вывод</w:t>
+            </w:r>
+          </w:p>
+        </w:tc>
+        <w:tc>
+          <w:tcPr>
+            <w:tcW w:type="dxa" w:w="7200"/>
+          </w:tcPr>
+          <w:p>
+            <w:pPr>
+              <w:spacing w:line="240" w:lineRule="auto" w:after="0"/>
+            </w:pPr>
+            <w:r/>
+            <w:r>
+              <w:rPr>
+                <w:rFonts w:ascii="Times New Roman" w:hAnsi="Times New Roman" w:eastAsia="Times New Roman"/>
+                <w:b w:val="0"/>
+                <w:i w:val="0"/>
+                <w:sz w:val="26"/>
+              </w:rPr>
+              <w:t>Тип сайта выбран.</w:t>
+            </w:r>
+          </w:p>
+        </w:tc>
+      </w:tr>
+      <w:tr>
+        <w:tc>
+          <w:tcPr>
+            <w:tcW w:type="dxa" w:w="2154"/>
+            <w:shd w:val="clear" w:color="auto" w:fill="EFEFEF"/>
+          </w:tcPr>
+          <w:p>
+            <w:pPr>
+              <w:spacing w:line="240" w:lineRule="auto" w:after="0"/>
+            </w:pPr>
+            <w:r/>
+            <w:r>
+              <w:rPr>
+                <w:rFonts w:ascii="Times New Roman" w:hAnsi="Times New Roman" w:eastAsia="Times New Roman"/>
+                <w:b/>
+                <w:i w:val="0"/>
+                <w:sz w:val="26"/>
+              </w:rPr>
+              <w:t>Предусловие</w:t>
+            </w:r>
+          </w:p>
+        </w:tc>
+        <w:tc>
+          <w:tcPr>
+            <w:tcW w:type="dxa" w:w="7200"/>
+          </w:tcPr>
+          <w:p>
+            <w:pPr>
+              <w:spacing w:line="240" w:lineRule="auto" w:after="0"/>
+            </w:pPr>
+            <w:r/>
+            <w:r>
+              <w:rPr>
+                <w:rFonts w:ascii="Times New Roman" w:hAnsi="Times New Roman" w:eastAsia="Times New Roman"/>
+                <w:b w:val="0"/>
+                <w:i w:val="0"/>
+                <w:sz w:val="26"/>
+              </w:rPr>
+              <w:t>Система готова к вводу параметров.</w:t>
+            </w:r>
+          </w:p>
+        </w:tc>
+      </w:tr>
+      <w:tr>
+        <w:tc>
+          <w:tcPr>
+            <w:tcW w:type="dxa" w:w="2154"/>
+            <w:shd w:val="clear" w:color="auto" w:fill="EFEFEF"/>
+          </w:tcPr>
+          <w:p>
+            <w:pPr>
+              <w:spacing w:line="240" w:lineRule="auto" w:after="0"/>
+            </w:pPr>
+            <w:r/>
+            <w:r>
+              <w:rPr>
+                <w:rFonts w:ascii="Times New Roman" w:hAnsi="Times New Roman" w:eastAsia="Times New Roman"/>
+                <w:b/>
+                <w:i w:val="0"/>
+                <w:sz w:val="26"/>
+              </w:rPr>
+              <w:t>Постусловие</w:t>
+            </w:r>
+          </w:p>
+        </w:tc>
+        <w:tc>
+          <w:tcPr>
+            <w:tcW w:type="dxa" w:w="7200"/>
+          </w:tcPr>
+          <w:p>
+            <w:pPr>
+              <w:spacing w:line="240" w:lineRule="auto" w:after="0"/>
+            </w:pPr>
+            <w:r/>
+            <w:r>
+              <w:rPr>
+                <w:rFonts w:ascii="Times New Roman" w:hAnsi="Times New Roman" w:eastAsia="Times New Roman"/>
+                <w:b w:val="0"/>
+                <w:i w:val="0"/>
+                <w:sz w:val="26"/>
+              </w:rPr>
+              <w:t>Тип сайта задан.</w:t>
+            </w:r>
+          </w:p>
+        </w:tc>
+      </w:tr>
+    </w:tbl>
+    <w:p>
+      <w:pPr>
+        <w:spacing w:after="40"/>
+      </w:pPr>
+    </w:p>
+    <w:p>
+      <w:pPr>
+        <w:spacing w:before="160"/>
+        <w:jc w:val="right"/>
+      </w:pPr>
+      <w:r>
+        <w:rPr>
+          <w:rFonts w:ascii="Times New Roman" w:hAnsi="Times New Roman" w:eastAsia="Times New Roman"/>
+          <w:b w:val="0"/>
+          <w:i w:val="0"/>
+          <w:sz w:val="28"/>
+        </w:rPr>
+        <w:t>Таблица 18</w:t>
+      </w:r>
+    </w:p>
+    <w:p>
+      <w:pPr>
+        <w:spacing w:after="40"/>
+        <w:jc w:val="center"/>
+      </w:pPr>
+      <w:r>
+        <w:rPr>
+          <w:rFonts w:ascii="Times New Roman" w:hAnsi="Times New Roman" w:eastAsia="Times New Roman"/>
+          <w:b w:val="0"/>
+          <w:i w:val="0"/>
+          <w:sz w:val="28"/>
+        </w:rPr>
+        <w:t>Описание системной операции «указатьПодсистему»</w:t>
+      </w:r>
+    </w:p>
+    <w:tbl>
+      <w:tblPr>
+        <w:tblStyle w:val="TableGrid"/>
+        <w:tblW w:type="auto" w:w="0"/>
+        <w:jc w:val="center"/>
+        <w:tblLook w:firstColumn="1" w:firstRow="1" w:lastColumn="0" w:lastRow="0" w:noHBand="0" w:noVBand="1" w:val="04A0"/>
+      </w:tblPr>
+      <w:tblGrid>
+        <w:gridCol w:w="4844"/>
+        <w:gridCol w:w="4844"/>
+      </w:tblGrid>
+      <w:tr>
+        <w:tc>
+          <w:tcPr>
+            <w:tcW w:type="dxa" w:w="2154"/>
+            <w:shd w:val="clear" w:color="auto" w:fill="EFEFEF"/>
+          </w:tcPr>
+          <w:p>
+            <w:pPr>
+              <w:spacing w:line="240" w:lineRule="auto" w:after="0"/>
+            </w:pPr>
+            <w:r/>
+            <w:r>
+              <w:rPr>
+                <w:rFonts w:ascii="Times New Roman" w:hAnsi="Times New Roman" w:eastAsia="Times New Roman"/>
+                <w:b/>
+                <w:i w:val="0"/>
+                <w:sz w:val="26"/>
+              </w:rPr>
+              <w:t>Имя</w:t>
+            </w:r>
+          </w:p>
+        </w:tc>
+        <w:tc>
+          <w:tcPr>
+            <w:tcW w:type="dxa" w:w="7200"/>
+          </w:tcPr>
+          <w:p>
+            <w:pPr>
+              <w:spacing w:line="240" w:lineRule="auto" w:after="0"/>
+            </w:pPr>
+            <w:r/>
+            <w:r>
+              <w:rPr>
+                <w:rFonts w:ascii="Times New Roman" w:hAnsi="Times New Roman" w:eastAsia="Times New Roman"/>
+                <w:b w:val="0"/>
+                <w:i w:val="0"/>
+                <w:sz w:val="26"/>
+              </w:rPr>
+              <w:t>указатьПодсистему(имя)</w:t>
+            </w:r>
+          </w:p>
+        </w:tc>
+      </w:tr>
+      <w:tr>
+        <w:tc>
+          <w:tcPr>
+            <w:tcW w:type="dxa" w:w="2154"/>
+            <w:shd w:val="clear" w:color="auto" w:fill="EFEFEF"/>
+          </w:tcPr>
+          <w:p>
+            <w:pPr>
+              <w:spacing w:line="240" w:lineRule="auto" w:after="0"/>
+            </w:pPr>
+            <w:r/>
+            <w:r>
+              <w:rPr>
+                <w:rFonts w:ascii="Times New Roman" w:hAnsi="Times New Roman" w:eastAsia="Times New Roman"/>
+                <w:b/>
+                <w:i w:val="0"/>
+                <w:sz w:val="26"/>
+              </w:rPr>
+              <w:t>Обязанности</w:t>
+            </w:r>
+          </w:p>
+        </w:tc>
+        <w:tc>
+          <w:tcPr>
+            <w:tcW w:type="dxa" w:w="7200"/>
+          </w:tcPr>
+          <w:p>
+            <w:pPr>
+              <w:spacing w:line="240" w:lineRule="auto" w:after="0"/>
+            </w:pPr>
+            <w:r/>
+            <w:r>
+              <w:rPr>
+                <w:rFonts w:ascii="Times New Roman" w:hAnsi="Times New Roman" w:eastAsia="Times New Roman"/>
+                <w:b w:val="0"/>
+                <w:i w:val="0"/>
+                <w:sz w:val="26"/>
+              </w:rPr>
+              <w:t>Задать наименование подсистемы, открываемой после входа.</w:t>
+            </w:r>
+          </w:p>
+        </w:tc>
+      </w:tr>
+      <w:tr>
+        <w:tc>
+          <w:tcPr>
+            <w:tcW w:type="dxa" w:w="2154"/>
+            <w:shd w:val="clear" w:color="auto" w:fill="EFEFEF"/>
+          </w:tcPr>
+          <w:p>
+            <w:pPr>
+              <w:spacing w:line="240" w:lineRule="auto" w:after="0"/>
+            </w:pPr>
+            <w:r/>
+            <w:r>
+              <w:rPr>
+                <w:rFonts w:ascii="Times New Roman" w:hAnsi="Times New Roman" w:eastAsia="Times New Roman"/>
+                <w:b/>
+                <w:i w:val="0"/>
+                <w:sz w:val="26"/>
+              </w:rPr>
+              <w:t>Тип</w:t>
+            </w:r>
+          </w:p>
+        </w:tc>
+        <w:tc>
+          <w:tcPr>
+            <w:tcW w:type="dxa" w:w="7200"/>
+          </w:tcPr>
+          <w:p>
+            <w:pPr>
+              <w:spacing w:line="240" w:lineRule="auto" w:after="0"/>
+            </w:pPr>
+            <w:r/>
+            <w:r>
+              <w:rPr>
+                <w:rFonts w:ascii="Times New Roman" w:hAnsi="Times New Roman" w:eastAsia="Times New Roman"/>
+                <w:b w:val="0"/>
+                <w:i w:val="0"/>
+                <w:sz w:val="26"/>
+              </w:rPr>
+              <w:t>Системная</w:t>
+            </w:r>
+          </w:p>
+        </w:tc>
+      </w:tr>
+      <w:tr>
+        <w:tc>
+          <w:tcPr>
+            <w:tcW w:type="dxa" w:w="2154"/>
+            <w:shd w:val="clear" w:color="auto" w:fill="EFEFEF"/>
+          </w:tcPr>
+          <w:p>
+            <w:pPr>
+              <w:spacing w:line="240" w:lineRule="auto" w:after="0"/>
+            </w:pPr>
+            <w:r/>
+            <w:r>
+              <w:rPr>
+                <w:rFonts w:ascii="Times New Roman" w:hAnsi="Times New Roman" w:eastAsia="Times New Roman"/>
+                <w:b/>
+                <w:i w:val="0"/>
+                <w:sz w:val="26"/>
+              </w:rPr>
+              <w:t>Ссылки</w:t>
+            </w:r>
+          </w:p>
+        </w:tc>
+        <w:tc>
+          <w:tcPr>
+            <w:tcW w:type="dxa" w:w="7200"/>
+          </w:tcPr>
+          <w:p>
+            <w:pPr>
+              <w:spacing w:line="240" w:lineRule="auto" w:after="0"/>
+            </w:pPr>
+            <w:r/>
+            <w:r>
+              <w:rPr>
+                <w:rFonts w:ascii="Times New Roman" w:hAnsi="Times New Roman" w:eastAsia="Times New Roman"/>
+                <w:b w:val="0"/>
+                <w:i w:val="0"/>
+                <w:sz w:val="26"/>
+              </w:rPr>
+              <w:t>ВИ «Подготовить параметры»</w:t>
+            </w:r>
+          </w:p>
+        </w:tc>
+      </w:tr>
+      <w:tr>
+        <w:tc>
+          <w:tcPr>
+            <w:tcW w:type="dxa" w:w="2154"/>
+            <w:shd w:val="clear" w:color="auto" w:fill="EFEFEF"/>
+          </w:tcPr>
+          <w:p>
+            <w:pPr>
+              <w:spacing w:line="240" w:lineRule="auto" w:after="0"/>
+            </w:pPr>
+            <w:r/>
+            <w:r>
+              <w:rPr>
+                <w:rFonts w:ascii="Times New Roman" w:hAnsi="Times New Roman" w:eastAsia="Times New Roman"/>
+                <w:b/>
+                <w:i w:val="0"/>
+                <w:sz w:val="26"/>
+              </w:rPr>
+              <w:t>Примечания</w:t>
+            </w:r>
+          </w:p>
+        </w:tc>
+        <w:tc>
+          <w:tcPr>
+            <w:tcW w:type="dxa" w:w="7200"/>
+          </w:tcPr>
+          <w:p>
+            <w:pPr>
+              <w:spacing w:line="240" w:lineRule="auto" w:after="0"/>
+            </w:pPr>
+            <w:r/>
+            <w:r>
+              <w:rPr>
+                <w:rFonts w:ascii="Times New Roman" w:hAnsi="Times New Roman" w:eastAsia="Times New Roman"/>
+                <w:b w:val="0"/>
+                <w:i w:val="0"/>
+                <w:sz w:val="26"/>
+              </w:rPr>
+              <w:t>Может определяться автоматически из модели метаданных.</w:t>
+            </w:r>
+          </w:p>
+        </w:tc>
+      </w:tr>
+      <w:tr>
+        <w:tc>
+          <w:tcPr>
+            <w:tcW w:type="dxa" w:w="2154"/>
+            <w:shd w:val="clear" w:color="auto" w:fill="EFEFEF"/>
+          </w:tcPr>
+          <w:p>
+            <w:pPr>
+              <w:spacing w:line="240" w:lineRule="auto" w:after="0"/>
+            </w:pPr>
+            <w:r/>
+            <w:r>
+              <w:rPr>
+                <w:rFonts w:ascii="Times New Roman" w:hAnsi="Times New Roman" w:eastAsia="Times New Roman"/>
+                <w:b/>
+                <w:i w:val="0"/>
+                <w:sz w:val="26"/>
+              </w:rPr>
+              <w:t>Исключения</w:t>
+            </w:r>
+          </w:p>
+        </w:tc>
+        <w:tc>
+          <w:tcPr>
+            <w:tcW w:type="dxa" w:w="7200"/>
+          </w:tcPr>
+          <w:p>
+            <w:pPr>
+              <w:spacing w:line="240" w:lineRule="auto" w:after="0"/>
+            </w:pPr>
+            <w:r/>
+            <w:r>
+              <w:rPr>
+                <w:rFonts w:ascii="Times New Roman" w:hAnsi="Times New Roman" w:eastAsia="Times New Roman"/>
+                <w:b w:val="0"/>
+                <w:i w:val="0"/>
+                <w:sz w:val="26"/>
+              </w:rPr>
+              <w:t>–</w:t>
+            </w:r>
+          </w:p>
+        </w:tc>
+      </w:tr>
+      <w:tr>
+        <w:tc>
+          <w:tcPr>
+            <w:tcW w:type="dxa" w:w="2154"/>
+            <w:shd w:val="clear" w:color="auto" w:fill="EFEFEF"/>
+          </w:tcPr>
+          <w:p>
+            <w:pPr>
+              <w:spacing w:line="240" w:lineRule="auto" w:after="0"/>
+            </w:pPr>
+            <w:r/>
+            <w:r>
+              <w:rPr>
+                <w:rFonts w:ascii="Times New Roman" w:hAnsi="Times New Roman" w:eastAsia="Times New Roman"/>
+                <w:b/>
+                <w:i w:val="0"/>
+                <w:sz w:val="26"/>
+              </w:rPr>
+              <w:t>Вывод</w:t>
+            </w:r>
+          </w:p>
+        </w:tc>
+        <w:tc>
+          <w:tcPr>
+            <w:tcW w:type="dxa" w:w="7200"/>
+          </w:tcPr>
+          <w:p>
+            <w:pPr>
+              <w:spacing w:line="240" w:lineRule="auto" w:after="0"/>
+            </w:pPr>
+            <w:r/>
+            <w:r>
+              <w:rPr>
+                <w:rFonts w:ascii="Times New Roman" w:hAnsi="Times New Roman" w:eastAsia="Times New Roman"/>
+                <w:b w:val="0"/>
+                <w:i w:val="0"/>
+                <w:sz w:val="26"/>
+              </w:rPr>
+              <w:t>Подсистема задана.</w:t>
+            </w:r>
+          </w:p>
+        </w:tc>
+      </w:tr>
+      <w:tr>
+        <w:tc>
+          <w:tcPr>
+            <w:tcW w:type="dxa" w:w="2154"/>
+            <w:shd w:val="clear" w:color="auto" w:fill="EFEFEF"/>
+          </w:tcPr>
+          <w:p>
+            <w:pPr>
+              <w:spacing w:line="240" w:lineRule="auto" w:after="0"/>
+            </w:pPr>
+            <w:r/>
+            <w:r>
+              <w:rPr>
+                <w:rFonts w:ascii="Times New Roman" w:hAnsi="Times New Roman" w:eastAsia="Times New Roman"/>
+                <w:b/>
+                <w:i w:val="0"/>
+                <w:sz w:val="26"/>
+              </w:rPr>
+              <w:t>Предусловие</w:t>
+            </w:r>
+          </w:p>
+        </w:tc>
+        <w:tc>
+          <w:tcPr>
+            <w:tcW w:type="dxa" w:w="7200"/>
+          </w:tcPr>
+          <w:p>
+            <w:pPr>
+              <w:spacing w:line="240" w:lineRule="auto" w:after="0"/>
+            </w:pPr>
+            <w:r/>
+            <w:r>
+              <w:rPr>
+                <w:rFonts w:ascii="Times New Roman" w:hAnsi="Times New Roman" w:eastAsia="Times New Roman"/>
+                <w:b w:val="0"/>
+                <w:i w:val="0"/>
+                <w:sz w:val="26"/>
+              </w:rPr>
+              <w:t>Система готова к вводу параметров.</w:t>
+            </w:r>
+          </w:p>
+        </w:tc>
+      </w:tr>
+      <w:tr>
+        <w:tc>
+          <w:tcPr>
+            <w:tcW w:type="dxa" w:w="2154"/>
+            <w:shd w:val="clear" w:color="auto" w:fill="EFEFEF"/>
+          </w:tcPr>
+          <w:p>
+            <w:pPr>
+              <w:spacing w:line="240" w:lineRule="auto" w:after="0"/>
+            </w:pPr>
+            <w:r/>
+            <w:r>
+              <w:rPr>
+                <w:rFonts w:ascii="Times New Roman" w:hAnsi="Times New Roman" w:eastAsia="Times New Roman"/>
+                <w:b/>
+                <w:i w:val="0"/>
+                <w:sz w:val="26"/>
+              </w:rPr>
+              <w:t>Постусловие</w:t>
+            </w:r>
+          </w:p>
+        </w:tc>
+        <w:tc>
+          <w:tcPr>
+            <w:tcW w:type="dxa" w:w="7200"/>
+          </w:tcPr>
+          <w:p>
+            <w:pPr>
+              <w:spacing w:line="240" w:lineRule="auto" w:after="0"/>
+            </w:pPr>
+            <w:r/>
+            <w:r>
+              <w:rPr>
+                <w:rFonts w:ascii="Times New Roman" w:hAnsi="Times New Roman" w:eastAsia="Times New Roman"/>
+                <w:b w:val="0"/>
+                <w:i w:val="0"/>
+                <w:sz w:val="26"/>
+              </w:rPr>
+              <w:t>Набор исходных параметров сформирован.</w:t>
+            </w:r>
+          </w:p>
+        </w:tc>
+      </w:tr>
+    </w:tbl>
+    <w:p>
+      <w:pPr>
+        <w:spacing w:after="40"/>
+      </w:pPr>
+    </w:p>
+    <w:p>
+      <w:pPr>
+        <w:keepLines/>
+        <w:spacing w:before="120"/>
+        <w:jc w:val="center"/>
+      </w:pPr>
+      <w:r>
+        <w:drawing>
+          <wp:inline xmlns:a="http://schemas.openxmlformats.org/drawingml/2006/main" xmlns:pic="http://schemas.openxmlformats.org/drawingml/2006/picture">
+            <wp:extent cx="5940000" cy="1812203"/>
+            <wp:docPr id="4" name="Picture 4"/>
+            <wp:cNvGraphicFramePr>
+              <a:graphicFrameLocks noChangeAspect="1"/>
+            </wp:cNvGraphicFramePr>
+            <a:graphic>
+              <a:graphicData uri="http://schemas.openxmlformats.org/drawingml/2006/picture">
+                <pic:pic>
+                  <pic:nvPicPr>
+                    <pic:cNvPr id="0" name="ris_4_ssd_parse.png"/>
+                    <pic:cNvPicPr/>
+                  </pic:nvPicPr>
+                  <pic:blipFill>
+                    <a:blip r:embed="rId12"/>
+                    <a:stretch>
+                      <a:fillRect/>
+                    </a:stretch>
+                  </pic:blipFill>
+                  <pic:spPr>
+                    <a:xfrm>
+                      <a:off x="0" y="0"/>
+                      <a:ext cx="5940000" cy="1812203"/>
+                    </a:xfrm>
+                    <a:prstGeom prst="rect"/>
+                  </pic:spPr>
+                </pic:pic>
+              </a:graphicData>
+            </a:graphic>
+          </wp:inline>
+        </w:drawing>
+      </w:r>
+    </w:p>
+    <w:p>
+      <w:pPr>
+        <w:spacing w:after="200"/>
+        <w:jc w:val="center"/>
+      </w:pPr>
+      <w:r>
+        <w:rPr>
+          <w:rFonts w:ascii="Times New Roman" w:hAnsi="Times New Roman" w:eastAsia="Times New Roman"/>
+          <w:b w:val="0"/>
+          <w:i w:val="0"/>
+          <w:sz w:val="26"/>
+        </w:rPr>
+        <w:t>Рисунок 4 – Диаграмма последовательности системы варианта использования «Разобрать метаданные»</w:t>
+      </w:r>
+    </w:p>
+    <w:p>
+      <w:pPr>
+        <w:spacing w:before="160"/>
+        <w:jc w:val="right"/>
+      </w:pPr>
+      <w:r>
+        <w:rPr>
+          <w:rFonts w:ascii="Times New Roman" w:hAnsi="Times New Roman" w:eastAsia="Times New Roman"/>
+          <w:b w:val="0"/>
+          <w:i w:val="0"/>
+          <w:sz w:val="28"/>
+        </w:rPr>
+        <w:t>Таблица 19</w:t>
+      </w:r>
+    </w:p>
+    <w:p>
+      <w:pPr>
+        <w:spacing w:after="40"/>
+        <w:jc w:val="center"/>
+      </w:pPr>
+      <w:r>
+        <w:rPr>
+          <w:rFonts w:ascii="Times New Roman" w:hAnsi="Times New Roman" w:eastAsia="Times New Roman"/>
+          <w:b w:val="0"/>
+          <w:i w:val="0"/>
+          <w:sz w:val="28"/>
+        </w:rPr>
+        <w:t>Описание системной операции «разобратьМетаданные»</w:t>
+      </w:r>
+    </w:p>
+    <w:tbl>
+      <w:tblPr>
+        <w:tblStyle w:val="TableGrid"/>
+        <w:tblW w:type="auto" w:w="0"/>
+        <w:jc w:val="center"/>
+        <w:tblLook w:firstColumn="1" w:firstRow="1" w:lastColumn="0" w:lastRow="0" w:noHBand="0" w:noVBand="1" w:val="04A0"/>
+      </w:tblPr>
+      <w:tblGrid>
+        <w:gridCol w:w="4844"/>
+        <w:gridCol w:w="4844"/>
+      </w:tblGrid>
+      <w:tr>
+        <w:tc>
+          <w:tcPr>
+            <w:tcW w:type="dxa" w:w="2154"/>
+            <w:shd w:val="clear" w:color="auto" w:fill="EFEFEF"/>
+          </w:tcPr>
+          <w:p>
+            <w:pPr>
+              <w:spacing w:line="240" w:lineRule="auto" w:after="0"/>
+            </w:pPr>
+            <w:r/>
+            <w:r>
+              <w:rPr>
+                <w:rFonts w:ascii="Times New Roman" w:hAnsi="Times New Roman" w:eastAsia="Times New Roman"/>
+                <w:b/>
+                <w:i w:val="0"/>
+                <w:sz w:val="26"/>
+              </w:rPr>
+              <w:t>Имя</w:t>
+            </w:r>
+          </w:p>
+        </w:tc>
+        <w:tc>
+          <w:tcPr>
+            <w:tcW w:type="dxa" w:w="7200"/>
+          </w:tcPr>
+          <w:p>
+            <w:pPr>
+              <w:spacing w:line="240" w:lineRule="auto" w:after="0"/>
+            </w:pPr>
+            <w:r/>
+            <w:r>
+              <w:rPr>
+                <w:rFonts w:ascii="Times New Roman" w:hAnsi="Times New Roman" w:eastAsia="Times New Roman"/>
+                <w:b w:val="0"/>
+                <w:i w:val="0"/>
+                <w:sz w:val="26"/>
+              </w:rPr>
+              <w:t>разобратьМетаданные(файлXML)</w:t>
+            </w:r>
+          </w:p>
+        </w:tc>
+      </w:tr>
+      <w:tr>
+        <w:tc>
+          <w:tcPr>
+            <w:tcW w:type="dxa" w:w="2154"/>
+            <w:shd w:val="clear" w:color="auto" w:fill="EFEFEF"/>
+          </w:tcPr>
+          <w:p>
+            <w:pPr>
+              <w:spacing w:line="240" w:lineRule="auto" w:after="0"/>
+            </w:pPr>
+            <w:r/>
+            <w:r>
+              <w:rPr>
+                <w:rFonts w:ascii="Times New Roman" w:hAnsi="Times New Roman" w:eastAsia="Times New Roman"/>
+                <w:b/>
+                <w:i w:val="0"/>
+                <w:sz w:val="26"/>
+              </w:rPr>
+              <w:t>Обязанности</w:t>
+            </w:r>
+          </w:p>
+        </w:tc>
+        <w:tc>
+          <w:tcPr>
+            <w:tcW w:type="dxa" w:w="7200"/>
+          </w:tcPr>
+          <w:p>
+            <w:pPr>
+              <w:spacing w:line="240" w:lineRule="auto" w:after="0"/>
+            </w:pPr>
+            <w:r/>
+            <w:r>
+              <w:rPr>
+                <w:rFonts w:ascii="Times New Roman" w:hAnsi="Times New Roman" w:eastAsia="Times New Roman"/>
+                <w:b w:val="0"/>
+                <w:i w:val="0"/>
+                <w:sz w:val="26"/>
+              </w:rPr>
+              <w:t>Прочитать файл метаданных, построить модель (сущности, группы свойств, свойства, операции, ассоциации, поиски) и классифицировать сущности.</w:t>
+            </w:r>
+          </w:p>
+        </w:tc>
+      </w:tr>
+      <w:tr>
+        <w:tc>
+          <w:tcPr>
+            <w:tcW w:type="dxa" w:w="2154"/>
+            <w:shd w:val="clear" w:color="auto" w:fill="EFEFEF"/>
+          </w:tcPr>
+          <w:p>
+            <w:pPr>
+              <w:spacing w:line="240" w:lineRule="auto" w:after="0"/>
+            </w:pPr>
+            <w:r/>
+            <w:r>
+              <w:rPr>
+                <w:rFonts w:ascii="Times New Roman" w:hAnsi="Times New Roman" w:eastAsia="Times New Roman"/>
+                <w:b/>
+                <w:i w:val="0"/>
+                <w:sz w:val="26"/>
+              </w:rPr>
+              <w:t>Тип</w:t>
+            </w:r>
+          </w:p>
+        </w:tc>
+        <w:tc>
+          <w:tcPr>
+            <w:tcW w:type="dxa" w:w="7200"/>
+          </w:tcPr>
+          <w:p>
+            <w:pPr>
+              <w:spacing w:line="240" w:lineRule="auto" w:after="0"/>
+            </w:pPr>
+            <w:r/>
+            <w:r>
+              <w:rPr>
+                <w:rFonts w:ascii="Times New Roman" w:hAnsi="Times New Roman" w:eastAsia="Times New Roman"/>
+                <w:b w:val="0"/>
+                <w:i w:val="0"/>
+                <w:sz w:val="26"/>
+              </w:rPr>
+              <w:t>Системная</w:t>
+            </w:r>
+          </w:p>
+        </w:tc>
+      </w:tr>
+      <w:tr>
+        <w:tc>
+          <w:tcPr>
+            <w:tcW w:type="dxa" w:w="2154"/>
+            <w:shd w:val="clear" w:color="auto" w:fill="EFEFEF"/>
+          </w:tcPr>
+          <w:p>
+            <w:pPr>
+              <w:spacing w:line="240" w:lineRule="auto" w:after="0"/>
+            </w:pPr>
+            <w:r/>
+            <w:r>
+              <w:rPr>
+                <w:rFonts w:ascii="Times New Roman" w:hAnsi="Times New Roman" w:eastAsia="Times New Roman"/>
+                <w:b/>
+                <w:i w:val="0"/>
+                <w:sz w:val="26"/>
+              </w:rPr>
+              <w:t>Ссылки</w:t>
+            </w:r>
+          </w:p>
+        </w:tc>
+        <w:tc>
+          <w:tcPr>
+            <w:tcW w:type="dxa" w:w="7200"/>
+          </w:tcPr>
+          <w:p>
+            <w:pPr>
+              <w:spacing w:line="240" w:lineRule="auto" w:after="0"/>
+            </w:pPr>
+            <w:r/>
+            <w:r>
+              <w:rPr>
+                <w:rFonts w:ascii="Times New Roman" w:hAnsi="Times New Roman" w:eastAsia="Times New Roman"/>
+                <w:b w:val="0"/>
+                <w:i w:val="0"/>
+                <w:sz w:val="26"/>
+              </w:rPr>
+              <w:t>ВИ «Разобрать метаданные»</w:t>
+            </w:r>
+          </w:p>
+        </w:tc>
+      </w:tr>
+      <w:tr>
+        <w:tc>
+          <w:tcPr>
+            <w:tcW w:type="dxa" w:w="2154"/>
+            <w:shd w:val="clear" w:color="auto" w:fill="EFEFEF"/>
+          </w:tcPr>
+          <w:p>
+            <w:pPr>
+              <w:spacing w:line="240" w:lineRule="auto" w:after="0"/>
+            </w:pPr>
+            <w:r/>
+            <w:r>
+              <w:rPr>
+                <w:rFonts w:ascii="Times New Roman" w:hAnsi="Times New Roman" w:eastAsia="Times New Roman"/>
+                <w:b/>
+                <w:i w:val="0"/>
+                <w:sz w:val="26"/>
+              </w:rPr>
+              <w:t>Примечания</w:t>
+            </w:r>
+          </w:p>
+        </w:tc>
+        <w:tc>
+          <w:tcPr>
+            <w:tcW w:type="dxa" w:w="7200"/>
+          </w:tcPr>
+          <w:p>
+            <w:pPr>
+              <w:spacing w:line="240" w:lineRule="auto" w:after="0"/>
+            </w:pPr>
+            <w:r/>
+            <w:r>
+              <w:rPr>
+                <w:rFonts w:ascii="Times New Roman" w:hAnsi="Times New Roman" w:eastAsia="Times New Roman"/>
+                <w:b w:val="0"/>
+                <w:i w:val="0"/>
+                <w:sz w:val="26"/>
+              </w:rPr>
+              <w:t>Классификация делит сущности на основные, дочерние и справочники.</w:t>
+            </w:r>
+          </w:p>
+        </w:tc>
+      </w:tr>
+      <w:tr>
+        <w:tc>
+          <w:tcPr>
+            <w:tcW w:type="dxa" w:w="2154"/>
+            <w:shd w:val="clear" w:color="auto" w:fill="EFEFEF"/>
+          </w:tcPr>
+          <w:p>
+            <w:pPr>
+              <w:spacing w:line="240" w:lineRule="auto" w:after="0"/>
+            </w:pPr>
+            <w:r/>
+            <w:r>
+              <w:rPr>
+                <w:rFonts w:ascii="Times New Roman" w:hAnsi="Times New Roman" w:eastAsia="Times New Roman"/>
+                <w:b/>
+                <w:i w:val="0"/>
+                <w:sz w:val="26"/>
+              </w:rPr>
+              <w:t>Исключения</w:t>
+            </w:r>
+          </w:p>
+        </w:tc>
+        <w:tc>
+          <w:tcPr>
+            <w:tcW w:type="dxa" w:w="7200"/>
+          </w:tcPr>
+          <w:p>
+            <w:pPr>
+              <w:spacing w:line="240" w:lineRule="auto" w:after="0"/>
+            </w:pPr>
+            <w:r/>
+            <w:r>
+              <w:rPr>
+                <w:rFonts w:ascii="Times New Roman" w:hAnsi="Times New Roman" w:eastAsia="Times New Roman"/>
+                <w:b w:val="0"/>
+                <w:i w:val="0"/>
+                <w:sz w:val="26"/>
+              </w:rPr>
+              <w:t>Файл не указан/недоступен; некорректная структура XML.</w:t>
+            </w:r>
+          </w:p>
+        </w:tc>
+      </w:tr>
+      <w:tr>
+        <w:tc>
+          <w:tcPr>
+            <w:tcW w:type="dxa" w:w="2154"/>
+            <w:shd w:val="clear" w:color="auto" w:fill="EFEFEF"/>
+          </w:tcPr>
+          <w:p>
+            <w:pPr>
+              <w:spacing w:line="240" w:lineRule="auto" w:after="0"/>
+            </w:pPr>
+            <w:r/>
+            <w:r>
+              <w:rPr>
+                <w:rFonts w:ascii="Times New Roman" w:hAnsi="Times New Roman" w:eastAsia="Times New Roman"/>
+                <w:b/>
+                <w:i w:val="0"/>
+                <w:sz w:val="26"/>
+              </w:rPr>
+              <w:t>Вывод</w:t>
+            </w:r>
+          </w:p>
+        </w:tc>
+        <w:tc>
+          <w:tcPr>
+            <w:tcW w:type="dxa" w:w="7200"/>
+          </w:tcPr>
+          <w:p>
+            <w:pPr>
+              <w:spacing w:line="240" w:lineRule="auto" w:after="0"/>
+            </w:pPr>
+            <w:r/>
+            <w:r>
+              <w:rPr>
+                <w:rFonts w:ascii="Times New Roman" w:hAnsi="Times New Roman" w:eastAsia="Times New Roman"/>
+                <w:b w:val="0"/>
+                <w:i w:val="0"/>
+                <w:sz w:val="26"/>
+              </w:rPr>
+              <w:t>Перечень сущностей с указанием типа.</w:t>
+            </w:r>
+          </w:p>
+        </w:tc>
+      </w:tr>
+      <w:tr>
+        <w:tc>
+          <w:tcPr>
+            <w:tcW w:type="dxa" w:w="2154"/>
+            <w:shd w:val="clear" w:color="auto" w:fill="EFEFEF"/>
+          </w:tcPr>
+          <w:p>
+            <w:pPr>
+              <w:spacing w:line="240" w:lineRule="auto" w:after="0"/>
+            </w:pPr>
+            <w:r/>
+            <w:r>
+              <w:rPr>
+                <w:rFonts w:ascii="Times New Roman" w:hAnsi="Times New Roman" w:eastAsia="Times New Roman"/>
+                <w:b/>
+                <w:i w:val="0"/>
+                <w:sz w:val="26"/>
+              </w:rPr>
+              <w:t>Предусловие</w:t>
+            </w:r>
+          </w:p>
+        </w:tc>
+        <w:tc>
+          <w:tcPr>
+            <w:tcW w:type="dxa" w:w="7200"/>
+          </w:tcPr>
+          <w:p>
+            <w:pPr>
+              <w:spacing w:line="240" w:lineRule="auto" w:after="0"/>
+            </w:pPr>
+            <w:r/>
+            <w:r>
+              <w:rPr>
+                <w:rFonts w:ascii="Times New Roman" w:hAnsi="Times New Roman" w:eastAsia="Times New Roman"/>
+                <w:b w:val="0"/>
+                <w:i w:val="0"/>
+                <w:sz w:val="26"/>
+              </w:rPr>
+              <w:t>Указан путь к файлу метаданных.</w:t>
+            </w:r>
+          </w:p>
+        </w:tc>
+      </w:tr>
+      <w:tr>
+        <w:tc>
+          <w:tcPr>
+            <w:tcW w:type="dxa" w:w="2154"/>
+            <w:shd w:val="clear" w:color="auto" w:fill="EFEFEF"/>
+          </w:tcPr>
+          <w:p>
+            <w:pPr>
+              <w:spacing w:line="240" w:lineRule="auto" w:after="0"/>
+            </w:pPr>
+            <w:r/>
+            <w:r>
+              <w:rPr>
+                <w:rFonts w:ascii="Times New Roman" w:hAnsi="Times New Roman" w:eastAsia="Times New Roman"/>
+                <w:b/>
+                <w:i w:val="0"/>
+                <w:sz w:val="26"/>
+              </w:rPr>
+              <w:t>Постусловие</w:t>
+            </w:r>
+          </w:p>
+        </w:tc>
+        <w:tc>
+          <w:tcPr>
+            <w:tcW w:type="dxa" w:w="7200"/>
+          </w:tcPr>
+          <w:p>
+            <w:pPr>
+              <w:spacing w:line="240" w:lineRule="auto" w:after="0"/>
+            </w:pPr>
+            <w:r/>
+            <w:r>
+              <w:rPr>
+                <w:rFonts w:ascii="Times New Roman" w:hAnsi="Times New Roman" w:eastAsia="Times New Roman"/>
+                <w:b w:val="0"/>
+                <w:i w:val="0"/>
+                <w:sz w:val="26"/>
+              </w:rPr>
+              <w:t>Сформирована модель метаданных, доступная для генерации.</w:t>
+            </w:r>
+          </w:p>
+        </w:tc>
+      </w:tr>
+    </w:tbl>
+    <w:p>
+      <w:pPr>
+        <w:spacing w:after="40"/>
+      </w:pPr>
+    </w:p>
+    <w:p>
+      <w:pPr>
+        <w:keepLines/>
+        <w:spacing w:before="120"/>
+        <w:jc w:val="center"/>
+      </w:pPr>
+      <w:r>
+        <w:drawing>
+          <wp:inline xmlns:a="http://schemas.openxmlformats.org/drawingml/2006/main" xmlns:pic="http://schemas.openxmlformats.org/drawingml/2006/picture">
+            <wp:extent cx="5940000" cy="1812203"/>
+            <wp:docPr id="5" name="Picture 5"/>
+            <wp:cNvGraphicFramePr>
+              <a:graphicFrameLocks noChangeAspect="1"/>
+            </wp:cNvGraphicFramePr>
+            <a:graphic>
+              <a:graphicData uri="http://schemas.openxmlformats.org/drawingml/2006/picture">
+                <pic:pic>
+                  <pic:nvPicPr>
+                    <pic:cNvPr id="0" name="ris_5_ssd_generate.png"/>
+                    <pic:cNvPicPr/>
+                  </pic:nvPicPr>
+                  <pic:blipFill>
+                    <a:blip r:embed="rId13"/>
+                    <a:stretch>
+                      <a:fillRect/>
+                    </a:stretch>
+                  </pic:blipFill>
+                  <pic:spPr>
+                    <a:xfrm>
+                      <a:off x="0" y="0"/>
+                      <a:ext cx="5940000" cy="1812203"/>
+                    </a:xfrm>
+                    <a:prstGeom prst="rect"/>
+                  </pic:spPr>
+                </pic:pic>
+              </a:graphicData>
+            </a:graphic>
+          </wp:inline>
+        </w:drawing>
+      </w:r>
+    </w:p>
+    <w:p>
+      <w:pPr>
+        <w:spacing w:after="200"/>
+        <w:jc w:val="center"/>
+      </w:pPr>
+      <w:r>
+        <w:rPr>
+          <w:rFonts w:ascii="Times New Roman" w:hAnsi="Times New Roman" w:eastAsia="Times New Roman"/>
+          <w:b w:val="0"/>
+          <w:i w:val="0"/>
+          <w:sz w:val="26"/>
+        </w:rPr>
+        <w:t>Рисунок 5 – Диаграмма последовательности системы варианта использования «Сгенерировать автотесты»</w:t>
+      </w:r>
+    </w:p>
+    <w:p>
+      <w:pPr>
+        <w:spacing w:before="160"/>
+        <w:jc w:val="right"/>
+      </w:pPr>
+      <w:r>
+        <w:rPr>
+          <w:rFonts w:ascii="Times New Roman" w:hAnsi="Times New Roman" w:eastAsia="Times New Roman"/>
+          <w:b w:val="0"/>
+          <w:i w:val="0"/>
+          <w:sz w:val="28"/>
+        </w:rPr>
+        <w:t>Таблица 20</w:t>
+      </w:r>
+    </w:p>
+    <w:p>
+      <w:pPr>
+        <w:spacing w:after="40"/>
+        <w:jc w:val="center"/>
+      </w:pPr>
+      <w:r>
+        <w:rPr>
+          <w:rFonts w:ascii="Times New Roman" w:hAnsi="Times New Roman" w:eastAsia="Times New Roman"/>
+          <w:b w:val="0"/>
+          <w:i w:val="0"/>
+          <w:sz w:val="28"/>
+        </w:rPr>
+        <w:t>Описание системной операции «сгенерироватьАвтотесты»</w:t>
+      </w:r>
+    </w:p>
+    <w:tbl>
+      <w:tblPr>
+        <w:tblStyle w:val="TableGrid"/>
+        <w:tblW w:type="auto" w:w="0"/>
+        <w:jc w:val="center"/>
+        <w:tblLook w:firstColumn="1" w:firstRow="1" w:lastColumn="0" w:lastRow="0" w:noHBand="0" w:noVBand="1" w:val="04A0"/>
+      </w:tblPr>
+      <w:tblGrid>
+        <w:gridCol w:w="4844"/>
+        <w:gridCol w:w="4844"/>
+      </w:tblGrid>
+      <w:tr>
+        <w:tc>
+          <w:tcPr>
+            <w:tcW w:type="dxa" w:w="2154"/>
+            <w:shd w:val="clear" w:color="auto" w:fill="EFEFEF"/>
+          </w:tcPr>
+          <w:p>
+            <w:pPr>
+              <w:spacing w:line="240" w:lineRule="auto" w:after="0"/>
+            </w:pPr>
+            <w:r/>
+            <w:r>
+              <w:rPr>
+                <w:rFonts w:ascii="Times New Roman" w:hAnsi="Times New Roman" w:eastAsia="Times New Roman"/>
+                <w:b/>
+                <w:i w:val="0"/>
+                <w:sz w:val="26"/>
+              </w:rPr>
+              <w:t>Имя</w:t>
+            </w:r>
+          </w:p>
+        </w:tc>
+        <w:tc>
+          <w:tcPr>
+            <w:tcW w:type="dxa" w:w="7200"/>
+          </w:tcPr>
+          <w:p>
+            <w:pPr>
+              <w:spacing w:line="240" w:lineRule="auto" w:after="0"/>
+            </w:pPr>
+            <w:r/>
+            <w:r>
+              <w:rPr>
+                <w:rFonts w:ascii="Times New Roman" w:hAnsi="Times New Roman" w:eastAsia="Times New Roman"/>
+                <w:b w:val="0"/>
+                <w:i w:val="0"/>
+                <w:sz w:val="26"/>
+              </w:rPr>
+              <w:t>сгенерироватьАвтотесты(модель, каталог)</w:t>
+            </w:r>
+          </w:p>
+        </w:tc>
+      </w:tr>
+      <w:tr>
+        <w:tc>
+          <w:tcPr>
+            <w:tcW w:type="dxa" w:w="2154"/>
+            <w:shd w:val="clear" w:color="auto" w:fill="EFEFEF"/>
+          </w:tcPr>
+          <w:p>
+            <w:pPr>
+              <w:spacing w:line="240" w:lineRule="auto" w:after="0"/>
+            </w:pPr>
+            <w:r/>
+            <w:r>
+              <w:rPr>
+                <w:rFonts w:ascii="Times New Roman" w:hAnsi="Times New Roman" w:eastAsia="Times New Roman"/>
+                <w:b/>
+                <w:i w:val="0"/>
+                <w:sz w:val="26"/>
+              </w:rPr>
+              <w:t>Обязанности</w:t>
+            </w:r>
+          </w:p>
+        </w:tc>
+        <w:tc>
+          <w:tcPr>
+            <w:tcW w:type="dxa" w:w="7200"/>
+          </w:tcPr>
+          <w:p>
+            <w:pPr>
+              <w:spacing w:line="240" w:lineRule="auto" w:after="0"/>
+            </w:pPr>
+            <w:r/>
+            <w:r>
+              <w:rPr>
+                <w:rFonts w:ascii="Times New Roman" w:hAnsi="Times New Roman" w:eastAsia="Times New Roman"/>
+                <w:b w:val="0"/>
+                <w:i w:val="0"/>
+                <w:sz w:val="26"/>
+              </w:rPr>
+              <w:t>Создать структуру тестового проекта и инфраструктурные компоненты, а для каждой тестируемой сущности — объект страницы и тестовый класс.</w:t>
+            </w:r>
+          </w:p>
+        </w:tc>
+      </w:tr>
+      <w:tr>
+        <w:tc>
+          <w:tcPr>
+            <w:tcW w:type="dxa" w:w="2154"/>
+            <w:shd w:val="clear" w:color="auto" w:fill="EFEFEF"/>
+          </w:tcPr>
+          <w:p>
+            <w:pPr>
+              <w:spacing w:line="240" w:lineRule="auto" w:after="0"/>
+            </w:pPr>
+            <w:r/>
+            <w:r>
+              <w:rPr>
+                <w:rFonts w:ascii="Times New Roman" w:hAnsi="Times New Roman" w:eastAsia="Times New Roman"/>
+                <w:b/>
+                <w:i w:val="0"/>
+                <w:sz w:val="26"/>
+              </w:rPr>
+              <w:t>Тип</w:t>
+            </w:r>
+          </w:p>
+        </w:tc>
+        <w:tc>
+          <w:tcPr>
+            <w:tcW w:type="dxa" w:w="7200"/>
+          </w:tcPr>
+          <w:p>
+            <w:pPr>
+              <w:spacing w:line="240" w:lineRule="auto" w:after="0"/>
+            </w:pPr>
+            <w:r/>
+            <w:r>
+              <w:rPr>
+                <w:rFonts w:ascii="Times New Roman" w:hAnsi="Times New Roman" w:eastAsia="Times New Roman"/>
+                <w:b w:val="0"/>
+                <w:i w:val="0"/>
+                <w:sz w:val="26"/>
+              </w:rPr>
+              <w:t>Системная</w:t>
+            </w:r>
+          </w:p>
+        </w:tc>
+      </w:tr>
+      <w:tr>
+        <w:tc>
+          <w:tcPr>
+            <w:tcW w:type="dxa" w:w="2154"/>
+            <w:shd w:val="clear" w:color="auto" w:fill="EFEFEF"/>
+          </w:tcPr>
+          <w:p>
+            <w:pPr>
+              <w:spacing w:line="240" w:lineRule="auto" w:after="0"/>
+            </w:pPr>
+            <w:r/>
+            <w:r>
+              <w:rPr>
+                <w:rFonts w:ascii="Times New Roman" w:hAnsi="Times New Roman" w:eastAsia="Times New Roman"/>
+                <w:b/>
+                <w:i w:val="0"/>
+                <w:sz w:val="26"/>
+              </w:rPr>
+              <w:t>Ссылки</w:t>
+            </w:r>
+          </w:p>
+        </w:tc>
+        <w:tc>
+          <w:tcPr>
+            <w:tcW w:type="dxa" w:w="7200"/>
+          </w:tcPr>
+          <w:p>
+            <w:pPr>
+              <w:spacing w:line="240" w:lineRule="auto" w:after="0"/>
+            </w:pPr>
+            <w:r/>
+            <w:r>
+              <w:rPr>
+                <w:rFonts w:ascii="Times New Roman" w:hAnsi="Times New Roman" w:eastAsia="Times New Roman"/>
+                <w:b w:val="0"/>
+                <w:i w:val="0"/>
+                <w:sz w:val="26"/>
+              </w:rPr>
+              <w:t>ВИ «Сгенерировать автотесты»</w:t>
+            </w:r>
+          </w:p>
+        </w:tc>
+      </w:tr>
+      <w:tr>
+        <w:tc>
+          <w:tcPr>
+            <w:tcW w:type="dxa" w:w="2154"/>
+            <w:shd w:val="clear" w:color="auto" w:fill="EFEFEF"/>
+          </w:tcPr>
+          <w:p>
+            <w:pPr>
+              <w:spacing w:line="240" w:lineRule="auto" w:after="0"/>
+            </w:pPr>
+            <w:r/>
+            <w:r>
+              <w:rPr>
+                <w:rFonts w:ascii="Times New Roman" w:hAnsi="Times New Roman" w:eastAsia="Times New Roman"/>
+                <w:b/>
+                <w:i w:val="0"/>
+                <w:sz w:val="26"/>
+              </w:rPr>
+              <w:t>Примечания</w:t>
+            </w:r>
+          </w:p>
+        </w:tc>
+        <w:tc>
+          <w:tcPr>
+            <w:tcW w:type="dxa" w:w="7200"/>
+          </w:tcPr>
+          <w:p>
+            <w:pPr>
+              <w:spacing w:line="240" w:lineRule="auto" w:after="0"/>
+            </w:pPr>
+            <w:r/>
+            <w:r>
+              <w:rPr>
+                <w:rFonts w:ascii="Times New Roman" w:hAnsi="Times New Roman" w:eastAsia="Times New Roman"/>
+                <w:b w:val="0"/>
+                <w:i w:val="0"/>
+                <w:sz w:val="26"/>
+              </w:rPr>
+              <w:t>Справочники пропускаются; формируется отчёт о классификации.</w:t>
+            </w:r>
+          </w:p>
+        </w:tc>
+      </w:tr>
+      <w:tr>
+        <w:tc>
+          <w:tcPr>
+            <w:tcW w:type="dxa" w:w="2154"/>
+            <w:shd w:val="clear" w:color="auto" w:fill="EFEFEF"/>
+          </w:tcPr>
+          <w:p>
+            <w:pPr>
+              <w:spacing w:line="240" w:lineRule="auto" w:after="0"/>
+            </w:pPr>
+            <w:r/>
+            <w:r>
+              <w:rPr>
+                <w:rFonts w:ascii="Times New Roman" w:hAnsi="Times New Roman" w:eastAsia="Times New Roman"/>
+                <w:b/>
+                <w:i w:val="0"/>
+                <w:sz w:val="26"/>
+              </w:rPr>
+              <w:t>Исключения</w:t>
+            </w:r>
+          </w:p>
+        </w:tc>
+        <w:tc>
+          <w:tcPr>
+            <w:tcW w:type="dxa" w:w="7200"/>
+          </w:tcPr>
+          <w:p>
+            <w:pPr>
+              <w:spacing w:line="240" w:lineRule="auto" w:after="0"/>
+            </w:pPr>
+            <w:r/>
+            <w:r>
+              <w:rPr>
+                <w:rFonts w:ascii="Times New Roman" w:hAnsi="Times New Roman" w:eastAsia="Times New Roman"/>
+                <w:b w:val="0"/>
+                <w:i w:val="0"/>
+                <w:sz w:val="26"/>
+              </w:rPr>
+              <w:t>Не сформирована модель; каталог недоступен; ошибка записи файлов.</w:t>
+            </w:r>
+          </w:p>
+        </w:tc>
+      </w:tr>
+      <w:tr>
+        <w:tc>
+          <w:tcPr>
+            <w:tcW w:type="dxa" w:w="2154"/>
+            <w:shd w:val="clear" w:color="auto" w:fill="EFEFEF"/>
+          </w:tcPr>
+          <w:p>
+            <w:pPr>
+              <w:spacing w:line="240" w:lineRule="auto" w:after="0"/>
+            </w:pPr>
+            <w:r/>
+            <w:r>
+              <w:rPr>
+                <w:rFonts w:ascii="Times New Roman" w:hAnsi="Times New Roman" w:eastAsia="Times New Roman"/>
+                <w:b/>
+                <w:i w:val="0"/>
+                <w:sz w:val="26"/>
+              </w:rPr>
+              <w:t>Вывод</w:t>
+            </w:r>
+          </w:p>
+        </w:tc>
+        <w:tc>
+          <w:tcPr>
+            <w:tcW w:type="dxa" w:w="7200"/>
+          </w:tcPr>
+          <w:p>
+            <w:pPr>
+              <w:spacing w:line="240" w:lineRule="auto" w:after="0"/>
+            </w:pPr>
+            <w:r/>
+            <w:r>
+              <w:rPr>
+                <w:rFonts w:ascii="Times New Roman" w:hAnsi="Times New Roman" w:eastAsia="Times New Roman"/>
+                <w:b w:val="0"/>
+                <w:i w:val="0"/>
+                <w:sz w:val="26"/>
+              </w:rPr>
+              <w:t>Сгенерированный тестовый проект и сводка о генерации.</w:t>
+            </w:r>
+          </w:p>
+        </w:tc>
+      </w:tr>
+      <w:tr>
+        <w:tc>
+          <w:tcPr>
+            <w:tcW w:type="dxa" w:w="2154"/>
+            <w:shd w:val="clear" w:color="auto" w:fill="EFEFEF"/>
+          </w:tcPr>
+          <w:p>
+            <w:pPr>
+              <w:spacing w:line="240" w:lineRule="auto" w:after="0"/>
+            </w:pPr>
+            <w:r/>
+            <w:r>
+              <w:rPr>
+                <w:rFonts w:ascii="Times New Roman" w:hAnsi="Times New Roman" w:eastAsia="Times New Roman"/>
+                <w:b/>
+                <w:i w:val="0"/>
+                <w:sz w:val="26"/>
+              </w:rPr>
+              <w:t>Предусловие</w:t>
+            </w:r>
+          </w:p>
+        </w:tc>
+        <w:tc>
+          <w:tcPr>
+            <w:tcW w:type="dxa" w:w="7200"/>
+          </w:tcPr>
+          <w:p>
+            <w:pPr>
+              <w:spacing w:line="240" w:lineRule="auto" w:after="0"/>
+            </w:pPr>
+            <w:r/>
+            <w:r>
+              <w:rPr>
+                <w:rFonts w:ascii="Times New Roman" w:hAnsi="Times New Roman" w:eastAsia="Times New Roman"/>
+                <w:b w:val="0"/>
+                <w:i w:val="0"/>
+                <w:sz w:val="26"/>
+              </w:rPr>
+              <w:t>Сформирована модель метаданных; задан каталог генерации.</w:t>
+            </w:r>
+          </w:p>
+        </w:tc>
+      </w:tr>
+      <w:tr>
+        <w:tc>
+          <w:tcPr>
+            <w:tcW w:type="dxa" w:w="2154"/>
+            <w:shd w:val="clear" w:color="auto" w:fill="EFEFEF"/>
+          </w:tcPr>
+          <w:p>
+            <w:pPr>
+              <w:spacing w:line="240" w:lineRule="auto" w:after="0"/>
+            </w:pPr>
+            <w:r/>
+            <w:r>
+              <w:rPr>
+                <w:rFonts w:ascii="Times New Roman" w:hAnsi="Times New Roman" w:eastAsia="Times New Roman"/>
+                <w:b/>
+                <w:i w:val="0"/>
+                <w:sz w:val="26"/>
+              </w:rPr>
+              <w:t>Постусловие</w:t>
+            </w:r>
+          </w:p>
+        </w:tc>
+        <w:tc>
+          <w:tcPr>
+            <w:tcW w:type="dxa" w:w="7200"/>
+          </w:tcPr>
+          <w:p>
+            <w:pPr>
+              <w:spacing w:line="240" w:lineRule="auto" w:after="0"/>
+            </w:pPr>
+            <w:r/>
+            <w:r>
+              <w:rPr>
+                <w:rFonts w:ascii="Times New Roman" w:hAnsi="Times New Roman" w:eastAsia="Times New Roman"/>
+                <w:b w:val="0"/>
+                <w:i w:val="0"/>
+                <w:sz w:val="26"/>
+              </w:rPr>
+              <w:t>Доступен тестовый проект для запуска автотестов.</w:t>
+            </w:r>
+          </w:p>
+        </w:tc>
+      </w:tr>
+    </w:tbl>
+    <w:p>
+      <w:pPr>
+        <w:spacing w:after="40"/>
+      </w:pPr>
+    </w:p>
+    <w:p>
+      <w:pPr>
+        <w:keepLines/>
+        <w:spacing w:before="120"/>
+        <w:jc w:val="center"/>
+      </w:pPr>
+      <w:r>
+        <w:drawing>
+          <wp:inline xmlns:a="http://schemas.openxmlformats.org/drawingml/2006/main" xmlns:pic="http://schemas.openxmlformats.org/drawingml/2006/picture">
+            <wp:extent cx="5940000" cy="1634862"/>
+            <wp:docPr id="6" name="Picture 6"/>
+            <wp:cNvGraphicFramePr>
+              <a:graphicFrameLocks noChangeAspect="1"/>
+            </wp:cNvGraphicFramePr>
+            <a:graphic>
+              <a:graphicData uri="http://schemas.openxmlformats.org/drawingml/2006/picture">
+                <pic:pic>
+                  <pic:nvPicPr>
+                    <pic:cNvPr id="0" name="ris_6_ssd_run.png"/>
+                    <pic:cNvPicPr/>
+                  </pic:nvPicPr>
+                  <pic:blipFill>
+                    <a:blip r:embed="rId14"/>
+                    <a:stretch>
+                      <a:fillRect/>
+                    </a:stretch>
+                  </pic:blipFill>
+                  <pic:spPr>
+                    <a:xfrm>
+                      <a:off x="0" y="0"/>
+                      <a:ext cx="5940000" cy="1634862"/>
+                    </a:xfrm>
+                    <a:prstGeom prst="rect"/>
+                  </pic:spPr>
+                </pic:pic>
+              </a:graphicData>
+            </a:graphic>
+          </wp:inline>
+        </w:drawing>
+      </w:r>
+    </w:p>
+    <w:p>
+      <w:pPr>
+        <w:spacing w:after="200"/>
+        <w:jc w:val="center"/>
+      </w:pPr>
+      <w:r>
+        <w:rPr>
+          <w:rFonts w:ascii="Times New Roman" w:hAnsi="Times New Roman" w:eastAsia="Times New Roman"/>
+          <w:b w:val="0"/>
+          <w:i w:val="0"/>
+          <w:sz w:val="26"/>
+        </w:rPr>
+        <w:t>Рисунок 6 – Диаграмма последовательности системы варианта использования «Запустить автотесты»</w:t>
+      </w:r>
+    </w:p>
+    <w:p>
+      <w:pPr>
+        <w:spacing w:before="160"/>
+        <w:jc w:val="right"/>
+      </w:pPr>
+      <w:r>
+        <w:rPr>
+          <w:rFonts w:ascii="Times New Roman" w:hAnsi="Times New Roman" w:eastAsia="Times New Roman"/>
+          <w:b w:val="0"/>
+          <w:i w:val="0"/>
+          <w:sz w:val="28"/>
+        </w:rPr>
+        <w:t>Таблица 21</w:t>
+      </w:r>
+    </w:p>
+    <w:p>
+      <w:pPr>
+        <w:spacing w:after="40"/>
+        <w:jc w:val="center"/>
+      </w:pPr>
+      <w:r>
+        <w:rPr>
+          <w:rFonts w:ascii="Times New Roman" w:hAnsi="Times New Roman" w:eastAsia="Times New Roman"/>
+          <w:b w:val="0"/>
+          <w:i w:val="0"/>
+          <w:sz w:val="28"/>
+        </w:rPr>
+        <w:t>Описание системной операции «запуститьАвтотесты»</w:t>
+      </w:r>
+    </w:p>
+    <w:tbl>
+      <w:tblPr>
+        <w:tblStyle w:val="TableGrid"/>
+        <w:tblW w:type="auto" w:w="0"/>
+        <w:jc w:val="center"/>
+        <w:tblLook w:firstColumn="1" w:firstRow="1" w:lastColumn="0" w:lastRow="0" w:noHBand="0" w:noVBand="1" w:val="04A0"/>
+      </w:tblPr>
+      <w:tblGrid>
+        <w:gridCol w:w="4844"/>
+        <w:gridCol w:w="4844"/>
+      </w:tblGrid>
+      <w:tr>
+        <w:tc>
+          <w:tcPr>
+            <w:tcW w:type="dxa" w:w="2154"/>
+            <w:shd w:val="clear" w:color="auto" w:fill="EFEFEF"/>
+          </w:tcPr>
+          <w:p>
+            <w:pPr>
+              <w:spacing w:line="240" w:lineRule="auto" w:after="0"/>
+            </w:pPr>
+            <w:r/>
+            <w:r>
+              <w:rPr>
+                <w:rFonts w:ascii="Times New Roman" w:hAnsi="Times New Roman" w:eastAsia="Times New Roman"/>
+                <w:b/>
+                <w:i w:val="0"/>
+                <w:sz w:val="26"/>
+              </w:rPr>
+              <w:t>Имя</w:t>
+            </w:r>
+          </w:p>
+        </w:tc>
+        <w:tc>
+          <w:tcPr>
+            <w:tcW w:type="dxa" w:w="7200"/>
+          </w:tcPr>
+          <w:p>
+            <w:pPr>
+              <w:spacing w:line="240" w:lineRule="auto" w:after="0"/>
+            </w:pPr>
+            <w:r/>
+            <w:r>
+              <w:rPr>
+                <w:rFonts w:ascii="Times New Roman" w:hAnsi="Times New Roman" w:eastAsia="Times New Roman"/>
+                <w:b w:val="0"/>
+                <w:i w:val="0"/>
+                <w:sz w:val="26"/>
+              </w:rPr>
+              <w:t>запуститьАвтотесты(фильтрТестов)</w:t>
+            </w:r>
+          </w:p>
+        </w:tc>
+      </w:tr>
+      <w:tr>
+        <w:tc>
+          <w:tcPr>
+            <w:tcW w:type="dxa" w:w="2154"/>
+            <w:shd w:val="clear" w:color="auto" w:fill="EFEFEF"/>
+          </w:tcPr>
+          <w:p>
+            <w:pPr>
+              <w:spacing w:line="240" w:lineRule="auto" w:after="0"/>
+            </w:pPr>
+            <w:r/>
+            <w:r>
+              <w:rPr>
+                <w:rFonts w:ascii="Times New Roman" w:hAnsi="Times New Roman" w:eastAsia="Times New Roman"/>
+                <w:b/>
+                <w:i w:val="0"/>
+                <w:sz w:val="26"/>
+              </w:rPr>
+              <w:t>Обязанности</w:t>
+            </w:r>
+          </w:p>
+        </w:tc>
+        <w:tc>
+          <w:tcPr>
+            <w:tcW w:type="dxa" w:w="7200"/>
+          </w:tcPr>
+          <w:p>
+            <w:pPr>
+              <w:spacing w:line="240" w:lineRule="auto" w:after="0"/>
+            </w:pPr>
+            <w:r/>
+            <w:r>
+              <w:rPr>
+                <w:rFonts w:ascii="Times New Roman" w:hAnsi="Times New Roman" w:eastAsia="Times New Roman"/>
+                <w:b w:val="0"/>
+                <w:i w:val="0"/>
+                <w:sz w:val="26"/>
+              </w:rPr>
+              <w:t>Выполнить сгенерированные автотесты, разобрать отчёты о выполнении и сформировать сводку.</w:t>
+            </w:r>
+          </w:p>
+        </w:tc>
+      </w:tr>
+      <w:tr>
+        <w:tc>
+          <w:tcPr>
+            <w:tcW w:type="dxa" w:w="2154"/>
+            <w:shd w:val="clear" w:color="auto" w:fill="EFEFEF"/>
+          </w:tcPr>
+          <w:p>
+            <w:pPr>
+              <w:spacing w:line="240" w:lineRule="auto" w:after="0"/>
+            </w:pPr>
+            <w:r/>
+            <w:r>
+              <w:rPr>
+                <w:rFonts w:ascii="Times New Roman" w:hAnsi="Times New Roman" w:eastAsia="Times New Roman"/>
+                <w:b/>
+                <w:i w:val="0"/>
+                <w:sz w:val="26"/>
+              </w:rPr>
+              <w:t>Тип</w:t>
+            </w:r>
+          </w:p>
+        </w:tc>
+        <w:tc>
+          <w:tcPr>
+            <w:tcW w:type="dxa" w:w="7200"/>
+          </w:tcPr>
+          <w:p>
+            <w:pPr>
+              <w:spacing w:line="240" w:lineRule="auto" w:after="0"/>
+            </w:pPr>
+            <w:r/>
+            <w:r>
+              <w:rPr>
+                <w:rFonts w:ascii="Times New Roman" w:hAnsi="Times New Roman" w:eastAsia="Times New Roman"/>
+                <w:b w:val="0"/>
+                <w:i w:val="0"/>
+                <w:sz w:val="26"/>
+              </w:rPr>
+              <w:t>Системная</w:t>
+            </w:r>
+          </w:p>
+        </w:tc>
+      </w:tr>
+      <w:tr>
+        <w:tc>
+          <w:tcPr>
+            <w:tcW w:type="dxa" w:w="2154"/>
+            <w:shd w:val="clear" w:color="auto" w:fill="EFEFEF"/>
+          </w:tcPr>
+          <w:p>
+            <w:pPr>
+              <w:spacing w:line="240" w:lineRule="auto" w:after="0"/>
+            </w:pPr>
+            <w:r/>
+            <w:r>
+              <w:rPr>
+                <w:rFonts w:ascii="Times New Roman" w:hAnsi="Times New Roman" w:eastAsia="Times New Roman"/>
+                <w:b/>
+                <w:i w:val="0"/>
+                <w:sz w:val="26"/>
+              </w:rPr>
+              <w:t>Ссылки</w:t>
+            </w:r>
+          </w:p>
+        </w:tc>
+        <w:tc>
+          <w:tcPr>
+            <w:tcW w:type="dxa" w:w="7200"/>
+          </w:tcPr>
+          <w:p>
+            <w:pPr>
+              <w:spacing w:line="240" w:lineRule="auto" w:after="0"/>
+            </w:pPr>
+            <w:r/>
+            <w:r>
+              <w:rPr>
+                <w:rFonts w:ascii="Times New Roman" w:hAnsi="Times New Roman" w:eastAsia="Times New Roman"/>
+                <w:b w:val="0"/>
+                <w:i w:val="0"/>
+                <w:sz w:val="26"/>
+              </w:rPr>
+              <w:t>ВИ «Запустить автотесты»</w:t>
+            </w:r>
+          </w:p>
+        </w:tc>
+      </w:tr>
+      <w:tr>
+        <w:tc>
+          <w:tcPr>
+            <w:tcW w:type="dxa" w:w="2154"/>
+            <w:shd w:val="clear" w:color="auto" w:fill="EFEFEF"/>
+          </w:tcPr>
+          <w:p>
+            <w:pPr>
+              <w:spacing w:line="240" w:lineRule="auto" w:after="0"/>
+            </w:pPr>
+            <w:r/>
+            <w:r>
+              <w:rPr>
+                <w:rFonts w:ascii="Times New Roman" w:hAnsi="Times New Roman" w:eastAsia="Times New Roman"/>
+                <w:b/>
+                <w:i w:val="0"/>
+                <w:sz w:val="26"/>
+              </w:rPr>
+              <w:t>Примечания</w:t>
+            </w:r>
+          </w:p>
+        </w:tc>
+        <w:tc>
+          <w:tcPr>
+            <w:tcW w:type="dxa" w:w="7200"/>
+          </w:tcPr>
+          <w:p>
+            <w:pPr>
+              <w:spacing w:line="240" w:lineRule="auto" w:after="0"/>
+            </w:pPr>
+            <w:r/>
+            <w:r>
+              <w:rPr>
+                <w:rFonts w:ascii="Times New Roman" w:hAnsi="Times New Roman" w:eastAsia="Times New Roman"/>
+                <w:b w:val="0"/>
+                <w:i w:val="0"/>
+                <w:sz w:val="26"/>
+              </w:rPr>
+              <w:t>Включает («include») операцию сохранения результатов прогона.</w:t>
+            </w:r>
+          </w:p>
+        </w:tc>
+      </w:tr>
+      <w:tr>
+        <w:tc>
+          <w:tcPr>
+            <w:tcW w:type="dxa" w:w="2154"/>
+            <w:shd w:val="clear" w:color="auto" w:fill="EFEFEF"/>
+          </w:tcPr>
+          <w:p>
+            <w:pPr>
+              <w:spacing w:line="240" w:lineRule="auto" w:after="0"/>
+            </w:pPr>
+            <w:r/>
+            <w:r>
+              <w:rPr>
+                <w:rFonts w:ascii="Times New Roman" w:hAnsi="Times New Roman" w:eastAsia="Times New Roman"/>
+                <w:b/>
+                <w:i w:val="0"/>
+                <w:sz w:val="26"/>
+              </w:rPr>
+              <w:t>Исключения</w:t>
+            </w:r>
+          </w:p>
+        </w:tc>
+        <w:tc>
+          <w:tcPr>
+            <w:tcW w:type="dxa" w:w="7200"/>
+          </w:tcPr>
+          <w:p>
+            <w:pPr>
+              <w:spacing w:line="240" w:lineRule="auto" w:after="0"/>
+            </w:pPr>
+            <w:r/>
+            <w:r>
+              <w:rPr>
+                <w:rFonts w:ascii="Times New Roman" w:hAnsi="Times New Roman" w:eastAsia="Times New Roman"/>
+                <w:b w:val="0"/>
+                <w:i w:val="0"/>
+                <w:sz w:val="26"/>
+              </w:rPr>
+              <w:t>Проект не сгенерирован; не заданы параметры доступа к сайту; ошибка выполнения.</w:t>
+            </w:r>
+          </w:p>
+        </w:tc>
+      </w:tr>
+      <w:tr>
+        <w:tc>
+          <w:tcPr>
+            <w:tcW w:type="dxa" w:w="2154"/>
+            <w:shd w:val="clear" w:color="auto" w:fill="EFEFEF"/>
+          </w:tcPr>
+          <w:p>
+            <w:pPr>
+              <w:spacing w:line="240" w:lineRule="auto" w:after="0"/>
+            </w:pPr>
+            <w:r/>
+            <w:r>
+              <w:rPr>
+                <w:rFonts w:ascii="Times New Roman" w:hAnsi="Times New Roman" w:eastAsia="Times New Roman"/>
+                <w:b/>
+                <w:i w:val="0"/>
+                <w:sz w:val="26"/>
+              </w:rPr>
+              <w:t>Вывод</w:t>
+            </w:r>
+          </w:p>
+        </w:tc>
+        <w:tc>
+          <w:tcPr>
+            <w:tcW w:type="dxa" w:w="7200"/>
+          </w:tcPr>
+          <w:p>
+            <w:pPr>
+              <w:spacing w:line="240" w:lineRule="auto" w:after="0"/>
+            </w:pPr>
+            <w:r/>
+            <w:r>
+              <w:rPr>
+                <w:rFonts w:ascii="Times New Roman" w:hAnsi="Times New Roman" w:eastAsia="Times New Roman"/>
+                <w:b w:val="0"/>
+                <w:i w:val="0"/>
+                <w:sz w:val="26"/>
+              </w:rPr>
+              <w:t>Результаты прогона (всего/успешно/провалено) и отчёты.</w:t>
+            </w:r>
+          </w:p>
+        </w:tc>
+      </w:tr>
+      <w:tr>
+        <w:tc>
+          <w:tcPr>
+            <w:tcW w:type="dxa" w:w="2154"/>
+            <w:shd w:val="clear" w:color="auto" w:fill="EFEFEF"/>
+          </w:tcPr>
+          <w:p>
+            <w:pPr>
+              <w:spacing w:line="240" w:lineRule="auto" w:after="0"/>
+            </w:pPr>
+            <w:r/>
+            <w:r>
+              <w:rPr>
+                <w:rFonts w:ascii="Times New Roman" w:hAnsi="Times New Roman" w:eastAsia="Times New Roman"/>
+                <w:b/>
+                <w:i w:val="0"/>
+                <w:sz w:val="26"/>
+              </w:rPr>
+              <w:t>Предусловие</w:t>
+            </w:r>
+          </w:p>
+        </w:tc>
+        <w:tc>
+          <w:tcPr>
+            <w:tcW w:type="dxa" w:w="7200"/>
+          </w:tcPr>
+          <w:p>
+            <w:pPr>
+              <w:spacing w:line="240" w:lineRule="auto" w:after="0"/>
+            </w:pPr>
+            <w:r/>
+            <w:r>
+              <w:rPr>
+                <w:rFonts w:ascii="Times New Roman" w:hAnsi="Times New Roman" w:eastAsia="Times New Roman"/>
+                <w:b w:val="0"/>
+                <w:i w:val="0"/>
+                <w:sz w:val="26"/>
+              </w:rPr>
+              <w:t>Автотесты сгенерированы; заданы параметры доступа к сайту.</w:t>
+            </w:r>
+          </w:p>
+        </w:tc>
+      </w:tr>
+      <w:tr>
+        <w:tc>
+          <w:tcPr>
+            <w:tcW w:type="dxa" w:w="2154"/>
+            <w:shd w:val="clear" w:color="auto" w:fill="EFEFEF"/>
+          </w:tcPr>
+          <w:p>
+            <w:pPr>
+              <w:spacing w:line="240" w:lineRule="auto" w:after="0"/>
+            </w:pPr>
+            <w:r/>
+            <w:r>
+              <w:rPr>
+                <w:rFonts w:ascii="Times New Roman" w:hAnsi="Times New Roman" w:eastAsia="Times New Roman"/>
+                <w:b/>
+                <w:i w:val="0"/>
+                <w:sz w:val="26"/>
+              </w:rPr>
+              <w:t>Постусловие</w:t>
+            </w:r>
+          </w:p>
+        </w:tc>
+        <w:tc>
+          <w:tcPr>
+            <w:tcW w:type="dxa" w:w="7200"/>
+          </w:tcPr>
+          <w:p>
+            <w:pPr>
+              <w:spacing w:line="240" w:lineRule="auto" w:after="0"/>
+            </w:pPr>
+            <w:r/>
+            <w:r>
+              <w:rPr>
+                <w:rFonts w:ascii="Times New Roman" w:hAnsi="Times New Roman" w:eastAsia="Times New Roman"/>
+                <w:b w:val="0"/>
+                <w:i w:val="0"/>
+                <w:sz w:val="26"/>
+              </w:rPr>
+              <w:t>Сформированы и сохранены результаты прогона.</w:t>
+            </w:r>
+          </w:p>
+        </w:tc>
+      </w:tr>
+    </w:tbl>
+    <w:p>
+      <w:pPr>
+        <w:spacing w:after="40"/>
+      </w:pPr>
+    </w:p>
+    <w:p>
+      <w:pPr>
+        <w:keepLines/>
+        <w:spacing w:before="120"/>
+        <w:jc w:val="center"/>
+      </w:pPr>
+      <w:r>
+        <w:drawing>
+          <wp:inline xmlns:a="http://schemas.openxmlformats.org/drawingml/2006/main" xmlns:pic="http://schemas.openxmlformats.org/drawingml/2006/picture">
+            <wp:extent cx="5940000" cy="1812203"/>
+            <wp:docPr id="7" name="Picture 7"/>
+            <wp:cNvGraphicFramePr>
+              <a:graphicFrameLocks noChangeAspect="1"/>
+            </wp:cNvGraphicFramePr>
+            <a:graphic>
+              <a:graphicData uri="http://schemas.openxmlformats.org/drawingml/2006/picture">
+                <pic:pic>
+                  <pic:nvPicPr>
+                    <pic:cNvPr id="0" name="ris_7_ssd_run_selected.png"/>
+                    <pic:cNvPicPr/>
+                  </pic:nvPicPr>
+                  <pic:blipFill>
+                    <a:blip r:embed="rId15"/>
+                    <a:stretch>
+                      <a:fillRect/>
+                    </a:stretch>
+                  </pic:blipFill>
+                  <pic:spPr>
+                    <a:xfrm>
+                      <a:off x="0" y="0"/>
+                      <a:ext cx="5940000" cy="1812203"/>
+                    </a:xfrm>
+                    <a:prstGeom prst="rect"/>
+                  </pic:spPr>
+                </pic:pic>
+              </a:graphicData>
+            </a:graphic>
+          </wp:inline>
+        </w:drawing>
+      </w:r>
+    </w:p>
+    <w:p>
+      <w:pPr>
+        <w:spacing w:after="200"/>
+        <w:jc w:val="center"/>
+      </w:pPr>
+      <w:r>
+        <w:rPr>
+          <w:rFonts w:ascii="Times New Roman" w:hAnsi="Times New Roman" w:eastAsia="Times New Roman"/>
+          <w:b w:val="0"/>
+          <w:i w:val="0"/>
+          <w:sz w:val="26"/>
+        </w:rPr>
+        <w:t>Рисунок 7 – Диаграмма последовательности системы варианта использования «Запустить выбранные тесты»</w:t>
+      </w:r>
+    </w:p>
+    <w:p>
+      <w:pPr>
+        <w:spacing w:before="160"/>
+        <w:jc w:val="right"/>
+      </w:pPr>
+      <w:r>
+        <w:rPr>
+          <w:rFonts w:ascii="Times New Roman" w:hAnsi="Times New Roman" w:eastAsia="Times New Roman"/>
+          <w:b w:val="0"/>
+          <w:i w:val="0"/>
+          <w:sz w:val="28"/>
+        </w:rPr>
+        <w:t>Таблица 22</w:t>
+      </w:r>
+    </w:p>
+    <w:p>
+      <w:pPr>
+        <w:spacing w:after="40"/>
+        <w:jc w:val="center"/>
+      </w:pPr>
+      <w:r>
+        <w:rPr>
+          <w:rFonts w:ascii="Times New Roman" w:hAnsi="Times New Roman" w:eastAsia="Times New Roman"/>
+          <w:b w:val="0"/>
+          <w:i w:val="0"/>
+          <w:sz w:val="28"/>
+        </w:rPr>
+        <w:t>Описание системной операции «запуститьВыбранныеТесты»</w:t>
+      </w:r>
+    </w:p>
+    <w:tbl>
+      <w:tblPr>
+        <w:tblStyle w:val="TableGrid"/>
+        <w:tblW w:type="auto" w:w="0"/>
+        <w:jc w:val="center"/>
+        <w:tblLook w:firstColumn="1" w:firstRow="1" w:lastColumn="0" w:lastRow="0" w:noHBand="0" w:noVBand="1" w:val="04A0"/>
+      </w:tblPr>
+      <w:tblGrid>
+        <w:gridCol w:w="4844"/>
+        <w:gridCol w:w="4844"/>
+      </w:tblGrid>
+      <w:tr>
+        <w:tc>
+          <w:tcPr>
+            <w:tcW w:type="dxa" w:w="2154"/>
+            <w:shd w:val="clear" w:color="auto" w:fill="EFEFEF"/>
+          </w:tcPr>
+          <w:p>
+            <w:pPr>
+              <w:spacing w:line="240" w:lineRule="auto" w:after="0"/>
+            </w:pPr>
+            <w:r/>
+            <w:r>
+              <w:rPr>
+                <w:rFonts w:ascii="Times New Roman" w:hAnsi="Times New Roman" w:eastAsia="Times New Roman"/>
+                <w:b/>
+                <w:i w:val="0"/>
+                <w:sz w:val="26"/>
+              </w:rPr>
+              <w:t>Имя</w:t>
+            </w:r>
+          </w:p>
+        </w:tc>
+        <w:tc>
+          <w:tcPr>
+            <w:tcW w:type="dxa" w:w="7200"/>
+          </w:tcPr>
+          <w:p>
+            <w:pPr>
+              <w:spacing w:line="240" w:lineRule="auto" w:after="0"/>
+            </w:pPr>
+            <w:r/>
+            <w:r>
+              <w:rPr>
+                <w:rFonts w:ascii="Times New Roman" w:hAnsi="Times New Roman" w:eastAsia="Times New Roman"/>
+                <w:b w:val="0"/>
+                <w:i w:val="0"/>
+                <w:sz w:val="26"/>
+              </w:rPr>
+              <w:t>запуститьВыбранныеТесты(сущности, видыТестов)</w:t>
+            </w:r>
+          </w:p>
+        </w:tc>
+      </w:tr>
+      <w:tr>
+        <w:tc>
+          <w:tcPr>
+            <w:tcW w:type="dxa" w:w="2154"/>
+            <w:shd w:val="clear" w:color="auto" w:fill="EFEFEF"/>
+          </w:tcPr>
+          <w:p>
+            <w:pPr>
+              <w:spacing w:line="240" w:lineRule="auto" w:after="0"/>
+            </w:pPr>
+            <w:r/>
+            <w:r>
+              <w:rPr>
+                <w:rFonts w:ascii="Times New Roman" w:hAnsi="Times New Roman" w:eastAsia="Times New Roman"/>
+                <w:b/>
+                <w:i w:val="0"/>
+                <w:sz w:val="26"/>
+              </w:rPr>
+              <w:t>Обязанности</w:t>
+            </w:r>
+          </w:p>
+        </w:tc>
+        <w:tc>
+          <w:tcPr>
+            <w:tcW w:type="dxa" w:w="7200"/>
+          </w:tcPr>
+          <w:p>
+            <w:pPr>
+              <w:spacing w:line="240" w:lineRule="auto" w:after="0"/>
+            </w:pPr>
+            <w:r/>
+            <w:r>
+              <w:rPr>
+                <w:rFonts w:ascii="Times New Roman" w:hAnsi="Times New Roman" w:eastAsia="Times New Roman"/>
+                <w:b w:val="0"/>
+                <w:i w:val="0"/>
+                <w:sz w:val="26"/>
+              </w:rPr>
+              <w:t>Выполнить заданное подмножество сущностей и видов проверок.</w:t>
+            </w:r>
+          </w:p>
+        </w:tc>
+      </w:tr>
+      <w:tr>
+        <w:tc>
+          <w:tcPr>
+            <w:tcW w:type="dxa" w:w="2154"/>
+            <w:shd w:val="clear" w:color="auto" w:fill="EFEFEF"/>
+          </w:tcPr>
+          <w:p>
+            <w:pPr>
+              <w:spacing w:line="240" w:lineRule="auto" w:after="0"/>
+            </w:pPr>
+            <w:r/>
+            <w:r>
+              <w:rPr>
+                <w:rFonts w:ascii="Times New Roman" w:hAnsi="Times New Roman" w:eastAsia="Times New Roman"/>
+                <w:b/>
+                <w:i w:val="0"/>
+                <w:sz w:val="26"/>
+              </w:rPr>
+              <w:t>Тип</w:t>
+            </w:r>
+          </w:p>
+        </w:tc>
+        <w:tc>
+          <w:tcPr>
+            <w:tcW w:type="dxa" w:w="7200"/>
+          </w:tcPr>
+          <w:p>
+            <w:pPr>
+              <w:spacing w:line="240" w:lineRule="auto" w:after="0"/>
+            </w:pPr>
+            <w:r/>
+            <w:r>
+              <w:rPr>
+                <w:rFonts w:ascii="Times New Roman" w:hAnsi="Times New Roman" w:eastAsia="Times New Roman"/>
+                <w:b w:val="0"/>
+                <w:i w:val="0"/>
+                <w:sz w:val="26"/>
+              </w:rPr>
+              <w:t>Системная</w:t>
+            </w:r>
+          </w:p>
+        </w:tc>
+      </w:tr>
+      <w:tr>
+        <w:tc>
+          <w:tcPr>
+            <w:tcW w:type="dxa" w:w="2154"/>
+            <w:shd w:val="clear" w:color="auto" w:fill="EFEFEF"/>
+          </w:tcPr>
+          <w:p>
+            <w:pPr>
+              <w:spacing w:line="240" w:lineRule="auto" w:after="0"/>
+            </w:pPr>
+            <w:r/>
+            <w:r>
+              <w:rPr>
+                <w:rFonts w:ascii="Times New Roman" w:hAnsi="Times New Roman" w:eastAsia="Times New Roman"/>
+                <w:b/>
+                <w:i w:val="0"/>
+                <w:sz w:val="26"/>
+              </w:rPr>
+              <w:t>Ссылки</w:t>
+            </w:r>
+          </w:p>
+        </w:tc>
+        <w:tc>
+          <w:tcPr>
+            <w:tcW w:type="dxa" w:w="7200"/>
+          </w:tcPr>
+          <w:p>
+            <w:pPr>
+              <w:spacing w:line="240" w:lineRule="auto" w:after="0"/>
+            </w:pPr>
+            <w:r/>
+            <w:r>
+              <w:rPr>
+                <w:rFonts w:ascii="Times New Roman" w:hAnsi="Times New Roman" w:eastAsia="Times New Roman"/>
+                <w:b w:val="0"/>
+                <w:i w:val="0"/>
+                <w:sz w:val="26"/>
+              </w:rPr>
+              <w:t>ВИ «Запустить выбранные тесты» (расширение «extend»)</w:t>
+            </w:r>
+          </w:p>
+        </w:tc>
+      </w:tr>
+      <w:tr>
+        <w:tc>
+          <w:tcPr>
+            <w:tcW w:type="dxa" w:w="2154"/>
+            <w:shd w:val="clear" w:color="auto" w:fill="EFEFEF"/>
+          </w:tcPr>
+          <w:p>
+            <w:pPr>
+              <w:spacing w:line="240" w:lineRule="auto" w:after="0"/>
+            </w:pPr>
+            <w:r/>
+            <w:r>
+              <w:rPr>
+                <w:rFonts w:ascii="Times New Roman" w:hAnsi="Times New Roman" w:eastAsia="Times New Roman"/>
+                <w:b/>
+                <w:i w:val="0"/>
+                <w:sz w:val="26"/>
+              </w:rPr>
+              <w:t>Примечания</w:t>
+            </w:r>
+          </w:p>
+        </w:tc>
+        <w:tc>
+          <w:tcPr>
+            <w:tcW w:type="dxa" w:w="7200"/>
+          </w:tcPr>
+          <w:p>
+            <w:pPr>
+              <w:spacing w:line="240" w:lineRule="auto" w:after="0"/>
+            </w:pPr>
+            <w:r/>
+            <w:r>
+              <w:rPr>
+                <w:rFonts w:ascii="Times New Roman" w:hAnsi="Times New Roman" w:eastAsia="Times New Roman"/>
+                <w:b w:val="0"/>
+                <w:i w:val="0"/>
+                <w:sz w:val="26"/>
+              </w:rPr>
+              <w:t>Расширяет вариант «Запустить автотесты».</w:t>
+            </w:r>
+          </w:p>
+        </w:tc>
+      </w:tr>
+      <w:tr>
+        <w:tc>
+          <w:tcPr>
+            <w:tcW w:type="dxa" w:w="2154"/>
+            <w:shd w:val="clear" w:color="auto" w:fill="EFEFEF"/>
+          </w:tcPr>
+          <w:p>
+            <w:pPr>
+              <w:spacing w:line="240" w:lineRule="auto" w:after="0"/>
+            </w:pPr>
+            <w:r/>
+            <w:r>
+              <w:rPr>
+                <w:rFonts w:ascii="Times New Roman" w:hAnsi="Times New Roman" w:eastAsia="Times New Roman"/>
+                <w:b/>
+                <w:i w:val="0"/>
+                <w:sz w:val="26"/>
+              </w:rPr>
+              <w:t>Исключения</w:t>
+            </w:r>
+          </w:p>
+        </w:tc>
+        <w:tc>
+          <w:tcPr>
+            <w:tcW w:type="dxa" w:w="7200"/>
+          </w:tcPr>
+          <w:p>
+            <w:pPr>
+              <w:spacing w:line="240" w:lineRule="auto" w:after="0"/>
+            </w:pPr>
+            <w:r/>
+            <w:r>
+              <w:rPr>
+                <w:rFonts w:ascii="Times New Roman" w:hAnsi="Times New Roman" w:eastAsia="Times New Roman"/>
+                <w:b w:val="0"/>
+                <w:i w:val="0"/>
+                <w:sz w:val="26"/>
+              </w:rPr>
+              <w:t>Не выбрана ни одна сущность.</w:t>
+            </w:r>
+          </w:p>
+        </w:tc>
+      </w:tr>
+      <w:tr>
+        <w:tc>
+          <w:tcPr>
+            <w:tcW w:type="dxa" w:w="2154"/>
+            <w:shd w:val="clear" w:color="auto" w:fill="EFEFEF"/>
+          </w:tcPr>
+          <w:p>
+            <w:pPr>
+              <w:spacing w:line="240" w:lineRule="auto" w:after="0"/>
+            </w:pPr>
+            <w:r/>
+            <w:r>
+              <w:rPr>
+                <w:rFonts w:ascii="Times New Roman" w:hAnsi="Times New Roman" w:eastAsia="Times New Roman"/>
+                <w:b/>
+                <w:i w:val="0"/>
+                <w:sz w:val="26"/>
+              </w:rPr>
+              <w:t>Вывод</w:t>
+            </w:r>
+          </w:p>
+        </w:tc>
+        <w:tc>
+          <w:tcPr>
+            <w:tcW w:type="dxa" w:w="7200"/>
+          </w:tcPr>
+          <w:p>
+            <w:pPr>
+              <w:spacing w:line="240" w:lineRule="auto" w:after="0"/>
+            </w:pPr>
+            <w:r/>
+            <w:r>
+              <w:rPr>
+                <w:rFonts w:ascii="Times New Roman" w:hAnsi="Times New Roman" w:eastAsia="Times New Roman"/>
+                <w:b w:val="0"/>
+                <w:i w:val="0"/>
+                <w:sz w:val="26"/>
+              </w:rPr>
+              <w:t>Результаты прогона по выбранному подмножеству.</w:t>
+            </w:r>
+          </w:p>
+        </w:tc>
+      </w:tr>
+      <w:tr>
+        <w:tc>
+          <w:tcPr>
+            <w:tcW w:type="dxa" w:w="2154"/>
+            <w:shd w:val="clear" w:color="auto" w:fill="EFEFEF"/>
+          </w:tcPr>
+          <w:p>
+            <w:pPr>
+              <w:spacing w:line="240" w:lineRule="auto" w:after="0"/>
+            </w:pPr>
+            <w:r/>
+            <w:r>
+              <w:rPr>
+                <w:rFonts w:ascii="Times New Roman" w:hAnsi="Times New Roman" w:eastAsia="Times New Roman"/>
+                <w:b/>
+                <w:i w:val="0"/>
+                <w:sz w:val="26"/>
+              </w:rPr>
+              <w:t>Предусловие</w:t>
+            </w:r>
+          </w:p>
+        </w:tc>
+        <w:tc>
+          <w:tcPr>
+            <w:tcW w:type="dxa" w:w="7200"/>
+          </w:tcPr>
+          <w:p>
+            <w:pPr>
+              <w:spacing w:line="240" w:lineRule="auto" w:after="0"/>
+            </w:pPr>
+            <w:r/>
+            <w:r>
+              <w:rPr>
+                <w:rFonts w:ascii="Times New Roman" w:hAnsi="Times New Roman" w:eastAsia="Times New Roman"/>
+                <w:b w:val="0"/>
+                <w:i w:val="0"/>
+                <w:sz w:val="26"/>
+              </w:rPr>
+              <w:t>Автотесты сгенерированы; выбрано подмножество тестов.</w:t>
+            </w:r>
+          </w:p>
+        </w:tc>
+      </w:tr>
+      <w:tr>
+        <w:tc>
+          <w:tcPr>
+            <w:tcW w:type="dxa" w:w="2154"/>
+            <w:shd w:val="clear" w:color="auto" w:fill="EFEFEF"/>
+          </w:tcPr>
+          <w:p>
+            <w:pPr>
+              <w:spacing w:line="240" w:lineRule="auto" w:after="0"/>
+            </w:pPr>
+            <w:r/>
+            <w:r>
+              <w:rPr>
+                <w:rFonts w:ascii="Times New Roman" w:hAnsi="Times New Roman" w:eastAsia="Times New Roman"/>
+                <w:b/>
+                <w:i w:val="0"/>
+                <w:sz w:val="26"/>
+              </w:rPr>
+              <w:t>Постусловие</w:t>
+            </w:r>
+          </w:p>
+        </w:tc>
+        <w:tc>
+          <w:tcPr>
+            <w:tcW w:type="dxa" w:w="7200"/>
+          </w:tcPr>
+          <w:p>
+            <w:pPr>
+              <w:spacing w:line="240" w:lineRule="auto" w:after="0"/>
+            </w:pPr>
+            <w:r/>
+            <w:r>
+              <w:rPr>
+                <w:rFonts w:ascii="Times New Roman" w:hAnsi="Times New Roman" w:eastAsia="Times New Roman"/>
+                <w:b w:val="0"/>
+                <w:i w:val="0"/>
+                <w:sz w:val="26"/>
+              </w:rPr>
+              <w:t>Сформированы результаты прогона выбранных тестов.</w:t>
+            </w:r>
+          </w:p>
+        </w:tc>
+      </w:tr>
+    </w:tbl>
+    <w:p>
+      <w:pPr>
+        <w:spacing w:after="40"/>
+      </w:pPr>
+    </w:p>
+    <w:p>
+      <w:pPr>
+        <w:keepLines/>
+        <w:spacing w:before="120"/>
+        <w:jc w:val="center"/>
+      </w:pPr>
+      <w:r>
+        <w:drawing>
+          <wp:inline xmlns:a="http://schemas.openxmlformats.org/drawingml/2006/main" xmlns:pic="http://schemas.openxmlformats.org/drawingml/2006/picture">
+            <wp:extent cx="5940000" cy="1812203"/>
+            <wp:docPr id="8" name="Picture 8"/>
+            <wp:cNvGraphicFramePr>
+              <a:graphicFrameLocks noChangeAspect="1"/>
+            </wp:cNvGraphicFramePr>
+            <a:graphic>
+              <a:graphicData uri="http://schemas.openxmlformats.org/drawingml/2006/picture">
+                <pic:pic>
+                  <pic:nvPicPr>
+                    <pic:cNvPr id="0" name="ris_8_ssd_save.png"/>
+                    <pic:cNvPicPr/>
+                  </pic:nvPicPr>
+                  <pic:blipFill>
+                    <a:blip r:embed="rId16"/>
+                    <a:stretch>
+                      <a:fillRect/>
+                    </a:stretch>
+                  </pic:blipFill>
+                  <pic:spPr>
+                    <a:xfrm>
+                      <a:off x="0" y="0"/>
+                      <a:ext cx="5940000" cy="1812203"/>
+                    </a:xfrm>
+                    <a:prstGeom prst="rect"/>
+                  </pic:spPr>
+                </pic:pic>
+              </a:graphicData>
+            </a:graphic>
+          </wp:inline>
+        </w:drawing>
+      </w:r>
+    </w:p>
+    <w:p>
+      <w:pPr>
+        <w:spacing w:after="200"/>
+        <w:jc w:val="center"/>
+      </w:pPr>
+      <w:r>
+        <w:rPr>
+          <w:rFonts w:ascii="Times New Roman" w:hAnsi="Times New Roman" w:eastAsia="Times New Roman"/>
+          <w:b w:val="0"/>
+          <w:i w:val="0"/>
+          <w:sz w:val="26"/>
+        </w:rPr>
+        <w:t>Рисунок 8 – Диаграмма последовательности системы варианта использования «Сохранить результаты прогона»</w:t>
+      </w:r>
+    </w:p>
+    <w:p>
+      <w:pPr>
+        <w:spacing w:before="160"/>
+        <w:jc w:val="right"/>
+      </w:pPr>
+      <w:r>
+        <w:rPr>
+          <w:rFonts w:ascii="Times New Roman" w:hAnsi="Times New Roman" w:eastAsia="Times New Roman"/>
+          <w:b w:val="0"/>
+          <w:i w:val="0"/>
+          <w:sz w:val="28"/>
+        </w:rPr>
+        <w:t>Таблица 23</w:t>
+      </w:r>
+    </w:p>
+    <w:p>
+      <w:pPr>
+        <w:spacing w:after="40"/>
+        <w:jc w:val="center"/>
+      </w:pPr>
+      <w:r>
+        <w:rPr>
+          <w:rFonts w:ascii="Times New Roman" w:hAnsi="Times New Roman" w:eastAsia="Times New Roman"/>
+          <w:b w:val="0"/>
+          <w:i w:val="0"/>
+          <w:sz w:val="28"/>
+        </w:rPr>
+        <w:t>Описание системной операции «сохранитьРезультаты»</w:t>
+      </w:r>
+    </w:p>
+    <w:tbl>
+      <w:tblPr>
+        <w:tblStyle w:val="TableGrid"/>
+        <w:tblW w:type="auto" w:w="0"/>
+        <w:jc w:val="center"/>
+        <w:tblLook w:firstColumn="1" w:firstRow="1" w:lastColumn="0" w:lastRow="0" w:noHBand="0" w:noVBand="1" w:val="04A0"/>
+      </w:tblPr>
+      <w:tblGrid>
+        <w:gridCol w:w="4844"/>
+        <w:gridCol w:w="4844"/>
+      </w:tblGrid>
+      <w:tr>
+        <w:tc>
+          <w:tcPr>
+            <w:tcW w:type="dxa" w:w="2154"/>
+            <w:shd w:val="clear" w:color="auto" w:fill="EFEFEF"/>
+          </w:tcPr>
+          <w:p>
+            <w:pPr>
+              <w:spacing w:line="240" w:lineRule="auto" w:after="0"/>
+            </w:pPr>
+            <w:r/>
+            <w:r>
+              <w:rPr>
+                <w:rFonts w:ascii="Times New Roman" w:hAnsi="Times New Roman" w:eastAsia="Times New Roman"/>
+                <w:b/>
+                <w:i w:val="0"/>
+                <w:sz w:val="26"/>
+              </w:rPr>
+              <w:t>Имя</w:t>
+            </w:r>
+          </w:p>
+        </w:tc>
+        <w:tc>
+          <w:tcPr>
+            <w:tcW w:type="dxa" w:w="7200"/>
+          </w:tcPr>
+          <w:p>
+            <w:pPr>
+              <w:spacing w:line="240" w:lineRule="auto" w:after="0"/>
+            </w:pPr>
+            <w:r/>
+            <w:r>
+              <w:rPr>
+                <w:rFonts w:ascii="Times New Roman" w:hAnsi="Times New Roman" w:eastAsia="Times New Roman"/>
+                <w:b w:val="0"/>
+                <w:i w:val="0"/>
+                <w:sz w:val="26"/>
+              </w:rPr>
+              <w:t>сохранитьРезультаты(прогон)</w:t>
+            </w:r>
+          </w:p>
+        </w:tc>
+      </w:tr>
+      <w:tr>
+        <w:tc>
+          <w:tcPr>
+            <w:tcW w:type="dxa" w:w="2154"/>
+            <w:shd w:val="clear" w:color="auto" w:fill="EFEFEF"/>
+          </w:tcPr>
+          <w:p>
+            <w:pPr>
+              <w:spacing w:line="240" w:lineRule="auto" w:after="0"/>
+            </w:pPr>
+            <w:r/>
+            <w:r>
+              <w:rPr>
+                <w:rFonts w:ascii="Times New Roman" w:hAnsi="Times New Roman" w:eastAsia="Times New Roman"/>
+                <w:b/>
+                <w:i w:val="0"/>
+                <w:sz w:val="26"/>
+              </w:rPr>
+              <w:t>Обязанности</w:t>
+            </w:r>
+          </w:p>
+        </w:tc>
+        <w:tc>
+          <w:tcPr>
+            <w:tcW w:type="dxa" w:w="7200"/>
+          </w:tcPr>
+          <w:p>
+            <w:pPr>
+              <w:spacing w:line="240" w:lineRule="auto" w:after="0"/>
+            </w:pPr>
+            <w:r/>
+            <w:r>
+              <w:rPr>
+                <w:rFonts w:ascii="Times New Roman" w:hAnsi="Times New Roman" w:eastAsia="Times New Roman"/>
+                <w:b w:val="0"/>
+                <w:i w:val="0"/>
+                <w:sz w:val="26"/>
+              </w:rPr>
+              <w:t>Сохранить сведения о прогоне и результаты отдельных тестов в базе отчётов.</w:t>
+            </w:r>
+          </w:p>
+        </w:tc>
+      </w:tr>
+      <w:tr>
+        <w:tc>
+          <w:tcPr>
+            <w:tcW w:type="dxa" w:w="2154"/>
+            <w:shd w:val="clear" w:color="auto" w:fill="EFEFEF"/>
+          </w:tcPr>
+          <w:p>
+            <w:pPr>
+              <w:spacing w:line="240" w:lineRule="auto" w:after="0"/>
+            </w:pPr>
+            <w:r/>
+            <w:r>
+              <w:rPr>
+                <w:rFonts w:ascii="Times New Roman" w:hAnsi="Times New Roman" w:eastAsia="Times New Roman"/>
+                <w:b/>
+                <w:i w:val="0"/>
+                <w:sz w:val="26"/>
+              </w:rPr>
+              <w:t>Тип</w:t>
+            </w:r>
+          </w:p>
+        </w:tc>
+        <w:tc>
+          <w:tcPr>
+            <w:tcW w:type="dxa" w:w="7200"/>
+          </w:tcPr>
+          <w:p>
+            <w:pPr>
+              <w:spacing w:line="240" w:lineRule="auto" w:after="0"/>
+            </w:pPr>
+            <w:r/>
+            <w:r>
+              <w:rPr>
+                <w:rFonts w:ascii="Times New Roman" w:hAnsi="Times New Roman" w:eastAsia="Times New Roman"/>
+                <w:b w:val="0"/>
+                <w:i w:val="0"/>
+                <w:sz w:val="26"/>
+              </w:rPr>
+              <w:t>Системная</w:t>
+            </w:r>
+          </w:p>
+        </w:tc>
+      </w:tr>
+      <w:tr>
+        <w:tc>
+          <w:tcPr>
+            <w:tcW w:type="dxa" w:w="2154"/>
+            <w:shd w:val="clear" w:color="auto" w:fill="EFEFEF"/>
+          </w:tcPr>
+          <w:p>
+            <w:pPr>
+              <w:spacing w:line="240" w:lineRule="auto" w:after="0"/>
+            </w:pPr>
+            <w:r/>
+            <w:r>
+              <w:rPr>
+                <w:rFonts w:ascii="Times New Roman" w:hAnsi="Times New Roman" w:eastAsia="Times New Roman"/>
+                <w:b/>
+                <w:i w:val="0"/>
+                <w:sz w:val="26"/>
+              </w:rPr>
+              <w:t>Ссылки</w:t>
+            </w:r>
+          </w:p>
+        </w:tc>
+        <w:tc>
+          <w:tcPr>
+            <w:tcW w:type="dxa" w:w="7200"/>
+          </w:tcPr>
+          <w:p>
+            <w:pPr>
+              <w:spacing w:line="240" w:lineRule="auto" w:after="0"/>
+            </w:pPr>
+            <w:r/>
+            <w:r>
+              <w:rPr>
+                <w:rFonts w:ascii="Times New Roman" w:hAnsi="Times New Roman" w:eastAsia="Times New Roman"/>
+                <w:b w:val="0"/>
+                <w:i w:val="0"/>
+                <w:sz w:val="26"/>
+              </w:rPr>
+              <w:t>ВИ «Сохранить результаты прогона» (включение «include»)</w:t>
+            </w:r>
+          </w:p>
+        </w:tc>
+      </w:tr>
+      <w:tr>
+        <w:tc>
+          <w:tcPr>
+            <w:tcW w:type="dxa" w:w="2154"/>
+            <w:shd w:val="clear" w:color="auto" w:fill="EFEFEF"/>
+          </w:tcPr>
+          <w:p>
+            <w:pPr>
+              <w:spacing w:line="240" w:lineRule="auto" w:after="0"/>
+            </w:pPr>
+            <w:r/>
+            <w:r>
+              <w:rPr>
+                <w:rFonts w:ascii="Times New Roman" w:hAnsi="Times New Roman" w:eastAsia="Times New Roman"/>
+                <w:b/>
+                <w:i w:val="0"/>
+                <w:sz w:val="26"/>
+              </w:rPr>
+              <w:t>Примечания</w:t>
+            </w:r>
+          </w:p>
+        </w:tc>
+        <w:tc>
+          <w:tcPr>
+            <w:tcW w:type="dxa" w:w="7200"/>
+          </w:tcPr>
+          <w:p>
+            <w:pPr>
+              <w:spacing w:line="240" w:lineRule="auto" w:after="0"/>
+            </w:pPr>
+            <w:r/>
+            <w:r>
+              <w:rPr>
+                <w:rFonts w:ascii="Times New Roman" w:hAnsi="Times New Roman" w:eastAsia="Times New Roman"/>
+                <w:b w:val="0"/>
+                <w:i w:val="0"/>
+                <w:sz w:val="26"/>
+              </w:rPr>
+              <w:t>Выполняется автоматически после прогона.</w:t>
+            </w:r>
+          </w:p>
+        </w:tc>
+      </w:tr>
+      <w:tr>
+        <w:tc>
+          <w:tcPr>
+            <w:tcW w:type="dxa" w:w="2154"/>
+            <w:shd w:val="clear" w:color="auto" w:fill="EFEFEF"/>
+          </w:tcPr>
+          <w:p>
+            <w:pPr>
+              <w:spacing w:line="240" w:lineRule="auto" w:after="0"/>
+            </w:pPr>
+            <w:r/>
+            <w:r>
+              <w:rPr>
+                <w:rFonts w:ascii="Times New Roman" w:hAnsi="Times New Roman" w:eastAsia="Times New Roman"/>
+                <w:b/>
+                <w:i w:val="0"/>
+                <w:sz w:val="26"/>
+              </w:rPr>
+              <w:t>Исключения</w:t>
+            </w:r>
+          </w:p>
+        </w:tc>
+        <w:tc>
+          <w:tcPr>
+            <w:tcW w:type="dxa" w:w="7200"/>
+          </w:tcPr>
+          <w:p>
+            <w:pPr>
+              <w:spacing w:line="240" w:lineRule="auto" w:after="0"/>
+            </w:pPr>
+            <w:r/>
+            <w:r>
+              <w:rPr>
+                <w:rFonts w:ascii="Times New Roman" w:hAnsi="Times New Roman" w:eastAsia="Times New Roman"/>
+                <w:b w:val="0"/>
+                <w:i w:val="0"/>
+                <w:sz w:val="26"/>
+              </w:rPr>
+              <w:t>Ошибка записи в базу отчётов.</w:t>
+            </w:r>
+          </w:p>
+        </w:tc>
+      </w:tr>
+      <w:tr>
+        <w:tc>
+          <w:tcPr>
+            <w:tcW w:type="dxa" w:w="2154"/>
+            <w:shd w:val="clear" w:color="auto" w:fill="EFEFEF"/>
+          </w:tcPr>
+          <w:p>
+            <w:pPr>
+              <w:spacing w:line="240" w:lineRule="auto" w:after="0"/>
+            </w:pPr>
+            <w:r/>
+            <w:r>
+              <w:rPr>
+                <w:rFonts w:ascii="Times New Roman" w:hAnsi="Times New Roman" w:eastAsia="Times New Roman"/>
+                <w:b/>
+                <w:i w:val="0"/>
+                <w:sz w:val="26"/>
+              </w:rPr>
+              <w:t>Вывод</w:t>
+            </w:r>
+          </w:p>
+        </w:tc>
+        <w:tc>
+          <w:tcPr>
+            <w:tcW w:type="dxa" w:w="7200"/>
+          </w:tcPr>
+          <w:p>
+            <w:pPr>
+              <w:spacing w:line="240" w:lineRule="auto" w:after="0"/>
+            </w:pPr>
+            <w:r/>
+            <w:r>
+              <w:rPr>
+                <w:rFonts w:ascii="Times New Roman" w:hAnsi="Times New Roman" w:eastAsia="Times New Roman"/>
+                <w:b w:val="0"/>
+                <w:i w:val="0"/>
+                <w:sz w:val="26"/>
+              </w:rPr>
+              <w:t>Запись прогона в базе отчётов.</w:t>
+            </w:r>
+          </w:p>
+        </w:tc>
+      </w:tr>
+      <w:tr>
+        <w:tc>
+          <w:tcPr>
+            <w:tcW w:type="dxa" w:w="2154"/>
+            <w:shd w:val="clear" w:color="auto" w:fill="EFEFEF"/>
+          </w:tcPr>
+          <w:p>
+            <w:pPr>
+              <w:spacing w:line="240" w:lineRule="auto" w:after="0"/>
+            </w:pPr>
+            <w:r/>
+            <w:r>
+              <w:rPr>
+                <w:rFonts w:ascii="Times New Roman" w:hAnsi="Times New Roman" w:eastAsia="Times New Roman"/>
+                <w:b/>
+                <w:i w:val="0"/>
+                <w:sz w:val="26"/>
+              </w:rPr>
+              <w:t>Предусловие</w:t>
+            </w:r>
+          </w:p>
+        </w:tc>
+        <w:tc>
+          <w:tcPr>
+            <w:tcW w:type="dxa" w:w="7200"/>
+          </w:tcPr>
+          <w:p>
+            <w:pPr>
+              <w:spacing w:line="240" w:lineRule="auto" w:after="0"/>
+            </w:pPr>
+            <w:r/>
+            <w:r>
+              <w:rPr>
+                <w:rFonts w:ascii="Times New Roman" w:hAnsi="Times New Roman" w:eastAsia="Times New Roman"/>
+                <w:b w:val="0"/>
+                <w:i w:val="0"/>
+                <w:sz w:val="26"/>
+              </w:rPr>
+              <w:t>Прогон завершён, результаты сформированы.</w:t>
+            </w:r>
+          </w:p>
+        </w:tc>
+      </w:tr>
+      <w:tr>
+        <w:tc>
+          <w:tcPr>
+            <w:tcW w:type="dxa" w:w="2154"/>
+            <w:shd w:val="clear" w:color="auto" w:fill="EFEFEF"/>
+          </w:tcPr>
+          <w:p>
+            <w:pPr>
+              <w:spacing w:line="240" w:lineRule="auto" w:after="0"/>
+            </w:pPr>
+            <w:r/>
+            <w:r>
+              <w:rPr>
+                <w:rFonts w:ascii="Times New Roman" w:hAnsi="Times New Roman" w:eastAsia="Times New Roman"/>
+                <w:b/>
+                <w:i w:val="0"/>
+                <w:sz w:val="26"/>
+              </w:rPr>
+              <w:t>Постусловие</w:t>
+            </w:r>
+          </w:p>
+        </w:tc>
+        <w:tc>
+          <w:tcPr>
+            <w:tcW w:type="dxa" w:w="7200"/>
+          </w:tcPr>
+          <w:p>
+            <w:pPr>
+              <w:spacing w:line="240" w:lineRule="auto" w:after="0"/>
+            </w:pPr>
+            <w:r/>
+            <w:r>
+              <w:rPr>
+                <w:rFonts w:ascii="Times New Roman" w:hAnsi="Times New Roman" w:eastAsia="Times New Roman"/>
+                <w:b w:val="0"/>
+                <w:i w:val="0"/>
+                <w:sz w:val="26"/>
+              </w:rPr>
+              <w:t>Результаты прогона сохранены в базе отчётов.</w:t>
+            </w:r>
+          </w:p>
+        </w:tc>
+      </w:tr>
+    </w:tbl>
+    <w:p>
+      <w:pPr>
+        <w:spacing w:after="40"/>
+      </w:pPr>
+    </w:p>
+    <w:p>
+      <w:pPr>
+        <w:keepLines/>
+        <w:spacing w:before="120"/>
+        <w:jc w:val="center"/>
+      </w:pPr>
+      <w:r>
+        <w:drawing>
+          <wp:inline xmlns:a="http://schemas.openxmlformats.org/drawingml/2006/main" xmlns:pic="http://schemas.openxmlformats.org/drawingml/2006/picture">
+            <wp:extent cx="5940000" cy="1812203"/>
+            <wp:docPr id="9" name="Picture 9"/>
+            <wp:cNvGraphicFramePr>
+              <a:graphicFrameLocks noChangeAspect="1"/>
+            </wp:cNvGraphicFramePr>
+            <a:graphic>
+              <a:graphicData uri="http://schemas.openxmlformats.org/drawingml/2006/picture">
+                <pic:pic>
+                  <pic:nvPicPr>
+                    <pic:cNvPr id="0" name="ris_9_ssd_history.png"/>
+                    <pic:cNvPicPr/>
+                  </pic:nvPicPr>
+                  <pic:blipFill>
+                    <a:blip r:embed="rId17"/>
+                    <a:stretch>
+                      <a:fillRect/>
+                    </a:stretch>
+                  </pic:blipFill>
+                  <pic:spPr>
+                    <a:xfrm>
+                      <a:off x="0" y="0"/>
+                      <a:ext cx="5940000" cy="1812203"/>
+                    </a:xfrm>
+                    <a:prstGeom prst="rect"/>
+                  </pic:spPr>
+                </pic:pic>
+              </a:graphicData>
+            </a:graphic>
+          </wp:inline>
+        </w:drawing>
+      </w:r>
+    </w:p>
+    <w:p>
+      <w:pPr>
+        <w:spacing w:after="200"/>
+        <w:jc w:val="center"/>
+      </w:pPr>
+      <w:r>
+        <w:rPr>
+          <w:rFonts w:ascii="Times New Roman" w:hAnsi="Times New Roman" w:eastAsia="Times New Roman"/>
+          <w:b w:val="0"/>
+          <w:i w:val="0"/>
+          <w:sz w:val="26"/>
+        </w:rPr>
+        <w:t>Рисунок 9 – Диаграмма последовательности системы варианта использования «Просмотреть историю прогонов»</w:t>
+      </w:r>
+    </w:p>
+    <w:p>
+      <w:pPr>
+        <w:spacing w:before="160"/>
+        <w:jc w:val="right"/>
+      </w:pPr>
+      <w:r>
+        <w:rPr>
+          <w:rFonts w:ascii="Times New Roman" w:hAnsi="Times New Roman" w:eastAsia="Times New Roman"/>
+          <w:b w:val="0"/>
+          <w:i w:val="0"/>
+          <w:sz w:val="28"/>
+        </w:rPr>
+        <w:t>Таблица 24</w:t>
+      </w:r>
+    </w:p>
+    <w:p>
+      <w:pPr>
+        <w:spacing w:after="40"/>
+        <w:jc w:val="center"/>
+      </w:pPr>
+      <w:r>
+        <w:rPr>
+          <w:rFonts w:ascii="Times New Roman" w:hAnsi="Times New Roman" w:eastAsia="Times New Roman"/>
+          <w:b w:val="0"/>
+          <w:i w:val="0"/>
+          <w:sz w:val="28"/>
+        </w:rPr>
         <w:t>Описание системной операции «просмотретьИсториюПрогонов»</w:t>
       </w:r>
     </w:p>
@@ -6971,6 +9653,62 @@
       <w:pPr>
         <w:spacing w:after="40"/>
       </w:pPr>
+    </w:p>
+    <w:p>
+      <w:pPr>
+        <w:keepLines/>
+        <w:spacing w:before="120"/>
+        <w:jc w:val="center"/>
+      </w:pPr>
+      <w:r>
+        <w:drawing>
+          <wp:inline xmlns:a="http://schemas.openxmlformats.org/drawingml/2006/main" xmlns:pic="http://schemas.openxmlformats.org/drawingml/2006/picture">
+            <wp:extent cx="5940000" cy="3165910"/>
+            <wp:docPr id="10" name="Picture 10"/>
+            <wp:cNvGraphicFramePr>
+              <a:graphicFrameLocks noChangeAspect="1"/>
+            </wp:cNvGraphicFramePr>
+            <a:graphic>
+              <a:graphicData uri="http://schemas.openxmlformats.org/drawingml/2006/picture">
+                <pic:pic>
+                  <pic:nvPicPr>
+                    <pic:cNvPr id="0" name="ris_10_system_ops.png"/>
+                    <pic:cNvPicPr/>
+                  </pic:nvPicPr>
+                  <pic:blipFill>
+                    <a:blip r:embed="rId18"/>
+                    <a:stretch>
+                      <a:fillRect/>
+                    </a:stretch>
+                  </pic:blipFill>
+                  <pic:spPr>
+                    <a:xfrm>
+                      <a:off x="0" y="0"/>
+                      <a:ext cx="5940000" cy="3165910"/>
+                    </a:xfrm>
+                    <a:prstGeom prst="rect"/>
+                  </pic:spPr>
+                </pic:pic>
+              </a:graphicData>
+            </a:graphic>
+          </wp:inline>
+        </w:drawing>
+      </w:r>
+    </w:p>
+    <w:p>
+      <w:pPr>
+        <w:spacing w:after="200"/>
+        <w:jc w:val="center"/>
+      </w:pPr>
+      <w:r>
+        <w:rPr>
+          <w:rFonts w:ascii="Times New Roman" w:hAnsi="Times New Roman" w:eastAsia="Times New Roman"/>
+          <w:b w:val="0"/>
+          <w:i w:val="0"/>
+          <w:sz w:val="26"/>
+        </w:rPr>
+        <w:t>Рисунок 10 – Системные операции (абстрактный класс System)</w:t>
+      </w:r>
     </w:p>
     <w:p>
       <w:pPr>
@@ -6999,7 +9737,7 @@
           <w:i w:val="0"/>
           <w:sz w:val="28"/>
         </w:rPr>
-        <w:t>Диаграмма деятельности является обобщённым представлением алгоритма, реализующего вариант использования. Деятельность обозначается прямоугольником со скруглёнными углами, ветвление — ромбом (условие указывается над ним, альтернативы «да»/«нет» — рядом с выходами), начало и конец процесса — специальными узлами. Множественность активации деятельности обозначают символом «*» с уточнением «для каждой …». На этапе определения спецификаций диаграммы деятельности уточняют варианты использования, краткого описания которых недостаточно для понимания сути решаемых задач.</w:t>
+        <w:t>Диаграмма деятельности является обобщённым представлением алгоритма, реализующего вариант использования. Деятельность обозначается прямоугольником со скруглёнными углами, ветвление — ромбом (условие указывается над ним, альтернативы «да»/«нет» — рядом с выходами), начало и конец процесса — специальными узлами; множественность активации деятельности обозначают символом «*». На этапе определения спецификаций диаграммы деятельности уточняют варианты использования, краткого описания которых недостаточно для понимания сути решаемых задач.</w:t>
       </w:r>
     </w:p>
     <w:p>
@@ -7014,11 +9752,12 @@
           <w:i w:val="0"/>
           <w:sz w:val="28"/>
         </w:rPr>
-        <w:t>Уточним наиболее сложный вариант использования — «Сгенерировать автотесты» (рисунок 8). Сначала система проверяет наличие модели метаданных и каталога генерации; при отсутствии обязательных данных выводится сообщение об ошибке и процесс завершается. Если данные заданы, система создаёт структуру Maven-проекта (файл сборки и конфигурацию запуска) и инфраструктурные компоненты (общий драйвер браузера, базовый тестовый класс, тестовые данные). Затем для каждой сущности модели выполняется классификация: для основной сущности создаются объект страницы и тестовый класс, для дочерней — тест в составе родителя, справочники пропускаются. После обработки всех сущностей система сохраняет отчёт о классификации и формирует итоговую сводку о генерации.</w:t>
+        <w:t>Уточним наиболее сложный вариант использования — «Сгенерировать автотесты» (рисунок 11). Сначала система проверяет наличие модели метаданных и каталога генерации; при отсутствии обязательных данных выводится сообщение об ошибке и процесс завершается. Если данные заданы, система создаёт структуру Maven-проекта (файл сборки и конфигурацию запуска) и инфраструктурные компоненты (общий драйвер браузера, базовый тестовый класс, тестовые данные). Затем для каждой сущности модели выполняется классификация: для основной сущности создаются объект страницы и тестовый класс, для дочерней — тест в составе родителя, справочники пропускаются. После обработки всех сущностей система сохраняет отчёт о классификации и формирует итоговую сводку о генерации.</w:t>
       </w:r>
     </w:p>
     <w:p>
       <w:pPr>
+        <w:keepLines/>
         <w:spacing w:before="120"/>
         <w:jc w:val="center"/>
       </w:pPr>
@@ -7026,7 +9765,7 @@
         <w:drawing>
           <wp:inline xmlns:a="http://schemas.openxmlformats.org/drawingml/2006/main" xmlns:pic="http://schemas.openxmlformats.org/drawingml/2006/picture">
             <wp:extent cx="3420000" cy="4473018"/>
-            <wp:docPr id="8" name="Picture 8"/>
+            <wp:docPr id="11" name="Picture 11"/>
             <wp:cNvGraphicFramePr>
               <a:graphicFrameLocks noChangeAspect="1"/>
             </wp:cNvGraphicFramePr>
@@ -7034,11 +9773,11 @@
               <a:graphicData uri="http://schemas.openxmlformats.org/drawingml/2006/picture">
                 <pic:pic>
                   <pic:nvPicPr>
-                    <pic:cNvPr id="0" name="ris_8_activity_generate.png"/>
+                    <pic:cNvPr id="0" name="ris_11_activity_generate.png"/>
                     <pic:cNvPicPr/>
                   </pic:nvPicPr>
                   <pic:blipFill>
-                    <a:blip r:embed="rId16"/>
+                    <a:blip r:embed="rId19"/>
                     <a:stretch>
                       <a:fillRect/>
                     </a:stretch>
@@ -7069,7 +9808,7 @@
           <w:i w:val="0"/>
           <w:sz w:val="26"/>
         </w:rPr>
-        <w:t>Рисунок 8 – Диаграмма деятельности варианта использования «Сгенерировать автотесты»</w:t>
+        <w:t>Рисунок 11 – Диаграмма деятельности варианта использования «Сгенерировать автотесты»</w:t>
       </w:r>
     </w:p>
     <w:sectPr>

--- a/Раздел_1.4_исправленный.docx
+++ b/Раздел_1.4_исправленный.docx
@@ -86,7 +86,7 @@
       <w:r>
         <w:drawing>
           <wp:inline xmlns:a="http://schemas.openxmlformats.org/drawingml/2006/main" xmlns:pic="http://schemas.openxmlformats.org/drawingml/2006/picture">
-            <wp:extent cx="5940000" cy="2568937"/>
+            <wp:extent cx="5940000" cy="3130360"/>
             <wp:docPr id="1" name="Picture 1"/>
             <wp:cNvGraphicFramePr>
               <a:graphicFrameLocks noChangeAspect="1"/>
@@ -107,7 +107,7 @@
                   <pic:spPr>
                     <a:xfrm>
                       <a:off x="0" y="0"/>
-                      <a:ext cx="5940000" cy="2568937"/>
+                      <a:ext cx="5940000" cy="3130360"/>
                     </a:xfrm>
                     <a:prstGeom prst="rect"/>
                   </pic:spPr>
@@ -145,7 +145,7 @@
           <w:i w:val="0"/>
           <w:sz w:val="28"/>
         </w:rPr>
-        <w:t>Вариант использования «Запустить автотесты» включает («include») вариант «Сохранить результаты прогона», который выполняется автоматически по завершении прогона. Вариант «Запустить выбранные тесты» является расширением («extend») варианта «Запустить автотесты» и применяется, когда требуется выполнить лишь подмножество сущностей и видов проверок. Перечень вариантов использования приведён в таблице 1.</w:t>
+        <w:t>Вариант использования «Запустить автотесты» включает («include») вариант «Сохранить результаты прогона», который выполняется автоматически по завершении прогона. Перечень вариантов использования приведён в таблице 1.</w:t>
       </w:r>
     </w:p>
     <w:p>
@@ -605,88 +605,6 @@
                 <w:sz w:val="26"/>
               </w:rPr>
               <w:t>«include» Сохранить результаты прогона</w:t>
-            </w:r>
-          </w:p>
-        </w:tc>
-      </w:tr>
-      <w:tr>
-        <w:tc>
-          <w:tcPr>
-            <w:tcW w:type="dxa" w:w="2835"/>
-          </w:tcPr>
-          <w:p>
-            <w:pPr>
-              <w:spacing w:line="240" w:lineRule="auto" w:after="0"/>
-            </w:pPr>
-            <w:r/>
-            <w:r>
-              <w:rPr>
-                <w:rFonts w:ascii="Times New Roman" w:hAnsi="Times New Roman" w:eastAsia="Times New Roman"/>
-                <w:b w:val="0"/>
-                <w:i w:val="0"/>
-                <w:sz w:val="26"/>
-              </w:rPr>
-              <w:t>Запустить выбранные тесты</w:t>
-            </w:r>
-          </w:p>
-        </w:tc>
-        <w:tc>
-          <w:tcPr>
-            <w:tcW w:type="dxa" w:w="1871"/>
-          </w:tcPr>
-          <w:p>
-            <w:pPr>
-              <w:spacing w:line="240" w:lineRule="auto" w:after="0"/>
-            </w:pPr>
-            <w:r/>
-            <w:r>
-              <w:rPr>
-                <w:rFonts w:ascii="Times New Roman" w:hAnsi="Times New Roman" w:eastAsia="Times New Roman"/>
-                <w:b w:val="0"/>
-                <w:i w:val="0"/>
-                <w:sz w:val="26"/>
-              </w:rPr>
-              <w:t>Пользователь</w:t>
-            </w:r>
-          </w:p>
-        </w:tc>
-        <w:tc>
-          <w:tcPr>
-            <w:tcW w:type="dxa" w:w="1531"/>
-          </w:tcPr>
-          <w:p>
-            <w:pPr>
-              <w:spacing w:line="240" w:lineRule="auto" w:after="0"/>
-            </w:pPr>
-            <w:r/>
-            <w:r>
-              <w:rPr>
-                <w:rFonts w:ascii="Times New Roman" w:hAnsi="Times New Roman" w:eastAsia="Times New Roman"/>
-                <w:b w:val="0"/>
-                <w:i w:val="0"/>
-                <w:sz w:val="26"/>
-              </w:rPr>
-              <w:t>Дополнительный</w:t>
-            </w:r>
-          </w:p>
-        </w:tc>
-        <w:tc>
-          <w:tcPr>
-            <w:tcW w:type="dxa" w:w="3118"/>
-          </w:tcPr>
-          <w:p>
-            <w:pPr>
-              <w:spacing w:line="240" w:lineRule="auto" w:after="0"/>
-            </w:pPr>
-            <w:r/>
-            <w:r>
-              <w:rPr>
-                <w:rFonts w:ascii="Times New Roman" w:hAnsi="Times New Roman" w:eastAsia="Times New Roman"/>
-                <w:b w:val="0"/>
-                <w:i w:val="0"/>
-                <w:sz w:val="26"/>
-              </w:rPr>
-              <w:t>«extend» Запустить автотесты</w:t>
             </w:r>
           </w:p>
         </w:tc>
@@ -1936,268 +1854,6 @@
           <w:i w:val="0"/>
           <w:sz w:val="28"/>
         </w:rPr>
-        <w:t>Краткое описание варианта использования «Запустить выбранные тесты»</w:t>
-      </w:r>
-    </w:p>
-    <w:tbl>
-      <w:tblPr>
-        <w:tblStyle w:val="TableGrid"/>
-        <w:tblW w:type="auto" w:w="0"/>
-        <w:jc w:val="center"/>
-        <w:tblLook w:firstColumn="1" w:firstRow="1" w:lastColumn="0" w:lastRow="0" w:noHBand="0" w:noVBand="1" w:val="04A0"/>
-      </w:tblPr>
-      <w:tblGrid>
-        <w:gridCol w:w="4844"/>
-        <w:gridCol w:w="4844"/>
-      </w:tblGrid>
-      <w:tr>
-        <w:tc>
-          <w:tcPr>
-            <w:tcW w:type="dxa" w:w="2381"/>
-            <w:shd w:val="clear" w:color="auto" w:fill="EFEFEF"/>
-          </w:tcPr>
-          <w:p>
-            <w:pPr>
-              <w:spacing w:line="240" w:lineRule="auto" w:after="0"/>
-            </w:pPr>
-            <w:r/>
-            <w:r>
-              <w:rPr>
-                <w:rFonts w:ascii="Times New Roman" w:hAnsi="Times New Roman" w:eastAsia="Times New Roman"/>
-                <w:b/>
-                <w:i w:val="0"/>
-                <w:sz w:val="26"/>
-              </w:rPr>
-              <w:t>Название</w:t>
-            </w:r>
-          </w:p>
-        </w:tc>
-        <w:tc>
-          <w:tcPr>
-            <w:tcW w:type="dxa" w:w="6973"/>
-          </w:tcPr>
-          <w:p>
-            <w:pPr>
-              <w:spacing w:line="240" w:lineRule="auto" w:after="0"/>
-            </w:pPr>
-            <w:r/>
-            <w:r>
-              <w:rPr>
-                <w:rFonts w:ascii="Times New Roman" w:hAnsi="Times New Roman" w:eastAsia="Times New Roman"/>
-                <w:b w:val="0"/>
-                <w:i w:val="0"/>
-                <w:sz w:val="26"/>
-              </w:rPr>
-              <w:t>Запустить выбранные тесты</w:t>
-            </w:r>
-          </w:p>
-        </w:tc>
-      </w:tr>
-      <w:tr>
-        <w:tc>
-          <w:tcPr>
-            <w:tcW w:type="dxa" w:w="2381"/>
-            <w:shd w:val="clear" w:color="auto" w:fill="EFEFEF"/>
-          </w:tcPr>
-          <w:p>
-            <w:pPr>
-              <w:spacing w:line="240" w:lineRule="auto" w:after="0"/>
-            </w:pPr>
-            <w:r/>
-            <w:r>
-              <w:rPr>
-                <w:rFonts w:ascii="Times New Roman" w:hAnsi="Times New Roman" w:eastAsia="Times New Roman"/>
-                <w:b/>
-                <w:i w:val="0"/>
-                <w:sz w:val="26"/>
-              </w:rPr>
-              <w:t>Цель</w:t>
-            </w:r>
-          </w:p>
-        </w:tc>
-        <w:tc>
-          <w:tcPr>
-            <w:tcW w:type="dxa" w:w="6973"/>
-          </w:tcPr>
-          <w:p>
-            <w:pPr>
-              <w:spacing w:line="240" w:lineRule="auto" w:after="0"/>
-            </w:pPr>
-            <w:r/>
-            <w:r>
-              <w:rPr>
-                <w:rFonts w:ascii="Times New Roman" w:hAnsi="Times New Roman" w:eastAsia="Times New Roman"/>
-                <w:b w:val="0"/>
-                <w:i w:val="0"/>
-                <w:sz w:val="26"/>
-              </w:rPr>
-              <w:t>Выполнить заданное подмножество сущностей и видов проверок</w:t>
-            </w:r>
-          </w:p>
-        </w:tc>
-      </w:tr>
-      <w:tr>
-        <w:tc>
-          <w:tcPr>
-            <w:tcW w:type="dxa" w:w="2381"/>
-            <w:shd w:val="clear" w:color="auto" w:fill="EFEFEF"/>
-          </w:tcPr>
-          <w:p>
-            <w:pPr>
-              <w:spacing w:line="240" w:lineRule="auto" w:after="0"/>
-            </w:pPr>
-            <w:r/>
-            <w:r>
-              <w:rPr>
-                <w:rFonts w:ascii="Times New Roman" w:hAnsi="Times New Roman" w:eastAsia="Times New Roman"/>
-                <w:b/>
-                <w:i w:val="0"/>
-                <w:sz w:val="26"/>
-              </w:rPr>
-              <w:t>Действующие лица</w:t>
-            </w:r>
-          </w:p>
-        </w:tc>
-        <w:tc>
-          <w:tcPr>
-            <w:tcW w:type="dxa" w:w="6973"/>
-          </w:tcPr>
-          <w:p>
-            <w:pPr>
-              <w:spacing w:line="240" w:lineRule="auto" w:after="0"/>
-            </w:pPr>
-            <w:r/>
-            <w:r>
-              <w:rPr>
-                <w:rFonts w:ascii="Times New Roman" w:hAnsi="Times New Roman" w:eastAsia="Times New Roman"/>
-                <w:b w:val="0"/>
-                <w:i w:val="0"/>
-                <w:sz w:val="26"/>
-              </w:rPr>
-              <w:t>Пользователь</w:t>
-            </w:r>
-          </w:p>
-        </w:tc>
-      </w:tr>
-      <w:tr>
-        <w:tc>
-          <w:tcPr>
-            <w:tcW w:type="dxa" w:w="2381"/>
-            <w:shd w:val="clear" w:color="auto" w:fill="EFEFEF"/>
-          </w:tcPr>
-          <w:p>
-            <w:pPr>
-              <w:spacing w:line="240" w:lineRule="auto" w:after="0"/>
-            </w:pPr>
-            <w:r/>
-            <w:r>
-              <w:rPr>
-                <w:rFonts w:ascii="Times New Roman" w:hAnsi="Times New Roman" w:eastAsia="Times New Roman"/>
-                <w:b/>
-                <w:i w:val="0"/>
-                <w:sz w:val="26"/>
-              </w:rPr>
-              <w:t>Краткое описание</w:t>
-            </w:r>
-          </w:p>
-        </w:tc>
-        <w:tc>
-          <w:tcPr>
-            <w:tcW w:type="dxa" w:w="6973"/>
-          </w:tcPr>
-          <w:p>
-            <w:pPr>
-              <w:spacing w:line="240" w:lineRule="auto" w:after="0"/>
-            </w:pPr>
-            <w:r/>
-            <w:r>
-              <w:rPr>
-                <w:rFonts w:ascii="Times New Roman" w:hAnsi="Times New Roman" w:eastAsia="Times New Roman"/>
-                <w:b w:val="0"/>
-                <w:i w:val="0"/>
-                <w:sz w:val="26"/>
-              </w:rPr>
-              <w:t>Пользователь выбирает сущности и виды тестов; система выполняет только выбранное подмножество автотестов.</w:t>
-            </w:r>
-          </w:p>
-        </w:tc>
-      </w:tr>
-      <w:tr>
-        <w:tc>
-          <w:tcPr>
-            <w:tcW w:type="dxa" w:w="2381"/>
-            <w:shd w:val="clear" w:color="auto" w:fill="EFEFEF"/>
-          </w:tcPr>
-          <w:p>
-            <w:pPr>
-              <w:spacing w:line="240" w:lineRule="auto" w:after="0"/>
-            </w:pPr>
-            <w:r/>
-            <w:r>
-              <w:rPr>
-                <w:rFonts w:ascii="Times New Roman" w:hAnsi="Times New Roman" w:eastAsia="Times New Roman"/>
-                <w:b/>
-                <w:i w:val="0"/>
-                <w:sz w:val="26"/>
-              </w:rPr>
-              <w:t>Тип варианта</w:t>
-            </w:r>
-          </w:p>
-        </w:tc>
-        <w:tc>
-          <w:tcPr>
-            <w:tcW w:type="dxa" w:w="6973"/>
-          </w:tcPr>
-          <w:p>
-            <w:pPr>
-              <w:spacing w:line="240" w:lineRule="auto" w:after="0"/>
-            </w:pPr>
-            <w:r/>
-            <w:r>
-              <w:rPr>
-                <w:rFonts w:ascii="Times New Roman" w:hAnsi="Times New Roman" w:eastAsia="Times New Roman"/>
-                <w:b w:val="0"/>
-                <w:i w:val="0"/>
-                <w:sz w:val="26"/>
-              </w:rPr>
-              <w:t>Дополнительный</w:t>
-            </w:r>
-          </w:p>
-        </w:tc>
-      </w:tr>
-    </w:tbl>
-    <w:p>
-      <w:pPr>
-        <w:spacing w:after="40"/>
-      </w:pPr>
-    </w:p>
-    <w:p>
-      <w:pPr>
-        <w:spacing w:before="160"/>
-        <w:jc w:val="right"/>
-      </w:pPr>
-      <w:r>
-        <w:rPr>
-          <w:rFonts w:ascii="Times New Roman" w:hAnsi="Times New Roman" w:eastAsia="Times New Roman"/>
-          <w:b w:val="0"/>
-          <w:i w:val="0"/>
-          <w:sz w:val="28"/>
-        </w:rPr>
-        <w:t>Таблица 7</w:t>
-      </w:r>
-    </w:p>
-    <w:p>
-      <w:pPr>
-        <w:spacing w:after="40"/>
-        <w:jc w:val="center"/>
-      </w:pPr>
-      <w:r>
-        <w:rPr>
-          <w:rFonts w:ascii="Times New Roman" w:hAnsi="Times New Roman" w:eastAsia="Times New Roman"/>
-          <w:b w:val="0"/>
-          <w:i w:val="0"/>
-          <w:sz w:val="28"/>
-        </w:rPr>
         <w:t>Краткое описание варианта использования «Сохранить результаты прогона»</w:t>
       </w:r>
     </w:p>
@@ -2445,7 +2101,7 @@
           <w:i w:val="0"/>
           <w:sz w:val="28"/>
         </w:rPr>
-        <w:t>Таблица 8</w:t>
+        <w:t>Таблица 7</w:t>
       </w:r>
     </w:p>
     <w:p>
@@ -2707,7 +2363,7 @@
           <w:i w:val="0"/>
           <w:sz w:val="28"/>
         </w:rPr>
-        <w:t>Основные варианты использования описывают подробно. Типичный ход событий вариантов использования «Разобрать метаданные», «Сгенерировать автотесты» и «Запустить автотесты» приведён в таблицах 9–11 с указанием альтернатив.</w:t>
+        <w:t>Основные варианты использования описывают подробно. Типичный ход событий вариантов использования «Разобрать метаданные», «Сгенерировать автотесты» и «Запустить автотесты» приведён в таблицах 8–10 с указанием альтернатив.</w:t>
       </w:r>
     </w:p>
     <w:p>
@@ -2722,7 +2378,7 @@
           <w:i w:val="0"/>
           <w:sz w:val="28"/>
         </w:rPr>
-        <w:t>Таблица 9</w:t>
+        <w:t>Таблица 8</w:t>
       </w:r>
     </w:p>
     <w:p>
@@ -2876,7 +2532,7 @@
                 <w:i w:val="0"/>
                 <w:sz w:val="26"/>
               </w:rPr>
-              <w:t>4 Система читает файл и строит модель метаданных.</w:t>
+              <w:t>4 Система читает файл, строит модель метаданных и классифицирует сущности.</w:t>
             </w:r>
           </w:p>
         </w:tc>
@@ -2918,7 +2574,7 @@
                 <w:i w:val="0"/>
                 <w:sz w:val="26"/>
               </w:rPr>
-              <w:t>6 Система классифицирует сущности и выводит их перечень с указанием типа.</w:t>
+              <w:t>6 Система выводит перечень сущностей с указанием типа.</w:t>
             </w:r>
           </w:p>
         </w:tc>
@@ -2941,7 +2597,7 @@
           <w:i w:val="0"/>
           <w:sz w:val="28"/>
         </w:rPr>
-        <w:t>Альтернатива. 2а. Если файл не указан или недоступен — система выводит сообщение об ошибке. 4а. Если структура файла некорректна — система выводит сообщение об ошибке разбора и прекращает операцию.</w:t>
+        <w:t>Альтернатива. 2. Если файл не указан или недоступен — система выводит сообщение об ошибке. 4. Если структура файла некорректна — система выводит сообщение об ошибке разбора и прекращает операцию.</w:t>
       </w:r>
     </w:p>
     <w:p>
@@ -2956,7 +2612,7 @@
           <w:i w:val="0"/>
           <w:sz w:val="28"/>
         </w:rPr>
-        <w:t>Таблица 10</w:t>
+        <w:t>Таблица 9</w:t>
       </w:r>
     </w:p>
     <w:p>
@@ -3110,7 +2766,7 @@
                 <w:i w:val="0"/>
                 <w:sz w:val="26"/>
               </w:rPr>
-              <w:t>4 Система создаёт структуру тестового проекта и инфраструктурные компоненты.</w:t>
+              <w:t>4 Система создаёт структуру тестового проекта и инфраструктурные компоненты, классифицирует сущности и для каждой тестируемой формирует объект страницы и тестовый класс.</w:t>
             </w:r>
           </w:p>
         </w:tc>
@@ -3132,6 +2788,7 @@
                 <w:i w:val="0"/>
                 <w:sz w:val="26"/>
               </w:rPr>
+              <w:t>5 Пользователь просматривает сводку о генерации.</w:t>
             </w:r>
           </w:p>
         </w:tc>
@@ -3151,49 +2808,7 @@
                 <w:i w:val="0"/>
                 <w:sz w:val="26"/>
               </w:rPr>
-              <w:t>6 Система классифицирует сущности и для каждой тестируемой формирует объект страницы и тестовый класс.</w:t>
-            </w:r>
-          </w:p>
-        </w:tc>
-      </w:tr>
-      <w:tr>
-        <w:tc>
-          <w:tcPr>
-            <w:tcW w:type="dxa" w:w="4535"/>
-          </w:tcPr>
-          <w:p>
-            <w:pPr>
-              <w:spacing w:line="240" w:lineRule="auto" w:after="0"/>
-            </w:pPr>
-            <w:r/>
-            <w:r>
-              <w:rPr>
-                <w:rFonts w:ascii="Times New Roman" w:hAnsi="Times New Roman" w:eastAsia="Times New Roman"/>
-                <w:b w:val="0"/>
-                <w:i w:val="0"/>
-                <w:sz w:val="26"/>
-              </w:rPr>
-              <w:t>7 Пользователь просматривает сводку о генерации.</w:t>
-            </w:r>
-          </w:p>
-        </w:tc>
-        <w:tc>
-          <w:tcPr>
-            <w:tcW w:type="dxa" w:w="4819"/>
-          </w:tcPr>
-          <w:p>
-            <w:pPr>
-              <w:spacing w:line="240" w:lineRule="auto" w:after="0"/>
-            </w:pPr>
-            <w:r/>
-            <w:r>
-              <w:rPr>
-                <w:rFonts w:ascii="Times New Roman" w:hAnsi="Times New Roman" w:eastAsia="Times New Roman"/>
-                <w:b w:val="0"/>
-                <w:i w:val="0"/>
-                <w:sz w:val="26"/>
-              </w:rPr>
-              <w:t>8 Система сохраняет отчёт о классификации и сообщает о завершении.</w:t>
+              <w:t>6 Система сохраняет отчёт о классификации и сообщает о завершении (путь к проекту, число классов).</w:t>
             </w:r>
           </w:p>
         </w:tc>
@@ -3216,7 +2831,7 @@
           <w:i w:val="0"/>
           <w:sz w:val="28"/>
         </w:rPr>
-        <w:t>Альтернатива. 2а. Если модель метаданных не сформирована или каталог генерации недоступен, система выводит сообщение об ошибке и прекращает генерацию.</w:t>
+        <w:t>Альтернатива. 2. Если модель метаданных не сформирована или каталог генерации недоступен, система выводит сообщение об ошибке и прекращает генерацию.</w:t>
       </w:r>
     </w:p>
     <w:p>
@@ -3231,7 +2846,7 @@
           <w:i w:val="0"/>
           <w:sz w:val="28"/>
         </w:rPr>
-        <w:t>Таблица 11</w:t>
+        <w:t>Таблица 10</w:t>
       </w:r>
     </w:p>
     <w:p>
@@ -3385,7 +3000,7 @@
                 <w:i w:val="0"/>
                 <w:sz w:val="26"/>
               </w:rPr>
-              <w:t>4 Система выполняет автотесты и разбирает отчёты о выполнении.</w:t>
+              <w:t>4 Система выполняет автотесты, разбирает отчёты о выполнении и сохраняет результаты прогона в базе отчётов.</w:t>
             </w:r>
           </w:p>
         </w:tc>
@@ -3407,6 +3022,7 @@
                 <w:i w:val="0"/>
                 <w:sz w:val="26"/>
               </w:rPr>
+              <w:t>5 Пользователь просматривает результаты.</w:t>
             </w:r>
           </w:p>
         </w:tc>
@@ -3426,49 +3042,7 @@
                 <w:i w:val="0"/>
                 <w:sz w:val="26"/>
               </w:rPr>
-              <w:t>6 Система сохраняет результаты прогона в базе отчётов.</w:t>
-            </w:r>
-          </w:p>
-        </w:tc>
-      </w:tr>
-      <w:tr>
-        <w:tc>
-          <w:tcPr>
-            <w:tcW w:type="dxa" w:w="4535"/>
-          </w:tcPr>
-          <w:p>
-            <w:pPr>
-              <w:spacing w:line="240" w:lineRule="auto" w:after="0"/>
-            </w:pPr>
-            <w:r/>
-            <w:r>
-              <w:rPr>
-                <w:rFonts w:ascii="Times New Roman" w:hAnsi="Times New Roman" w:eastAsia="Times New Roman"/>
-                <w:b w:val="0"/>
-                <w:i w:val="0"/>
-                <w:sz w:val="26"/>
-              </w:rPr>
-              <w:t>7 Пользователь просматривает результаты.</w:t>
-            </w:r>
-          </w:p>
-        </w:tc>
-        <w:tc>
-          <w:tcPr>
-            <w:tcW w:type="dxa" w:w="4819"/>
-          </w:tcPr>
-          <w:p>
-            <w:pPr>
-              <w:spacing w:line="240" w:lineRule="auto" w:after="0"/>
-            </w:pPr>
-            <w:r/>
-            <w:r>
-              <w:rPr>
-                <w:rFonts w:ascii="Times New Roman" w:hAnsi="Times New Roman" w:eastAsia="Times New Roman"/>
-                <w:b w:val="0"/>
-                <w:i w:val="0"/>
-                <w:sz w:val="26"/>
-              </w:rPr>
-              <w:t>8 Система отображает сводку и формирует отчёты (HTML, CSV).</w:t>
+              <w:t>6 Система отображает сводку и формирует отчёты (HTML, CSV).</w:t>
             </w:r>
           </w:p>
         </w:tc>
@@ -3491,7 +3065,7 @@
           <w:i w:val="0"/>
           <w:sz w:val="28"/>
         </w:rPr>
-        <w:t>Альтернатива. 2а. Если проект не сгенерирован или не заданы параметры доступа к сайту — система выводит сообщение и прекращает операцию. 4а. При ошибке прогона система сохраняет доступные результаты и выводит сообщение об ошибке.</w:t>
+        <w:t>Альтернатива. 2. Если проект не сгенерирован или не заданы параметры доступа к сайту — система выводит сообщение и прекращает операцию. 4. При ошибке прогона система сохраняет доступные результаты и выводит сообщение об ошибке.</w:t>
       </w:r>
     </w:p>
     <w:p>
@@ -3607,7 +3181,7 @@
           <w:i w:val="0"/>
           <w:sz w:val="28"/>
         </w:rPr>
-        <w:t>Таблица 12</w:t>
+        <w:t>Таблица 11</w:t>
       </w:r>
     </w:p>
     <w:p>
@@ -4051,7 +3625,7 @@
           <w:i w:val="0"/>
           <w:sz w:val="28"/>
         </w:rPr>
-        <w:t>Диаграмма последовательности системы для определённого варианта использования показывает события, генерируемые действующим лицом, и их порядок. Система рассматривается как единое целое («чёрный ящик») и изображается с линией жизни; стрелки направлены от действующего лица к системе. Каждое системное событие инициирует выполнение системной операции; для наглядности множество системных операций представляют операциями абстрактного класса System. Диаграммы последовательности системы для всех вариантов использования приведены на рисунках 3–9, обобщённый класс системных операций — на рисунке 10. Описание каждой системной операции (по одной таблице на действие с системой) приведено в таблицах 13–24.</w:t>
+        <w:t>Диаграмма последовательности системы для определённого варианта использования показывает события, генерируемые действующим лицом, и их порядок. Система рассматривается как единое целое («чёрный ящик») и изображается с линией жизни; стрелки направлены от действующего лица к системе. Каждое системное событие инициирует выполнение системной операции; для наглядности множество системных операций представляют операциями абстрактного класса System. Диаграммы последовательности системы для всех вариантов использования приведены на рисунках 3–8, обобщённый класс системных операций — на рисунке 9. Описание каждой системной операции (по одной таблице на действие с системой) приведено в таблицах 12–22.</w:t>
       </w:r>
     </w:p>
     <w:p>
@@ -4122,7 +3696,7 @@
           <w:i w:val="0"/>
           <w:sz w:val="28"/>
         </w:rPr>
-        <w:t>Таблица 13</w:t>
+        <w:t>Таблица 12</w:t>
       </w:r>
     </w:p>
     <w:p>
@@ -4556,7 +4130,7 @@
           <w:i w:val="0"/>
           <w:sz w:val="28"/>
         </w:rPr>
-        <w:t>Таблица 14</w:t>
+        <w:t>Таблица 13</w:t>
       </w:r>
     </w:p>
     <w:p>
@@ -4990,7 +4564,7 @@
           <w:i w:val="0"/>
           <w:sz w:val="28"/>
         </w:rPr>
-        <w:t>Таблица 15</w:t>
+        <w:t>Таблица 14</w:t>
       </w:r>
     </w:p>
     <w:p>
@@ -5424,7 +4998,7 @@
           <w:i w:val="0"/>
           <w:sz w:val="28"/>
         </w:rPr>
-        <w:t>Таблица 16</w:t>
+        <w:t>Таблица 15</w:t>
       </w:r>
     </w:p>
     <w:p>
@@ -5858,7 +5432,7 @@
           <w:i w:val="0"/>
           <w:sz w:val="28"/>
         </w:rPr>
-        <w:t>Таблица 17</w:t>
+        <w:t>Таблица 16</w:t>
       </w:r>
     </w:p>
     <w:p>
@@ -6292,7 +5866,7 @@
           <w:i w:val="0"/>
           <w:sz w:val="28"/>
         </w:rPr>
-        <w:t>Таблица 18</w:t>
+        <w:t>Таблица 17</w:t>
       </w:r>
     </w:p>
     <w:p>
@@ -6782,7 +6356,7 @@
           <w:i w:val="0"/>
           <w:sz w:val="28"/>
         </w:rPr>
-        <w:t>Таблица 19</w:t>
+        <w:t>Таблица 18</w:t>
       </w:r>
     </w:p>
     <w:p>
@@ -7272,7 +6846,7 @@
           <w:i w:val="0"/>
           <w:sz w:val="28"/>
         </w:rPr>
-        <w:t>Таблица 20</w:t>
+        <w:t>Таблица 19</w:t>
       </w:r>
     </w:p>
     <w:p>
@@ -7762,7 +7336,7 @@
           <w:i w:val="0"/>
           <w:sz w:val="28"/>
         </w:rPr>
-        <w:t>Таблица 21</w:t>
+        <w:t>Таблица 20</w:t>
       </w:r>
     </w:p>
     <w:p>
@@ -8202,7 +7776,7 @@
               <a:graphicData uri="http://schemas.openxmlformats.org/drawingml/2006/picture">
                 <pic:pic>
                   <pic:nvPicPr>
-                    <pic:cNvPr id="0" name="ris_7_ssd_run_selected.png"/>
+                    <pic:cNvPr id="0" name="ris_7_ssd_save.png"/>
                     <pic:cNvPicPr/>
                   </pic:nvPicPr>
                   <pic:blipFill>
@@ -8237,7 +7811,7 @@
           <w:i w:val="0"/>
           <w:sz w:val="26"/>
         </w:rPr>
-        <w:t>Рисунок 7 – Диаграмма последовательности системы варианта использования «Запустить выбранные тесты»</w:t>
+        <w:t>Рисунок 7 – Диаграмма последовательности системы варианта использования «Сохранить результаты прогона»</w:t>
       </w:r>
     </w:p>
     <w:p>
@@ -8252,497 +7826,7 @@
           <w:i w:val="0"/>
           <w:sz w:val="28"/>
         </w:rPr>
-        <w:t>Таблица 22</w:t>
-      </w:r>
-    </w:p>
-    <w:p>
-      <w:pPr>
-        <w:spacing w:after="40"/>
-        <w:jc w:val="center"/>
-      </w:pPr>
-      <w:r>
-        <w:rPr>
-          <w:rFonts w:ascii="Times New Roman" w:hAnsi="Times New Roman" w:eastAsia="Times New Roman"/>
-          <w:b w:val="0"/>
-          <w:i w:val="0"/>
-          <w:sz w:val="28"/>
-        </w:rPr>
-        <w:t>Описание системной операции «запуститьВыбранныеТесты»</w:t>
-      </w:r>
-    </w:p>
-    <w:tbl>
-      <w:tblPr>
-        <w:tblStyle w:val="TableGrid"/>
-        <w:tblW w:type="auto" w:w="0"/>
-        <w:jc w:val="center"/>
-        <w:tblLook w:firstColumn="1" w:firstRow="1" w:lastColumn="0" w:lastRow="0" w:noHBand="0" w:noVBand="1" w:val="04A0"/>
-      </w:tblPr>
-      <w:tblGrid>
-        <w:gridCol w:w="4844"/>
-        <w:gridCol w:w="4844"/>
-      </w:tblGrid>
-      <w:tr>
-        <w:tc>
-          <w:tcPr>
-            <w:tcW w:type="dxa" w:w="2154"/>
-            <w:shd w:val="clear" w:color="auto" w:fill="EFEFEF"/>
-          </w:tcPr>
-          <w:p>
-            <w:pPr>
-              <w:spacing w:line="240" w:lineRule="auto" w:after="0"/>
-            </w:pPr>
-            <w:r/>
-            <w:r>
-              <w:rPr>
-                <w:rFonts w:ascii="Times New Roman" w:hAnsi="Times New Roman" w:eastAsia="Times New Roman"/>
-                <w:b/>
-                <w:i w:val="0"/>
-                <w:sz w:val="26"/>
-              </w:rPr>
-              <w:t>Имя</w:t>
-            </w:r>
-          </w:p>
-        </w:tc>
-        <w:tc>
-          <w:tcPr>
-            <w:tcW w:type="dxa" w:w="7200"/>
-          </w:tcPr>
-          <w:p>
-            <w:pPr>
-              <w:spacing w:line="240" w:lineRule="auto" w:after="0"/>
-            </w:pPr>
-            <w:r/>
-            <w:r>
-              <w:rPr>
-                <w:rFonts w:ascii="Times New Roman" w:hAnsi="Times New Roman" w:eastAsia="Times New Roman"/>
-                <w:b w:val="0"/>
-                <w:i w:val="0"/>
-                <w:sz w:val="26"/>
-              </w:rPr>
-              <w:t>запуститьВыбранныеТесты(сущности, видыТестов)</w:t>
-            </w:r>
-          </w:p>
-        </w:tc>
-      </w:tr>
-      <w:tr>
-        <w:tc>
-          <w:tcPr>
-            <w:tcW w:type="dxa" w:w="2154"/>
-            <w:shd w:val="clear" w:color="auto" w:fill="EFEFEF"/>
-          </w:tcPr>
-          <w:p>
-            <w:pPr>
-              <w:spacing w:line="240" w:lineRule="auto" w:after="0"/>
-            </w:pPr>
-            <w:r/>
-            <w:r>
-              <w:rPr>
-                <w:rFonts w:ascii="Times New Roman" w:hAnsi="Times New Roman" w:eastAsia="Times New Roman"/>
-                <w:b/>
-                <w:i w:val="0"/>
-                <w:sz w:val="26"/>
-              </w:rPr>
-              <w:t>Обязанности</w:t>
-            </w:r>
-          </w:p>
-        </w:tc>
-        <w:tc>
-          <w:tcPr>
-            <w:tcW w:type="dxa" w:w="7200"/>
-          </w:tcPr>
-          <w:p>
-            <w:pPr>
-              <w:spacing w:line="240" w:lineRule="auto" w:after="0"/>
-            </w:pPr>
-            <w:r/>
-            <w:r>
-              <w:rPr>
-                <w:rFonts w:ascii="Times New Roman" w:hAnsi="Times New Roman" w:eastAsia="Times New Roman"/>
-                <w:b w:val="0"/>
-                <w:i w:val="0"/>
-                <w:sz w:val="26"/>
-              </w:rPr>
-              <w:t>Выполнить заданное подмножество сущностей и видов проверок.</w:t>
-            </w:r>
-          </w:p>
-        </w:tc>
-      </w:tr>
-      <w:tr>
-        <w:tc>
-          <w:tcPr>
-            <w:tcW w:type="dxa" w:w="2154"/>
-            <w:shd w:val="clear" w:color="auto" w:fill="EFEFEF"/>
-          </w:tcPr>
-          <w:p>
-            <w:pPr>
-              <w:spacing w:line="240" w:lineRule="auto" w:after="0"/>
-            </w:pPr>
-            <w:r/>
-            <w:r>
-              <w:rPr>
-                <w:rFonts w:ascii="Times New Roman" w:hAnsi="Times New Roman" w:eastAsia="Times New Roman"/>
-                <w:b/>
-                <w:i w:val="0"/>
-                <w:sz w:val="26"/>
-              </w:rPr>
-              <w:t>Тип</w:t>
-            </w:r>
-          </w:p>
-        </w:tc>
-        <w:tc>
-          <w:tcPr>
-            <w:tcW w:type="dxa" w:w="7200"/>
-          </w:tcPr>
-          <w:p>
-            <w:pPr>
-              <w:spacing w:line="240" w:lineRule="auto" w:after="0"/>
-            </w:pPr>
-            <w:r/>
-            <w:r>
-              <w:rPr>
-                <w:rFonts w:ascii="Times New Roman" w:hAnsi="Times New Roman" w:eastAsia="Times New Roman"/>
-                <w:b w:val="0"/>
-                <w:i w:val="0"/>
-                <w:sz w:val="26"/>
-              </w:rPr>
-              <w:t>Системная</w:t>
-            </w:r>
-          </w:p>
-        </w:tc>
-      </w:tr>
-      <w:tr>
-        <w:tc>
-          <w:tcPr>
-            <w:tcW w:type="dxa" w:w="2154"/>
-            <w:shd w:val="clear" w:color="auto" w:fill="EFEFEF"/>
-          </w:tcPr>
-          <w:p>
-            <w:pPr>
-              <w:spacing w:line="240" w:lineRule="auto" w:after="0"/>
-            </w:pPr>
-            <w:r/>
-            <w:r>
-              <w:rPr>
-                <w:rFonts w:ascii="Times New Roman" w:hAnsi="Times New Roman" w:eastAsia="Times New Roman"/>
-                <w:b/>
-                <w:i w:val="0"/>
-                <w:sz w:val="26"/>
-              </w:rPr>
-              <w:t>Ссылки</w:t>
-            </w:r>
-          </w:p>
-        </w:tc>
-        <w:tc>
-          <w:tcPr>
-            <w:tcW w:type="dxa" w:w="7200"/>
-          </w:tcPr>
-          <w:p>
-            <w:pPr>
-              <w:spacing w:line="240" w:lineRule="auto" w:after="0"/>
-            </w:pPr>
-            <w:r/>
-            <w:r>
-              <w:rPr>
-                <w:rFonts w:ascii="Times New Roman" w:hAnsi="Times New Roman" w:eastAsia="Times New Roman"/>
-                <w:b w:val="0"/>
-                <w:i w:val="0"/>
-                <w:sz w:val="26"/>
-              </w:rPr>
-              <w:t>ВИ «Запустить выбранные тесты» (расширение «extend»)</w:t>
-            </w:r>
-          </w:p>
-        </w:tc>
-      </w:tr>
-      <w:tr>
-        <w:tc>
-          <w:tcPr>
-            <w:tcW w:type="dxa" w:w="2154"/>
-            <w:shd w:val="clear" w:color="auto" w:fill="EFEFEF"/>
-          </w:tcPr>
-          <w:p>
-            <w:pPr>
-              <w:spacing w:line="240" w:lineRule="auto" w:after="0"/>
-            </w:pPr>
-            <w:r/>
-            <w:r>
-              <w:rPr>
-                <w:rFonts w:ascii="Times New Roman" w:hAnsi="Times New Roman" w:eastAsia="Times New Roman"/>
-                <w:b/>
-                <w:i w:val="0"/>
-                <w:sz w:val="26"/>
-              </w:rPr>
-              <w:t>Примечания</w:t>
-            </w:r>
-          </w:p>
-        </w:tc>
-        <w:tc>
-          <w:tcPr>
-            <w:tcW w:type="dxa" w:w="7200"/>
-          </w:tcPr>
-          <w:p>
-            <w:pPr>
-              <w:spacing w:line="240" w:lineRule="auto" w:after="0"/>
-            </w:pPr>
-            <w:r/>
-            <w:r>
-              <w:rPr>
-                <w:rFonts w:ascii="Times New Roman" w:hAnsi="Times New Roman" w:eastAsia="Times New Roman"/>
-                <w:b w:val="0"/>
-                <w:i w:val="0"/>
-                <w:sz w:val="26"/>
-              </w:rPr>
-              <w:t>Расширяет вариант «Запустить автотесты».</w:t>
-            </w:r>
-          </w:p>
-        </w:tc>
-      </w:tr>
-      <w:tr>
-        <w:tc>
-          <w:tcPr>
-            <w:tcW w:type="dxa" w:w="2154"/>
-            <w:shd w:val="clear" w:color="auto" w:fill="EFEFEF"/>
-          </w:tcPr>
-          <w:p>
-            <w:pPr>
-              <w:spacing w:line="240" w:lineRule="auto" w:after="0"/>
-            </w:pPr>
-            <w:r/>
-            <w:r>
-              <w:rPr>
-                <w:rFonts w:ascii="Times New Roman" w:hAnsi="Times New Roman" w:eastAsia="Times New Roman"/>
-                <w:b/>
-                <w:i w:val="0"/>
-                <w:sz w:val="26"/>
-              </w:rPr>
-              <w:t>Исключения</w:t>
-            </w:r>
-          </w:p>
-        </w:tc>
-        <w:tc>
-          <w:tcPr>
-            <w:tcW w:type="dxa" w:w="7200"/>
-          </w:tcPr>
-          <w:p>
-            <w:pPr>
-              <w:spacing w:line="240" w:lineRule="auto" w:after="0"/>
-            </w:pPr>
-            <w:r/>
-            <w:r>
-              <w:rPr>
-                <w:rFonts w:ascii="Times New Roman" w:hAnsi="Times New Roman" w:eastAsia="Times New Roman"/>
-                <w:b w:val="0"/>
-                <w:i w:val="0"/>
-                <w:sz w:val="26"/>
-              </w:rPr>
-              <w:t>Не выбрана ни одна сущность.</w:t>
-            </w:r>
-          </w:p>
-        </w:tc>
-      </w:tr>
-      <w:tr>
-        <w:tc>
-          <w:tcPr>
-            <w:tcW w:type="dxa" w:w="2154"/>
-            <w:shd w:val="clear" w:color="auto" w:fill="EFEFEF"/>
-          </w:tcPr>
-          <w:p>
-            <w:pPr>
-              <w:spacing w:line="240" w:lineRule="auto" w:after="0"/>
-            </w:pPr>
-            <w:r/>
-            <w:r>
-              <w:rPr>
-                <w:rFonts w:ascii="Times New Roman" w:hAnsi="Times New Roman" w:eastAsia="Times New Roman"/>
-                <w:b/>
-                <w:i w:val="0"/>
-                <w:sz w:val="26"/>
-              </w:rPr>
-              <w:t>Вывод</w:t>
-            </w:r>
-          </w:p>
-        </w:tc>
-        <w:tc>
-          <w:tcPr>
-            <w:tcW w:type="dxa" w:w="7200"/>
-          </w:tcPr>
-          <w:p>
-            <w:pPr>
-              <w:spacing w:line="240" w:lineRule="auto" w:after="0"/>
-            </w:pPr>
-            <w:r/>
-            <w:r>
-              <w:rPr>
-                <w:rFonts w:ascii="Times New Roman" w:hAnsi="Times New Roman" w:eastAsia="Times New Roman"/>
-                <w:b w:val="0"/>
-                <w:i w:val="0"/>
-                <w:sz w:val="26"/>
-              </w:rPr>
-              <w:t>Результаты прогона по выбранному подмножеству.</w:t>
-            </w:r>
-          </w:p>
-        </w:tc>
-      </w:tr>
-      <w:tr>
-        <w:tc>
-          <w:tcPr>
-            <w:tcW w:type="dxa" w:w="2154"/>
-            <w:shd w:val="clear" w:color="auto" w:fill="EFEFEF"/>
-          </w:tcPr>
-          <w:p>
-            <w:pPr>
-              <w:spacing w:line="240" w:lineRule="auto" w:after="0"/>
-            </w:pPr>
-            <w:r/>
-            <w:r>
-              <w:rPr>
-                <w:rFonts w:ascii="Times New Roman" w:hAnsi="Times New Roman" w:eastAsia="Times New Roman"/>
-                <w:b/>
-                <w:i w:val="0"/>
-                <w:sz w:val="26"/>
-              </w:rPr>
-              <w:t>Предусловие</w:t>
-            </w:r>
-          </w:p>
-        </w:tc>
-        <w:tc>
-          <w:tcPr>
-            <w:tcW w:type="dxa" w:w="7200"/>
-          </w:tcPr>
-          <w:p>
-            <w:pPr>
-              <w:spacing w:line="240" w:lineRule="auto" w:after="0"/>
-            </w:pPr>
-            <w:r/>
-            <w:r>
-              <w:rPr>
-                <w:rFonts w:ascii="Times New Roman" w:hAnsi="Times New Roman" w:eastAsia="Times New Roman"/>
-                <w:b w:val="0"/>
-                <w:i w:val="0"/>
-                <w:sz w:val="26"/>
-              </w:rPr>
-              <w:t>Автотесты сгенерированы; выбрано подмножество тестов.</w:t>
-            </w:r>
-          </w:p>
-        </w:tc>
-      </w:tr>
-      <w:tr>
-        <w:tc>
-          <w:tcPr>
-            <w:tcW w:type="dxa" w:w="2154"/>
-            <w:shd w:val="clear" w:color="auto" w:fill="EFEFEF"/>
-          </w:tcPr>
-          <w:p>
-            <w:pPr>
-              <w:spacing w:line="240" w:lineRule="auto" w:after="0"/>
-            </w:pPr>
-            <w:r/>
-            <w:r>
-              <w:rPr>
-                <w:rFonts w:ascii="Times New Roman" w:hAnsi="Times New Roman" w:eastAsia="Times New Roman"/>
-                <w:b/>
-                <w:i w:val="0"/>
-                <w:sz w:val="26"/>
-              </w:rPr>
-              <w:t>Постусловие</w:t>
-            </w:r>
-          </w:p>
-        </w:tc>
-        <w:tc>
-          <w:tcPr>
-            <w:tcW w:type="dxa" w:w="7200"/>
-          </w:tcPr>
-          <w:p>
-            <w:pPr>
-              <w:spacing w:line="240" w:lineRule="auto" w:after="0"/>
-            </w:pPr>
-            <w:r/>
-            <w:r>
-              <w:rPr>
-                <w:rFonts w:ascii="Times New Roman" w:hAnsi="Times New Roman" w:eastAsia="Times New Roman"/>
-                <w:b w:val="0"/>
-                <w:i w:val="0"/>
-                <w:sz w:val="26"/>
-              </w:rPr>
-              <w:t>Сформированы результаты прогона выбранных тестов.</w:t>
-            </w:r>
-          </w:p>
-        </w:tc>
-      </w:tr>
-    </w:tbl>
-    <w:p>
-      <w:pPr>
-        <w:spacing w:after="40"/>
-      </w:pPr>
-    </w:p>
-    <w:p>
-      <w:pPr>
-        <w:keepLines/>
-        <w:spacing w:before="120"/>
-        <w:jc w:val="center"/>
-      </w:pPr>
-      <w:r>
-        <w:drawing>
-          <wp:inline xmlns:a="http://schemas.openxmlformats.org/drawingml/2006/main" xmlns:pic="http://schemas.openxmlformats.org/drawingml/2006/picture">
-            <wp:extent cx="5940000" cy="1812203"/>
-            <wp:docPr id="8" name="Picture 8"/>
-            <wp:cNvGraphicFramePr>
-              <a:graphicFrameLocks noChangeAspect="1"/>
-            </wp:cNvGraphicFramePr>
-            <a:graphic>
-              <a:graphicData uri="http://schemas.openxmlformats.org/drawingml/2006/picture">
-                <pic:pic>
-                  <pic:nvPicPr>
-                    <pic:cNvPr id="0" name="ris_8_ssd_save.png"/>
-                    <pic:cNvPicPr/>
-                  </pic:nvPicPr>
-                  <pic:blipFill>
-                    <a:blip r:embed="rId16"/>
-                    <a:stretch>
-                      <a:fillRect/>
-                    </a:stretch>
-                  </pic:blipFill>
-                  <pic:spPr>
-                    <a:xfrm>
-                      <a:off x="0" y="0"/>
-                      <a:ext cx="5940000" cy="1812203"/>
-                    </a:xfrm>
-                    <a:prstGeom prst="rect"/>
-                  </pic:spPr>
-                </pic:pic>
-              </a:graphicData>
-            </a:graphic>
-          </wp:inline>
-        </w:drawing>
-      </w:r>
-    </w:p>
-    <w:p>
-      <w:pPr>
-        <w:spacing w:after="200"/>
-        <w:jc w:val="center"/>
-      </w:pPr>
-      <w:r>
-        <w:rPr>
-          <w:rFonts w:ascii="Times New Roman" w:hAnsi="Times New Roman" w:eastAsia="Times New Roman"/>
-          <w:b w:val="0"/>
-          <w:i w:val="0"/>
-          <w:sz w:val="26"/>
-        </w:rPr>
-        <w:t>Рисунок 8 – Диаграмма последовательности системы варианта использования «Сохранить результаты прогона»</w:t>
-      </w:r>
-    </w:p>
-    <w:p>
-      <w:pPr>
-        <w:spacing w:before="160"/>
-        <w:jc w:val="right"/>
-      </w:pPr>
-      <w:r>
-        <w:rPr>
-          <w:rFonts w:ascii="Times New Roman" w:hAnsi="Times New Roman" w:eastAsia="Times New Roman"/>
-          <w:b w:val="0"/>
-          <w:i w:val="0"/>
-          <w:sz w:val="28"/>
-        </w:rPr>
-        <w:t>Таблица 23</w:t>
+        <w:t>Таблица 21</w:t>
       </w:r>
     </w:p>
     <w:p>
@@ -9174,7 +8258,7 @@
         <w:drawing>
           <wp:inline xmlns:a="http://schemas.openxmlformats.org/drawingml/2006/main" xmlns:pic="http://schemas.openxmlformats.org/drawingml/2006/picture">
             <wp:extent cx="5940000" cy="1812203"/>
-            <wp:docPr id="9" name="Picture 9"/>
+            <wp:docPr id="8" name="Picture 8"/>
             <wp:cNvGraphicFramePr>
               <a:graphicFrameLocks noChangeAspect="1"/>
             </wp:cNvGraphicFramePr>
@@ -9182,11 +8266,11 @@
               <a:graphicData uri="http://schemas.openxmlformats.org/drawingml/2006/picture">
                 <pic:pic>
                   <pic:nvPicPr>
-                    <pic:cNvPr id="0" name="ris_9_ssd_history.png"/>
+                    <pic:cNvPr id="0" name="ris_8_ssd_history.png"/>
                     <pic:cNvPicPr/>
                   </pic:nvPicPr>
                   <pic:blipFill>
-                    <a:blip r:embed="rId17"/>
+                    <a:blip r:embed="rId16"/>
                     <a:stretch>
                       <a:fillRect/>
                     </a:stretch>
@@ -9217,7 +8301,7 @@
           <w:i w:val="0"/>
           <w:sz w:val="26"/>
         </w:rPr>
-        <w:t>Рисунок 9 – Диаграмма последовательности системы варианта использования «Просмотреть историю прогонов»</w:t>
+        <w:t>Рисунок 8 – Диаграмма последовательности системы варианта использования «Просмотреть историю прогонов»</w:t>
       </w:r>
     </w:p>
     <w:p>
@@ -9232,7 +8316,7 @@
           <w:i w:val="0"/>
           <w:sz w:val="28"/>
         </w:rPr>
-        <w:t>Таблица 24</w:t>
+        <w:t>Таблица 22</w:t>
       </w:r>
     </w:p>
     <w:p>
@@ -9663,8 +8747,8 @@
       <w:r>
         <w:drawing>
           <wp:inline xmlns:a="http://schemas.openxmlformats.org/drawingml/2006/main" xmlns:pic="http://schemas.openxmlformats.org/drawingml/2006/picture">
-            <wp:extent cx="5940000" cy="3165910"/>
-            <wp:docPr id="10" name="Picture 10"/>
+            <wp:extent cx="5940000" cy="3455833"/>
+            <wp:docPr id="9" name="Picture 9"/>
             <wp:cNvGraphicFramePr>
               <a:graphicFrameLocks noChangeAspect="1"/>
             </wp:cNvGraphicFramePr>
@@ -9672,11 +8756,11 @@
               <a:graphicData uri="http://schemas.openxmlformats.org/drawingml/2006/picture">
                 <pic:pic>
                   <pic:nvPicPr>
-                    <pic:cNvPr id="0" name="ris_10_system_ops.png"/>
+                    <pic:cNvPr id="0" name="ris_9_system_ops.png"/>
                     <pic:cNvPicPr/>
                   </pic:nvPicPr>
                   <pic:blipFill>
-                    <a:blip r:embed="rId18"/>
+                    <a:blip r:embed="rId17"/>
                     <a:stretch>
                       <a:fillRect/>
                     </a:stretch>
@@ -9684,7 +8768,7 @@
                   <pic:spPr>
                     <a:xfrm>
                       <a:off x="0" y="0"/>
-                      <a:ext cx="5940000" cy="3165910"/>
+                      <a:ext cx="5940000" cy="3455833"/>
                     </a:xfrm>
                     <a:prstGeom prst="rect"/>
                   </pic:spPr>
@@ -9707,7 +8791,7 @@
           <w:i w:val="0"/>
           <w:sz w:val="26"/>
         </w:rPr>
-        <w:t>Рисунок 10 – Системные операции (абстрактный класс System)</w:t>
+        <w:t>Рисунок 9 – Системные операции (абстрактный класс System)</w:t>
       </w:r>
     </w:p>
     <w:p>
@@ -9752,7 +8836,7 @@
           <w:i w:val="0"/>
           <w:sz w:val="28"/>
         </w:rPr>
-        <w:t>Уточним наиболее сложный вариант использования — «Сгенерировать автотесты» (рисунок 11). Сначала система проверяет наличие модели метаданных и каталога генерации; при отсутствии обязательных данных выводится сообщение об ошибке и процесс завершается. Если данные заданы, система создаёт структуру Maven-проекта (файл сборки и конфигурацию запуска) и инфраструктурные компоненты (общий драйвер браузера, базовый тестовый класс, тестовые данные). Затем для каждой сущности модели выполняется классификация: для основной сущности создаются объект страницы и тестовый класс, для дочерней — тест в составе родителя, справочники пропускаются. После обработки всех сущностей система сохраняет отчёт о классификации и формирует итоговую сводку о генерации.</w:t>
+        <w:t>Уточним наиболее сложный вариант использования — «Сгенерировать автотесты» (рисунок 10). Сначала система проверяет наличие модели метаданных и каталога генерации; при отсутствии обязательных данных выводится сообщение об ошибке и процесс завершается. Если данные заданы, система создаёт структуру Maven-проекта (файл сборки и конфигурацию запуска) и инфраструктурные компоненты (общий драйвер браузера, базовый тестовый класс, тестовые данные). Затем для каждой сущности модели выполняется классификация: для основной сущности создаются объект страницы и тестовый класс, для дочерней — тест в составе родителя, справочники пропускаются. После обработки всех сущностей система сохраняет отчёт о классификации и формирует итоговую сводку о генерации.</w:t>
       </w:r>
     </w:p>
     <w:p>
@@ -9765,7 +8849,7 @@
         <w:drawing>
           <wp:inline xmlns:a="http://schemas.openxmlformats.org/drawingml/2006/main" xmlns:pic="http://schemas.openxmlformats.org/drawingml/2006/picture">
             <wp:extent cx="3420000" cy="4473018"/>
-            <wp:docPr id="11" name="Picture 11"/>
+            <wp:docPr id="10" name="Picture 10"/>
             <wp:cNvGraphicFramePr>
               <a:graphicFrameLocks noChangeAspect="1"/>
             </wp:cNvGraphicFramePr>
@@ -9773,11 +8857,11 @@
               <a:graphicData uri="http://schemas.openxmlformats.org/drawingml/2006/picture">
                 <pic:pic>
                   <pic:nvPicPr>
-                    <pic:cNvPr id="0" name="ris_11_activity_generate.png"/>
+                    <pic:cNvPr id="0" name="ris_10_activity_generate.png"/>
                     <pic:cNvPicPr/>
                   </pic:nvPicPr>
                   <pic:blipFill>
-                    <a:blip r:embed="rId19"/>
+                    <a:blip r:embed="rId18"/>
                     <a:stretch>
                       <a:fillRect/>
                     </a:stretch>
@@ -9808,7 +8892,7 @@
           <w:i w:val="0"/>
           <w:sz w:val="26"/>
         </w:rPr>
-        <w:t>Рисунок 11 – Диаграмма деятельности варианта использования «Сгенерировать автотесты»</w:t>
+        <w:t>Рисунок 10 – Диаграмма деятельности варианта использования «Сгенерировать автотесты»</w:t>
       </w:r>
     </w:p>
     <w:sectPr>

--- a/Раздел_1.4_исправленный.docx
+++ b/Раздел_1.4_исправленный.docx
@@ -2363,7 +2363,7 @@
           <w:i w:val="0"/>
           <w:sz w:val="28"/>
         </w:rPr>
-        <w:t>Основные варианты использования описывают подробно. Типичный ход событий вариантов использования «Разобрать метаданные», «Сгенерировать автотесты» и «Запустить автотесты» приведён в таблицах 8–10 с указанием альтернатив.</w:t>
+        <w:t>Для каждого варианта использования приведён типичный ход событий с указанием альтернатив (таблицы 8–13). Каждое системное событие, выявленное в ходе событий, далее описывается как системная операция в подразделе 1.4.3.</w:t>
       </w:r>
     </w:p>
     <w:p>
@@ -2379,6 +2379,240 @@
           <w:sz w:val="28"/>
         </w:rPr>
         <w:t>Таблица 8</w:t>
+      </w:r>
+    </w:p>
+    <w:p>
+      <w:pPr>
+        <w:spacing w:after="40"/>
+        <w:jc w:val="center"/>
+      </w:pPr>
+      <w:r>
+        <w:rPr>
+          <w:rFonts w:ascii="Times New Roman" w:hAnsi="Times New Roman" w:eastAsia="Times New Roman"/>
+          <w:b w:val="0"/>
+          <w:i w:val="0"/>
+          <w:sz w:val="28"/>
+        </w:rPr>
+        <w:t>Типичный ход событий варианта использования «Подготовить параметры»</w:t>
+      </w:r>
+    </w:p>
+    <w:tbl>
+      <w:tblPr>
+        <w:tblStyle w:val="TableGrid"/>
+        <w:tblW w:type="auto" w:w="0"/>
+        <w:jc w:val="center"/>
+        <w:tblLook w:firstColumn="1" w:firstRow="1" w:lastColumn="0" w:lastRow="0" w:noHBand="0" w:noVBand="1" w:val="04A0"/>
+      </w:tblPr>
+      <w:tblGrid>
+        <w:gridCol w:w="4844"/>
+        <w:gridCol w:w="4844"/>
+      </w:tblGrid>
+      <w:tr>
+        <w:tc>
+          <w:tcPr>
+            <w:tcW w:type="dxa" w:w="4535"/>
+            <w:shd w:val="clear" w:color="auto" w:fill="D9D9D9"/>
+          </w:tcPr>
+          <w:p>
+            <w:pPr>
+              <w:spacing w:line="240" w:lineRule="auto" w:after="0"/>
+              <w:jc w:val="center"/>
+            </w:pPr>
+            <w:r/>
+            <w:r>
+              <w:rPr>
+                <w:rFonts w:ascii="Times New Roman" w:hAnsi="Times New Roman" w:eastAsia="Times New Roman"/>
+                <w:b/>
+                <w:i w:val="0"/>
+                <w:sz w:val="26"/>
+              </w:rPr>
+              <w:t>Действие исполнителя</w:t>
+            </w:r>
+          </w:p>
+        </w:tc>
+        <w:tc>
+          <w:tcPr>
+            <w:tcW w:type="dxa" w:w="4819"/>
+            <w:shd w:val="clear" w:color="auto" w:fill="D9D9D9"/>
+          </w:tcPr>
+          <w:p>
+            <w:pPr>
+              <w:spacing w:line="240" w:lineRule="auto" w:after="0"/>
+              <w:jc w:val="center"/>
+            </w:pPr>
+            <w:r/>
+            <w:r>
+              <w:rPr>
+                <w:rFonts w:ascii="Times New Roman" w:hAnsi="Times New Roman" w:eastAsia="Times New Roman"/>
+                <w:b/>
+                <w:i w:val="0"/>
+                <w:sz w:val="26"/>
+              </w:rPr>
+              <w:t>Отклик системы</w:t>
+            </w:r>
+          </w:p>
+        </w:tc>
+      </w:tr>
+      <w:tr>
+        <w:tc>
+          <w:tcPr>
+            <w:tcW w:type="dxa" w:w="4535"/>
+          </w:tcPr>
+          <w:p>
+            <w:pPr>
+              <w:spacing w:line="240" w:lineRule="auto" w:after="0"/>
+            </w:pPr>
+            <w:r/>
+            <w:r>
+              <w:rPr>
+                <w:rFonts w:ascii="Times New Roman" w:hAnsi="Times New Roman" w:eastAsia="Times New Roman"/>
+                <w:b w:val="0"/>
+                <w:i w:val="0"/>
+                <w:sz w:val="26"/>
+              </w:rPr>
+              <w:t>1 Пользователь указывает файл метаданных и каталог генерации.</w:t>
+            </w:r>
+          </w:p>
+        </w:tc>
+        <w:tc>
+          <w:tcPr>
+            <w:tcW w:type="dxa" w:w="4819"/>
+          </w:tcPr>
+          <w:p>
+            <w:pPr>
+              <w:spacing w:line="240" w:lineRule="auto" w:after="0"/>
+            </w:pPr>
+            <w:r/>
+            <w:r>
+              <w:rPr>
+                <w:rFonts w:ascii="Times New Roman" w:hAnsi="Times New Roman" w:eastAsia="Times New Roman"/>
+                <w:b w:val="0"/>
+                <w:i w:val="0"/>
+                <w:sz w:val="26"/>
+              </w:rPr>
+              <w:t>2 Система проверяет корректность путей и сохраняет их.</w:t>
+            </w:r>
+          </w:p>
+        </w:tc>
+      </w:tr>
+      <w:tr>
+        <w:tc>
+          <w:tcPr>
+            <w:tcW w:type="dxa" w:w="4535"/>
+          </w:tcPr>
+          <w:p>
+            <w:pPr>
+              <w:spacing w:line="240" w:lineRule="auto" w:after="0"/>
+            </w:pPr>
+            <w:r/>
+            <w:r>
+              <w:rPr>
+                <w:rFonts w:ascii="Times New Roman" w:hAnsi="Times New Roman" w:eastAsia="Times New Roman"/>
+                <w:b w:val="0"/>
+                <w:i w:val="0"/>
+                <w:sz w:val="26"/>
+              </w:rPr>
+              <w:t>3 Пользователь вводит адрес тестируемого сайта и учётные данные.</w:t>
+            </w:r>
+          </w:p>
+        </w:tc>
+        <w:tc>
+          <w:tcPr>
+            <w:tcW w:type="dxa" w:w="4819"/>
+          </w:tcPr>
+          <w:p>
+            <w:pPr>
+              <w:spacing w:line="240" w:lineRule="auto" w:after="0"/>
+            </w:pPr>
+            <w:r/>
+            <w:r>
+              <w:rPr>
+                <w:rFonts w:ascii="Times New Roman" w:hAnsi="Times New Roman" w:eastAsia="Times New Roman"/>
+                <w:b w:val="0"/>
+                <w:i w:val="0"/>
+                <w:sz w:val="26"/>
+              </w:rPr>
+              <w:t>4 Система сохраняет адрес и учётные данные для запуска тестов.</w:t>
+            </w:r>
+          </w:p>
+        </w:tc>
+      </w:tr>
+      <w:tr>
+        <w:tc>
+          <w:tcPr>
+            <w:tcW w:type="dxa" w:w="4535"/>
+          </w:tcPr>
+          <w:p>
+            <w:pPr>
+              <w:spacing w:line="240" w:lineRule="auto" w:after="0"/>
+            </w:pPr>
+            <w:r/>
+            <w:r>
+              <w:rPr>
+                <w:rFonts w:ascii="Times New Roman" w:hAnsi="Times New Roman" w:eastAsia="Times New Roman"/>
+                <w:b w:val="0"/>
+                <w:i w:val="0"/>
+                <w:sz w:val="26"/>
+              </w:rPr>
+              <w:t>5 Пользователь выбирает тип сайта и указывает подсистему.</w:t>
+            </w:r>
+          </w:p>
+        </w:tc>
+        <w:tc>
+          <w:tcPr>
+            <w:tcW w:type="dxa" w:w="4819"/>
+          </w:tcPr>
+          <w:p>
+            <w:pPr>
+              <w:spacing w:line="240" w:lineRule="auto" w:after="0"/>
+            </w:pPr>
+            <w:r/>
+            <w:r>
+              <w:rPr>
+                <w:rFonts w:ascii="Times New Roman" w:hAnsi="Times New Roman" w:eastAsia="Times New Roman"/>
+                <w:b w:val="0"/>
+                <w:i w:val="0"/>
+                <w:sz w:val="26"/>
+              </w:rPr>
+              <w:t>6 Система фиксирует параметры и сообщает о готовности к работе.</w:t>
+            </w:r>
+          </w:p>
+        </w:tc>
+      </w:tr>
+    </w:tbl>
+    <w:p>
+      <w:pPr>
+        <w:spacing w:after="40"/>
+      </w:pPr>
+    </w:p>
+    <w:p>
+      <w:pPr>
+        <w:ind w:firstLine="709"/>
+        <w:jc w:val="both"/>
+      </w:pPr>
+      <w:r>
+        <w:rPr>
+          <w:rFonts w:ascii="Times New Roman" w:hAnsi="Times New Roman" w:eastAsia="Times New Roman"/>
+          <w:b w:val="0"/>
+          <w:i w:val="0"/>
+          <w:sz w:val="28"/>
+        </w:rPr>
+        <w:t>Альтернатива. 6. Если обязательные параметры (файл метаданных, каталог генерации, адрес сайта) не заданы — система не допускает запуск операций до их заполнения.</w:t>
+      </w:r>
+    </w:p>
+    <w:p>
+      <w:pPr>
+        <w:spacing w:before="160"/>
+        <w:jc w:val="right"/>
+      </w:pPr>
+      <w:r>
+        <w:rPr>
+          <w:rFonts w:ascii="Times New Roman" w:hAnsi="Times New Roman" w:eastAsia="Times New Roman"/>
+          <w:b w:val="0"/>
+          <w:i w:val="0"/>
+          <w:sz w:val="28"/>
+        </w:rPr>
+        <w:t>Таблица 9</w:t>
       </w:r>
     </w:p>
     <w:p>
@@ -2612,7 +2846,7 @@
           <w:i w:val="0"/>
           <w:sz w:val="28"/>
         </w:rPr>
-        <w:t>Таблица 9</w:t>
+        <w:t>Таблица 10</w:t>
       </w:r>
     </w:p>
     <w:p>
@@ -2846,7 +3080,7 @@
           <w:i w:val="0"/>
           <w:sz w:val="28"/>
         </w:rPr>
-        <w:t>Таблица 10</w:t>
+        <w:t>Таблица 11</w:t>
       </w:r>
     </w:p>
     <w:p>
@@ -3066,6 +3300,390 @@
           <w:sz w:val="28"/>
         </w:rPr>
         <w:t>Альтернатива. 2. Если проект не сгенерирован или не заданы параметры доступа к сайту — система выводит сообщение и прекращает операцию. 4. При ошибке прогона система сохраняет доступные результаты и выводит сообщение об ошибке.</w:t>
+      </w:r>
+    </w:p>
+    <w:p>
+      <w:pPr>
+        <w:spacing w:before="160"/>
+        <w:jc w:val="right"/>
+      </w:pPr>
+      <w:r>
+        <w:rPr>
+          <w:rFonts w:ascii="Times New Roman" w:hAnsi="Times New Roman" w:eastAsia="Times New Roman"/>
+          <w:b w:val="0"/>
+          <w:i w:val="0"/>
+          <w:sz w:val="28"/>
+        </w:rPr>
+        <w:t>Таблица 12</w:t>
+      </w:r>
+    </w:p>
+    <w:p>
+      <w:pPr>
+        <w:spacing w:after="40"/>
+        <w:jc w:val="center"/>
+      </w:pPr>
+      <w:r>
+        <w:rPr>
+          <w:rFonts w:ascii="Times New Roman" w:hAnsi="Times New Roman" w:eastAsia="Times New Roman"/>
+          <w:b w:val="0"/>
+          <w:i w:val="0"/>
+          <w:sz w:val="28"/>
+        </w:rPr>
+        <w:t>Типичный ход событий варианта использования «Сохранить результаты прогона»</w:t>
+      </w:r>
+    </w:p>
+    <w:tbl>
+      <w:tblPr>
+        <w:tblStyle w:val="TableGrid"/>
+        <w:tblW w:type="auto" w:w="0"/>
+        <w:jc w:val="center"/>
+        <w:tblLook w:firstColumn="1" w:firstRow="1" w:lastColumn="0" w:lastRow="0" w:noHBand="0" w:noVBand="1" w:val="04A0"/>
+      </w:tblPr>
+      <w:tblGrid>
+        <w:gridCol w:w="4844"/>
+        <w:gridCol w:w="4844"/>
+      </w:tblGrid>
+      <w:tr>
+        <w:tc>
+          <w:tcPr>
+            <w:tcW w:type="dxa" w:w="4535"/>
+            <w:shd w:val="clear" w:color="auto" w:fill="D9D9D9"/>
+          </w:tcPr>
+          <w:p>
+            <w:pPr>
+              <w:spacing w:line="240" w:lineRule="auto" w:after="0"/>
+              <w:jc w:val="center"/>
+            </w:pPr>
+            <w:r/>
+            <w:r>
+              <w:rPr>
+                <w:rFonts w:ascii="Times New Roman" w:hAnsi="Times New Roman" w:eastAsia="Times New Roman"/>
+                <w:b/>
+                <w:i w:val="0"/>
+                <w:sz w:val="26"/>
+              </w:rPr>
+              <w:t>Действие исполнителя</w:t>
+            </w:r>
+          </w:p>
+        </w:tc>
+        <w:tc>
+          <w:tcPr>
+            <w:tcW w:type="dxa" w:w="4819"/>
+            <w:shd w:val="clear" w:color="auto" w:fill="D9D9D9"/>
+          </w:tcPr>
+          <w:p>
+            <w:pPr>
+              <w:spacing w:line="240" w:lineRule="auto" w:after="0"/>
+              <w:jc w:val="center"/>
+            </w:pPr>
+            <w:r/>
+            <w:r>
+              <w:rPr>
+                <w:rFonts w:ascii="Times New Roman" w:hAnsi="Times New Roman" w:eastAsia="Times New Roman"/>
+                <w:b/>
+                <w:i w:val="0"/>
+                <w:sz w:val="26"/>
+              </w:rPr>
+              <w:t>Отклик системы</w:t>
+            </w:r>
+          </w:p>
+        </w:tc>
+      </w:tr>
+      <w:tr>
+        <w:tc>
+          <w:tcPr>
+            <w:tcW w:type="dxa" w:w="4535"/>
+          </w:tcPr>
+          <w:p>
+            <w:pPr>
+              <w:spacing w:line="240" w:lineRule="auto" w:after="0"/>
+            </w:pPr>
+            <w:r/>
+            <w:r>
+              <w:rPr>
+                <w:rFonts w:ascii="Times New Roman" w:hAnsi="Times New Roman" w:eastAsia="Times New Roman"/>
+                <w:b w:val="0"/>
+                <w:i w:val="0"/>
+                <w:sz w:val="26"/>
+              </w:rPr>
+              <w:t>1 Пользователь запускает автотесты.</w:t>
+            </w:r>
+          </w:p>
+        </w:tc>
+        <w:tc>
+          <w:tcPr>
+            <w:tcW w:type="dxa" w:w="4819"/>
+          </w:tcPr>
+          <w:p>
+            <w:pPr>
+              <w:spacing w:line="240" w:lineRule="auto" w:after="0"/>
+            </w:pPr>
+            <w:r/>
+            <w:r>
+              <w:rPr>
+                <w:rFonts w:ascii="Times New Roman" w:hAnsi="Times New Roman" w:eastAsia="Times New Roman"/>
+                <w:b w:val="0"/>
+                <w:i w:val="0"/>
+                <w:sz w:val="26"/>
+              </w:rPr>
+              <w:t>2 Система по завершении прогона формирует сведения о прогоне и результаты отдельных тестов.</w:t>
+            </w:r>
+          </w:p>
+        </w:tc>
+      </w:tr>
+      <w:tr>
+        <w:tc>
+          <w:tcPr>
+            <w:tcW w:type="dxa" w:w="4535"/>
+          </w:tcPr>
+          <w:p>
+            <w:pPr>
+              <w:spacing w:line="240" w:lineRule="auto" w:after="0"/>
+            </w:pPr>
+            <w:r/>
+            <w:r>
+              <w:rPr>
+                <w:rFonts w:ascii="Times New Roman" w:hAnsi="Times New Roman" w:eastAsia="Times New Roman"/>
+                <w:b w:val="0"/>
+                <w:i w:val="0"/>
+                <w:sz w:val="26"/>
+              </w:rPr>
+              <w:t>3 Пользователь просматривает уведомление о сохранении.</w:t>
+            </w:r>
+          </w:p>
+        </w:tc>
+        <w:tc>
+          <w:tcPr>
+            <w:tcW w:type="dxa" w:w="4819"/>
+          </w:tcPr>
+          <w:p>
+            <w:pPr>
+              <w:spacing w:line="240" w:lineRule="auto" w:after="0"/>
+            </w:pPr>
+            <w:r/>
+            <w:r>
+              <w:rPr>
+                <w:rFonts w:ascii="Times New Roman" w:hAnsi="Times New Roman" w:eastAsia="Times New Roman"/>
+                <w:b w:val="0"/>
+                <w:i w:val="0"/>
+                <w:sz w:val="26"/>
+              </w:rPr>
+              <w:t>4 Система сохраняет результаты в базе отчётов и выводит сообщение о результате записи.</w:t>
+            </w:r>
+          </w:p>
+        </w:tc>
+      </w:tr>
+    </w:tbl>
+    <w:p>
+      <w:pPr>
+        <w:spacing w:after="40"/>
+      </w:pPr>
+    </w:p>
+    <w:p>
+      <w:pPr>
+        <w:ind w:firstLine="709"/>
+        <w:jc w:val="both"/>
+      </w:pPr>
+      <w:r>
+        <w:rPr>
+          <w:rFonts w:ascii="Times New Roman" w:hAnsi="Times New Roman" w:eastAsia="Times New Roman"/>
+          <w:b w:val="0"/>
+          <w:i w:val="0"/>
+          <w:sz w:val="28"/>
+        </w:rPr>
+        <w:t>Альтернатива. 4. Если запись в базу отчётов завершилась ошибкой — система выводит сообщение об ошибке, не прерывая просмотр результатов прогона.</w:t>
+      </w:r>
+    </w:p>
+    <w:p>
+      <w:pPr>
+        <w:spacing w:before="160"/>
+        <w:jc w:val="right"/>
+      </w:pPr>
+      <w:r>
+        <w:rPr>
+          <w:rFonts w:ascii="Times New Roman" w:hAnsi="Times New Roman" w:eastAsia="Times New Roman"/>
+          <w:b w:val="0"/>
+          <w:i w:val="0"/>
+          <w:sz w:val="28"/>
+        </w:rPr>
+        <w:t>Таблица 13</w:t>
+      </w:r>
+    </w:p>
+    <w:p>
+      <w:pPr>
+        <w:spacing w:after="40"/>
+        <w:jc w:val="center"/>
+      </w:pPr>
+      <w:r>
+        <w:rPr>
+          <w:rFonts w:ascii="Times New Roman" w:hAnsi="Times New Roman" w:eastAsia="Times New Roman"/>
+          <w:b w:val="0"/>
+          <w:i w:val="0"/>
+          <w:sz w:val="28"/>
+        </w:rPr>
+        <w:t>Типичный ход событий варианта использования «Просмотреть историю прогонов»</w:t>
+      </w:r>
+    </w:p>
+    <w:tbl>
+      <w:tblPr>
+        <w:tblStyle w:val="TableGrid"/>
+        <w:tblW w:type="auto" w:w="0"/>
+        <w:jc w:val="center"/>
+        <w:tblLook w:firstColumn="1" w:firstRow="1" w:lastColumn="0" w:lastRow="0" w:noHBand="0" w:noVBand="1" w:val="04A0"/>
+      </w:tblPr>
+      <w:tblGrid>
+        <w:gridCol w:w="4844"/>
+        <w:gridCol w:w="4844"/>
+      </w:tblGrid>
+      <w:tr>
+        <w:tc>
+          <w:tcPr>
+            <w:tcW w:type="dxa" w:w="4535"/>
+            <w:shd w:val="clear" w:color="auto" w:fill="D9D9D9"/>
+          </w:tcPr>
+          <w:p>
+            <w:pPr>
+              <w:spacing w:line="240" w:lineRule="auto" w:after="0"/>
+              <w:jc w:val="center"/>
+            </w:pPr>
+            <w:r/>
+            <w:r>
+              <w:rPr>
+                <w:rFonts w:ascii="Times New Roman" w:hAnsi="Times New Roman" w:eastAsia="Times New Roman"/>
+                <w:b/>
+                <w:i w:val="0"/>
+                <w:sz w:val="26"/>
+              </w:rPr>
+              <w:t>Действие исполнителя</w:t>
+            </w:r>
+          </w:p>
+        </w:tc>
+        <w:tc>
+          <w:tcPr>
+            <w:tcW w:type="dxa" w:w="4819"/>
+            <w:shd w:val="clear" w:color="auto" w:fill="D9D9D9"/>
+          </w:tcPr>
+          <w:p>
+            <w:pPr>
+              <w:spacing w:line="240" w:lineRule="auto" w:after="0"/>
+              <w:jc w:val="center"/>
+            </w:pPr>
+            <w:r/>
+            <w:r>
+              <w:rPr>
+                <w:rFonts w:ascii="Times New Roman" w:hAnsi="Times New Roman" w:eastAsia="Times New Roman"/>
+                <w:b/>
+                <w:i w:val="0"/>
+                <w:sz w:val="26"/>
+              </w:rPr>
+              <w:t>Отклик системы</w:t>
+            </w:r>
+          </w:p>
+        </w:tc>
+      </w:tr>
+      <w:tr>
+        <w:tc>
+          <w:tcPr>
+            <w:tcW w:type="dxa" w:w="4535"/>
+          </w:tcPr>
+          <w:p>
+            <w:pPr>
+              <w:spacing w:line="240" w:lineRule="auto" w:after="0"/>
+            </w:pPr>
+            <w:r/>
+            <w:r>
+              <w:rPr>
+                <w:rFonts w:ascii="Times New Roman" w:hAnsi="Times New Roman" w:eastAsia="Times New Roman"/>
+                <w:b w:val="0"/>
+                <w:i w:val="0"/>
+                <w:sz w:val="26"/>
+              </w:rPr>
+              <w:t>1 Пользователь запрашивает историю прогонов.</w:t>
+            </w:r>
+          </w:p>
+        </w:tc>
+        <w:tc>
+          <w:tcPr>
+            <w:tcW w:type="dxa" w:w="4819"/>
+          </w:tcPr>
+          <w:p>
+            <w:pPr>
+              <w:spacing w:line="240" w:lineRule="auto" w:after="0"/>
+            </w:pPr>
+            <w:r/>
+            <w:r>
+              <w:rPr>
+                <w:rFonts w:ascii="Times New Roman" w:hAnsi="Times New Roman" w:eastAsia="Times New Roman"/>
+                <w:b w:val="0"/>
+                <w:i w:val="0"/>
+                <w:sz w:val="26"/>
+              </w:rPr>
+              <w:t>2 Система читает из базы отчётов перечень ранее выполненных прогонов.</w:t>
+            </w:r>
+          </w:p>
+        </w:tc>
+      </w:tr>
+      <w:tr>
+        <w:tc>
+          <w:tcPr>
+            <w:tcW w:type="dxa" w:w="4535"/>
+          </w:tcPr>
+          <w:p>
+            <w:pPr>
+              <w:spacing w:line="240" w:lineRule="auto" w:after="0"/>
+            </w:pPr>
+            <w:r/>
+            <w:r>
+              <w:rPr>
+                <w:rFonts w:ascii="Times New Roman" w:hAnsi="Times New Roman" w:eastAsia="Times New Roman"/>
+                <w:b w:val="0"/>
+                <w:i w:val="0"/>
+                <w:sz w:val="26"/>
+              </w:rPr>
+              <w:t>3 Пользователь просматривает список прогонов и их показатели.</w:t>
+            </w:r>
+          </w:p>
+        </w:tc>
+        <w:tc>
+          <w:tcPr>
+            <w:tcW w:type="dxa" w:w="4819"/>
+          </w:tcPr>
+          <w:p>
+            <w:pPr>
+              <w:spacing w:line="240" w:lineRule="auto" w:after="0"/>
+            </w:pPr>
+            <w:r/>
+            <w:r>
+              <w:rPr>
+                <w:rFonts w:ascii="Times New Roman" w:hAnsi="Times New Roman" w:eastAsia="Times New Roman"/>
+                <w:b w:val="0"/>
+                <w:i w:val="0"/>
+                <w:sz w:val="26"/>
+              </w:rPr>
+              <w:t>4 Система отображает перечень прогонов (дата, файл, итоги) и детали последнего прогона.</w:t>
+            </w:r>
+          </w:p>
+        </w:tc>
+      </w:tr>
+    </w:tbl>
+    <w:p>
+      <w:pPr>
+        <w:spacing w:after="40"/>
+      </w:pPr>
+    </w:p>
+    <w:p>
+      <w:pPr>
+        <w:ind w:firstLine="709"/>
+        <w:jc w:val="both"/>
+      </w:pPr>
+      <w:r>
+        <w:rPr>
+          <w:rFonts w:ascii="Times New Roman" w:hAnsi="Times New Roman" w:eastAsia="Times New Roman"/>
+          <w:b w:val="0"/>
+          <w:i w:val="0"/>
+          <w:sz w:val="28"/>
+        </w:rPr>
+        <w:t>Альтернатива. 2. Если в базе отчётов нет сохранённых прогонов — система сообщает, что история пуста.</w:t>
       </w:r>
     </w:p>
     <w:p>
@@ -3166,7 +3784,7 @@
           <w:i w:val="0"/>
           <w:sz w:val="28"/>
         </w:rPr>
-        <w:t>Описание понятий (классов) контекстной диаграммы приведено в таблице 12.</w:t>
+        <w:t>Описание понятий (классов) контекстной диаграммы приведено в таблице 14.</w:t>
       </w:r>
     </w:p>
     <w:p>
@@ -3181,7 +3799,7 @@
           <w:i w:val="0"/>
           <w:sz w:val="28"/>
         </w:rPr>
-        <w:t>Таблица 11</w:t>
+        <w:t>Таблица 14</w:t>
       </w:r>
     </w:p>
     <w:p>
@@ -3625,7 +4243,7 @@
           <w:i w:val="0"/>
           <w:sz w:val="28"/>
         </w:rPr>
-        <w:t>Диаграмма последовательности системы для определённого варианта использования показывает события, генерируемые действующим лицом, и их порядок. Система рассматривается как единое целое («чёрный ящик») и изображается с линией жизни; стрелки направлены от действующего лица к системе. Каждое системное событие инициирует выполнение системной операции; для наглядности множество системных операций представляют операциями абстрактного класса System. Диаграммы последовательности системы для всех вариантов использования приведены на рисунках 3–8, обобщённый класс системных операций — на рисунке 9. Описание каждой системной операции (по одной таблице на действие с системой) приведено в таблицах 12–22.</w:t>
+        <w:t>Диаграмма последовательности системы для определённого варианта использования показывает события, генерируемые действующим лицом, и их порядок. Система рассматривается как единое целое («чёрный ящик») и изображается с линией жизни; стрелки направлены от действующего лица к системе. Каждое системное событие инициирует выполнение системной операции; для наглядности множество системных операций представляют операциями абстрактного класса System. Диаграммы последовательности системы для всех вариантов использования приведены на рисунках 3–8, обобщённый класс системных операций — на рисунке 9. Описание каждой системной операции (по одной таблице на действие с системой) приведено в таблицах 15–25.</w:t>
       </w:r>
     </w:p>
     <w:p>
@@ -3696,7 +4314,7 @@
           <w:i w:val="0"/>
           <w:sz w:val="28"/>
         </w:rPr>
-        <w:t>Таблица 12</w:t>
+        <w:t>Таблица 15</w:t>
       </w:r>
     </w:p>
     <w:p>
@@ -4108,1308 +4726,6 @@
                 <w:sz w:val="26"/>
               </w:rPr>
               <w:t>Файл метаданных задан.</w:t>
-            </w:r>
-          </w:p>
-        </w:tc>
-      </w:tr>
-    </w:tbl>
-    <w:p>
-      <w:pPr>
-        <w:spacing w:after="40"/>
-      </w:pPr>
-    </w:p>
-    <w:p>
-      <w:pPr>
-        <w:spacing w:before="160"/>
-        <w:jc w:val="right"/>
-      </w:pPr>
-      <w:r>
-        <w:rPr>
-          <w:rFonts w:ascii="Times New Roman" w:hAnsi="Times New Roman" w:eastAsia="Times New Roman"/>
-          <w:b w:val="0"/>
-          <w:i w:val="0"/>
-          <w:sz w:val="28"/>
-        </w:rPr>
-        <w:t>Таблица 13</w:t>
-      </w:r>
-    </w:p>
-    <w:p>
-      <w:pPr>
-        <w:spacing w:after="40"/>
-        <w:jc w:val="center"/>
-      </w:pPr>
-      <w:r>
-        <w:rPr>
-          <w:rFonts w:ascii="Times New Roman" w:hAnsi="Times New Roman" w:eastAsia="Times New Roman"/>
-          <w:b w:val="0"/>
-          <w:i w:val="0"/>
-          <w:sz w:val="28"/>
-        </w:rPr>
-        <w:t>Описание системной операции «указатьКаталогГенерации»</w:t>
-      </w:r>
-    </w:p>
-    <w:tbl>
-      <w:tblPr>
-        <w:tblStyle w:val="TableGrid"/>
-        <w:tblW w:type="auto" w:w="0"/>
-        <w:jc w:val="center"/>
-        <w:tblLook w:firstColumn="1" w:firstRow="1" w:lastColumn="0" w:lastRow="0" w:noHBand="0" w:noVBand="1" w:val="04A0"/>
-      </w:tblPr>
-      <w:tblGrid>
-        <w:gridCol w:w="4844"/>
-        <w:gridCol w:w="4844"/>
-      </w:tblGrid>
-      <w:tr>
-        <w:tc>
-          <w:tcPr>
-            <w:tcW w:type="dxa" w:w="2154"/>
-            <w:shd w:val="clear" w:color="auto" w:fill="EFEFEF"/>
-          </w:tcPr>
-          <w:p>
-            <w:pPr>
-              <w:spacing w:line="240" w:lineRule="auto" w:after="0"/>
-            </w:pPr>
-            <w:r/>
-            <w:r>
-              <w:rPr>
-                <w:rFonts w:ascii="Times New Roman" w:hAnsi="Times New Roman" w:eastAsia="Times New Roman"/>
-                <w:b/>
-                <w:i w:val="0"/>
-                <w:sz w:val="26"/>
-              </w:rPr>
-              <w:t>Имя</w:t>
-            </w:r>
-          </w:p>
-        </w:tc>
-        <w:tc>
-          <w:tcPr>
-            <w:tcW w:type="dxa" w:w="7200"/>
-          </w:tcPr>
-          <w:p>
-            <w:pPr>
-              <w:spacing w:line="240" w:lineRule="auto" w:after="0"/>
-            </w:pPr>
-            <w:r/>
-            <w:r>
-              <w:rPr>
-                <w:rFonts w:ascii="Times New Roman" w:hAnsi="Times New Roman" w:eastAsia="Times New Roman"/>
-                <w:b w:val="0"/>
-                <w:i w:val="0"/>
-                <w:sz w:val="26"/>
-              </w:rPr>
-              <w:t>указатьКаталогГенерации(путь)</w:t>
-            </w:r>
-          </w:p>
-        </w:tc>
-      </w:tr>
-      <w:tr>
-        <w:tc>
-          <w:tcPr>
-            <w:tcW w:type="dxa" w:w="2154"/>
-            <w:shd w:val="clear" w:color="auto" w:fill="EFEFEF"/>
-          </w:tcPr>
-          <w:p>
-            <w:pPr>
-              <w:spacing w:line="240" w:lineRule="auto" w:after="0"/>
-            </w:pPr>
-            <w:r/>
-            <w:r>
-              <w:rPr>
-                <w:rFonts w:ascii="Times New Roman" w:hAnsi="Times New Roman" w:eastAsia="Times New Roman"/>
-                <w:b/>
-                <w:i w:val="0"/>
-                <w:sz w:val="26"/>
-              </w:rPr>
-              <w:t>Обязанности</w:t>
-            </w:r>
-          </w:p>
-        </w:tc>
-        <w:tc>
-          <w:tcPr>
-            <w:tcW w:type="dxa" w:w="7200"/>
-          </w:tcPr>
-          <w:p>
-            <w:pPr>
-              <w:spacing w:line="240" w:lineRule="auto" w:after="0"/>
-            </w:pPr>
-            <w:r/>
-            <w:r>
-              <w:rPr>
-                <w:rFonts w:ascii="Times New Roman" w:hAnsi="Times New Roman" w:eastAsia="Times New Roman"/>
-                <w:b w:val="0"/>
-                <w:i w:val="0"/>
-                <w:sz w:val="26"/>
-              </w:rPr>
-              <w:t>Принять и сохранить путь к каталогу для генерации тестового проекта.</w:t>
-            </w:r>
-          </w:p>
-        </w:tc>
-      </w:tr>
-      <w:tr>
-        <w:tc>
-          <w:tcPr>
-            <w:tcW w:type="dxa" w:w="2154"/>
-            <w:shd w:val="clear" w:color="auto" w:fill="EFEFEF"/>
-          </w:tcPr>
-          <w:p>
-            <w:pPr>
-              <w:spacing w:line="240" w:lineRule="auto" w:after="0"/>
-            </w:pPr>
-            <w:r/>
-            <w:r>
-              <w:rPr>
-                <w:rFonts w:ascii="Times New Roman" w:hAnsi="Times New Roman" w:eastAsia="Times New Roman"/>
-                <w:b/>
-                <w:i w:val="0"/>
-                <w:sz w:val="26"/>
-              </w:rPr>
-              <w:t>Тип</w:t>
-            </w:r>
-          </w:p>
-        </w:tc>
-        <w:tc>
-          <w:tcPr>
-            <w:tcW w:type="dxa" w:w="7200"/>
-          </w:tcPr>
-          <w:p>
-            <w:pPr>
-              <w:spacing w:line="240" w:lineRule="auto" w:after="0"/>
-            </w:pPr>
-            <w:r/>
-            <w:r>
-              <w:rPr>
-                <w:rFonts w:ascii="Times New Roman" w:hAnsi="Times New Roman" w:eastAsia="Times New Roman"/>
-                <w:b w:val="0"/>
-                <w:i w:val="0"/>
-                <w:sz w:val="26"/>
-              </w:rPr>
-              <w:t>Системная</w:t>
-            </w:r>
-          </w:p>
-        </w:tc>
-      </w:tr>
-      <w:tr>
-        <w:tc>
-          <w:tcPr>
-            <w:tcW w:type="dxa" w:w="2154"/>
-            <w:shd w:val="clear" w:color="auto" w:fill="EFEFEF"/>
-          </w:tcPr>
-          <w:p>
-            <w:pPr>
-              <w:spacing w:line="240" w:lineRule="auto" w:after="0"/>
-            </w:pPr>
-            <w:r/>
-            <w:r>
-              <w:rPr>
-                <w:rFonts w:ascii="Times New Roman" w:hAnsi="Times New Roman" w:eastAsia="Times New Roman"/>
-                <w:b/>
-                <w:i w:val="0"/>
-                <w:sz w:val="26"/>
-              </w:rPr>
-              <w:t>Ссылки</w:t>
-            </w:r>
-          </w:p>
-        </w:tc>
-        <w:tc>
-          <w:tcPr>
-            <w:tcW w:type="dxa" w:w="7200"/>
-          </w:tcPr>
-          <w:p>
-            <w:pPr>
-              <w:spacing w:line="240" w:lineRule="auto" w:after="0"/>
-            </w:pPr>
-            <w:r/>
-            <w:r>
-              <w:rPr>
-                <w:rFonts w:ascii="Times New Roman" w:hAnsi="Times New Roman" w:eastAsia="Times New Roman"/>
-                <w:b w:val="0"/>
-                <w:i w:val="0"/>
-                <w:sz w:val="26"/>
-              </w:rPr>
-              <w:t>ВИ «Подготовить параметры»</w:t>
-            </w:r>
-          </w:p>
-        </w:tc>
-      </w:tr>
-      <w:tr>
-        <w:tc>
-          <w:tcPr>
-            <w:tcW w:type="dxa" w:w="2154"/>
-            <w:shd w:val="clear" w:color="auto" w:fill="EFEFEF"/>
-          </w:tcPr>
-          <w:p>
-            <w:pPr>
-              <w:spacing w:line="240" w:lineRule="auto" w:after="0"/>
-            </w:pPr>
-            <w:r/>
-            <w:r>
-              <w:rPr>
-                <w:rFonts w:ascii="Times New Roman" w:hAnsi="Times New Roman" w:eastAsia="Times New Roman"/>
-                <w:b/>
-                <w:i w:val="0"/>
-                <w:sz w:val="26"/>
-              </w:rPr>
-              <w:t>Примечания</w:t>
-            </w:r>
-          </w:p>
-        </w:tc>
-        <w:tc>
-          <w:tcPr>
-            <w:tcW w:type="dxa" w:w="7200"/>
-          </w:tcPr>
-          <w:p>
-            <w:pPr>
-              <w:spacing w:line="240" w:lineRule="auto" w:after="0"/>
-            </w:pPr>
-            <w:r/>
-            <w:r>
-              <w:rPr>
-                <w:rFonts w:ascii="Times New Roman" w:hAnsi="Times New Roman" w:eastAsia="Times New Roman"/>
-                <w:b w:val="0"/>
-                <w:i w:val="0"/>
-                <w:sz w:val="26"/>
-              </w:rPr>
-              <w:t>В каталоге создаётся отдельная подпапка по имени XML-файла.</w:t>
-            </w:r>
-          </w:p>
-        </w:tc>
-      </w:tr>
-      <w:tr>
-        <w:tc>
-          <w:tcPr>
-            <w:tcW w:type="dxa" w:w="2154"/>
-            <w:shd w:val="clear" w:color="auto" w:fill="EFEFEF"/>
-          </w:tcPr>
-          <w:p>
-            <w:pPr>
-              <w:spacing w:line="240" w:lineRule="auto" w:after="0"/>
-            </w:pPr>
-            <w:r/>
-            <w:r>
-              <w:rPr>
-                <w:rFonts w:ascii="Times New Roman" w:hAnsi="Times New Roman" w:eastAsia="Times New Roman"/>
-                <w:b/>
-                <w:i w:val="0"/>
-                <w:sz w:val="26"/>
-              </w:rPr>
-              <w:t>Исключения</w:t>
-            </w:r>
-          </w:p>
-        </w:tc>
-        <w:tc>
-          <w:tcPr>
-            <w:tcW w:type="dxa" w:w="7200"/>
-          </w:tcPr>
-          <w:p>
-            <w:pPr>
-              <w:spacing w:line="240" w:lineRule="auto" w:after="0"/>
-            </w:pPr>
-            <w:r/>
-            <w:r>
-              <w:rPr>
-                <w:rFonts w:ascii="Times New Roman" w:hAnsi="Times New Roman" w:eastAsia="Times New Roman"/>
-                <w:b w:val="0"/>
-                <w:i w:val="0"/>
-                <w:sz w:val="26"/>
-              </w:rPr>
-              <w:t>Каталог недоступен для записи.</w:t>
-            </w:r>
-          </w:p>
-        </w:tc>
-      </w:tr>
-      <w:tr>
-        <w:tc>
-          <w:tcPr>
-            <w:tcW w:type="dxa" w:w="2154"/>
-            <w:shd w:val="clear" w:color="auto" w:fill="EFEFEF"/>
-          </w:tcPr>
-          <w:p>
-            <w:pPr>
-              <w:spacing w:line="240" w:lineRule="auto" w:after="0"/>
-            </w:pPr>
-            <w:r/>
-            <w:r>
-              <w:rPr>
-                <w:rFonts w:ascii="Times New Roman" w:hAnsi="Times New Roman" w:eastAsia="Times New Roman"/>
-                <w:b/>
-                <w:i w:val="0"/>
-                <w:sz w:val="26"/>
-              </w:rPr>
-              <w:t>Вывод</w:t>
-            </w:r>
-          </w:p>
-        </w:tc>
-        <w:tc>
-          <w:tcPr>
-            <w:tcW w:type="dxa" w:w="7200"/>
-          </w:tcPr>
-          <w:p>
-            <w:pPr>
-              <w:spacing w:line="240" w:lineRule="auto" w:after="0"/>
-            </w:pPr>
-            <w:r/>
-            <w:r>
-              <w:rPr>
-                <w:rFonts w:ascii="Times New Roman" w:hAnsi="Times New Roman" w:eastAsia="Times New Roman"/>
-                <w:b w:val="0"/>
-                <w:i w:val="0"/>
-                <w:sz w:val="26"/>
-              </w:rPr>
-              <w:t>Каталог генерации принят.</w:t>
-            </w:r>
-          </w:p>
-        </w:tc>
-      </w:tr>
-      <w:tr>
-        <w:tc>
-          <w:tcPr>
-            <w:tcW w:type="dxa" w:w="2154"/>
-            <w:shd w:val="clear" w:color="auto" w:fill="EFEFEF"/>
-          </w:tcPr>
-          <w:p>
-            <w:pPr>
-              <w:spacing w:line="240" w:lineRule="auto" w:after="0"/>
-            </w:pPr>
-            <w:r/>
-            <w:r>
-              <w:rPr>
-                <w:rFonts w:ascii="Times New Roman" w:hAnsi="Times New Roman" w:eastAsia="Times New Roman"/>
-                <w:b/>
-                <w:i w:val="0"/>
-                <w:sz w:val="26"/>
-              </w:rPr>
-              <w:t>Предусловие</w:t>
-            </w:r>
-          </w:p>
-        </w:tc>
-        <w:tc>
-          <w:tcPr>
-            <w:tcW w:type="dxa" w:w="7200"/>
-          </w:tcPr>
-          <w:p>
-            <w:pPr>
-              <w:spacing w:line="240" w:lineRule="auto" w:after="0"/>
-            </w:pPr>
-            <w:r/>
-            <w:r>
-              <w:rPr>
-                <w:rFonts w:ascii="Times New Roman" w:hAnsi="Times New Roman" w:eastAsia="Times New Roman"/>
-                <w:b w:val="0"/>
-                <w:i w:val="0"/>
-                <w:sz w:val="26"/>
-              </w:rPr>
-              <w:t>Система готова к вводу параметров.</w:t>
-            </w:r>
-          </w:p>
-        </w:tc>
-      </w:tr>
-      <w:tr>
-        <w:tc>
-          <w:tcPr>
-            <w:tcW w:type="dxa" w:w="2154"/>
-            <w:shd w:val="clear" w:color="auto" w:fill="EFEFEF"/>
-          </w:tcPr>
-          <w:p>
-            <w:pPr>
-              <w:spacing w:line="240" w:lineRule="auto" w:after="0"/>
-            </w:pPr>
-            <w:r/>
-            <w:r>
-              <w:rPr>
-                <w:rFonts w:ascii="Times New Roman" w:hAnsi="Times New Roman" w:eastAsia="Times New Roman"/>
-                <w:b/>
-                <w:i w:val="0"/>
-                <w:sz w:val="26"/>
-              </w:rPr>
-              <w:t>Постусловие</w:t>
-            </w:r>
-          </w:p>
-        </w:tc>
-        <w:tc>
-          <w:tcPr>
-            <w:tcW w:type="dxa" w:w="7200"/>
-          </w:tcPr>
-          <w:p>
-            <w:pPr>
-              <w:spacing w:line="240" w:lineRule="auto" w:after="0"/>
-            </w:pPr>
-            <w:r/>
-            <w:r>
-              <w:rPr>
-                <w:rFonts w:ascii="Times New Roman" w:hAnsi="Times New Roman" w:eastAsia="Times New Roman"/>
-                <w:b w:val="0"/>
-                <w:i w:val="0"/>
-                <w:sz w:val="26"/>
-              </w:rPr>
-              <w:t>Каталог генерации задан.</w:t>
-            </w:r>
-          </w:p>
-        </w:tc>
-      </w:tr>
-    </w:tbl>
-    <w:p>
-      <w:pPr>
-        <w:spacing w:after="40"/>
-      </w:pPr>
-    </w:p>
-    <w:p>
-      <w:pPr>
-        <w:spacing w:before="160"/>
-        <w:jc w:val="right"/>
-      </w:pPr>
-      <w:r>
-        <w:rPr>
-          <w:rFonts w:ascii="Times New Roman" w:hAnsi="Times New Roman" w:eastAsia="Times New Roman"/>
-          <w:b w:val="0"/>
-          <w:i w:val="0"/>
-          <w:sz w:val="28"/>
-        </w:rPr>
-        <w:t>Таблица 14</w:t>
-      </w:r>
-    </w:p>
-    <w:p>
-      <w:pPr>
-        <w:spacing w:after="40"/>
-        <w:jc w:val="center"/>
-      </w:pPr>
-      <w:r>
-        <w:rPr>
-          <w:rFonts w:ascii="Times New Roman" w:hAnsi="Times New Roman" w:eastAsia="Times New Roman"/>
-          <w:b w:val="0"/>
-          <w:i w:val="0"/>
-          <w:sz w:val="28"/>
-        </w:rPr>
-        <w:t>Описание системной операции «указатьАдресСайта»</w:t>
-      </w:r>
-    </w:p>
-    <w:tbl>
-      <w:tblPr>
-        <w:tblStyle w:val="TableGrid"/>
-        <w:tblW w:type="auto" w:w="0"/>
-        <w:jc w:val="center"/>
-        <w:tblLook w:firstColumn="1" w:firstRow="1" w:lastColumn="0" w:lastRow="0" w:noHBand="0" w:noVBand="1" w:val="04A0"/>
-      </w:tblPr>
-      <w:tblGrid>
-        <w:gridCol w:w="4844"/>
-        <w:gridCol w:w="4844"/>
-      </w:tblGrid>
-      <w:tr>
-        <w:tc>
-          <w:tcPr>
-            <w:tcW w:type="dxa" w:w="2154"/>
-            <w:shd w:val="clear" w:color="auto" w:fill="EFEFEF"/>
-          </w:tcPr>
-          <w:p>
-            <w:pPr>
-              <w:spacing w:line="240" w:lineRule="auto" w:after="0"/>
-            </w:pPr>
-            <w:r/>
-            <w:r>
-              <w:rPr>
-                <w:rFonts w:ascii="Times New Roman" w:hAnsi="Times New Roman" w:eastAsia="Times New Roman"/>
-                <w:b/>
-                <w:i w:val="0"/>
-                <w:sz w:val="26"/>
-              </w:rPr>
-              <w:t>Имя</w:t>
-            </w:r>
-          </w:p>
-        </w:tc>
-        <w:tc>
-          <w:tcPr>
-            <w:tcW w:type="dxa" w:w="7200"/>
-          </w:tcPr>
-          <w:p>
-            <w:pPr>
-              <w:spacing w:line="240" w:lineRule="auto" w:after="0"/>
-            </w:pPr>
-            <w:r/>
-            <w:r>
-              <w:rPr>
-                <w:rFonts w:ascii="Times New Roman" w:hAnsi="Times New Roman" w:eastAsia="Times New Roman"/>
-                <w:b w:val="0"/>
-                <w:i w:val="0"/>
-                <w:sz w:val="26"/>
-              </w:rPr>
-              <w:t>указатьАдресСайта(URL)</w:t>
-            </w:r>
-          </w:p>
-        </w:tc>
-      </w:tr>
-      <w:tr>
-        <w:tc>
-          <w:tcPr>
-            <w:tcW w:type="dxa" w:w="2154"/>
-            <w:shd w:val="clear" w:color="auto" w:fill="EFEFEF"/>
-          </w:tcPr>
-          <w:p>
-            <w:pPr>
-              <w:spacing w:line="240" w:lineRule="auto" w:after="0"/>
-            </w:pPr>
-            <w:r/>
-            <w:r>
-              <w:rPr>
-                <w:rFonts w:ascii="Times New Roman" w:hAnsi="Times New Roman" w:eastAsia="Times New Roman"/>
-                <w:b/>
-                <w:i w:val="0"/>
-                <w:sz w:val="26"/>
-              </w:rPr>
-              <w:t>Обязанности</w:t>
-            </w:r>
-          </w:p>
-        </w:tc>
-        <w:tc>
-          <w:tcPr>
-            <w:tcW w:type="dxa" w:w="7200"/>
-          </w:tcPr>
-          <w:p>
-            <w:pPr>
-              <w:spacing w:line="240" w:lineRule="auto" w:after="0"/>
-            </w:pPr>
-            <w:r/>
-            <w:r>
-              <w:rPr>
-                <w:rFonts w:ascii="Times New Roman" w:hAnsi="Times New Roman" w:eastAsia="Times New Roman"/>
-                <w:b w:val="0"/>
-                <w:i w:val="0"/>
-                <w:sz w:val="26"/>
-              </w:rPr>
-              <w:t>Принять и сохранить адрес тестируемого web-приложения.</w:t>
-            </w:r>
-          </w:p>
-        </w:tc>
-      </w:tr>
-      <w:tr>
-        <w:tc>
-          <w:tcPr>
-            <w:tcW w:type="dxa" w:w="2154"/>
-            <w:shd w:val="clear" w:color="auto" w:fill="EFEFEF"/>
-          </w:tcPr>
-          <w:p>
-            <w:pPr>
-              <w:spacing w:line="240" w:lineRule="auto" w:after="0"/>
-            </w:pPr>
-            <w:r/>
-            <w:r>
-              <w:rPr>
-                <w:rFonts w:ascii="Times New Roman" w:hAnsi="Times New Roman" w:eastAsia="Times New Roman"/>
-                <w:b/>
-                <w:i w:val="0"/>
-                <w:sz w:val="26"/>
-              </w:rPr>
-              <w:t>Тип</w:t>
-            </w:r>
-          </w:p>
-        </w:tc>
-        <w:tc>
-          <w:tcPr>
-            <w:tcW w:type="dxa" w:w="7200"/>
-          </w:tcPr>
-          <w:p>
-            <w:pPr>
-              <w:spacing w:line="240" w:lineRule="auto" w:after="0"/>
-            </w:pPr>
-            <w:r/>
-            <w:r>
-              <w:rPr>
-                <w:rFonts w:ascii="Times New Roman" w:hAnsi="Times New Roman" w:eastAsia="Times New Roman"/>
-                <w:b w:val="0"/>
-                <w:i w:val="0"/>
-                <w:sz w:val="26"/>
-              </w:rPr>
-              <w:t>Системная</w:t>
-            </w:r>
-          </w:p>
-        </w:tc>
-      </w:tr>
-      <w:tr>
-        <w:tc>
-          <w:tcPr>
-            <w:tcW w:type="dxa" w:w="2154"/>
-            <w:shd w:val="clear" w:color="auto" w:fill="EFEFEF"/>
-          </w:tcPr>
-          <w:p>
-            <w:pPr>
-              <w:spacing w:line="240" w:lineRule="auto" w:after="0"/>
-            </w:pPr>
-            <w:r/>
-            <w:r>
-              <w:rPr>
-                <w:rFonts w:ascii="Times New Roman" w:hAnsi="Times New Roman" w:eastAsia="Times New Roman"/>
-                <w:b/>
-                <w:i w:val="0"/>
-                <w:sz w:val="26"/>
-              </w:rPr>
-              <w:t>Ссылки</w:t>
-            </w:r>
-          </w:p>
-        </w:tc>
-        <w:tc>
-          <w:tcPr>
-            <w:tcW w:type="dxa" w:w="7200"/>
-          </w:tcPr>
-          <w:p>
-            <w:pPr>
-              <w:spacing w:line="240" w:lineRule="auto" w:after="0"/>
-            </w:pPr>
-            <w:r/>
-            <w:r>
-              <w:rPr>
-                <w:rFonts w:ascii="Times New Roman" w:hAnsi="Times New Roman" w:eastAsia="Times New Roman"/>
-                <w:b w:val="0"/>
-                <w:i w:val="0"/>
-                <w:sz w:val="26"/>
-              </w:rPr>
-              <w:t>ВИ «Подготовить параметры»</w:t>
-            </w:r>
-          </w:p>
-        </w:tc>
-      </w:tr>
-      <w:tr>
-        <w:tc>
-          <w:tcPr>
-            <w:tcW w:type="dxa" w:w="2154"/>
-            <w:shd w:val="clear" w:color="auto" w:fill="EFEFEF"/>
-          </w:tcPr>
-          <w:p>
-            <w:pPr>
-              <w:spacing w:line="240" w:lineRule="auto" w:after="0"/>
-            </w:pPr>
-            <w:r/>
-            <w:r>
-              <w:rPr>
-                <w:rFonts w:ascii="Times New Roman" w:hAnsi="Times New Roman" w:eastAsia="Times New Roman"/>
-                <w:b/>
-                <w:i w:val="0"/>
-                <w:sz w:val="26"/>
-              </w:rPr>
-              <w:t>Примечания</w:t>
-            </w:r>
-          </w:p>
-        </w:tc>
-        <w:tc>
-          <w:tcPr>
-            <w:tcW w:type="dxa" w:w="7200"/>
-          </w:tcPr>
-          <w:p>
-            <w:pPr>
-              <w:spacing w:line="240" w:lineRule="auto" w:after="0"/>
-            </w:pPr>
-            <w:r/>
-            <w:r>
-              <w:rPr>
-                <w:rFonts w:ascii="Times New Roman" w:hAnsi="Times New Roman" w:eastAsia="Times New Roman"/>
-                <w:b w:val="0"/>
-                <w:i w:val="0"/>
-                <w:sz w:val="26"/>
-              </w:rPr>
-              <w:t>Адрес используется при запуске автотестов.</w:t>
-            </w:r>
-          </w:p>
-        </w:tc>
-      </w:tr>
-      <w:tr>
-        <w:tc>
-          <w:tcPr>
-            <w:tcW w:type="dxa" w:w="2154"/>
-            <w:shd w:val="clear" w:color="auto" w:fill="EFEFEF"/>
-          </w:tcPr>
-          <w:p>
-            <w:pPr>
-              <w:spacing w:line="240" w:lineRule="auto" w:after="0"/>
-            </w:pPr>
-            <w:r/>
-            <w:r>
-              <w:rPr>
-                <w:rFonts w:ascii="Times New Roman" w:hAnsi="Times New Roman" w:eastAsia="Times New Roman"/>
-                <w:b/>
-                <w:i w:val="0"/>
-                <w:sz w:val="26"/>
-              </w:rPr>
-              <w:t>Исключения</w:t>
-            </w:r>
-          </w:p>
-        </w:tc>
-        <w:tc>
-          <w:tcPr>
-            <w:tcW w:type="dxa" w:w="7200"/>
-          </w:tcPr>
-          <w:p>
-            <w:pPr>
-              <w:spacing w:line="240" w:lineRule="auto" w:after="0"/>
-            </w:pPr>
-            <w:r/>
-            <w:r>
-              <w:rPr>
-                <w:rFonts w:ascii="Times New Roman" w:hAnsi="Times New Roman" w:eastAsia="Times New Roman"/>
-                <w:b w:val="0"/>
-                <w:i w:val="0"/>
-                <w:sz w:val="26"/>
-              </w:rPr>
-              <w:t>Адрес не указан.</w:t>
-            </w:r>
-          </w:p>
-        </w:tc>
-      </w:tr>
-      <w:tr>
-        <w:tc>
-          <w:tcPr>
-            <w:tcW w:type="dxa" w:w="2154"/>
-            <w:shd w:val="clear" w:color="auto" w:fill="EFEFEF"/>
-          </w:tcPr>
-          <w:p>
-            <w:pPr>
-              <w:spacing w:line="240" w:lineRule="auto" w:after="0"/>
-            </w:pPr>
-            <w:r/>
-            <w:r>
-              <w:rPr>
-                <w:rFonts w:ascii="Times New Roman" w:hAnsi="Times New Roman" w:eastAsia="Times New Roman"/>
-                <w:b/>
-                <w:i w:val="0"/>
-                <w:sz w:val="26"/>
-              </w:rPr>
-              <w:t>Вывод</w:t>
-            </w:r>
-          </w:p>
-        </w:tc>
-        <w:tc>
-          <w:tcPr>
-            <w:tcW w:type="dxa" w:w="7200"/>
-          </w:tcPr>
-          <w:p>
-            <w:pPr>
-              <w:spacing w:line="240" w:lineRule="auto" w:after="0"/>
-            </w:pPr>
-            <w:r/>
-            <w:r>
-              <w:rPr>
-                <w:rFonts w:ascii="Times New Roman" w:hAnsi="Times New Roman" w:eastAsia="Times New Roman"/>
-                <w:b w:val="0"/>
-                <w:i w:val="0"/>
-                <w:sz w:val="26"/>
-              </w:rPr>
-              <w:t>Адрес сайта принят.</w:t>
-            </w:r>
-          </w:p>
-        </w:tc>
-      </w:tr>
-      <w:tr>
-        <w:tc>
-          <w:tcPr>
-            <w:tcW w:type="dxa" w:w="2154"/>
-            <w:shd w:val="clear" w:color="auto" w:fill="EFEFEF"/>
-          </w:tcPr>
-          <w:p>
-            <w:pPr>
-              <w:spacing w:line="240" w:lineRule="auto" w:after="0"/>
-            </w:pPr>
-            <w:r/>
-            <w:r>
-              <w:rPr>
-                <w:rFonts w:ascii="Times New Roman" w:hAnsi="Times New Roman" w:eastAsia="Times New Roman"/>
-                <w:b/>
-                <w:i w:val="0"/>
-                <w:sz w:val="26"/>
-              </w:rPr>
-              <w:t>Предусловие</w:t>
-            </w:r>
-          </w:p>
-        </w:tc>
-        <w:tc>
-          <w:tcPr>
-            <w:tcW w:type="dxa" w:w="7200"/>
-          </w:tcPr>
-          <w:p>
-            <w:pPr>
-              <w:spacing w:line="240" w:lineRule="auto" w:after="0"/>
-            </w:pPr>
-            <w:r/>
-            <w:r>
-              <w:rPr>
-                <w:rFonts w:ascii="Times New Roman" w:hAnsi="Times New Roman" w:eastAsia="Times New Roman"/>
-                <w:b w:val="0"/>
-                <w:i w:val="0"/>
-                <w:sz w:val="26"/>
-              </w:rPr>
-              <w:t>Система готова к вводу параметров.</w:t>
-            </w:r>
-          </w:p>
-        </w:tc>
-      </w:tr>
-      <w:tr>
-        <w:tc>
-          <w:tcPr>
-            <w:tcW w:type="dxa" w:w="2154"/>
-            <w:shd w:val="clear" w:color="auto" w:fill="EFEFEF"/>
-          </w:tcPr>
-          <w:p>
-            <w:pPr>
-              <w:spacing w:line="240" w:lineRule="auto" w:after="0"/>
-            </w:pPr>
-            <w:r/>
-            <w:r>
-              <w:rPr>
-                <w:rFonts w:ascii="Times New Roman" w:hAnsi="Times New Roman" w:eastAsia="Times New Roman"/>
-                <w:b/>
-                <w:i w:val="0"/>
-                <w:sz w:val="26"/>
-              </w:rPr>
-              <w:t>Постусловие</w:t>
-            </w:r>
-          </w:p>
-        </w:tc>
-        <w:tc>
-          <w:tcPr>
-            <w:tcW w:type="dxa" w:w="7200"/>
-          </w:tcPr>
-          <w:p>
-            <w:pPr>
-              <w:spacing w:line="240" w:lineRule="auto" w:after="0"/>
-            </w:pPr>
-            <w:r/>
-            <w:r>
-              <w:rPr>
-                <w:rFonts w:ascii="Times New Roman" w:hAnsi="Times New Roman" w:eastAsia="Times New Roman"/>
-                <w:b w:val="0"/>
-                <w:i w:val="0"/>
-                <w:sz w:val="26"/>
-              </w:rPr>
-              <w:t>Адрес тестируемого сайта задан.</w:t>
-            </w:r>
-          </w:p>
-        </w:tc>
-      </w:tr>
-    </w:tbl>
-    <w:p>
-      <w:pPr>
-        <w:spacing w:after="40"/>
-      </w:pPr>
-    </w:p>
-    <w:p>
-      <w:pPr>
-        <w:spacing w:before="160"/>
-        <w:jc w:val="right"/>
-      </w:pPr>
-      <w:r>
-        <w:rPr>
-          <w:rFonts w:ascii="Times New Roman" w:hAnsi="Times New Roman" w:eastAsia="Times New Roman"/>
-          <w:b w:val="0"/>
-          <w:i w:val="0"/>
-          <w:sz w:val="28"/>
-        </w:rPr>
-        <w:t>Таблица 15</w:t>
-      </w:r>
-    </w:p>
-    <w:p>
-      <w:pPr>
-        <w:spacing w:after="40"/>
-        <w:jc w:val="center"/>
-      </w:pPr>
-      <w:r>
-        <w:rPr>
-          <w:rFonts w:ascii="Times New Roman" w:hAnsi="Times New Roman" w:eastAsia="Times New Roman"/>
-          <w:b w:val="0"/>
-          <w:i w:val="0"/>
-          <w:sz w:val="28"/>
-        </w:rPr>
-        <w:t>Описание системной операции «указатьУчётныеДанные»</w:t>
-      </w:r>
-    </w:p>
-    <w:tbl>
-      <w:tblPr>
-        <w:tblStyle w:val="TableGrid"/>
-        <w:tblW w:type="auto" w:w="0"/>
-        <w:jc w:val="center"/>
-        <w:tblLook w:firstColumn="1" w:firstRow="1" w:lastColumn="0" w:lastRow="0" w:noHBand="0" w:noVBand="1" w:val="04A0"/>
-      </w:tblPr>
-      <w:tblGrid>
-        <w:gridCol w:w="4844"/>
-        <w:gridCol w:w="4844"/>
-      </w:tblGrid>
-      <w:tr>
-        <w:tc>
-          <w:tcPr>
-            <w:tcW w:type="dxa" w:w="2154"/>
-            <w:shd w:val="clear" w:color="auto" w:fill="EFEFEF"/>
-          </w:tcPr>
-          <w:p>
-            <w:pPr>
-              <w:spacing w:line="240" w:lineRule="auto" w:after="0"/>
-            </w:pPr>
-            <w:r/>
-            <w:r>
-              <w:rPr>
-                <w:rFonts w:ascii="Times New Roman" w:hAnsi="Times New Roman" w:eastAsia="Times New Roman"/>
-                <w:b/>
-                <w:i w:val="0"/>
-                <w:sz w:val="26"/>
-              </w:rPr>
-              <w:t>Имя</w:t>
-            </w:r>
-          </w:p>
-        </w:tc>
-        <w:tc>
-          <w:tcPr>
-            <w:tcW w:type="dxa" w:w="7200"/>
-          </w:tcPr>
-          <w:p>
-            <w:pPr>
-              <w:spacing w:line="240" w:lineRule="auto" w:after="0"/>
-            </w:pPr>
-            <w:r/>
-            <w:r>
-              <w:rPr>
-                <w:rFonts w:ascii="Times New Roman" w:hAnsi="Times New Roman" w:eastAsia="Times New Roman"/>
-                <w:b w:val="0"/>
-                <w:i w:val="0"/>
-                <w:sz w:val="26"/>
-              </w:rPr>
-              <w:t>указатьУчётныеДанные(логин, пароль)</w:t>
-            </w:r>
-          </w:p>
-        </w:tc>
-      </w:tr>
-      <w:tr>
-        <w:tc>
-          <w:tcPr>
-            <w:tcW w:type="dxa" w:w="2154"/>
-            <w:shd w:val="clear" w:color="auto" w:fill="EFEFEF"/>
-          </w:tcPr>
-          <w:p>
-            <w:pPr>
-              <w:spacing w:line="240" w:lineRule="auto" w:after="0"/>
-            </w:pPr>
-            <w:r/>
-            <w:r>
-              <w:rPr>
-                <w:rFonts w:ascii="Times New Roman" w:hAnsi="Times New Roman" w:eastAsia="Times New Roman"/>
-                <w:b/>
-                <w:i w:val="0"/>
-                <w:sz w:val="26"/>
-              </w:rPr>
-              <w:t>Обязанности</w:t>
-            </w:r>
-          </w:p>
-        </w:tc>
-        <w:tc>
-          <w:tcPr>
-            <w:tcW w:type="dxa" w:w="7200"/>
-          </w:tcPr>
-          <w:p>
-            <w:pPr>
-              <w:spacing w:line="240" w:lineRule="auto" w:after="0"/>
-            </w:pPr>
-            <w:r/>
-            <w:r>
-              <w:rPr>
-                <w:rFonts w:ascii="Times New Roman" w:hAnsi="Times New Roman" w:eastAsia="Times New Roman"/>
-                <w:b w:val="0"/>
-                <w:i w:val="0"/>
-                <w:sz w:val="26"/>
-              </w:rPr>
-              <w:t>Принять учётные данные для входа в тестируемое приложение.</w:t>
-            </w:r>
-          </w:p>
-        </w:tc>
-      </w:tr>
-      <w:tr>
-        <w:tc>
-          <w:tcPr>
-            <w:tcW w:type="dxa" w:w="2154"/>
-            <w:shd w:val="clear" w:color="auto" w:fill="EFEFEF"/>
-          </w:tcPr>
-          <w:p>
-            <w:pPr>
-              <w:spacing w:line="240" w:lineRule="auto" w:after="0"/>
-            </w:pPr>
-            <w:r/>
-            <w:r>
-              <w:rPr>
-                <w:rFonts w:ascii="Times New Roman" w:hAnsi="Times New Roman" w:eastAsia="Times New Roman"/>
-                <w:b/>
-                <w:i w:val="0"/>
-                <w:sz w:val="26"/>
-              </w:rPr>
-              <w:t>Тип</w:t>
-            </w:r>
-          </w:p>
-        </w:tc>
-        <w:tc>
-          <w:tcPr>
-            <w:tcW w:type="dxa" w:w="7200"/>
-          </w:tcPr>
-          <w:p>
-            <w:pPr>
-              <w:spacing w:line="240" w:lineRule="auto" w:after="0"/>
-            </w:pPr>
-            <w:r/>
-            <w:r>
-              <w:rPr>
-                <w:rFonts w:ascii="Times New Roman" w:hAnsi="Times New Roman" w:eastAsia="Times New Roman"/>
-                <w:b w:val="0"/>
-                <w:i w:val="0"/>
-                <w:sz w:val="26"/>
-              </w:rPr>
-              <w:t>Системная</w:t>
-            </w:r>
-          </w:p>
-        </w:tc>
-      </w:tr>
-      <w:tr>
-        <w:tc>
-          <w:tcPr>
-            <w:tcW w:type="dxa" w:w="2154"/>
-            <w:shd w:val="clear" w:color="auto" w:fill="EFEFEF"/>
-          </w:tcPr>
-          <w:p>
-            <w:pPr>
-              <w:spacing w:line="240" w:lineRule="auto" w:after="0"/>
-            </w:pPr>
-            <w:r/>
-            <w:r>
-              <w:rPr>
-                <w:rFonts w:ascii="Times New Roman" w:hAnsi="Times New Roman" w:eastAsia="Times New Roman"/>
-                <w:b/>
-                <w:i w:val="0"/>
-                <w:sz w:val="26"/>
-              </w:rPr>
-              <w:t>Ссылки</w:t>
-            </w:r>
-          </w:p>
-        </w:tc>
-        <w:tc>
-          <w:tcPr>
-            <w:tcW w:type="dxa" w:w="7200"/>
-          </w:tcPr>
-          <w:p>
-            <w:pPr>
-              <w:spacing w:line="240" w:lineRule="auto" w:after="0"/>
-            </w:pPr>
-            <w:r/>
-            <w:r>
-              <w:rPr>
-                <w:rFonts w:ascii="Times New Roman" w:hAnsi="Times New Roman" w:eastAsia="Times New Roman"/>
-                <w:b w:val="0"/>
-                <w:i w:val="0"/>
-                <w:sz w:val="26"/>
-              </w:rPr>
-              <w:t>ВИ «Подготовить параметры»</w:t>
-            </w:r>
-          </w:p>
-        </w:tc>
-      </w:tr>
-      <w:tr>
-        <w:tc>
-          <w:tcPr>
-            <w:tcW w:type="dxa" w:w="2154"/>
-            <w:shd w:val="clear" w:color="auto" w:fill="EFEFEF"/>
-          </w:tcPr>
-          <w:p>
-            <w:pPr>
-              <w:spacing w:line="240" w:lineRule="auto" w:after="0"/>
-            </w:pPr>
-            <w:r/>
-            <w:r>
-              <w:rPr>
-                <w:rFonts w:ascii="Times New Roman" w:hAnsi="Times New Roman" w:eastAsia="Times New Roman"/>
-                <w:b/>
-                <w:i w:val="0"/>
-                <w:sz w:val="26"/>
-              </w:rPr>
-              <w:t>Примечания</w:t>
-            </w:r>
-          </w:p>
-        </w:tc>
-        <w:tc>
-          <w:tcPr>
-            <w:tcW w:type="dxa" w:w="7200"/>
-          </w:tcPr>
-          <w:p>
-            <w:pPr>
-              <w:spacing w:line="240" w:lineRule="auto" w:after="0"/>
-            </w:pPr>
-            <w:r/>
-            <w:r>
-              <w:rPr>
-                <w:rFonts w:ascii="Times New Roman" w:hAnsi="Times New Roman" w:eastAsia="Times New Roman"/>
-                <w:b w:val="0"/>
-                <w:i w:val="0"/>
-                <w:sz w:val="26"/>
-              </w:rPr>
-              <w:t>Используются при авторизации во время прогона.</w:t>
-            </w:r>
-          </w:p>
-        </w:tc>
-      </w:tr>
-      <w:tr>
-        <w:tc>
-          <w:tcPr>
-            <w:tcW w:type="dxa" w:w="2154"/>
-            <w:shd w:val="clear" w:color="auto" w:fill="EFEFEF"/>
-          </w:tcPr>
-          <w:p>
-            <w:pPr>
-              <w:spacing w:line="240" w:lineRule="auto" w:after="0"/>
-            </w:pPr>
-            <w:r/>
-            <w:r>
-              <w:rPr>
-                <w:rFonts w:ascii="Times New Roman" w:hAnsi="Times New Roman" w:eastAsia="Times New Roman"/>
-                <w:b/>
-                <w:i w:val="0"/>
-                <w:sz w:val="26"/>
-              </w:rPr>
-              <w:t>Исключения</w:t>
-            </w:r>
-          </w:p>
-        </w:tc>
-        <w:tc>
-          <w:tcPr>
-            <w:tcW w:type="dxa" w:w="7200"/>
-          </w:tcPr>
-          <w:p>
-            <w:pPr>
-              <w:spacing w:line="240" w:lineRule="auto" w:after="0"/>
-            </w:pPr>
-            <w:r/>
-            <w:r>
-              <w:rPr>
-                <w:rFonts w:ascii="Times New Roman" w:hAnsi="Times New Roman" w:eastAsia="Times New Roman"/>
-                <w:b w:val="0"/>
-                <w:i w:val="0"/>
-                <w:sz w:val="26"/>
-              </w:rPr>
-              <w:t>–</w:t>
-            </w:r>
-          </w:p>
-        </w:tc>
-      </w:tr>
-      <w:tr>
-        <w:tc>
-          <w:tcPr>
-            <w:tcW w:type="dxa" w:w="2154"/>
-            <w:shd w:val="clear" w:color="auto" w:fill="EFEFEF"/>
-          </w:tcPr>
-          <w:p>
-            <w:pPr>
-              <w:spacing w:line="240" w:lineRule="auto" w:after="0"/>
-            </w:pPr>
-            <w:r/>
-            <w:r>
-              <w:rPr>
-                <w:rFonts w:ascii="Times New Roman" w:hAnsi="Times New Roman" w:eastAsia="Times New Roman"/>
-                <w:b/>
-                <w:i w:val="0"/>
-                <w:sz w:val="26"/>
-              </w:rPr>
-              <w:t>Вывод</w:t>
-            </w:r>
-          </w:p>
-        </w:tc>
-        <w:tc>
-          <w:tcPr>
-            <w:tcW w:type="dxa" w:w="7200"/>
-          </w:tcPr>
-          <w:p>
-            <w:pPr>
-              <w:spacing w:line="240" w:lineRule="auto" w:after="0"/>
-            </w:pPr>
-            <w:r/>
-            <w:r>
-              <w:rPr>
-                <w:rFonts w:ascii="Times New Roman" w:hAnsi="Times New Roman" w:eastAsia="Times New Roman"/>
-                <w:b w:val="0"/>
-                <w:i w:val="0"/>
-                <w:sz w:val="26"/>
-              </w:rPr>
-              <w:t>Учётные данные приняты.</w:t>
-            </w:r>
-          </w:p>
-        </w:tc>
-      </w:tr>
-      <w:tr>
-        <w:tc>
-          <w:tcPr>
-            <w:tcW w:type="dxa" w:w="2154"/>
-            <w:shd w:val="clear" w:color="auto" w:fill="EFEFEF"/>
-          </w:tcPr>
-          <w:p>
-            <w:pPr>
-              <w:spacing w:line="240" w:lineRule="auto" w:after="0"/>
-            </w:pPr>
-            <w:r/>
-            <w:r>
-              <w:rPr>
-                <w:rFonts w:ascii="Times New Roman" w:hAnsi="Times New Roman" w:eastAsia="Times New Roman"/>
-                <w:b/>
-                <w:i w:val="0"/>
-                <w:sz w:val="26"/>
-              </w:rPr>
-              <w:t>Предусловие</w:t>
-            </w:r>
-          </w:p>
-        </w:tc>
-        <w:tc>
-          <w:tcPr>
-            <w:tcW w:type="dxa" w:w="7200"/>
-          </w:tcPr>
-          <w:p>
-            <w:pPr>
-              <w:spacing w:line="240" w:lineRule="auto" w:after="0"/>
-            </w:pPr>
-            <w:r/>
-            <w:r>
-              <w:rPr>
-                <w:rFonts w:ascii="Times New Roman" w:hAnsi="Times New Roman" w:eastAsia="Times New Roman"/>
-                <w:b w:val="0"/>
-                <w:i w:val="0"/>
-                <w:sz w:val="26"/>
-              </w:rPr>
-              <w:t>Система готова к вводу параметров.</w:t>
-            </w:r>
-          </w:p>
-        </w:tc>
-      </w:tr>
-      <w:tr>
-        <w:tc>
-          <w:tcPr>
-            <w:tcW w:type="dxa" w:w="2154"/>
-            <w:shd w:val="clear" w:color="auto" w:fill="EFEFEF"/>
-          </w:tcPr>
-          <w:p>
-            <w:pPr>
-              <w:spacing w:line="240" w:lineRule="auto" w:after="0"/>
-            </w:pPr>
-            <w:r/>
-            <w:r>
-              <w:rPr>
-                <w:rFonts w:ascii="Times New Roman" w:hAnsi="Times New Roman" w:eastAsia="Times New Roman"/>
-                <w:b/>
-                <w:i w:val="0"/>
-                <w:sz w:val="26"/>
-              </w:rPr>
-              <w:t>Постусловие</w:t>
-            </w:r>
-          </w:p>
-        </w:tc>
-        <w:tc>
-          <w:tcPr>
-            <w:tcW w:type="dxa" w:w="7200"/>
-          </w:tcPr>
-          <w:p>
-            <w:pPr>
-              <w:spacing w:line="240" w:lineRule="auto" w:after="0"/>
-            </w:pPr>
-            <w:r/>
-            <w:r>
-              <w:rPr>
-                <w:rFonts w:ascii="Times New Roman" w:hAnsi="Times New Roman" w:eastAsia="Times New Roman"/>
-                <w:b w:val="0"/>
-                <w:i w:val="0"/>
-                <w:sz w:val="26"/>
-              </w:rPr>
-              <w:t>Учётные данные заданы.</w:t>
             </w:r>
           </w:p>
         </w:tc>
@@ -5447,7 +4763,7 @@
           <w:i w:val="0"/>
           <w:sz w:val="28"/>
         </w:rPr>
-        <w:t>Описание системной операции «выбратьТипСайта»</w:t>
+        <w:t>Описание системной операции «указатьКаталогГенерации»</w:t>
       </w:r>
     </w:p>
     <w:tbl>
@@ -5499,7 +4815,7 @@
                 <w:i w:val="0"/>
                 <w:sz w:val="26"/>
               </w:rPr>
-              <w:t>выбратьТипСайта(тип)</w:t>
+              <w:t>указатьКаталогГенерации(путь)</w:t>
             </w:r>
           </w:p>
         </w:tc>
@@ -5542,7 +4858,7 @@
                 <w:i w:val="0"/>
                 <w:sz w:val="26"/>
               </w:rPr>
-              <w:t>Задать тип тестируемого сайта, определяющий стратегию навигации.</w:t>
+              <w:t>Принять и сохранить путь к каталогу для генерации тестового проекта.</w:t>
             </w:r>
           </w:p>
         </w:tc>
@@ -5671,7 +4987,7 @@
                 <w:i w:val="0"/>
                 <w:sz w:val="26"/>
               </w:rPr>
-              <w:t>Возможные значения: E3Core, обычный HTML-сайт, пользовательский.</w:t>
+              <w:t>В каталоге создаётся отдельная подпапка по имени XML-файла.</w:t>
             </w:r>
           </w:p>
         </w:tc>
@@ -5714,7 +5030,7 @@
                 <w:i w:val="0"/>
                 <w:sz w:val="26"/>
               </w:rPr>
-              <w:t>–</w:t>
+              <w:t>Каталог недоступен для записи.</w:t>
             </w:r>
           </w:p>
         </w:tc>
@@ -5757,7 +5073,7 @@
                 <w:i w:val="0"/>
                 <w:sz w:val="26"/>
               </w:rPr>
-              <w:t>Тип сайта выбран.</w:t>
+              <w:t>Каталог генерации принят.</w:t>
             </w:r>
           </w:p>
         </w:tc>
@@ -5843,7 +5159,7 @@
                 <w:i w:val="0"/>
                 <w:sz w:val="26"/>
               </w:rPr>
-              <w:t>Тип сайта задан.</w:t>
+              <w:t>Каталог генерации задан.</w:t>
             </w:r>
           </w:p>
         </w:tc>
@@ -5867,6 +5183,1308 @@
           <w:sz w:val="28"/>
         </w:rPr>
         <w:t>Таблица 17</w:t>
+      </w:r>
+    </w:p>
+    <w:p>
+      <w:pPr>
+        <w:spacing w:after="40"/>
+        <w:jc w:val="center"/>
+      </w:pPr>
+      <w:r>
+        <w:rPr>
+          <w:rFonts w:ascii="Times New Roman" w:hAnsi="Times New Roman" w:eastAsia="Times New Roman"/>
+          <w:b w:val="0"/>
+          <w:i w:val="0"/>
+          <w:sz w:val="28"/>
+        </w:rPr>
+        <w:t>Описание системной операции «указатьАдресСайта»</w:t>
+      </w:r>
+    </w:p>
+    <w:tbl>
+      <w:tblPr>
+        <w:tblStyle w:val="TableGrid"/>
+        <w:tblW w:type="auto" w:w="0"/>
+        <w:jc w:val="center"/>
+        <w:tblLook w:firstColumn="1" w:firstRow="1" w:lastColumn="0" w:lastRow="0" w:noHBand="0" w:noVBand="1" w:val="04A0"/>
+      </w:tblPr>
+      <w:tblGrid>
+        <w:gridCol w:w="4844"/>
+        <w:gridCol w:w="4844"/>
+      </w:tblGrid>
+      <w:tr>
+        <w:tc>
+          <w:tcPr>
+            <w:tcW w:type="dxa" w:w="2154"/>
+            <w:shd w:val="clear" w:color="auto" w:fill="EFEFEF"/>
+          </w:tcPr>
+          <w:p>
+            <w:pPr>
+              <w:spacing w:line="240" w:lineRule="auto" w:after="0"/>
+            </w:pPr>
+            <w:r/>
+            <w:r>
+              <w:rPr>
+                <w:rFonts w:ascii="Times New Roman" w:hAnsi="Times New Roman" w:eastAsia="Times New Roman"/>
+                <w:b/>
+                <w:i w:val="0"/>
+                <w:sz w:val="26"/>
+              </w:rPr>
+              <w:t>Имя</w:t>
+            </w:r>
+          </w:p>
+        </w:tc>
+        <w:tc>
+          <w:tcPr>
+            <w:tcW w:type="dxa" w:w="7200"/>
+          </w:tcPr>
+          <w:p>
+            <w:pPr>
+              <w:spacing w:line="240" w:lineRule="auto" w:after="0"/>
+            </w:pPr>
+            <w:r/>
+            <w:r>
+              <w:rPr>
+                <w:rFonts w:ascii="Times New Roman" w:hAnsi="Times New Roman" w:eastAsia="Times New Roman"/>
+                <w:b w:val="0"/>
+                <w:i w:val="0"/>
+                <w:sz w:val="26"/>
+              </w:rPr>
+              <w:t>указатьАдресСайта(URL)</w:t>
+            </w:r>
+          </w:p>
+        </w:tc>
+      </w:tr>
+      <w:tr>
+        <w:tc>
+          <w:tcPr>
+            <w:tcW w:type="dxa" w:w="2154"/>
+            <w:shd w:val="clear" w:color="auto" w:fill="EFEFEF"/>
+          </w:tcPr>
+          <w:p>
+            <w:pPr>
+              <w:spacing w:line="240" w:lineRule="auto" w:after="0"/>
+            </w:pPr>
+            <w:r/>
+            <w:r>
+              <w:rPr>
+                <w:rFonts w:ascii="Times New Roman" w:hAnsi="Times New Roman" w:eastAsia="Times New Roman"/>
+                <w:b/>
+                <w:i w:val="0"/>
+                <w:sz w:val="26"/>
+              </w:rPr>
+              <w:t>Обязанности</w:t>
+            </w:r>
+          </w:p>
+        </w:tc>
+        <w:tc>
+          <w:tcPr>
+            <w:tcW w:type="dxa" w:w="7200"/>
+          </w:tcPr>
+          <w:p>
+            <w:pPr>
+              <w:spacing w:line="240" w:lineRule="auto" w:after="0"/>
+            </w:pPr>
+            <w:r/>
+            <w:r>
+              <w:rPr>
+                <w:rFonts w:ascii="Times New Roman" w:hAnsi="Times New Roman" w:eastAsia="Times New Roman"/>
+                <w:b w:val="0"/>
+                <w:i w:val="0"/>
+                <w:sz w:val="26"/>
+              </w:rPr>
+              <w:t>Принять и сохранить адрес тестируемого web-приложения.</w:t>
+            </w:r>
+          </w:p>
+        </w:tc>
+      </w:tr>
+      <w:tr>
+        <w:tc>
+          <w:tcPr>
+            <w:tcW w:type="dxa" w:w="2154"/>
+            <w:shd w:val="clear" w:color="auto" w:fill="EFEFEF"/>
+          </w:tcPr>
+          <w:p>
+            <w:pPr>
+              <w:spacing w:line="240" w:lineRule="auto" w:after="0"/>
+            </w:pPr>
+            <w:r/>
+            <w:r>
+              <w:rPr>
+                <w:rFonts w:ascii="Times New Roman" w:hAnsi="Times New Roman" w:eastAsia="Times New Roman"/>
+                <w:b/>
+                <w:i w:val="0"/>
+                <w:sz w:val="26"/>
+              </w:rPr>
+              <w:t>Тип</w:t>
+            </w:r>
+          </w:p>
+        </w:tc>
+        <w:tc>
+          <w:tcPr>
+            <w:tcW w:type="dxa" w:w="7200"/>
+          </w:tcPr>
+          <w:p>
+            <w:pPr>
+              <w:spacing w:line="240" w:lineRule="auto" w:after="0"/>
+            </w:pPr>
+            <w:r/>
+            <w:r>
+              <w:rPr>
+                <w:rFonts w:ascii="Times New Roman" w:hAnsi="Times New Roman" w:eastAsia="Times New Roman"/>
+                <w:b w:val="0"/>
+                <w:i w:val="0"/>
+                <w:sz w:val="26"/>
+              </w:rPr>
+              <w:t>Системная</w:t>
+            </w:r>
+          </w:p>
+        </w:tc>
+      </w:tr>
+      <w:tr>
+        <w:tc>
+          <w:tcPr>
+            <w:tcW w:type="dxa" w:w="2154"/>
+            <w:shd w:val="clear" w:color="auto" w:fill="EFEFEF"/>
+          </w:tcPr>
+          <w:p>
+            <w:pPr>
+              <w:spacing w:line="240" w:lineRule="auto" w:after="0"/>
+            </w:pPr>
+            <w:r/>
+            <w:r>
+              <w:rPr>
+                <w:rFonts w:ascii="Times New Roman" w:hAnsi="Times New Roman" w:eastAsia="Times New Roman"/>
+                <w:b/>
+                <w:i w:val="0"/>
+                <w:sz w:val="26"/>
+              </w:rPr>
+              <w:t>Ссылки</w:t>
+            </w:r>
+          </w:p>
+        </w:tc>
+        <w:tc>
+          <w:tcPr>
+            <w:tcW w:type="dxa" w:w="7200"/>
+          </w:tcPr>
+          <w:p>
+            <w:pPr>
+              <w:spacing w:line="240" w:lineRule="auto" w:after="0"/>
+            </w:pPr>
+            <w:r/>
+            <w:r>
+              <w:rPr>
+                <w:rFonts w:ascii="Times New Roman" w:hAnsi="Times New Roman" w:eastAsia="Times New Roman"/>
+                <w:b w:val="0"/>
+                <w:i w:val="0"/>
+                <w:sz w:val="26"/>
+              </w:rPr>
+              <w:t>ВИ «Подготовить параметры»</w:t>
+            </w:r>
+          </w:p>
+        </w:tc>
+      </w:tr>
+      <w:tr>
+        <w:tc>
+          <w:tcPr>
+            <w:tcW w:type="dxa" w:w="2154"/>
+            <w:shd w:val="clear" w:color="auto" w:fill="EFEFEF"/>
+          </w:tcPr>
+          <w:p>
+            <w:pPr>
+              <w:spacing w:line="240" w:lineRule="auto" w:after="0"/>
+            </w:pPr>
+            <w:r/>
+            <w:r>
+              <w:rPr>
+                <w:rFonts w:ascii="Times New Roman" w:hAnsi="Times New Roman" w:eastAsia="Times New Roman"/>
+                <w:b/>
+                <w:i w:val="0"/>
+                <w:sz w:val="26"/>
+              </w:rPr>
+              <w:t>Примечания</w:t>
+            </w:r>
+          </w:p>
+        </w:tc>
+        <w:tc>
+          <w:tcPr>
+            <w:tcW w:type="dxa" w:w="7200"/>
+          </w:tcPr>
+          <w:p>
+            <w:pPr>
+              <w:spacing w:line="240" w:lineRule="auto" w:after="0"/>
+            </w:pPr>
+            <w:r/>
+            <w:r>
+              <w:rPr>
+                <w:rFonts w:ascii="Times New Roman" w:hAnsi="Times New Roman" w:eastAsia="Times New Roman"/>
+                <w:b w:val="0"/>
+                <w:i w:val="0"/>
+                <w:sz w:val="26"/>
+              </w:rPr>
+              <w:t>Адрес используется при запуске автотестов.</w:t>
+            </w:r>
+          </w:p>
+        </w:tc>
+      </w:tr>
+      <w:tr>
+        <w:tc>
+          <w:tcPr>
+            <w:tcW w:type="dxa" w:w="2154"/>
+            <w:shd w:val="clear" w:color="auto" w:fill="EFEFEF"/>
+          </w:tcPr>
+          <w:p>
+            <w:pPr>
+              <w:spacing w:line="240" w:lineRule="auto" w:after="0"/>
+            </w:pPr>
+            <w:r/>
+            <w:r>
+              <w:rPr>
+                <w:rFonts w:ascii="Times New Roman" w:hAnsi="Times New Roman" w:eastAsia="Times New Roman"/>
+                <w:b/>
+                <w:i w:val="0"/>
+                <w:sz w:val="26"/>
+              </w:rPr>
+              <w:t>Исключения</w:t>
+            </w:r>
+          </w:p>
+        </w:tc>
+        <w:tc>
+          <w:tcPr>
+            <w:tcW w:type="dxa" w:w="7200"/>
+          </w:tcPr>
+          <w:p>
+            <w:pPr>
+              <w:spacing w:line="240" w:lineRule="auto" w:after="0"/>
+            </w:pPr>
+            <w:r/>
+            <w:r>
+              <w:rPr>
+                <w:rFonts w:ascii="Times New Roman" w:hAnsi="Times New Roman" w:eastAsia="Times New Roman"/>
+                <w:b w:val="0"/>
+                <w:i w:val="0"/>
+                <w:sz w:val="26"/>
+              </w:rPr>
+              <w:t>Адрес не указан.</w:t>
+            </w:r>
+          </w:p>
+        </w:tc>
+      </w:tr>
+      <w:tr>
+        <w:tc>
+          <w:tcPr>
+            <w:tcW w:type="dxa" w:w="2154"/>
+            <w:shd w:val="clear" w:color="auto" w:fill="EFEFEF"/>
+          </w:tcPr>
+          <w:p>
+            <w:pPr>
+              <w:spacing w:line="240" w:lineRule="auto" w:after="0"/>
+            </w:pPr>
+            <w:r/>
+            <w:r>
+              <w:rPr>
+                <w:rFonts w:ascii="Times New Roman" w:hAnsi="Times New Roman" w:eastAsia="Times New Roman"/>
+                <w:b/>
+                <w:i w:val="0"/>
+                <w:sz w:val="26"/>
+              </w:rPr>
+              <w:t>Вывод</w:t>
+            </w:r>
+          </w:p>
+        </w:tc>
+        <w:tc>
+          <w:tcPr>
+            <w:tcW w:type="dxa" w:w="7200"/>
+          </w:tcPr>
+          <w:p>
+            <w:pPr>
+              <w:spacing w:line="240" w:lineRule="auto" w:after="0"/>
+            </w:pPr>
+            <w:r/>
+            <w:r>
+              <w:rPr>
+                <w:rFonts w:ascii="Times New Roman" w:hAnsi="Times New Roman" w:eastAsia="Times New Roman"/>
+                <w:b w:val="0"/>
+                <w:i w:val="0"/>
+                <w:sz w:val="26"/>
+              </w:rPr>
+              <w:t>Адрес сайта принят.</w:t>
+            </w:r>
+          </w:p>
+        </w:tc>
+      </w:tr>
+      <w:tr>
+        <w:tc>
+          <w:tcPr>
+            <w:tcW w:type="dxa" w:w="2154"/>
+            <w:shd w:val="clear" w:color="auto" w:fill="EFEFEF"/>
+          </w:tcPr>
+          <w:p>
+            <w:pPr>
+              <w:spacing w:line="240" w:lineRule="auto" w:after="0"/>
+            </w:pPr>
+            <w:r/>
+            <w:r>
+              <w:rPr>
+                <w:rFonts w:ascii="Times New Roman" w:hAnsi="Times New Roman" w:eastAsia="Times New Roman"/>
+                <w:b/>
+                <w:i w:val="0"/>
+                <w:sz w:val="26"/>
+              </w:rPr>
+              <w:t>Предусловие</w:t>
+            </w:r>
+          </w:p>
+        </w:tc>
+        <w:tc>
+          <w:tcPr>
+            <w:tcW w:type="dxa" w:w="7200"/>
+          </w:tcPr>
+          <w:p>
+            <w:pPr>
+              <w:spacing w:line="240" w:lineRule="auto" w:after="0"/>
+            </w:pPr>
+            <w:r/>
+            <w:r>
+              <w:rPr>
+                <w:rFonts w:ascii="Times New Roman" w:hAnsi="Times New Roman" w:eastAsia="Times New Roman"/>
+                <w:b w:val="0"/>
+                <w:i w:val="0"/>
+                <w:sz w:val="26"/>
+              </w:rPr>
+              <w:t>Система готова к вводу параметров.</w:t>
+            </w:r>
+          </w:p>
+        </w:tc>
+      </w:tr>
+      <w:tr>
+        <w:tc>
+          <w:tcPr>
+            <w:tcW w:type="dxa" w:w="2154"/>
+            <w:shd w:val="clear" w:color="auto" w:fill="EFEFEF"/>
+          </w:tcPr>
+          <w:p>
+            <w:pPr>
+              <w:spacing w:line="240" w:lineRule="auto" w:after="0"/>
+            </w:pPr>
+            <w:r/>
+            <w:r>
+              <w:rPr>
+                <w:rFonts w:ascii="Times New Roman" w:hAnsi="Times New Roman" w:eastAsia="Times New Roman"/>
+                <w:b/>
+                <w:i w:val="0"/>
+                <w:sz w:val="26"/>
+              </w:rPr>
+              <w:t>Постусловие</w:t>
+            </w:r>
+          </w:p>
+        </w:tc>
+        <w:tc>
+          <w:tcPr>
+            <w:tcW w:type="dxa" w:w="7200"/>
+          </w:tcPr>
+          <w:p>
+            <w:pPr>
+              <w:spacing w:line="240" w:lineRule="auto" w:after="0"/>
+            </w:pPr>
+            <w:r/>
+            <w:r>
+              <w:rPr>
+                <w:rFonts w:ascii="Times New Roman" w:hAnsi="Times New Roman" w:eastAsia="Times New Roman"/>
+                <w:b w:val="0"/>
+                <w:i w:val="0"/>
+                <w:sz w:val="26"/>
+              </w:rPr>
+              <w:t>Адрес тестируемого сайта задан.</w:t>
+            </w:r>
+          </w:p>
+        </w:tc>
+      </w:tr>
+    </w:tbl>
+    <w:p>
+      <w:pPr>
+        <w:spacing w:after="40"/>
+      </w:pPr>
+    </w:p>
+    <w:p>
+      <w:pPr>
+        <w:spacing w:before="160"/>
+        <w:jc w:val="right"/>
+      </w:pPr>
+      <w:r>
+        <w:rPr>
+          <w:rFonts w:ascii="Times New Roman" w:hAnsi="Times New Roman" w:eastAsia="Times New Roman"/>
+          <w:b w:val="0"/>
+          <w:i w:val="0"/>
+          <w:sz w:val="28"/>
+        </w:rPr>
+        <w:t>Таблица 18</w:t>
+      </w:r>
+    </w:p>
+    <w:p>
+      <w:pPr>
+        <w:spacing w:after="40"/>
+        <w:jc w:val="center"/>
+      </w:pPr>
+      <w:r>
+        <w:rPr>
+          <w:rFonts w:ascii="Times New Roman" w:hAnsi="Times New Roman" w:eastAsia="Times New Roman"/>
+          <w:b w:val="0"/>
+          <w:i w:val="0"/>
+          <w:sz w:val="28"/>
+        </w:rPr>
+        <w:t>Описание системной операции «указатьУчётныеДанные»</w:t>
+      </w:r>
+    </w:p>
+    <w:tbl>
+      <w:tblPr>
+        <w:tblStyle w:val="TableGrid"/>
+        <w:tblW w:type="auto" w:w="0"/>
+        <w:jc w:val="center"/>
+        <w:tblLook w:firstColumn="1" w:firstRow="1" w:lastColumn="0" w:lastRow="0" w:noHBand="0" w:noVBand="1" w:val="04A0"/>
+      </w:tblPr>
+      <w:tblGrid>
+        <w:gridCol w:w="4844"/>
+        <w:gridCol w:w="4844"/>
+      </w:tblGrid>
+      <w:tr>
+        <w:tc>
+          <w:tcPr>
+            <w:tcW w:type="dxa" w:w="2154"/>
+            <w:shd w:val="clear" w:color="auto" w:fill="EFEFEF"/>
+          </w:tcPr>
+          <w:p>
+            <w:pPr>
+              <w:spacing w:line="240" w:lineRule="auto" w:after="0"/>
+            </w:pPr>
+            <w:r/>
+            <w:r>
+              <w:rPr>
+                <w:rFonts w:ascii="Times New Roman" w:hAnsi="Times New Roman" w:eastAsia="Times New Roman"/>
+                <w:b/>
+                <w:i w:val="0"/>
+                <w:sz w:val="26"/>
+              </w:rPr>
+              <w:t>Имя</w:t>
+            </w:r>
+          </w:p>
+        </w:tc>
+        <w:tc>
+          <w:tcPr>
+            <w:tcW w:type="dxa" w:w="7200"/>
+          </w:tcPr>
+          <w:p>
+            <w:pPr>
+              <w:spacing w:line="240" w:lineRule="auto" w:after="0"/>
+            </w:pPr>
+            <w:r/>
+            <w:r>
+              <w:rPr>
+                <w:rFonts w:ascii="Times New Roman" w:hAnsi="Times New Roman" w:eastAsia="Times New Roman"/>
+                <w:b w:val="0"/>
+                <w:i w:val="0"/>
+                <w:sz w:val="26"/>
+              </w:rPr>
+              <w:t>указатьУчётныеДанные(логин, пароль)</w:t>
+            </w:r>
+          </w:p>
+        </w:tc>
+      </w:tr>
+      <w:tr>
+        <w:tc>
+          <w:tcPr>
+            <w:tcW w:type="dxa" w:w="2154"/>
+            <w:shd w:val="clear" w:color="auto" w:fill="EFEFEF"/>
+          </w:tcPr>
+          <w:p>
+            <w:pPr>
+              <w:spacing w:line="240" w:lineRule="auto" w:after="0"/>
+            </w:pPr>
+            <w:r/>
+            <w:r>
+              <w:rPr>
+                <w:rFonts w:ascii="Times New Roman" w:hAnsi="Times New Roman" w:eastAsia="Times New Roman"/>
+                <w:b/>
+                <w:i w:val="0"/>
+                <w:sz w:val="26"/>
+              </w:rPr>
+              <w:t>Обязанности</w:t>
+            </w:r>
+          </w:p>
+        </w:tc>
+        <w:tc>
+          <w:tcPr>
+            <w:tcW w:type="dxa" w:w="7200"/>
+          </w:tcPr>
+          <w:p>
+            <w:pPr>
+              <w:spacing w:line="240" w:lineRule="auto" w:after="0"/>
+            </w:pPr>
+            <w:r/>
+            <w:r>
+              <w:rPr>
+                <w:rFonts w:ascii="Times New Roman" w:hAnsi="Times New Roman" w:eastAsia="Times New Roman"/>
+                <w:b w:val="0"/>
+                <w:i w:val="0"/>
+                <w:sz w:val="26"/>
+              </w:rPr>
+              <w:t>Принять учётные данные для входа в тестируемое приложение.</w:t>
+            </w:r>
+          </w:p>
+        </w:tc>
+      </w:tr>
+      <w:tr>
+        <w:tc>
+          <w:tcPr>
+            <w:tcW w:type="dxa" w:w="2154"/>
+            <w:shd w:val="clear" w:color="auto" w:fill="EFEFEF"/>
+          </w:tcPr>
+          <w:p>
+            <w:pPr>
+              <w:spacing w:line="240" w:lineRule="auto" w:after="0"/>
+            </w:pPr>
+            <w:r/>
+            <w:r>
+              <w:rPr>
+                <w:rFonts w:ascii="Times New Roman" w:hAnsi="Times New Roman" w:eastAsia="Times New Roman"/>
+                <w:b/>
+                <w:i w:val="0"/>
+                <w:sz w:val="26"/>
+              </w:rPr>
+              <w:t>Тип</w:t>
+            </w:r>
+          </w:p>
+        </w:tc>
+        <w:tc>
+          <w:tcPr>
+            <w:tcW w:type="dxa" w:w="7200"/>
+          </w:tcPr>
+          <w:p>
+            <w:pPr>
+              <w:spacing w:line="240" w:lineRule="auto" w:after="0"/>
+            </w:pPr>
+            <w:r/>
+            <w:r>
+              <w:rPr>
+                <w:rFonts w:ascii="Times New Roman" w:hAnsi="Times New Roman" w:eastAsia="Times New Roman"/>
+                <w:b w:val="0"/>
+                <w:i w:val="0"/>
+                <w:sz w:val="26"/>
+              </w:rPr>
+              <w:t>Системная</w:t>
+            </w:r>
+          </w:p>
+        </w:tc>
+      </w:tr>
+      <w:tr>
+        <w:tc>
+          <w:tcPr>
+            <w:tcW w:type="dxa" w:w="2154"/>
+            <w:shd w:val="clear" w:color="auto" w:fill="EFEFEF"/>
+          </w:tcPr>
+          <w:p>
+            <w:pPr>
+              <w:spacing w:line="240" w:lineRule="auto" w:after="0"/>
+            </w:pPr>
+            <w:r/>
+            <w:r>
+              <w:rPr>
+                <w:rFonts w:ascii="Times New Roman" w:hAnsi="Times New Roman" w:eastAsia="Times New Roman"/>
+                <w:b/>
+                <w:i w:val="0"/>
+                <w:sz w:val="26"/>
+              </w:rPr>
+              <w:t>Ссылки</w:t>
+            </w:r>
+          </w:p>
+        </w:tc>
+        <w:tc>
+          <w:tcPr>
+            <w:tcW w:type="dxa" w:w="7200"/>
+          </w:tcPr>
+          <w:p>
+            <w:pPr>
+              <w:spacing w:line="240" w:lineRule="auto" w:after="0"/>
+            </w:pPr>
+            <w:r/>
+            <w:r>
+              <w:rPr>
+                <w:rFonts w:ascii="Times New Roman" w:hAnsi="Times New Roman" w:eastAsia="Times New Roman"/>
+                <w:b w:val="0"/>
+                <w:i w:val="0"/>
+                <w:sz w:val="26"/>
+              </w:rPr>
+              <w:t>ВИ «Подготовить параметры»</w:t>
+            </w:r>
+          </w:p>
+        </w:tc>
+      </w:tr>
+      <w:tr>
+        <w:tc>
+          <w:tcPr>
+            <w:tcW w:type="dxa" w:w="2154"/>
+            <w:shd w:val="clear" w:color="auto" w:fill="EFEFEF"/>
+          </w:tcPr>
+          <w:p>
+            <w:pPr>
+              <w:spacing w:line="240" w:lineRule="auto" w:after="0"/>
+            </w:pPr>
+            <w:r/>
+            <w:r>
+              <w:rPr>
+                <w:rFonts w:ascii="Times New Roman" w:hAnsi="Times New Roman" w:eastAsia="Times New Roman"/>
+                <w:b/>
+                <w:i w:val="0"/>
+                <w:sz w:val="26"/>
+              </w:rPr>
+              <w:t>Примечания</w:t>
+            </w:r>
+          </w:p>
+        </w:tc>
+        <w:tc>
+          <w:tcPr>
+            <w:tcW w:type="dxa" w:w="7200"/>
+          </w:tcPr>
+          <w:p>
+            <w:pPr>
+              <w:spacing w:line="240" w:lineRule="auto" w:after="0"/>
+            </w:pPr>
+            <w:r/>
+            <w:r>
+              <w:rPr>
+                <w:rFonts w:ascii="Times New Roman" w:hAnsi="Times New Roman" w:eastAsia="Times New Roman"/>
+                <w:b w:val="0"/>
+                <w:i w:val="0"/>
+                <w:sz w:val="26"/>
+              </w:rPr>
+              <w:t>Используются при авторизации во время прогона.</w:t>
+            </w:r>
+          </w:p>
+        </w:tc>
+      </w:tr>
+      <w:tr>
+        <w:tc>
+          <w:tcPr>
+            <w:tcW w:type="dxa" w:w="2154"/>
+            <w:shd w:val="clear" w:color="auto" w:fill="EFEFEF"/>
+          </w:tcPr>
+          <w:p>
+            <w:pPr>
+              <w:spacing w:line="240" w:lineRule="auto" w:after="0"/>
+            </w:pPr>
+            <w:r/>
+            <w:r>
+              <w:rPr>
+                <w:rFonts w:ascii="Times New Roman" w:hAnsi="Times New Roman" w:eastAsia="Times New Roman"/>
+                <w:b/>
+                <w:i w:val="0"/>
+                <w:sz w:val="26"/>
+              </w:rPr>
+              <w:t>Исключения</w:t>
+            </w:r>
+          </w:p>
+        </w:tc>
+        <w:tc>
+          <w:tcPr>
+            <w:tcW w:type="dxa" w:w="7200"/>
+          </w:tcPr>
+          <w:p>
+            <w:pPr>
+              <w:spacing w:line="240" w:lineRule="auto" w:after="0"/>
+            </w:pPr>
+            <w:r/>
+            <w:r>
+              <w:rPr>
+                <w:rFonts w:ascii="Times New Roman" w:hAnsi="Times New Roman" w:eastAsia="Times New Roman"/>
+                <w:b w:val="0"/>
+                <w:i w:val="0"/>
+                <w:sz w:val="26"/>
+              </w:rPr>
+              <w:t>–</w:t>
+            </w:r>
+          </w:p>
+        </w:tc>
+      </w:tr>
+      <w:tr>
+        <w:tc>
+          <w:tcPr>
+            <w:tcW w:type="dxa" w:w="2154"/>
+            <w:shd w:val="clear" w:color="auto" w:fill="EFEFEF"/>
+          </w:tcPr>
+          <w:p>
+            <w:pPr>
+              <w:spacing w:line="240" w:lineRule="auto" w:after="0"/>
+            </w:pPr>
+            <w:r/>
+            <w:r>
+              <w:rPr>
+                <w:rFonts w:ascii="Times New Roman" w:hAnsi="Times New Roman" w:eastAsia="Times New Roman"/>
+                <w:b/>
+                <w:i w:val="0"/>
+                <w:sz w:val="26"/>
+              </w:rPr>
+              <w:t>Вывод</w:t>
+            </w:r>
+          </w:p>
+        </w:tc>
+        <w:tc>
+          <w:tcPr>
+            <w:tcW w:type="dxa" w:w="7200"/>
+          </w:tcPr>
+          <w:p>
+            <w:pPr>
+              <w:spacing w:line="240" w:lineRule="auto" w:after="0"/>
+            </w:pPr>
+            <w:r/>
+            <w:r>
+              <w:rPr>
+                <w:rFonts w:ascii="Times New Roman" w:hAnsi="Times New Roman" w:eastAsia="Times New Roman"/>
+                <w:b w:val="0"/>
+                <w:i w:val="0"/>
+                <w:sz w:val="26"/>
+              </w:rPr>
+              <w:t>Учётные данные приняты.</w:t>
+            </w:r>
+          </w:p>
+        </w:tc>
+      </w:tr>
+      <w:tr>
+        <w:tc>
+          <w:tcPr>
+            <w:tcW w:type="dxa" w:w="2154"/>
+            <w:shd w:val="clear" w:color="auto" w:fill="EFEFEF"/>
+          </w:tcPr>
+          <w:p>
+            <w:pPr>
+              <w:spacing w:line="240" w:lineRule="auto" w:after="0"/>
+            </w:pPr>
+            <w:r/>
+            <w:r>
+              <w:rPr>
+                <w:rFonts w:ascii="Times New Roman" w:hAnsi="Times New Roman" w:eastAsia="Times New Roman"/>
+                <w:b/>
+                <w:i w:val="0"/>
+                <w:sz w:val="26"/>
+              </w:rPr>
+              <w:t>Предусловие</w:t>
+            </w:r>
+          </w:p>
+        </w:tc>
+        <w:tc>
+          <w:tcPr>
+            <w:tcW w:type="dxa" w:w="7200"/>
+          </w:tcPr>
+          <w:p>
+            <w:pPr>
+              <w:spacing w:line="240" w:lineRule="auto" w:after="0"/>
+            </w:pPr>
+            <w:r/>
+            <w:r>
+              <w:rPr>
+                <w:rFonts w:ascii="Times New Roman" w:hAnsi="Times New Roman" w:eastAsia="Times New Roman"/>
+                <w:b w:val="0"/>
+                <w:i w:val="0"/>
+                <w:sz w:val="26"/>
+              </w:rPr>
+              <w:t>Система готова к вводу параметров.</w:t>
+            </w:r>
+          </w:p>
+        </w:tc>
+      </w:tr>
+      <w:tr>
+        <w:tc>
+          <w:tcPr>
+            <w:tcW w:type="dxa" w:w="2154"/>
+            <w:shd w:val="clear" w:color="auto" w:fill="EFEFEF"/>
+          </w:tcPr>
+          <w:p>
+            <w:pPr>
+              <w:spacing w:line="240" w:lineRule="auto" w:after="0"/>
+            </w:pPr>
+            <w:r/>
+            <w:r>
+              <w:rPr>
+                <w:rFonts w:ascii="Times New Roman" w:hAnsi="Times New Roman" w:eastAsia="Times New Roman"/>
+                <w:b/>
+                <w:i w:val="0"/>
+                <w:sz w:val="26"/>
+              </w:rPr>
+              <w:t>Постусловие</w:t>
+            </w:r>
+          </w:p>
+        </w:tc>
+        <w:tc>
+          <w:tcPr>
+            <w:tcW w:type="dxa" w:w="7200"/>
+          </w:tcPr>
+          <w:p>
+            <w:pPr>
+              <w:spacing w:line="240" w:lineRule="auto" w:after="0"/>
+            </w:pPr>
+            <w:r/>
+            <w:r>
+              <w:rPr>
+                <w:rFonts w:ascii="Times New Roman" w:hAnsi="Times New Roman" w:eastAsia="Times New Roman"/>
+                <w:b w:val="0"/>
+                <w:i w:val="0"/>
+                <w:sz w:val="26"/>
+              </w:rPr>
+              <w:t>Учётные данные заданы.</w:t>
+            </w:r>
+          </w:p>
+        </w:tc>
+      </w:tr>
+    </w:tbl>
+    <w:p>
+      <w:pPr>
+        <w:spacing w:after="40"/>
+      </w:pPr>
+    </w:p>
+    <w:p>
+      <w:pPr>
+        <w:spacing w:before="160"/>
+        <w:jc w:val="right"/>
+      </w:pPr>
+      <w:r>
+        <w:rPr>
+          <w:rFonts w:ascii="Times New Roman" w:hAnsi="Times New Roman" w:eastAsia="Times New Roman"/>
+          <w:b w:val="0"/>
+          <w:i w:val="0"/>
+          <w:sz w:val="28"/>
+        </w:rPr>
+        <w:t>Таблица 19</w:t>
+      </w:r>
+    </w:p>
+    <w:p>
+      <w:pPr>
+        <w:spacing w:after="40"/>
+        <w:jc w:val="center"/>
+      </w:pPr>
+      <w:r>
+        <w:rPr>
+          <w:rFonts w:ascii="Times New Roman" w:hAnsi="Times New Roman" w:eastAsia="Times New Roman"/>
+          <w:b w:val="0"/>
+          <w:i w:val="0"/>
+          <w:sz w:val="28"/>
+        </w:rPr>
+        <w:t>Описание системной операции «выбратьТипСайта»</w:t>
+      </w:r>
+    </w:p>
+    <w:tbl>
+      <w:tblPr>
+        <w:tblStyle w:val="TableGrid"/>
+        <w:tblW w:type="auto" w:w="0"/>
+        <w:jc w:val="center"/>
+        <w:tblLook w:firstColumn="1" w:firstRow="1" w:lastColumn="0" w:lastRow="0" w:noHBand="0" w:noVBand="1" w:val="04A0"/>
+      </w:tblPr>
+      <w:tblGrid>
+        <w:gridCol w:w="4844"/>
+        <w:gridCol w:w="4844"/>
+      </w:tblGrid>
+      <w:tr>
+        <w:tc>
+          <w:tcPr>
+            <w:tcW w:type="dxa" w:w="2154"/>
+            <w:shd w:val="clear" w:color="auto" w:fill="EFEFEF"/>
+          </w:tcPr>
+          <w:p>
+            <w:pPr>
+              <w:spacing w:line="240" w:lineRule="auto" w:after="0"/>
+            </w:pPr>
+            <w:r/>
+            <w:r>
+              <w:rPr>
+                <w:rFonts w:ascii="Times New Roman" w:hAnsi="Times New Roman" w:eastAsia="Times New Roman"/>
+                <w:b/>
+                <w:i w:val="0"/>
+                <w:sz w:val="26"/>
+              </w:rPr>
+              <w:t>Имя</w:t>
+            </w:r>
+          </w:p>
+        </w:tc>
+        <w:tc>
+          <w:tcPr>
+            <w:tcW w:type="dxa" w:w="7200"/>
+          </w:tcPr>
+          <w:p>
+            <w:pPr>
+              <w:spacing w:line="240" w:lineRule="auto" w:after="0"/>
+            </w:pPr>
+            <w:r/>
+            <w:r>
+              <w:rPr>
+                <w:rFonts w:ascii="Times New Roman" w:hAnsi="Times New Roman" w:eastAsia="Times New Roman"/>
+                <w:b w:val="0"/>
+                <w:i w:val="0"/>
+                <w:sz w:val="26"/>
+              </w:rPr>
+              <w:t>выбратьТипСайта(тип)</w:t>
+            </w:r>
+          </w:p>
+        </w:tc>
+      </w:tr>
+      <w:tr>
+        <w:tc>
+          <w:tcPr>
+            <w:tcW w:type="dxa" w:w="2154"/>
+            <w:shd w:val="clear" w:color="auto" w:fill="EFEFEF"/>
+          </w:tcPr>
+          <w:p>
+            <w:pPr>
+              <w:spacing w:line="240" w:lineRule="auto" w:after="0"/>
+            </w:pPr>
+            <w:r/>
+            <w:r>
+              <w:rPr>
+                <w:rFonts w:ascii="Times New Roman" w:hAnsi="Times New Roman" w:eastAsia="Times New Roman"/>
+                <w:b/>
+                <w:i w:val="0"/>
+                <w:sz w:val="26"/>
+              </w:rPr>
+              <w:t>Обязанности</w:t>
+            </w:r>
+          </w:p>
+        </w:tc>
+        <w:tc>
+          <w:tcPr>
+            <w:tcW w:type="dxa" w:w="7200"/>
+          </w:tcPr>
+          <w:p>
+            <w:pPr>
+              <w:spacing w:line="240" w:lineRule="auto" w:after="0"/>
+            </w:pPr>
+            <w:r/>
+            <w:r>
+              <w:rPr>
+                <w:rFonts w:ascii="Times New Roman" w:hAnsi="Times New Roman" w:eastAsia="Times New Roman"/>
+                <w:b w:val="0"/>
+                <w:i w:val="0"/>
+                <w:sz w:val="26"/>
+              </w:rPr>
+              <w:t>Задать тип тестируемого сайта, определяющий стратегию навигации.</w:t>
+            </w:r>
+          </w:p>
+        </w:tc>
+      </w:tr>
+      <w:tr>
+        <w:tc>
+          <w:tcPr>
+            <w:tcW w:type="dxa" w:w="2154"/>
+            <w:shd w:val="clear" w:color="auto" w:fill="EFEFEF"/>
+          </w:tcPr>
+          <w:p>
+            <w:pPr>
+              <w:spacing w:line="240" w:lineRule="auto" w:after="0"/>
+            </w:pPr>
+            <w:r/>
+            <w:r>
+              <w:rPr>
+                <w:rFonts w:ascii="Times New Roman" w:hAnsi="Times New Roman" w:eastAsia="Times New Roman"/>
+                <w:b/>
+                <w:i w:val="0"/>
+                <w:sz w:val="26"/>
+              </w:rPr>
+              <w:t>Тип</w:t>
+            </w:r>
+          </w:p>
+        </w:tc>
+        <w:tc>
+          <w:tcPr>
+            <w:tcW w:type="dxa" w:w="7200"/>
+          </w:tcPr>
+          <w:p>
+            <w:pPr>
+              <w:spacing w:line="240" w:lineRule="auto" w:after="0"/>
+            </w:pPr>
+            <w:r/>
+            <w:r>
+              <w:rPr>
+                <w:rFonts w:ascii="Times New Roman" w:hAnsi="Times New Roman" w:eastAsia="Times New Roman"/>
+                <w:b w:val="0"/>
+                <w:i w:val="0"/>
+                <w:sz w:val="26"/>
+              </w:rPr>
+              <w:t>Системная</w:t>
+            </w:r>
+          </w:p>
+        </w:tc>
+      </w:tr>
+      <w:tr>
+        <w:tc>
+          <w:tcPr>
+            <w:tcW w:type="dxa" w:w="2154"/>
+            <w:shd w:val="clear" w:color="auto" w:fill="EFEFEF"/>
+          </w:tcPr>
+          <w:p>
+            <w:pPr>
+              <w:spacing w:line="240" w:lineRule="auto" w:after="0"/>
+            </w:pPr>
+            <w:r/>
+            <w:r>
+              <w:rPr>
+                <w:rFonts w:ascii="Times New Roman" w:hAnsi="Times New Roman" w:eastAsia="Times New Roman"/>
+                <w:b/>
+                <w:i w:val="0"/>
+                <w:sz w:val="26"/>
+              </w:rPr>
+              <w:t>Ссылки</w:t>
+            </w:r>
+          </w:p>
+        </w:tc>
+        <w:tc>
+          <w:tcPr>
+            <w:tcW w:type="dxa" w:w="7200"/>
+          </w:tcPr>
+          <w:p>
+            <w:pPr>
+              <w:spacing w:line="240" w:lineRule="auto" w:after="0"/>
+            </w:pPr>
+            <w:r/>
+            <w:r>
+              <w:rPr>
+                <w:rFonts w:ascii="Times New Roman" w:hAnsi="Times New Roman" w:eastAsia="Times New Roman"/>
+                <w:b w:val="0"/>
+                <w:i w:val="0"/>
+                <w:sz w:val="26"/>
+              </w:rPr>
+              <w:t>ВИ «Подготовить параметры»</w:t>
+            </w:r>
+          </w:p>
+        </w:tc>
+      </w:tr>
+      <w:tr>
+        <w:tc>
+          <w:tcPr>
+            <w:tcW w:type="dxa" w:w="2154"/>
+            <w:shd w:val="clear" w:color="auto" w:fill="EFEFEF"/>
+          </w:tcPr>
+          <w:p>
+            <w:pPr>
+              <w:spacing w:line="240" w:lineRule="auto" w:after="0"/>
+            </w:pPr>
+            <w:r/>
+            <w:r>
+              <w:rPr>
+                <w:rFonts w:ascii="Times New Roman" w:hAnsi="Times New Roman" w:eastAsia="Times New Roman"/>
+                <w:b/>
+                <w:i w:val="0"/>
+                <w:sz w:val="26"/>
+              </w:rPr>
+              <w:t>Примечания</w:t>
+            </w:r>
+          </w:p>
+        </w:tc>
+        <w:tc>
+          <w:tcPr>
+            <w:tcW w:type="dxa" w:w="7200"/>
+          </w:tcPr>
+          <w:p>
+            <w:pPr>
+              <w:spacing w:line="240" w:lineRule="auto" w:after="0"/>
+            </w:pPr>
+            <w:r/>
+            <w:r>
+              <w:rPr>
+                <w:rFonts w:ascii="Times New Roman" w:hAnsi="Times New Roman" w:eastAsia="Times New Roman"/>
+                <w:b w:val="0"/>
+                <w:i w:val="0"/>
+                <w:sz w:val="26"/>
+              </w:rPr>
+              <w:t>Возможные значения: E3Core, обычный HTML-сайт, пользовательский.</w:t>
+            </w:r>
+          </w:p>
+        </w:tc>
+      </w:tr>
+      <w:tr>
+        <w:tc>
+          <w:tcPr>
+            <w:tcW w:type="dxa" w:w="2154"/>
+            <w:shd w:val="clear" w:color="auto" w:fill="EFEFEF"/>
+          </w:tcPr>
+          <w:p>
+            <w:pPr>
+              <w:spacing w:line="240" w:lineRule="auto" w:after="0"/>
+            </w:pPr>
+            <w:r/>
+            <w:r>
+              <w:rPr>
+                <w:rFonts w:ascii="Times New Roman" w:hAnsi="Times New Roman" w:eastAsia="Times New Roman"/>
+                <w:b/>
+                <w:i w:val="0"/>
+                <w:sz w:val="26"/>
+              </w:rPr>
+              <w:t>Исключения</w:t>
+            </w:r>
+          </w:p>
+        </w:tc>
+        <w:tc>
+          <w:tcPr>
+            <w:tcW w:type="dxa" w:w="7200"/>
+          </w:tcPr>
+          <w:p>
+            <w:pPr>
+              <w:spacing w:line="240" w:lineRule="auto" w:after="0"/>
+            </w:pPr>
+            <w:r/>
+            <w:r>
+              <w:rPr>
+                <w:rFonts w:ascii="Times New Roman" w:hAnsi="Times New Roman" w:eastAsia="Times New Roman"/>
+                <w:b w:val="0"/>
+                <w:i w:val="0"/>
+                <w:sz w:val="26"/>
+              </w:rPr>
+              <w:t>–</w:t>
+            </w:r>
+          </w:p>
+        </w:tc>
+      </w:tr>
+      <w:tr>
+        <w:tc>
+          <w:tcPr>
+            <w:tcW w:type="dxa" w:w="2154"/>
+            <w:shd w:val="clear" w:color="auto" w:fill="EFEFEF"/>
+          </w:tcPr>
+          <w:p>
+            <w:pPr>
+              <w:spacing w:line="240" w:lineRule="auto" w:after="0"/>
+            </w:pPr>
+            <w:r/>
+            <w:r>
+              <w:rPr>
+                <w:rFonts w:ascii="Times New Roman" w:hAnsi="Times New Roman" w:eastAsia="Times New Roman"/>
+                <w:b/>
+                <w:i w:val="0"/>
+                <w:sz w:val="26"/>
+              </w:rPr>
+              <w:t>Вывод</w:t>
+            </w:r>
+          </w:p>
+        </w:tc>
+        <w:tc>
+          <w:tcPr>
+            <w:tcW w:type="dxa" w:w="7200"/>
+          </w:tcPr>
+          <w:p>
+            <w:pPr>
+              <w:spacing w:line="240" w:lineRule="auto" w:after="0"/>
+            </w:pPr>
+            <w:r/>
+            <w:r>
+              <w:rPr>
+                <w:rFonts w:ascii="Times New Roman" w:hAnsi="Times New Roman" w:eastAsia="Times New Roman"/>
+                <w:b w:val="0"/>
+                <w:i w:val="0"/>
+                <w:sz w:val="26"/>
+              </w:rPr>
+              <w:t>Тип сайта выбран.</w:t>
+            </w:r>
+          </w:p>
+        </w:tc>
+      </w:tr>
+      <w:tr>
+        <w:tc>
+          <w:tcPr>
+            <w:tcW w:type="dxa" w:w="2154"/>
+            <w:shd w:val="clear" w:color="auto" w:fill="EFEFEF"/>
+          </w:tcPr>
+          <w:p>
+            <w:pPr>
+              <w:spacing w:line="240" w:lineRule="auto" w:after="0"/>
+            </w:pPr>
+            <w:r/>
+            <w:r>
+              <w:rPr>
+                <w:rFonts w:ascii="Times New Roman" w:hAnsi="Times New Roman" w:eastAsia="Times New Roman"/>
+                <w:b/>
+                <w:i w:val="0"/>
+                <w:sz w:val="26"/>
+              </w:rPr>
+              <w:t>Предусловие</w:t>
+            </w:r>
+          </w:p>
+        </w:tc>
+        <w:tc>
+          <w:tcPr>
+            <w:tcW w:type="dxa" w:w="7200"/>
+          </w:tcPr>
+          <w:p>
+            <w:pPr>
+              <w:spacing w:line="240" w:lineRule="auto" w:after="0"/>
+            </w:pPr>
+            <w:r/>
+            <w:r>
+              <w:rPr>
+                <w:rFonts w:ascii="Times New Roman" w:hAnsi="Times New Roman" w:eastAsia="Times New Roman"/>
+                <w:b w:val="0"/>
+                <w:i w:val="0"/>
+                <w:sz w:val="26"/>
+              </w:rPr>
+              <w:t>Система готова к вводу параметров.</w:t>
+            </w:r>
+          </w:p>
+        </w:tc>
+      </w:tr>
+      <w:tr>
+        <w:tc>
+          <w:tcPr>
+            <w:tcW w:type="dxa" w:w="2154"/>
+            <w:shd w:val="clear" w:color="auto" w:fill="EFEFEF"/>
+          </w:tcPr>
+          <w:p>
+            <w:pPr>
+              <w:spacing w:line="240" w:lineRule="auto" w:after="0"/>
+            </w:pPr>
+            <w:r/>
+            <w:r>
+              <w:rPr>
+                <w:rFonts w:ascii="Times New Roman" w:hAnsi="Times New Roman" w:eastAsia="Times New Roman"/>
+                <w:b/>
+                <w:i w:val="0"/>
+                <w:sz w:val="26"/>
+              </w:rPr>
+              <w:t>Постусловие</w:t>
+            </w:r>
+          </w:p>
+        </w:tc>
+        <w:tc>
+          <w:tcPr>
+            <w:tcW w:type="dxa" w:w="7200"/>
+          </w:tcPr>
+          <w:p>
+            <w:pPr>
+              <w:spacing w:line="240" w:lineRule="auto" w:after="0"/>
+            </w:pPr>
+            <w:r/>
+            <w:r>
+              <w:rPr>
+                <w:rFonts w:ascii="Times New Roman" w:hAnsi="Times New Roman" w:eastAsia="Times New Roman"/>
+                <w:b w:val="0"/>
+                <w:i w:val="0"/>
+                <w:sz w:val="26"/>
+              </w:rPr>
+              <w:t>Тип сайта задан.</w:t>
+            </w:r>
+          </w:p>
+        </w:tc>
+      </w:tr>
+    </w:tbl>
+    <w:p>
+      <w:pPr>
+        <w:spacing w:after="40"/>
+      </w:pPr>
+    </w:p>
+    <w:p>
+      <w:pPr>
+        <w:spacing w:before="160"/>
+        <w:jc w:val="right"/>
+      </w:pPr>
+      <w:r>
+        <w:rPr>
+          <w:rFonts w:ascii="Times New Roman" w:hAnsi="Times New Roman" w:eastAsia="Times New Roman"/>
+          <w:b w:val="0"/>
+          <w:i w:val="0"/>
+          <w:sz w:val="28"/>
+        </w:rPr>
+        <w:t>Таблица 20</w:t>
       </w:r>
     </w:p>
     <w:p>
@@ -6356,7 +6974,7 @@
           <w:i w:val="0"/>
           <w:sz w:val="28"/>
         </w:rPr>
-        <w:t>Таблица 18</w:t>
+        <w:t>Таблица 21</w:t>
       </w:r>
     </w:p>
     <w:p>
@@ -6846,7 +7464,7 @@
           <w:i w:val="0"/>
           <w:sz w:val="28"/>
         </w:rPr>
-        <w:t>Таблица 19</w:t>
+        <w:t>Таблица 22</w:t>
       </w:r>
     </w:p>
     <w:p>
@@ -7336,7 +7954,7 @@
           <w:i w:val="0"/>
           <w:sz w:val="28"/>
         </w:rPr>
-        <w:t>Таблица 20</w:t>
+        <w:t>Таблица 23</w:t>
       </w:r>
     </w:p>
     <w:p>
@@ -7826,7 +8444,7 @@
           <w:i w:val="0"/>
           <w:sz w:val="28"/>
         </w:rPr>
-        <w:t>Таблица 21</w:t>
+        <w:t>Таблица 24</w:t>
       </w:r>
     </w:p>
     <w:p>
@@ -8316,7 +8934,7 @@
           <w:i w:val="0"/>
           <w:sz w:val="28"/>
         </w:rPr>
-        <w:t>Таблица 22</w:t>
+        <w:t>Таблица 25</w:t>
       </w:r>
     </w:p>
     <w:p>

--- a/Раздел_1.4_исправленный.docx
+++ b/Раздел_1.4_исправленный.docx
@@ -2470,7 +2470,7 @@
                 <w:i w:val="0"/>
                 <w:sz w:val="26"/>
               </w:rPr>
-              <w:t>1 Пользователь указывает файл метаданных и каталог генерации.</w:t>
+              <w:t>1 Пользователь указывает файл метаданных.</w:t>
             </w:r>
           </w:p>
         </w:tc>
@@ -2490,7 +2490,7 @@
                 <w:i w:val="0"/>
                 <w:sz w:val="26"/>
               </w:rPr>
-              <w:t>2 Система проверяет корректность путей и сохраняет их.</w:t>
+              <w:t>2 Система проверяет путь к файлу и сохраняет его.</w:t>
             </w:r>
           </w:p>
         </w:tc>
@@ -2512,7 +2512,7 @@
                 <w:i w:val="0"/>
                 <w:sz w:val="26"/>
               </w:rPr>
-              <w:t>3 Пользователь вводит адрес тестируемого сайта и учётные данные.</w:t>
+              <w:t>3 Пользователь указывает каталог генерации.</w:t>
             </w:r>
           </w:p>
         </w:tc>
@@ -2532,7 +2532,7 @@
                 <w:i w:val="0"/>
                 <w:sz w:val="26"/>
               </w:rPr>
-              <w:t>4 Система сохраняет адрес и учётные данные для запуска тестов.</w:t>
+              <w:t>4 Система проверяет доступность каталога и сохраняет путь.</w:t>
             </w:r>
           </w:p>
         </w:tc>
@@ -2554,7 +2554,7 @@
                 <w:i w:val="0"/>
                 <w:sz w:val="26"/>
               </w:rPr>
-              <w:t>5 Пользователь выбирает тип сайта и указывает подсистему.</w:t>
+              <w:t>5 Пользователь вводит адрес тестируемого сайта.</w:t>
             </w:r>
           </w:p>
         </w:tc>
@@ -2574,7 +2574,133 @@
                 <w:i w:val="0"/>
                 <w:sz w:val="26"/>
               </w:rPr>
-              <w:t>6 Система фиксирует параметры и сообщает о готовности к работе.</w:t>
+              <w:t>6 Система сохраняет адрес тестируемого сайта.</w:t>
+            </w:r>
+          </w:p>
+        </w:tc>
+      </w:tr>
+      <w:tr>
+        <w:tc>
+          <w:tcPr>
+            <w:tcW w:type="dxa" w:w="4535"/>
+          </w:tcPr>
+          <w:p>
+            <w:pPr>
+              <w:spacing w:line="240" w:lineRule="auto" w:after="0"/>
+            </w:pPr>
+            <w:r/>
+            <w:r>
+              <w:rPr>
+                <w:rFonts w:ascii="Times New Roman" w:hAnsi="Times New Roman" w:eastAsia="Times New Roman"/>
+                <w:b w:val="0"/>
+                <w:i w:val="0"/>
+                <w:sz w:val="26"/>
+              </w:rPr>
+              <w:t>7 Пользователь вводит учётные данные.</w:t>
+            </w:r>
+          </w:p>
+        </w:tc>
+        <w:tc>
+          <w:tcPr>
+            <w:tcW w:type="dxa" w:w="4819"/>
+          </w:tcPr>
+          <w:p>
+            <w:pPr>
+              <w:spacing w:line="240" w:lineRule="auto" w:after="0"/>
+            </w:pPr>
+            <w:r/>
+            <w:r>
+              <w:rPr>
+                <w:rFonts w:ascii="Times New Roman" w:hAnsi="Times New Roman" w:eastAsia="Times New Roman"/>
+                <w:b w:val="0"/>
+                <w:i w:val="0"/>
+                <w:sz w:val="26"/>
+              </w:rPr>
+              <w:t>8 Система сохраняет логин и пароль.</w:t>
+            </w:r>
+          </w:p>
+        </w:tc>
+      </w:tr>
+      <w:tr>
+        <w:tc>
+          <w:tcPr>
+            <w:tcW w:type="dxa" w:w="4535"/>
+          </w:tcPr>
+          <w:p>
+            <w:pPr>
+              <w:spacing w:line="240" w:lineRule="auto" w:after="0"/>
+            </w:pPr>
+            <w:r/>
+            <w:r>
+              <w:rPr>
+                <w:rFonts w:ascii="Times New Roman" w:hAnsi="Times New Roman" w:eastAsia="Times New Roman"/>
+                <w:b w:val="0"/>
+                <w:i w:val="0"/>
+                <w:sz w:val="26"/>
+              </w:rPr>
+              <w:t>9 Пользователь выбирает тип сайта.</w:t>
+            </w:r>
+          </w:p>
+        </w:tc>
+        <w:tc>
+          <w:tcPr>
+            <w:tcW w:type="dxa" w:w="4819"/>
+          </w:tcPr>
+          <w:p>
+            <w:pPr>
+              <w:spacing w:line="240" w:lineRule="auto" w:after="0"/>
+            </w:pPr>
+            <w:r/>
+            <w:r>
+              <w:rPr>
+                <w:rFonts w:ascii="Times New Roman" w:hAnsi="Times New Roman" w:eastAsia="Times New Roman"/>
+                <w:b w:val="0"/>
+                <w:i w:val="0"/>
+                <w:sz w:val="26"/>
+              </w:rPr>
+              <w:t>10 Система фиксирует выбранный тип сайта.</w:t>
+            </w:r>
+          </w:p>
+        </w:tc>
+      </w:tr>
+      <w:tr>
+        <w:tc>
+          <w:tcPr>
+            <w:tcW w:type="dxa" w:w="4535"/>
+          </w:tcPr>
+          <w:p>
+            <w:pPr>
+              <w:spacing w:line="240" w:lineRule="auto" w:after="0"/>
+            </w:pPr>
+            <w:r/>
+            <w:r>
+              <w:rPr>
+                <w:rFonts w:ascii="Times New Roman" w:hAnsi="Times New Roman" w:eastAsia="Times New Roman"/>
+                <w:b w:val="0"/>
+                <w:i w:val="0"/>
+                <w:sz w:val="26"/>
+              </w:rPr>
+              <w:t>11 Пользователь указывает подсистему.</w:t>
+            </w:r>
+          </w:p>
+        </w:tc>
+        <w:tc>
+          <w:tcPr>
+            <w:tcW w:type="dxa" w:w="4819"/>
+          </w:tcPr>
+          <w:p>
+            <w:pPr>
+              <w:spacing w:line="240" w:lineRule="auto" w:after="0"/>
+            </w:pPr>
+            <w:r/>
+            <w:r>
+              <w:rPr>
+                <w:rFonts w:ascii="Times New Roman" w:hAnsi="Times New Roman" w:eastAsia="Times New Roman"/>
+                <w:b w:val="0"/>
+                <w:i w:val="0"/>
+                <w:sz w:val="26"/>
+              </w:rPr>
+              <w:t>12 Система фиксирует подсистему и сообщает о готовности к работе.</w:t>
             </w:r>
           </w:p>
         </w:tc>
@@ -2597,7 +2723,7 @@
           <w:i w:val="0"/>
           <w:sz w:val="28"/>
         </w:rPr>
-        <w:t>Альтернатива. 6. Если обязательные параметры (файл метаданных, каталог генерации, адрес сайта) не заданы — система не допускает запуск операций до их заполнения.</w:t>
+        <w:t>Альтернатива. 12. Если обязательные параметры (файл метаданных, каталог генерации, адрес сайта) не заданы — система не допускает запуск операций до их заполнения.</w:t>
       </w:r>
     </w:p>
     <w:p>

--- a/Раздел_1.4_исправленный.docx
+++ b/Раздел_1.4_исправленный.docx
@@ -2850,7 +2850,7 @@
                 <w:i w:val="0"/>
                 <w:sz w:val="26"/>
               </w:rPr>
-              <w:t>2 Система проверяет, что файл метаданных указан и доступен.</w:t>
+              <w:t>2 Система читает файл, строит модель метаданных и классифицирует сущности.</w:t>
             </w:r>
           </w:p>
         </w:tc>
@@ -2872,7 +2872,7 @@
                 <w:i w:val="0"/>
                 <w:sz w:val="26"/>
               </w:rPr>
-              <w:t>3 Пользователь ожидает завершения операции.</w:t>
+              <w:t>3 Пользователь просматривает результат разбора.</w:t>
             </w:r>
           </w:p>
         </w:tc>
@@ -2892,49 +2892,7 @@
                 <w:i w:val="0"/>
                 <w:sz w:val="26"/>
               </w:rPr>
-              <w:t>4 Система читает файл, строит модель метаданных и классифицирует сущности.</w:t>
-            </w:r>
-          </w:p>
-        </w:tc>
-      </w:tr>
-      <w:tr>
-        <w:tc>
-          <w:tcPr>
-            <w:tcW w:type="dxa" w:w="4535"/>
-          </w:tcPr>
-          <w:p>
-            <w:pPr>
-              <w:spacing w:line="240" w:lineRule="auto" w:after="0"/>
-            </w:pPr>
-            <w:r/>
-            <w:r>
-              <w:rPr>
-                <w:rFonts w:ascii="Times New Roman" w:hAnsi="Times New Roman" w:eastAsia="Times New Roman"/>
-                <w:b w:val="0"/>
-                <w:i w:val="0"/>
-                <w:sz w:val="26"/>
-              </w:rPr>
-              <w:t>5 Пользователь просматривает результат разбора.</w:t>
-            </w:r>
-          </w:p>
-        </w:tc>
-        <w:tc>
-          <w:tcPr>
-            <w:tcW w:type="dxa" w:w="4819"/>
-          </w:tcPr>
-          <w:p>
-            <w:pPr>
-              <w:spacing w:line="240" w:lineRule="auto" w:after="0"/>
-            </w:pPr>
-            <w:r/>
-            <w:r>
-              <w:rPr>
-                <w:rFonts w:ascii="Times New Roman" w:hAnsi="Times New Roman" w:eastAsia="Times New Roman"/>
-                <w:b w:val="0"/>
-                <w:i w:val="0"/>
-                <w:sz w:val="26"/>
-              </w:rPr>
-              <w:t>6 Система выводит перечень сущностей с указанием типа.</w:t>
+              <w:t>4 Система отображает перечень сущностей с указанием типа.</w:t>
             </w:r>
           </w:p>
         </w:tc>
@@ -2957,7 +2915,7 @@
           <w:i w:val="0"/>
           <w:sz w:val="28"/>
         </w:rPr>
-        <w:t>Альтернатива. 2. Если файл не указан или недоступен — система выводит сообщение об ошибке. 4. Если структура файла некорректна — система выводит сообщение об ошибке разбора и прекращает операцию.</w:t>
+        <w:t>Альтернатива. 2. Если файл не указан/недоступен или его структура некорректна — система выводит сообщение об ошибке и прекращает разбор.</w:t>
       </w:r>
     </w:p>
     <w:p>
@@ -3084,7 +3042,7 @@
                 <w:i w:val="0"/>
                 <w:sz w:val="26"/>
               </w:rPr>
-              <w:t>2 Система проверяет наличие модели метаданных и каталога генерации.</w:t>
+              <w:t>2 Система создаёт структуру проекта и инфраструктуру и для каждой тестируемой сущности формирует объект страницы и тестовый класс.</w:t>
             </w:r>
           </w:p>
         </w:tc>
@@ -3106,7 +3064,7 @@
                 <w:i w:val="0"/>
                 <w:sz w:val="26"/>
               </w:rPr>
-              <w:t>3 Пользователь ожидает завершения операции.</w:t>
+              <w:t>3 Пользователь просматривает сводку о генерации.</w:t>
             </w:r>
           </w:p>
         </w:tc>
@@ -3126,49 +3084,7 @@
                 <w:i w:val="0"/>
                 <w:sz w:val="26"/>
               </w:rPr>
-              <w:t>4 Система создаёт структуру тестового проекта и инфраструктурные компоненты, классифицирует сущности и для каждой тестируемой формирует объект страницы и тестовый класс.</w:t>
-            </w:r>
-          </w:p>
-        </w:tc>
-      </w:tr>
-      <w:tr>
-        <w:tc>
-          <w:tcPr>
-            <w:tcW w:type="dxa" w:w="4535"/>
-          </w:tcPr>
-          <w:p>
-            <w:pPr>
-              <w:spacing w:line="240" w:lineRule="auto" w:after="0"/>
-            </w:pPr>
-            <w:r/>
-            <w:r>
-              <w:rPr>
-                <w:rFonts w:ascii="Times New Roman" w:hAnsi="Times New Roman" w:eastAsia="Times New Roman"/>
-                <w:b w:val="0"/>
-                <w:i w:val="0"/>
-                <w:sz w:val="26"/>
-              </w:rPr>
-              <w:t>5 Пользователь просматривает сводку о генерации.</w:t>
-            </w:r>
-          </w:p>
-        </w:tc>
-        <w:tc>
-          <w:tcPr>
-            <w:tcW w:type="dxa" w:w="4819"/>
-          </w:tcPr>
-          <w:p>
-            <w:pPr>
-              <w:spacing w:line="240" w:lineRule="auto" w:after="0"/>
-            </w:pPr>
-            <w:r/>
-            <w:r>
-              <w:rPr>
-                <w:rFonts w:ascii="Times New Roman" w:hAnsi="Times New Roman" w:eastAsia="Times New Roman"/>
-                <w:b w:val="0"/>
-                <w:i w:val="0"/>
-                <w:sz w:val="26"/>
-              </w:rPr>
-              <w:t>6 Система сохраняет отчёт о классификации и сообщает о завершении (путь к проекту, число классов).</w:t>
+              <w:t>4 Система отображает путь к проекту, число классов и отчёт о классификации.</w:t>
             </w:r>
           </w:p>
         </w:tc>
@@ -3191,7 +3107,7 @@
           <w:i w:val="0"/>
           <w:sz w:val="28"/>
         </w:rPr>
-        <w:t>Альтернатива. 2. Если модель метаданных не сформирована или каталог генерации недоступен, система выводит сообщение об ошибке и прекращает генерацию.</w:t>
+        <w:t>Альтернатива. 2. Если модель метаданных не сформирована или каталог генерации недоступен — система выводит сообщение об ошибке и прекращает генерацию.</w:t>
       </w:r>
     </w:p>
     <w:p>
@@ -3318,7 +3234,7 @@
                 <w:i w:val="0"/>
                 <w:sz w:val="26"/>
               </w:rPr>
-              <w:t>2 Система проверяет наличие проекта и параметров доступа к сайту.</w:t>
+              <w:t>2 Система выполняет автотесты, разбирает отчёты и сохраняет результаты прогона в базе отчётов.</w:t>
             </w:r>
           </w:p>
         </w:tc>
@@ -3340,7 +3256,7 @@
                 <w:i w:val="0"/>
                 <w:sz w:val="26"/>
               </w:rPr>
-              <w:t>3 Пользователь ожидает завершения прогона.</w:t>
+              <w:t>3 Пользователь просматривает результаты прогона.</w:t>
             </w:r>
           </w:p>
         </w:tc>
@@ -3360,49 +3276,7 @@
                 <w:i w:val="0"/>
                 <w:sz w:val="26"/>
               </w:rPr>
-              <w:t>4 Система выполняет автотесты, разбирает отчёты о выполнении и сохраняет результаты прогона в базе отчётов.</w:t>
-            </w:r>
-          </w:p>
-        </w:tc>
-      </w:tr>
-      <w:tr>
-        <w:tc>
-          <w:tcPr>
-            <w:tcW w:type="dxa" w:w="4535"/>
-          </w:tcPr>
-          <w:p>
-            <w:pPr>
-              <w:spacing w:line="240" w:lineRule="auto" w:after="0"/>
-            </w:pPr>
-            <w:r/>
-            <w:r>
-              <w:rPr>
-                <w:rFonts w:ascii="Times New Roman" w:hAnsi="Times New Roman" w:eastAsia="Times New Roman"/>
-                <w:b w:val="0"/>
-                <w:i w:val="0"/>
-                <w:sz w:val="26"/>
-              </w:rPr>
-              <w:t>5 Пользователь просматривает результаты.</w:t>
-            </w:r>
-          </w:p>
-        </w:tc>
-        <w:tc>
-          <w:tcPr>
-            <w:tcW w:type="dxa" w:w="4819"/>
-          </w:tcPr>
-          <w:p>
-            <w:pPr>
-              <w:spacing w:line="240" w:lineRule="auto" w:after="0"/>
-            </w:pPr>
-            <w:r/>
-            <w:r>
-              <w:rPr>
-                <w:rFonts w:ascii="Times New Roman" w:hAnsi="Times New Roman" w:eastAsia="Times New Roman"/>
-                <w:b w:val="0"/>
-                <w:i w:val="0"/>
-                <w:sz w:val="26"/>
-              </w:rPr>
-              <w:t>6 Система отображает сводку и формирует отчёты (HTML, CSV).</w:t>
+              <w:t>4 Система отображает сводку (всего/успешно/провалено) и формирует отчёты (HTML, CSV).</w:t>
             </w:r>
           </w:p>
         </w:tc>
@@ -3425,7 +3299,7 @@
           <w:i w:val="0"/>
           <w:sz w:val="28"/>
         </w:rPr>
-        <w:t>Альтернатива. 2. Если проект не сгенерирован или не заданы параметры доступа к сайту — система выводит сообщение и прекращает операцию. 4. При ошибке прогона система сохраняет доступные результаты и выводит сообщение об ошибке.</w:t>
+        <w:t>Альтернатива. 2. Если проект не сгенерирован или не заданы параметры доступа к сайту — система выводит сообщение и прекращает операцию; при ошибке прогона сохраняет доступные результаты.</w:t>
       </w:r>
     </w:p>
     <w:p>
@@ -3532,7 +3406,7 @@
                 <w:i w:val="0"/>
                 <w:sz w:val="26"/>
               </w:rPr>
-              <w:t>1 Пользователь запускает автотесты.</w:t>
+              <w:t>1 Пользователь запускает автотесты с автоматическим сохранением результатов.</w:t>
             </w:r>
           </w:p>
         </w:tc>
@@ -3552,7 +3426,7 @@
                 <w:i w:val="0"/>
                 <w:sz w:val="26"/>
               </w:rPr>
-              <w:t>2 Система по завершении прогона формирует сведения о прогоне и результаты отдельных тестов.</w:t>
+              <w:t>2 Система формирует и сохраняет сведения о прогоне и результаты тестов в базе отчётов.</w:t>
             </w:r>
           </w:p>
         </w:tc>
@@ -3594,7 +3468,7 @@
                 <w:i w:val="0"/>
                 <w:sz w:val="26"/>
               </w:rPr>
-              <w:t>4 Система сохраняет результаты в базе отчётов и выводит сообщение о результате записи.</w:t>
+              <w:t>4 Система отображает статус записи (успех или ошибка).</w:t>
             </w:r>
           </w:p>
         </w:tc>
@@ -3617,7 +3491,7 @@
           <w:i w:val="0"/>
           <w:sz w:val="28"/>
         </w:rPr>
-        <w:t>Альтернатива. 4. Если запись в базу отчётов завершилась ошибкой — система выводит сообщение об ошибке, не прерывая просмотр результатов прогона.</w:t>
+        <w:t>Альтернатива. 2. Если запись в базу отчётов завершилась ошибкой — система выводит сообщение об ошибке, не прерывая просмотр результатов прогона.</w:t>
       </w:r>
     </w:p>
     <w:p>
@@ -3766,7 +3640,7 @@
                 <w:i w:val="0"/>
                 <w:sz w:val="26"/>
               </w:rPr>
-              <w:t>3 Пользователь просматривает список прогонов и их показатели.</w:t>
+              <w:t>3 Пользователь выбирает прогон и просматривает его детализацию.</w:t>
             </w:r>
           </w:p>
         </w:tc>
@@ -3786,7 +3660,7 @@
                 <w:i w:val="0"/>
                 <w:sz w:val="26"/>
               </w:rPr>
-              <w:t>4 Система отображает перечень прогонов (дата, файл, итоги) и детали последнего прогона.</w:t>
+              <w:t>4 Система отображает показатели прогона и результаты отдельных тестов.</w:t>
             </w:r>
           </w:p>
         </w:tc>
@@ -4369,7 +4243,7 @@
           <w:i w:val="0"/>
           <w:sz w:val="28"/>
         </w:rPr>
-        <w:t>Диаграмма последовательности системы для определённого варианта использования показывает события, генерируемые действующим лицом, и их порядок. Система рассматривается как единое целое («чёрный ящик») и изображается с линией жизни; стрелки направлены от действующего лица к системе. Каждое системное событие инициирует выполнение системной операции; для наглядности множество системных операций представляют операциями абстрактного класса System. Диаграммы последовательности системы для всех вариантов использования приведены на рисунках 3–8, обобщённый класс системных операций — на рисунке 9. Описание каждой системной операции (по одной таблице на действие с системой) приведено в таблицах 15–25.</w:t>
+        <w:t>Диаграмма последовательности системы для определённого варианта использования показывает события, генерируемые действующим лицом, и их порядок. Система рассматривается как единое целое («чёрный ящик») и изображается с линией жизни; стрелки направлены от действующего лица к системе. Каждое системное событие инициирует выполнение системной операции; для наглядности множество системных операций представляют операциями абстрактного класса System. Диаграммы последовательности системы для всех вариантов использования приведены на рисунках 3–8, обобщённый класс системных операций — на рисунке 9. Описание каждой системной операции (по одной таблице на действие с системой) приведено в таблицах 15–30.</w:t>
       </w:r>
     </w:p>
     <w:p>
@@ -7041,7 +6915,7 @@
       <w:r>
         <w:drawing>
           <wp:inline xmlns:a="http://schemas.openxmlformats.org/drawingml/2006/main" xmlns:pic="http://schemas.openxmlformats.org/drawingml/2006/picture">
-            <wp:extent cx="5940000" cy="1812203"/>
+            <wp:extent cx="5940000" cy="2164576"/>
             <wp:docPr id="4" name="Picture 4"/>
             <wp:cNvGraphicFramePr>
               <a:graphicFrameLocks noChangeAspect="1"/>
@@ -7062,7 +6936,7 @@
                   <pic:spPr>
                     <a:xfrm>
                       <a:off x="0" y="0"/>
-                      <a:ext cx="5940000" cy="1812203"/>
+                      <a:ext cx="5940000" cy="2164576"/>
                     </a:xfrm>
                     <a:prstGeom prst="rect"/>
                   </pic:spPr>
@@ -7524,6 +7398,440 @@
     </w:p>
     <w:p>
       <w:pPr>
+        <w:spacing w:before="160"/>
+        <w:jc w:val="right"/>
+      </w:pPr>
+      <w:r>
+        <w:rPr>
+          <w:rFonts w:ascii="Times New Roman" w:hAnsi="Times New Roman" w:eastAsia="Times New Roman"/>
+          <w:b w:val="0"/>
+          <w:i w:val="0"/>
+          <w:sz w:val="28"/>
+        </w:rPr>
+        <w:t>Таблица 22</w:t>
+      </w:r>
+    </w:p>
+    <w:p>
+      <w:pPr>
+        <w:spacing w:after="40"/>
+        <w:jc w:val="center"/>
+      </w:pPr>
+      <w:r>
+        <w:rPr>
+          <w:rFonts w:ascii="Times New Roman" w:hAnsi="Times New Roman" w:eastAsia="Times New Roman"/>
+          <w:b w:val="0"/>
+          <w:i w:val="0"/>
+          <w:sz w:val="28"/>
+        </w:rPr>
+        <w:t>Описание системной операции «просмотретьРезультатРазбора»</w:t>
+      </w:r>
+    </w:p>
+    <w:tbl>
+      <w:tblPr>
+        <w:tblStyle w:val="TableGrid"/>
+        <w:tblW w:type="auto" w:w="0"/>
+        <w:jc w:val="center"/>
+        <w:tblLook w:firstColumn="1" w:firstRow="1" w:lastColumn="0" w:lastRow="0" w:noHBand="0" w:noVBand="1" w:val="04A0"/>
+      </w:tblPr>
+      <w:tblGrid>
+        <w:gridCol w:w="4844"/>
+        <w:gridCol w:w="4844"/>
+      </w:tblGrid>
+      <w:tr>
+        <w:tc>
+          <w:tcPr>
+            <w:tcW w:type="dxa" w:w="2154"/>
+            <w:shd w:val="clear" w:color="auto" w:fill="EFEFEF"/>
+          </w:tcPr>
+          <w:p>
+            <w:pPr>
+              <w:spacing w:line="240" w:lineRule="auto" w:after="0"/>
+            </w:pPr>
+            <w:r/>
+            <w:r>
+              <w:rPr>
+                <w:rFonts w:ascii="Times New Roman" w:hAnsi="Times New Roman" w:eastAsia="Times New Roman"/>
+                <w:b/>
+                <w:i w:val="0"/>
+                <w:sz w:val="26"/>
+              </w:rPr>
+              <w:t>Имя</w:t>
+            </w:r>
+          </w:p>
+        </w:tc>
+        <w:tc>
+          <w:tcPr>
+            <w:tcW w:type="dxa" w:w="7200"/>
+          </w:tcPr>
+          <w:p>
+            <w:pPr>
+              <w:spacing w:line="240" w:lineRule="auto" w:after="0"/>
+            </w:pPr>
+            <w:r/>
+            <w:r>
+              <w:rPr>
+                <w:rFonts w:ascii="Times New Roman" w:hAnsi="Times New Roman" w:eastAsia="Times New Roman"/>
+                <w:b w:val="0"/>
+                <w:i w:val="0"/>
+                <w:sz w:val="26"/>
+              </w:rPr>
+              <w:t>просмотретьРезультатРазбора()</w:t>
+            </w:r>
+          </w:p>
+        </w:tc>
+      </w:tr>
+      <w:tr>
+        <w:tc>
+          <w:tcPr>
+            <w:tcW w:type="dxa" w:w="2154"/>
+            <w:shd w:val="clear" w:color="auto" w:fill="EFEFEF"/>
+          </w:tcPr>
+          <w:p>
+            <w:pPr>
+              <w:spacing w:line="240" w:lineRule="auto" w:after="0"/>
+            </w:pPr>
+            <w:r/>
+            <w:r>
+              <w:rPr>
+                <w:rFonts w:ascii="Times New Roman" w:hAnsi="Times New Roman" w:eastAsia="Times New Roman"/>
+                <w:b/>
+                <w:i w:val="0"/>
+                <w:sz w:val="26"/>
+              </w:rPr>
+              <w:t>Обязанности</w:t>
+            </w:r>
+          </w:p>
+        </w:tc>
+        <w:tc>
+          <w:tcPr>
+            <w:tcW w:type="dxa" w:w="7200"/>
+          </w:tcPr>
+          <w:p>
+            <w:pPr>
+              <w:spacing w:line="240" w:lineRule="auto" w:after="0"/>
+            </w:pPr>
+            <w:r/>
+            <w:r>
+              <w:rPr>
+                <w:rFonts w:ascii="Times New Roman" w:hAnsi="Times New Roman" w:eastAsia="Times New Roman"/>
+                <w:b w:val="0"/>
+                <w:i w:val="0"/>
+                <w:sz w:val="26"/>
+              </w:rPr>
+              <w:t>Отобразить перечень сущностей модели с указанием их типа (основная, дочерняя, справочник).</w:t>
+            </w:r>
+          </w:p>
+        </w:tc>
+      </w:tr>
+      <w:tr>
+        <w:tc>
+          <w:tcPr>
+            <w:tcW w:type="dxa" w:w="2154"/>
+            <w:shd w:val="clear" w:color="auto" w:fill="EFEFEF"/>
+          </w:tcPr>
+          <w:p>
+            <w:pPr>
+              <w:spacing w:line="240" w:lineRule="auto" w:after="0"/>
+            </w:pPr>
+            <w:r/>
+            <w:r>
+              <w:rPr>
+                <w:rFonts w:ascii="Times New Roman" w:hAnsi="Times New Roman" w:eastAsia="Times New Roman"/>
+                <w:b/>
+                <w:i w:val="0"/>
+                <w:sz w:val="26"/>
+              </w:rPr>
+              <w:t>Тип</w:t>
+            </w:r>
+          </w:p>
+        </w:tc>
+        <w:tc>
+          <w:tcPr>
+            <w:tcW w:type="dxa" w:w="7200"/>
+          </w:tcPr>
+          <w:p>
+            <w:pPr>
+              <w:spacing w:line="240" w:lineRule="auto" w:after="0"/>
+            </w:pPr>
+            <w:r/>
+            <w:r>
+              <w:rPr>
+                <w:rFonts w:ascii="Times New Roman" w:hAnsi="Times New Roman" w:eastAsia="Times New Roman"/>
+                <w:b w:val="0"/>
+                <w:i w:val="0"/>
+                <w:sz w:val="26"/>
+              </w:rPr>
+              <w:t>Системная</w:t>
+            </w:r>
+          </w:p>
+        </w:tc>
+      </w:tr>
+      <w:tr>
+        <w:tc>
+          <w:tcPr>
+            <w:tcW w:type="dxa" w:w="2154"/>
+            <w:shd w:val="clear" w:color="auto" w:fill="EFEFEF"/>
+          </w:tcPr>
+          <w:p>
+            <w:pPr>
+              <w:spacing w:line="240" w:lineRule="auto" w:after="0"/>
+            </w:pPr>
+            <w:r/>
+            <w:r>
+              <w:rPr>
+                <w:rFonts w:ascii="Times New Roman" w:hAnsi="Times New Roman" w:eastAsia="Times New Roman"/>
+                <w:b/>
+                <w:i w:val="0"/>
+                <w:sz w:val="26"/>
+              </w:rPr>
+              <w:t>Ссылки</w:t>
+            </w:r>
+          </w:p>
+        </w:tc>
+        <w:tc>
+          <w:tcPr>
+            <w:tcW w:type="dxa" w:w="7200"/>
+          </w:tcPr>
+          <w:p>
+            <w:pPr>
+              <w:spacing w:line="240" w:lineRule="auto" w:after="0"/>
+            </w:pPr>
+            <w:r/>
+            <w:r>
+              <w:rPr>
+                <w:rFonts w:ascii="Times New Roman" w:hAnsi="Times New Roman" w:eastAsia="Times New Roman"/>
+                <w:b w:val="0"/>
+                <w:i w:val="0"/>
+                <w:sz w:val="26"/>
+              </w:rPr>
+              <w:t>ВИ «Разобрать метаданные»</w:t>
+            </w:r>
+          </w:p>
+        </w:tc>
+      </w:tr>
+      <w:tr>
+        <w:tc>
+          <w:tcPr>
+            <w:tcW w:type="dxa" w:w="2154"/>
+            <w:shd w:val="clear" w:color="auto" w:fill="EFEFEF"/>
+          </w:tcPr>
+          <w:p>
+            <w:pPr>
+              <w:spacing w:line="240" w:lineRule="auto" w:after="0"/>
+            </w:pPr>
+            <w:r/>
+            <w:r>
+              <w:rPr>
+                <w:rFonts w:ascii="Times New Roman" w:hAnsi="Times New Roman" w:eastAsia="Times New Roman"/>
+                <w:b/>
+                <w:i w:val="0"/>
+                <w:sz w:val="26"/>
+              </w:rPr>
+              <w:t>Примечания</w:t>
+            </w:r>
+          </w:p>
+        </w:tc>
+        <w:tc>
+          <w:tcPr>
+            <w:tcW w:type="dxa" w:w="7200"/>
+          </w:tcPr>
+          <w:p>
+            <w:pPr>
+              <w:spacing w:line="240" w:lineRule="auto" w:after="0"/>
+            </w:pPr>
+            <w:r/>
+            <w:r>
+              <w:rPr>
+                <w:rFonts w:ascii="Times New Roman" w:hAnsi="Times New Roman" w:eastAsia="Times New Roman"/>
+                <w:b w:val="0"/>
+                <w:i w:val="0"/>
+                <w:sz w:val="26"/>
+              </w:rPr>
+              <w:t>Перечень формируется по результату классификации сущностей.</w:t>
+            </w:r>
+          </w:p>
+        </w:tc>
+      </w:tr>
+      <w:tr>
+        <w:tc>
+          <w:tcPr>
+            <w:tcW w:type="dxa" w:w="2154"/>
+            <w:shd w:val="clear" w:color="auto" w:fill="EFEFEF"/>
+          </w:tcPr>
+          <w:p>
+            <w:pPr>
+              <w:spacing w:line="240" w:lineRule="auto" w:after="0"/>
+            </w:pPr>
+            <w:r/>
+            <w:r>
+              <w:rPr>
+                <w:rFonts w:ascii="Times New Roman" w:hAnsi="Times New Roman" w:eastAsia="Times New Roman"/>
+                <w:b/>
+                <w:i w:val="0"/>
+                <w:sz w:val="26"/>
+              </w:rPr>
+              <w:t>Исключения</w:t>
+            </w:r>
+          </w:p>
+        </w:tc>
+        <w:tc>
+          <w:tcPr>
+            <w:tcW w:type="dxa" w:w="7200"/>
+          </w:tcPr>
+          <w:p>
+            <w:pPr>
+              <w:spacing w:line="240" w:lineRule="auto" w:after="0"/>
+            </w:pPr>
+            <w:r/>
+            <w:r>
+              <w:rPr>
+                <w:rFonts w:ascii="Times New Roman" w:hAnsi="Times New Roman" w:eastAsia="Times New Roman"/>
+                <w:b w:val="0"/>
+                <w:i w:val="0"/>
+                <w:sz w:val="26"/>
+              </w:rPr>
+              <w:t>Модель метаданных не сформирована.</w:t>
+            </w:r>
+          </w:p>
+        </w:tc>
+      </w:tr>
+      <w:tr>
+        <w:tc>
+          <w:tcPr>
+            <w:tcW w:type="dxa" w:w="2154"/>
+            <w:shd w:val="clear" w:color="auto" w:fill="EFEFEF"/>
+          </w:tcPr>
+          <w:p>
+            <w:pPr>
+              <w:spacing w:line="240" w:lineRule="auto" w:after="0"/>
+            </w:pPr>
+            <w:r/>
+            <w:r>
+              <w:rPr>
+                <w:rFonts w:ascii="Times New Roman" w:hAnsi="Times New Roman" w:eastAsia="Times New Roman"/>
+                <w:b/>
+                <w:i w:val="0"/>
+                <w:sz w:val="26"/>
+              </w:rPr>
+              <w:t>Вывод</w:t>
+            </w:r>
+          </w:p>
+        </w:tc>
+        <w:tc>
+          <w:tcPr>
+            <w:tcW w:type="dxa" w:w="7200"/>
+          </w:tcPr>
+          <w:p>
+            <w:pPr>
+              <w:spacing w:line="240" w:lineRule="auto" w:after="0"/>
+            </w:pPr>
+            <w:r/>
+            <w:r>
+              <w:rPr>
+                <w:rFonts w:ascii="Times New Roman" w:hAnsi="Times New Roman" w:eastAsia="Times New Roman"/>
+                <w:b w:val="0"/>
+                <w:i w:val="0"/>
+                <w:sz w:val="26"/>
+              </w:rPr>
+              <w:t>Перечень сущностей с типами.</w:t>
+            </w:r>
+          </w:p>
+        </w:tc>
+      </w:tr>
+      <w:tr>
+        <w:tc>
+          <w:tcPr>
+            <w:tcW w:type="dxa" w:w="2154"/>
+            <w:shd w:val="clear" w:color="auto" w:fill="EFEFEF"/>
+          </w:tcPr>
+          <w:p>
+            <w:pPr>
+              <w:spacing w:line="240" w:lineRule="auto" w:after="0"/>
+            </w:pPr>
+            <w:r/>
+            <w:r>
+              <w:rPr>
+                <w:rFonts w:ascii="Times New Roman" w:hAnsi="Times New Roman" w:eastAsia="Times New Roman"/>
+                <w:b/>
+                <w:i w:val="0"/>
+                <w:sz w:val="26"/>
+              </w:rPr>
+              <w:t>Предусловие</w:t>
+            </w:r>
+          </w:p>
+        </w:tc>
+        <w:tc>
+          <w:tcPr>
+            <w:tcW w:type="dxa" w:w="7200"/>
+          </w:tcPr>
+          <w:p>
+            <w:pPr>
+              <w:spacing w:line="240" w:lineRule="auto" w:after="0"/>
+            </w:pPr>
+            <w:r/>
+            <w:r>
+              <w:rPr>
+                <w:rFonts w:ascii="Times New Roman" w:hAnsi="Times New Roman" w:eastAsia="Times New Roman"/>
+                <w:b w:val="0"/>
+                <w:i w:val="0"/>
+                <w:sz w:val="26"/>
+              </w:rPr>
+              <w:t>Выполнен разбор метаданных.</w:t>
+            </w:r>
+          </w:p>
+        </w:tc>
+      </w:tr>
+      <w:tr>
+        <w:tc>
+          <w:tcPr>
+            <w:tcW w:type="dxa" w:w="2154"/>
+            <w:shd w:val="clear" w:color="auto" w:fill="EFEFEF"/>
+          </w:tcPr>
+          <w:p>
+            <w:pPr>
+              <w:spacing w:line="240" w:lineRule="auto" w:after="0"/>
+            </w:pPr>
+            <w:r/>
+            <w:r>
+              <w:rPr>
+                <w:rFonts w:ascii="Times New Roman" w:hAnsi="Times New Roman" w:eastAsia="Times New Roman"/>
+                <w:b/>
+                <w:i w:val="0"/>
+                <w:sz w:val="26"/>
+              </w:rPr>
+              <w:t>Постусловие</w:t>
+            </w:r>
+          </w:p>
+        </w:tc>
+        <w:tc>
+          <w:tcPr>
+            <w:tcW w:type="dxa" w:w="7200"/>
+          </w:tcPr>
+          <w:p>
+            <w:pPr>
+              <w:spacing w:line="240" w:lineRule="auto" w:after="0"/>
+            </w:pPr>
+            <w:r/>
+            <w:r>
+              <w:rPr>
+                <w:rFonts w:ascii="Times New Roman" w:hAnsi="Times New Roman" w:eastAsia="Times New Roman"/>
+                <w:b w:val="0"/>
+                <w:i w:val="0"/>
+                <w:sz w:val="26"/>
+              </w:rPr>
+              <w:t>Пользователь ознакомлен с результатом разбора.</w:t>
+            </w:r>
+          </w:p>
+        </w:tc>
+      </w:tr>
+    </w:tbl>
+    <w:p>
+      <w:pPr>
+        <w:spacing w:after="40"/>
+      </w:pPr>
+    </w:p>
+    <w:p>
+      <w:pPr>
         <w:keepLines/>
         <w:spacing w:before="120"/>
         <w:jc w:val="center"/>
@@ -7531,7 +7839,7 @@
       <w:r>
         <w:drawing>
           <wp:inline xmlns:a="http://schemas.openxmlformats.org/drawingml/2006/main" xmlns:pic="http://schemas.openxmlformats.org/drawingml/2006/picture">
-            <wp:extent cx="5940000" cy="1812203"/>
+            <wp:extent cx="5940000" cy="2164576"/>
             <wp:docPr id="5" name="Picture 5"/>
             <wp:cNvGraphicFramePr>
               <a:graphicFrameLocks noChangeAspect="1"/>
@@ -7552,7 +7860,7 @@
                   <pic:spPr>
                     <a:xfrm>
                       <a:off x="0" y="0"/>
-                      <a:ext cx="5940000" cy="1812203"/>
+                      <a:ext cx="5940000" cy="2164576"/>
                     </a:xfrm>
                     <a:prstGeom prst="rect"/>
                   </pic:spPr>
@@ -7590,7 +7898,7 @@
           <w:i w:val="0"/>
           <w:sz w:val="28"/>
         </w:rPr>
-        <w:t>Таблица 22</w:t>
+        <w:t>Таблица 23</w:t>
       </w:r>
     </w:p>
     <w:p>
@@ -8014,6 +8322,440 @@
     </w:p>
     <w:p>
       <w:pPr>
+        <w:spacing w:before="160"/>
+        <w:jc w:val="right"/>
+      </w:pPr>
+      <w:r>
+        <w:rPr>
+          <w:rFonts w:ascii="Times New Roman" w:hAnsi="Times New Roman" w:eastAsia="Times New Roman"/>
+          <w:b w:val="0"/>
+          <w:i w:val="0"/>
+          <w:sz w:val="28"/>
+        </w:rPr>
+        <w:t>Таблица 24</w:t>
+      </w:r>
+    </w:p>
+    <w:p>
+      <w:pPr>
+        <w:spacing w:after="40"/>
+        <w:jc w:val="center"/>
+      </w:pPr>
+      <w:r>
+        <w:rPr>
+          <w:rFonts w:ascii="Times New Roman" w:hAnsi="Times New Roman" w:eastAsia="Times New Roman"/>
+          <w:b w:val="0"/>
+          <w:i w:val="0"/>
+          <w:sz w:val="28"/>
+        </w:rPr>
+        <w:t>Описание системной операции «просмотретьСводкуГенерации»</w:t>
+      </w:r>
+    </w:p>
+    <w:tbl>
+      <w:tblPr>
+        <w:tblStyle w:val="TableGrid"/>
+        <w:tblW w:type="auto" w:w="0"/>
+        <w:jc w:val="center"/>
+        <w:tblLook w:firstColumn="1" w:firstRow="1" w:lastColumn="0" w:lastRow="0" w:noHBand="0" w:noVBand="1" w:val="04A0"/>
+      </w:tblPr>
+      <w:tblGrid>
+        <w:gridCol w:w="4844"/>
+        <w:gridCol w:w="4844"/>
+      </w:tblGrid>
+      <w:tr>
+        <w:tc>
+          <w:tcPr>
+            <w:tcW w:type="dxa" w:w="2154"/>
+            <w:shd w:val="clear" w:color="auto" w:fill="EFEFEF"/>
+          </w:tcPr>
+          <w:p>
+            <w:pPr>
+              <w:spacing w:line="240" w:lineRule="auto" w:after="0"/>
+            </w:pPr>
+            <w:r/>
+            <w:r>
+              <w:rPr>
+                <w:rFonts w:ascii="Times New Roman" w:hAnsi="Times New Roman" w:eastAsia="Times New Roman"/>
+                <w:b/>
+                <w:i w:val="0"/>
+                <w:sz w:val="26"/>
+              </w:rPr>
+              <w:t>Имя</w:t>
+            </w:r>
+          </w:p>
+        </w:tc>
+        <w:tc>
+          <w:tcPr>
+            <w:tcW w:type="dxa" w:w="7200"/>
+          </w:tcPr>
+          <w:p>
+            <w:pPr>
+              <w:spacing w:line="240" w:lineRule="auto" w:after="0"/>
+            </w:pPr>
+            <w:r/>
+            <w:r>
+              <w:rPr>
+                <w:rFonts w:ascii="Times New Roman" w:hAnsi="Times New Roman" w:eastAsia="Times New Roman"/>
+                <w:b w:val="0"/>
+                <w:i w:val="0"/>
+                <w:sz w:val="26"/>
+              </w:rPr>
+              <w:t>просмотретьСводкуГенерации()</w:t>
+            </w:r>
+          </w:p>
+        </w:tc>
+      </w:tr>
+      <w:tr>
+        <w:tc>
+          <w:tcPr>
+            <w:tcW w:type="dxa" w:w="2154"/>
+            <w:shd w:val="clear" w:color="auto" w:fill="EFEFEF"/>
+          </w:tcPr>
+          <w:p>
+            <w:pPr>
+              <w:spacing w:line="240" w:lineRule="auto" w:after="0"/>
+            </w:pPr>
+            <w:r/>
+            <w:r>
+              <w:rPr>
+                <w:rFonts w:ascii="Times New Roman" w:hAnsi="Times New Roman" w:eastAsia="Times New Roman"/>
+                <w:b/>
+                <w:i w:val="0"/>
+                <w:sz w:val="26"/>
+              </w:rPr>
+              <w:t>Обязанности</w:t>
+            </w:r>
+          </w:p>
+        </w:tc>
+        <w:tc>
+          <w:tcPr>
+            <w:tcW w:type="dxa" w:w="7200"/>
+          </w:tcPr>
+          <w:p>
+            <w:pPr>
+              <w:spacing w:line="240" w:lineRule="auto" w:after="0"/>
+            </w:pPr>
+            <w:r/>
+            <w:r>
+              <w:rPr>
+                <w:rFonts w:ascii="Times New Roman" w:hAnsi="Times New Roman" w:eastAsia="Times New Roman"/>
+                <w:b w:val="0"/>
+                <w:i w:val="0"/>
+                <w:sz w:val="26"/>
+              </w:rPr>
+              <w:t>Отобразить путь к сгенерированному проекту, число тестовых классов и отчёт о классификации.</w:t>
+            </w:r>
+          </w:p>
+        </w:tc>
+      </w:tr>
+      <w:tr>
+        <w:tc>
+          <w:tcPr>
+            <w:tcW w:type="dxa" w:w="2154"/>
+            <w:shd w:val="clear" w:color="auto" w:fill="EFEFEF"/>
+          </w:tcPr>
+          <w:p>
+            <w:pPr>
+              <w:spacing w:line="240" w:lineRule="auto" w:after="0"/>
+            </w:pPr>
+            <w:r/>
+            <w:r>
+              <w:rPr>
+                <w:rFonts w:ascii="Times New Roman" w:hAnsi="Times New Roman" w:eastAsia="Times New Roman"/>
+                <w:b/>
+                <w:i w:val="0"/>
+                <w:sz w:val="26"/>
+              </w:rPr>
+              <w:t>Тип</w:t>
+            </w:r>
+          </w:p>
+        </w:tc>
+        <w:tc>
+          <w:tcPr>
+            <w:tcW w:type="dxa" w:w="7200"/>
+          </w:tcPr>
+          <w:p>
+            <w:pPr>
+              <w:spacing w:line="240" w:lineRule="auto" w:after="0"/>
+            </w:pPr>
+            <w:r/>
+            <w:r>
+              <w:rPr>
+                <w:rFonts w:ascii="Times New Roman" w:hAnsi="Times New Roman" w:eastAsia="Times New Roman"/>
+                <w:b w:val="0"/>
+                <w:i w:val="0"/>
+                <w:sz w:val="26"/>
+              </w:rPr>
+              <w:t>Системная</w:t>
+            </w:r>
+          </w:p>
+        </w:tc>
+      </w:tr>
+      <w:tr>
+        <w:tc>
+          <w:tcPr>
+            <w:tcW w:type="dxa" w:w="2154"/>
+            <w:shd w:val="clear" w:color="auto" w:fill="EFEFEF"/>
+          </w:tcPr>
+          <w:p>
+            <w:pPr>
+              <w:spacing w:line="240" w:lineRule="auto" w:after="0"/>
+            </w:pPr>
+            <w:r/>
+            <w:r>
+              <w:rPr>
+                <w:rFonts w:ascii="Times New Roman" w:hAnsi="Times New Roman" w:eastAsia="Times New Roman"/>
+                <w:b/>
+                <w:i w:val="0"/>
+                <w:sz w:val="26"/>
+              </w:rPr>
+              <w:t>Ссылки</w:t>
+            </w:r>
+          </w:p>
+        </w:tc>
+        <w:tc>
+          <w:tcPr>
+            <w:tcW w:type="dxa" w:w="7200"/>
+          </w:tcPr>
+          <w:p>
+            <w:pPr>
+              <w:spacing w:line="240" w:lineRule="auto" w:after="0"/>
+            </w:pPr>
+            <w:r/>
+            <w:r>
+              <w:rPr>
+                <w:rFonts w:ascii="Times New Roman" w:hAnsi="Times New Roman" w:eastAsia="Times New Roman"/>
+                <w:b w:val="0"/>
+                <w:i w:val="0"/>
+                <w:sz w:val="26"/>
+              </w:rPr>
+              <w:t>ВИ «Сгенерировать автотесты»</w:t>
+            </w:r>
+          </w:p>
+        </w:tc>
+      </w:tr>
+      <w:tr>
+        <w:tc>
+          <w:tcPr>
+            <w:tcW w:type="dxa" w:w="2154"/>
+            <w:shd w:val="clear" w:color="auto" w:fill="EFEFEF"/>
+          </w:tcPr>
+          <w:p>
+            <w:pPr>
+              <w:spacing w:line="240" w:lineRule="auto" w:after="0"/>
+            </w:pPr>
+            <w:r/>
+            <w:r>
+              <w:rPr>
+                <w:rFonts w:ascii="Times New Roman" w:hAnsi="Times New Roman" w:eastAsia="Times New Roman"/>
+                <w:b/>
+                <w:i w:val="0"/>
+                <w:sz w:val="26"/>
+              </w:rPr>
+              <w:t>Примечания</w:t>
+            </w:r>
+          </w:p>
+        </w:tc>
+        <w:tc>
+          <w:tcPr>
+            <w:tcW w:type="dxa" w:w="7200"/>
+          </w:tcPr>
+          <w:p>
+            <w:pPr>
+              <w:spacing w:line="240" w:lineRule="auto" w:after="0"/>
+            </w:pPr>
+            <w:r/>
+            <w:r>
+              <w:rPr>
+                <w:rFonts w:ascii="Times New Roman" w:hAnsi="Times New Roman" w:eastAsia="Times New Roman"/>
+                <w:b w:val="0"/>
+                <w:i w:val="0"/>
+                <w:sz w:val="26"/>
+              </w:rPr>
+              <w:t>Сводка формируется по завершении генерации.</w:t>
+            </w:r>
+          </w:p>
+        </w:tc>
+      </w:tr>
+      <w:tr>
+        <w:tc>
+          <w:tcPr>
+            <w:tcW w:type="dxa" w:w="2154"/>
+            <w:shd w:val="clear" w:color="auto" w:fill="EFEFEF"/>
+          </w:tcPr>
+          <w:p>
+            <w:pPr>
+              <w:spacing w:line="240" w:lineRule="auto" w:after="0"/>
+            </w:pPr>
+            <w:r/>
+            <w:r>
+              <w:rPr>
+                <w:rFonts w:ascii="Times New Roman" w:hAnsi="Times New Roman" w:eastAsia="Times New Roman"/>
+                <w:b/>
+                <w:i w:val="0"/>
+                <w:sz w:val="26"/>
+              </w:rPr>
+              <w:t>Исключения</w:t>
+            </w:r>
+          </w:p>
+        </w:tc>
+        <w:tc>
+          <w:tcPr>
+            <w:tcW w:type="dxa" w:w="7200"/>
+          </w:tcPr>
+          <w:p>
+            <w:pPr>
+              <w:spacing w:line="240" w:lineRule="auto" w:after="0"/>
+            </w:pPr>
+            <w:r/>
+            <w:r>
+              <w:rPr>
+                <w:rFonts w:ascii="Times New Roman" w:hAnsi="Times New Roman" w:eastAsia="Times New Roman"/>
+                <w:b w:val="0"/>
+                <w:i w:val="0"/>
+                <w:sz w:val="26"/>
+              </w:rPr>
+              <w:t>Генерация не выполнялась.</w:t>
+            </w:r>
+          </w:p>
+        </w:tc>
+      </w:tr>
+      <w:tr>
+        <w:tc>
+          <w:tcPr>
+            <w:tcW w:type="dxa" w:w="2154"/>
+            <w:shd w:val="clear" w:color="auto" w:fill="EFEFEF"/>
+          </w:tcPr>
+          <w:p>
+            <w:pPr>
+              <w:spacing w:line="240" w:lineRule="auto" w:after="0"/>
+            </w:pPr>
+            <w:r/>
+            <w:r>
+              <w:rPr>
+                <w:rFonts w:ascii="Times New Roman" w:hAnsi="Times New Roman" w:eastAsia="Times New Roman"/>
+                <w:b/>
+                <w:i w:val="0"/>
+                <w:sz w:val="26"/>
+              </w:rPr>
+              <w:t>Вывод</w:t>
+            </w:r>
+          </w:p>
+        </w:tc>
+        <w:tc>
+          <w:tcPr>
+            <w:tcW w:type="dxa" w:w="7200"/>
+          </w:tcPr>
+          <w:p>
+            <w:pPr>
+              <w:spacing w:line="240" w:lineRule="auto" w:after="0"/>
+            </w:pPr>
+            <w:r/>
+            <w:r>
+              <w:rPr>
+                <w:rFonts w:ascii="Times New Roman" w:hAnsi="Times New Roman" w:eastAsia="Times New Roman"/>
+                <w:b w:val="0"/>
+                <w:i w:val="0"/>
+                <w:sz w:val="26"/>
+              </w:rPr>
+              <w:t>Сводка о генерации.</w:t>
+            </w:r>
+          </w:p>
+        </w:tc>
+      </w:tr>
+      <w:tr>
+        <w:tc>
+          <w:tcPr>
+            <w:tcW w:type="dxa" w:w="2154"/>
+            <w:shd w:val="clear" w:color="auto" w:fill="EFEFEF"/>
+          </w:tcPr>
+          <w:p>
+            <w:pPr>
+              <w:spacing w:line="240" w:lineRule="auto" w:after="0"/>
+            </w:pPr>
+            <w:r/>
+            <w:r>
+              <w:rPr>
+                <w:rFonts w:ascii="Times New Roman" w:hAnsi="Times New Roman" w:eastAsia="Times New Roman"/>
+                <w:b/>
+                <w:i w:val="0"/>
+                <w:sz w:val="26"/>
+              </w:rPr>
+              <w:t>Предусловие</w:t>
+            </w:r>
+          </w:p>
+        </w:tc>
+        <w:tc>
+          <w:tcPr>
+            <w:tcW w:type="dxa" w:w="7200"/>
+          </w:tcPr>
+          <w:p>
+            <w:pPr>
+              <w:spacing w:line="240" w:lineRule="auto" w:after="0"/>
+            </w:pPr>
+            <w:r/>
+            <w:r>
+              <w:rPr>
+                <w:rFonts w:ascii="Times New Roman" w:hAnsi="Times New Roman" w:eastAsia="Times New Roman"/>
+                <w:b w:val="0"/>
+                <w:i w:val="0"/>
+                <w:sz w:val="26"/>
+              </w:rPr>
+              <w:t>Выполнена генерация автотестов.</w:t>
+            </w:r>
+          </w:p>
+        </w:tc>
+      </w:tr>
+      <w:tr>
+        <w:tc>
+          <w:tcPr>
+            <w:tcW w:type="dxa" w:w="2154"/>
+            <w:shd w:val="clear" w:color="auto" w:fill="EFEFEF"/>
+          </w:tcPr>
+          <w:p>
+            <w:pPr>
+              <w:spacing w:line="240" w:lineRule="auto" w:after="0"/>
+            </w:pPr>
+            <w:r/>
+            <w:r>
+              <w:rPr>
+                <w:rFonts w:ascii="Times New Roman" w:hAnsi="Times New Roman" w:eastAsia="Times New Roman"/>
+                <w:b/>
+                <w:i w:val="0"/>
+                <w:sz w:val="26"/>
+              </w:rPr>
+              <w:t>Постусловие</w:t>
+            </w:r>
+          </w:p>
+        </w:tc>
+        <w:tc>
+          <w:tcPr>
+            <w:tcW w:type="dxa" w:w="7200"/>
+          </w:tcPr>
+          <w:p>
+            <w:pPr>
+              <w:spacing w:line="240" w:lineRule="auto" w:after="0"/>
+            </w:pPr>
+            <w:r/>
+            <w:r>
+              <w:rPr>
+                <w:rFonts w:ascii="Times New Roman" w:hAnsi="Times New Roman" w:eastAsia="Times New Roman"/>
+                <w:b w:val="0"/>
+                <w:i w:val="0"/>
+                <w:sz w:val="26"/>
+              </w:rPr>
+              <w:t>Пользователь ознакомлен со сводкой генерации.</w:t>
+            </w:r>
+          </w:p>
+        </w:tc>
+      </w:tr>
+    </w:tbl>
+    <w:p>
+      <w:pPr>
+        <w:spacing w:after="40"/>
+      </w:pPr>
+    </w:p>
+    <w:p>
+      <w:pPr>
         <w:keepLines/>
         <w:spacing w:before="120"/>
         <w:jc w:val="center"/>
@@ -8021,7 +8763,7 @@
       <w:r>
         <w:drawing>
           <wp:inline xmlns:a="http://schemas.openxmlformats.org/drawingml/2006/main" xmlns:pic="http://schemas.openxmlformats.org/drawingml/2006/picture">
-            <wp:extent cx="5940000" cy="1634862"/>
+            <wp:extent cx="5940000" cy="1952752"/>
             <wp:docPr id="6" name="Picture 6"/>
             <wp:cNvGraphicFramePr>
               <a:graphicFrameLocks noChangeAspect="1"/>
@@ -8042,7 +8784,7 @@
                   <pic:spPr>
                     <a:xfrm>
                       <a:off x="0" y="0"/>
-                      <a:ext cx="5940000" cy="1634862"/>
+                      <a:ext cx="5940000" cy="1952752"/>
                     </a:xfrm>
                     <a:prstGeom prst="rect"/>
                   </pic:spPr>
@@ -8080,7 +8822,7 @@
           <w:i w:val="0"/>
           <w:sz w:val="28"/>
         </w:rPr>
-        <w:t>Таблица 23</w:t>
+        <w:t>Таблица 25</w:t>
       </w:r>
     </w:p>
     <w:p>
@@ -8504,6 +9246,440 @@
     </w:p>
     <w:p>
       <w:pPr>
+        <w:spacing w:before="160"/>
+        <w:jc w:val="right"/>
+      </w:pPr>
+      <w:r>
+        <w:rPr>
+          <w:rFonts w:ascii="Times New Roman" w:hAnsi="Times New Roman" w:eastAsia="Times New Roman"/>
+          <w:b w:val="0"/>
+          <w:i w:val="0"/>
+          <w:sz w:val="28"/>
+        </w:rPr>
+        <w:t>Таблица 26</w:t>
+      </w:r>
+    </w:p>
+    <w:p>
+      <w:pPr>
+        <w:spacing w:after="40"/>
+        <w:jc w:val="center"/>
+      </w:pPr>
+      <w:r>
+        <w:rPr>
+          <w:rFonts w:ascii="Times New Roman" w:hAnsi="Times New Roman" w:eastAsia="Times New Roman"/>
+          <w:b w:val="0"/>
+          <w:i w:val="0"/>
+          <w:sz w:val="28"/>
+        </w:rPr>
+        <w:t>Описание системной операции «просмотретьРезультатыПрогона»</w:t>
+      </w:r>
+    </w:p>
+    <w:tbl>
+      <w:tblPr>
+        <w:tblStyle w:val="TableGrid"/>
+        <w:tblW w:type="auto" w:w="0"/>
+        <w:jc w:val="center"/>
+        <w:tblLook w:firstColumn="1" w:firstRow="1" w:lastColumn="0" w:lastRow="0" w:noHBand="0" w:noVBand="1" w:val="04A0"/>
+      </w:tblPr>
+      <w:tblGrid>
+        <w:gridCol w:w="4844"/>
+        <w:gridCol w:w="4844"/>
+      </w:tblGrid>
+      <w:tr>
+        <w:tc>
+          <w:tcPr>
+            <w:tcW w:type="dxa" w:w="2154"/>
+            <w:shd w:val="clear" w:color="auto" w:fill="EFEFEF"/>
+          </w:tcPr>
+          <w:p>
+            <w:pPr>
+              <w:spacing w:line="240" w:lineRule="auto" w:after="0"/>
+            </w:pPr>
+            <w:r/>
+            <w:r>
+              <w:rPr>
+                <w:rFonts w:ascii="Times New Roman" w:hAnsi="Times New Roman" w:eastAsia="Times New Roman"/>
+                <w:b/>
+                <w:i w:val="0"/>
+                <w:sz w:val="26"/>
+              </w:rPr>
+              <w:t>Имя</w:t>
+            </w:r>
+          </w:p>
+        </w:tc>
+        <w:tc>
+          <w:tcPr>
+            <w:tcW w:type="dxa" w:w="7200"/>
+          </w:tcPr>
+          <w:p>
+            <w:pPr>
+              <w:spacing w:line="240" w:lineRule="auto" w:after="0"/>
+            </w:pPr>
+            <w:r/>
+            <w:r>
+              <w:rPr>
+                <w:rFonts w:ascii="Times New Roman" w:hAnsi="Times New Roman" w:eastAsia="Times New Roman"/>
+                <w:b w:val="0"/>
+                <w:i w:val="0"/>
+                <w:sz w:val="26"/>
+              </w:rPr>
+              <w:t>просмотретьРезультатыПрогона()</w:t>
+            </w:r>
+          </w:p>
+        </w:tc>
+      </w:tr>
+      <w:tr>
+        <w:tc>
+          <w:tcPr>
+            <w:tcW w:type="dxa" w:w="2154"/>
+            <w:shd w:val="clear" w:color="auto" w:fill="EFEFEF"/>
+          </w:tcPr>
+          <w:p>
+            <w:pPr>
+              <w:spacing w:line="240" w:lineRule="auto" w:after="0"/>
+            </w:pPr>
+            <w:r/>
+            <w:r>
+              <w:rPr>
+                <w:rFonts w:ascii="Times New Roman" w:hAnsi="Times New Roman" w:eastAsia="Times New Roman"/>
+                <w:b/>
+                <w:i w:val="0"/>
+                <w:sz w:val="26"/>
+              </w:rPr>
+              <w:t>Обязанности</w:t>
+            </w:r>
+          </w:p>
+        </w:tc>
+        <w:tc>
+          <w:tcPr>
+            <w:tcW w:type="dxa" w:w="7200"/>
+          </w:tcPr>
+          <w:p>
+            <w:pPr>
+              <w:spacing w:line="240" w:lineRule="auto" w:after="0"/>
+            </w:pPr>
+            <w:r/>
+            <w:r>
+              <w:rPr>
+                <w:rFonts w:ascii="Times New Roman" w:hAnsi="Times New Roman" w:eastAsia="Times New Roman"/>
+                <w:b w:val="0"/>
+                <w:i w:val="0"/>
+                <w:sz w:val="26"/>
+              </w:rPr>
+              <w:t>Отобразить итоги прогона (всего/успешно/провалено) и таблицу результатов отдельных тестов.</w:t>
+            </w:r>
+          </w:p>
+        </w:tc>
+      </w:tr>
+      <w:tr>
+        <w:tc>
+          <w:tcPr>
+            <w:tcW w:type="dxa" w:w="2154"/>
+            <w:shd w:val="clear" w:color="auto" w:fill="EFEFEF"/>
+          </w:tcPr>
+          <w:p>
+            <w:pPr>
+              <w:spacing w:line="240" w:lineRule="auto" w:after="0"/>
+            </w:pPr>
+            <w:r/>
+            <w:r>
+              <w:rPr>
+                <w:rFonts w:ascii="Times New Roman" w:hAnsi="Times New Roman" w:eastAsia="Times New Roman"/>
+                <w:b/>
+                <w:i w:val="0"/>
+                <w:sz w:val="26"/>
+              </w:rPr>
+              <w:t>Тип</w:t>
+            </w:r>
+          </w:p>
+        </w:tc>
+        <w:tc>
+          <w:tcPr>
+            <w:tcW w:type="dxa" w:w="7200"/>
+          </w:tcPr>
+          <w:p>
+            <w:pPr>
+              <w:spacing w:line="240" w:lineRule="auto" w:after="0"/>
+            </w:pPr>
+            <w:r/>
+            <w:r>
+              <w:rPr>
+                <w:rFonts w:ascii="Times New Roman" w:hAnsi="Times New Roman" w:eastAsia="Times New Roman"/>
+                <w:b w:val="0"/>
+                <w:i w:val="0"/>
+                <w:sz w:val="26"/>
+              </w:rPr>
+              <w:t>Системная</w:t>
+            </w:r>
+          </w:p>
+        </w:tc>
+      </w:tr>
+      <w:tr>
+        <w:tc>
+          <w:tcPr>
+            <w:tcW w:type="dxa" w:w="2154"/>
+            <w:shd w:val="clear" w:color="auto" w:fill="EFEFEF"/>
+          </w:tcPr>
+          <w:p>
+            <w:pPr>
+              <w:spacing w:line="240" w:lineRule="auto" w:after="0"/>
+            </w:pPr>
+            <w:r/>
+            <w:r>
+              <w:rPr>
+                <w:rFonts w:ascii="Times New Roman" w:hAnsi="Times New Roman" w:eastAsia="Times New Roman"/>
+                <w:b/>
+                <w:i w:val="0"/>
+                <w:sz w:val="26"/>
+              </w:rPr>
+              <w:t>Ссылки</w:t>
+            </w:r>
+          </w:p>
+        </w:tc>
+        <w:tc>
+          <w:tcPr>
+            <w:tcW w:type="dxa" w:w="7200"/>
+          </w:tcPr>
+          <w:p>
+            <w:pPr>
+              <w:spacing w:line="240" w:lineRule="auto" w:after="0"/>
+            </w:pPr>
+            <w:r/>
+            <w:r>
+              <w:rPr>
+                <w:rFonts w:ascii="Times New Roman" w:hAnsi="Times New Roman" w:eastAsia="Times New Roman"/>
+                <w:b w:val="0"/>
+                <w:i w:val="0"/>
+                <w:sz w:val="26"/>
+              </w:rPr>
+              <w:t>ВИ «Запустить автотесты»</w:t>
+            </w:r>
+          </w:p>
+        </w:tc>
+      </w:tr>
+      <w:tr>
+        <w:tc>
+          <w:tcPr>
+            <w:tcW w:type="dxa" w:w="2154"/>
+            <w:shd w:val="clear" w:color="auto" w:fill="EFEFEF"/>
+          </w:tcPr>
+          <w:p>
+            <w:pPr>
+              <w:spacing w:line="240" w:lineRule="auto" w:after="0"/>
+            </w:pPr>
+            <w:r/>
+            <w:r>
+              <w:rPr>
+                <w:rFonts w:ascii="Times New Roman" w:hAnsi="Times New Roman" w:eastAsia="Times New Roman"/>
+                <w:b/>
+                <w:i w:val="0"/>
+                <w:sz w:val="26"/>
+              </w:rPr>
+              <w:t>Примечания</w:t>
+            </w:r>
+          </w:p>
+        </w:tc>
+        <w:tc>
+          <w:tcPr>
+            <w:tcW w:type="dxa" w:w="7200"/>
+          </w:tcPr>
+          <w:p>
+            <w:pPr>
+              <w:spacing w:line="240" w:lineRule="auto" w:after="0"/>
+            </w:pPr>
+            <w:r/>
+            <w:r>
+              <w:rPr>
+                <w:rFonts w:ascii="Times New Roman" w:hAnsi="Times New Roman" w:eastAsia="Times New Roman"/>
+                <w:b w:val="0"/>
+                <w:i w:val="0"/>
+                <w:sz w:val="26"/>
+              </w:rPr>
+              <w:t>Результаты также выгружаются в отчёты HTML и CSV.</w:t>
+            </w:r>
+          </w:p>
+        </w:tc>
+      </w:tr>
+      <w:tr>
+        <w:tc>
+          <w:tcPr>
+            <w:tcW w:type="dxa" w:w="2154"/>
+            <w:shd w:val="clear" w:color="auto" w:fill="EFEFEF"/>
+          </w:tcPr>
+          <w:p>
+            <w:pPr>
+              <w:spacing w:line="240" w:lineRule="auto" w:after="0"/>
+            </w:pPr>
+            <w:r/>
+            <w:r>
+              <w:rPr>
+                <w:rFonts w:ascii="Times New Roman" w:hAnsi="Times New Roman" w:eastAsia="Times New Roman"/>
+                <w:b/>
+                <w:i w:val="0"/>
+                <w:sz w:val="26"/>
+              </w:rPr>
+              <w:t>Исключения</w:t>
+            </w:r>
+          </w:p>
+        </w:tc>
+        <w:tc>
+          <w:tcPr>
+            <w:tcW w:type="dxa" w:w="7200"/>
+          </w:tcPr>
+          <w:p>
+            <w:pPr>
+              <w:spacing w:line="240" w:lineRule="auto" w:after="0"/>
+            </w:pPr>
+            <w:r/>
+            <w:r>
+              <w:rPr>
+                <w:rFonts w:ascii="Times New Roman" w:hAnsi="Times New Roman" w:eastAsia="Times New Roman"/>
+                <w:b w:val="0"/>
+                <w:i w:val="0"/>
+                <w:sz w:val="26"/>
+              </w:rPr>
+              <w:t>Прогон не выполнялся.</w:t>
+            </w:r>
+          </w:p>
+        </w:tc>
+      </w:tr>
+      <w:tr>
+        <w:tc>
+          <w:tcPr>
+            <w:tcW w:type="dxa" w:w="2154"/>
+            <w:shd w:val="clear" w:color="auto" w:fill="EFEFEF"/>
+          </w:tcPr>
+          <w:p>
+            <w:pPr>
+              <w:spacing w:line="240" w:lineRule="auto" w:after="0"/>
+            </w:pPr>
+            <w:r/>
+            <w:r>
+              <w:rPr>
+                <w:rFonts w:ascii="Times New Roman" w:hAnsi="Times New Roman" w:eastAsia="Times New Roman"/>
+                <w:b/>
+                <w:i w:val="0"/>
+                <w:sz w:val="26"/>
+              </w:rPr>
+              <w:t>Вывод</w:t>
+            </w:r>
+          </w:p>
+        </w:tc>
+        <w:tc>
+          <w:tcPr>
+            <w:tcW w:type="dxa" w:w="7200"/>
+          </w:tcPr>
+          <w:p>
+            <w:pPr>
+              <w:spacing w:line="240" w:lineRule="auto" w:after="0"/>
+            </w:pPr>
+            <w:r/>
+            <w:r>
+              <w:rPr>
+                <w:rFonts w:ascii="Times New Roman" w:hAnsi="Times New Roman" w:eastAsia="Times New Roman"/>
+                <w:b w:val="0"/>
+                <w:i w:val="0"/>
+                <w:sz w:val="26"/>
+              </w:rPr>
+              <w:t>Сводка и таблица результатов прогона.</w:t>
+            </w:r>
+          </w:p>
+        </w:tc>
+      </w:tr>
+      <w:tr>
+        <w:tc>
+          <w:tcPr>
+            <w:tcW w:type="dxa" w:w="2154"/>
+            <w:shd w:val="clear" w:color="auto" w:fill="EFEFEF"/>
+          </w:tcPr>
+          <w:p>
+            <w:pPr>
+              <w:spacing w:line="240" w:lineRule="auto" w:after="0"/>
+            </w:pPr>
+            <w:r/>
+            <w:r>
+              <w:rPr>
+                <w:rFonts w:ascii="Times New Roman" w:hAnsi="Times New Roman" w:eastAsia="Times New Roman"/>
+                <w:b/>
+                <w:i w:val="0"/>
+                <w:sz w:val="26"/>
+              </w:rPr>
+              <w:t>Предусловие</w:t>
+            </w:r>
+          </w:p>
+        </w:tc>
+        <w:tc>
+          <w:tcPr>
+            <w:tcW w:type="dxa" w:w="7200"/>
+          </w:tcPr>
+          <w:p>
+            <w:pPr>
+              <w:spacing w:line="240" w:lineRule="auto" w:after="0"/>
+            </w:pPr>
+            <w:r/>
+            <w:r>
+              <w:rPr>
+                <w:rFonts w:ascii="Times New Roman" w:hAnsi="Times New Roman" w:eastAsia="Times New Roman"/>
+                <w:b w:val="0"/>
+                <w:i w:val="0"/>
+                <w:sz w:val="26"/>
+              </w:rPr>
+              <w:t>Выполнен прогон автотестов.</w:t>
+            </w:r>
+          </w:p>
+        </w:tc>
+      </w:tr>
+      <w:tr>
+        <w:tc>
+          <w:tcPr>
+            <w:tcW w:type="dxa" w:w="2154"/>
+            <w:shd w:val="clear" w:color="auto" w:fill="EFEFEF"/>
+          </w:tcPr>
+          <w:p>
+            <w:pPr>
+              <w:spacing w:line="240" w:lineRule="auto" w:after="0"/>
+            </w:pPr>
+            <w:r/>
+            <w:r>
+              <w:rPr>
+                <w:rFonts w:ascii="Times New Roman" w:hAnsi="Times New Roman" w:eastAsia="Times New Roman"/>
+                <w:b/>
+                <w:i w:val="0"/>
+                <w:sz w:val="26"/>
+              </w:rPr>
+              <w:t>Постусловие</w:t>
+            </w:r>
+          </w:p>
+        </w:tc>
+        <w:tc>
+          <w:tcPr>
+            <w:tcW w:type="dxa" w:w="7200"/>
+          </w:tcPr>
+          <w:p>
+            <w:pPr>
+              <w:spacing w:line="240" w:lineRule="auto" w:after="0"/>
+            </w:pPr>
+            <w:r/>
+            <w:r>
+              <w:rPr>
+                <w:rFonts w:ascii="Times New Roman" w:hAnsi="Times New Roman" w:eastAsia="Times New Roman"/>
+                <w:b w:val="0"/>
+                <w:i w:val="0"/>
+                <w:sz w:val="26"/>
+              </w:rPr>
+              <w:t>Пользователь ознакомлен с результатами прогона.</w:t>
+            </w:r>
+          </w:p>
+        </w:tc>
+      </w:tr>
+    </w:tbl>
+    <w:p>
+      <w:pPr>
+        <w:spacing w:after="40"/>
+      </w:pPr>
+    </w:p>
+    <w:p>
+      <w:pPr>
         <w:keepLines/>
         <w:spacing w:before="120"/>
         <w:jc w:val="center"/>
@@ -8511,7 +9687,7 @@
       <w:r>
         <w:drawing>
           <wp:inline xmlns:a="http://schemas.openxmlformats.org/drawingml/2006/main" xmlns:pic="http://schemas.openxmlformats.org/drawingml/2006/picture">
-            <wp:extent cx="5940000" cy="1812203"/>
+            <wp:extent cx="5940000" cy="2164576"/>
             <wp:docPr id="7" name="Picture 7"/>
             <wp:cNvGraphicFramePr>
               <a:graphicFrameLocks noChangeAspect="1"/>
@@ -8532,7 +9708,7 @@
                   <pic:spPr>
                     <a:xfrm>
                       <a:off x="0" y="0"/>
-                      <a:ext cx="5940000" cy="1812203"/>
+                      <a:ext cx="5940000" cy="2164576"/>
                     </a:xfrm>
                     <a:prstGeom prst="rect"/>
                   </pic:spPr>
@@ -8570,7 +9746,7 @@
           <w:i w:val="0"/>
           <w:sz w:val="28"/>
         </w:rPr>
-        <w:t>Таблица 24</w:t>
+        <w:t>Таблица 27</w:t>
       </w:r>
     </w:p>
     <w:p>
@@ -8994,6 +10170,440 @@
     </w:p>
     <w:p>
       <w:pPr>
+        <w:spacing w:before="160"/>
+        <w:jc w:val="right"/>
+      </w:pPr>
+      <w:r>
+        <w:rPr>
+          <w:rFonts w:ascii="Times New Roman" w:hAnsi="Times New Roman" w:eastAsia="Times New Roman"/>
+          <w:b w:val="0"/>
+          <w:i w:val="0"/>
+          <w:sz w:val="28"/>
+        </w:rPr>
+        <w:t>Таблица 28</w:t>
+      </w:r>
+    </w:p>
+    <w:p>
+      <w:pPr>
+        <w:spacing w:after="40"/>
+        <w:jc w:val="center"/>
+      </w:pPr>
+      <w:r>
+        <w:rPr>
+          <w:rFonts w:ascii="Times New Roman" w:hAnsi="Times New Roman" w:eastAsia="Times New Roman"/>
+          <w:b w:val="0"/>
+          <w:i w:val="0"/>
+          <w:sz w:val="28"/>
+        </w:rPr>
+        <w:t>Описание системной операции «просмотретьУведомлениеОСохранении»</w:t>
+      </w:r>
+    </w:p>
+    <w:tbl>
+      <w:tblPr>
+        <w:tblStyle w:val="TableGrid"/>
+        <w:tblW w:type="auto" w:w="0"/>
+        <w:jc w:val="center"/>
+        <w:tblLook w:firstColumn="1" w:firstRow="1" w:lastColumn="0" w:lastRow="0" w:noHBand="0" w:noVBand="1" w:val="04A0"/>
+      </w:tblPr>
+      <w:tblGrid>
+        <w:gridCol w:w="4844"/>
+        <w:gridCol w:w="4844"/>
+      </w:tblGrid>
+      <w:tr>
+        <w:tc>
+          <w:tcPr>
+            <w:tcW w:type="dxa" w:w="2154"/>
+            <w:shd w:val="clear" w:color="auto" w:fill="EFEFEF"/>
+          </w:tcPr>
+          <w:p>
+            <w:pPr>
+              <w:spacing w:line="240" w:lineRule="auto" w:after="0"/>
+            </w:pPr>
+            <w:r/>
+            <w:r>
+              <w:rPr>
+                <w:rFonts w:ascii="Times New Roman" w:hAnsi="Times New Roman" w:eastAsia="Times New Roman"/>
+                <w:b/>
+                <w:i w:val="0"/>
+                <w:sz w:val="26"/>
+              </w:rPr>
+              <w:t>Имя</w:t>
+            </w:r>
+          </w:p>
+        </w:tc>
+        <w:tc>
+          <w:tcPr>
+            <w:tcW w:type="dxa" w:w="7200"/>
+          </w:tcPr>
+          <w:p>
+            <w:pPr>
+              <w:spacing w:line="240" w:lineRule="auto" w:after="0"/>
+            </w:pPr>
+            <w:r/>
+            <w:r>
+              <w:rPr>
+                <w:rFonts w:ascii="Times New Roman" w:hAnsi="Times New Roman" w:eastAsia="Times New Roman"/>
+                <w:b w:val="0"/>
+                <w:i w:val="0"/>
+                <w:sz w:val="26"/>
+              </w:rPr>
+              <w:t>просмотретьУведомлениеОСохранении()</w:t>
+            </w:r>
+          </w:p>
+        </w:tc>
+      </w:tr>
+      <w:tr>
+        <w:tc>
+          <w:tcPr>
+            <w:tcW w:type="dxa" w:w="2154"/>
+            <w:shd w:val="clear" w:color="auto" w:fill="EFEFEF"/>
+          </w:tcPr>
+          <w:p>
+            <w:pPr>
+              <w:spacing w:line="240" w:lineRule="auto" w:after="0"/>
+            </w:pPr>
+            <w:r/>
+            <w:r>
+              <w:rPr>
+                <w:rFonts w:ascii="Times New Roman" w:hAnsi="Times New Roman" w:eastAsia="Times New Roman"/>
+                <w:b/>
+                <w:i w:val="0"/>
+                <w:sz w:val="26"/>
+              </w:rPr>
+              <w:t>Обязанности</w:t>
+            </w:r>
+          </w:p>
+        </w:tc>
+        <w:tc>
+          <w:tcPr>
+            <w:tcW w:type="dxa" w:w="7200"/>
+          </w:tcPr>
+          <w:p>
+            <w:pPr>
+              <w:spacing w:line="240" w:lineRule="auto" w:after="0"/>
+            </w:pPr>
+            <w:r/>
+            <w:r>
+              <w:rPr>
+                <w:rFonts w:ascii="Times New Roman" w:hAnsi="Times New Roman" w:eastAsia="Times New Roman"/>
+                <w:b w:val="0"/>
+                <w:i w:val="0"/>
+                <w:sz w:val="26"/>
+              </w:rPr>
+              <w:t>Отобразить статус записи результатов прогона в базу отчётов.</w:t>
+            </w:r>
+          </w:p>
+        </w:tc>
+      </w:tr>
+      <w:tr>
+        <w:tc>
+          <w:tcPr>
+            <w:tcW w:type="dxa" w:w="2154"/>
+            <w:shd w:val="clear" w:color="auto" w:fill="EFEFEF"/>
+          </w:tcPr>
+          <w:p>
+            <w:pPr>
+              <w:spacing w:line="240" w:lineRule="auto" w:after="0"/>
+            </w:pPr>
+            <w:r/>
+            <w:r>
+              <w:rPr>
+                <w:rFonts w:ascii="Times New Roman" w:hAnsi="Times New Roman" w:eastAsia="Times New Roman"/>
+                <w:b/>
+                <w:i w:val="0"/>
+                <w:sz w:val="26"/>
+              </w:rPr>
+              <w:t>Тип</w:t>
+            </w:r>
+          </w:p>
+        </w:tc>
+        <w:tc>
+          <w:tcPr>
+            <w:tcW w:type="dxa" w:w="7200"/>
+          </w:tcPr>
+          <w:p>
+            <w:pPr>
+              <w:spacing w:line="240" w:lineRule="auto" w:after="0"/>
+            </w:pPr>
+            <w:r/>
+            <w:r>
+              <w:rPr>
+                <w:rFonts w:ascii="Times New Roman" w:hAnsi="Times New Roman" w:eastAsia="Times New Roman"/>
+                <w:b w:val="0"/>
+                <w:i w:val="0"/>
+                <w:sz w:val="26"/>
+              </w:rPr>
+              <w:t>Системная</w:t>
+            </w:r>
+          </w:p>
+        </w:tc>
+      </w:tr>
+      <w:tr>
+        <w:tc>
+          <w:tcPr>
+            <w:tcW w:type="dxa" w:w="2154"/>
+            <w:shd w:val="clear" w:color="auto" w:fill="EFEFEF"/>
+          </w:tcPr>
+          <w:p>
+            <w:pPr>
+              <w:spacing w:line="240" w:lineRule="auto" w:after="0"/>
+            </w:pPr>
+            <w:r/>
+            <w:r>
+              <w:rPr>
+                <w:rFonts w:ascii="Times New Roman" w:hAnsi="Times New Roman" w:eastAsia="Times New Roman"/>
+                <w:b/>
+                <w:i w:val="0"/>
+                <w:sz w:val="26"/>
+              </w:rPr>
+              <w:t>Ссылки</w:t>
+            </w:r>
+          </w:p>
+        </w:tc>
+        <w:tc>
+          <w:tcPr>
+            <w:tcW w:type="dxa" w:w="7200"/>
+          </w:tcPr>
+          <w:p>
+            <w:pPr>
+              <w:spacing w:line="240" w:lineRule="auto" w:after="0"/>
+            </w:pPr>
+            <w:r/>
+            <w:r>
+              <w:rPr>
+                <w:rFonts w:ascii="Times New Roman" w:hAnsi="Times New Roman" w:eastAsia="Times New Roman"/>
+                <w:b w:val="0"/>
+                <w:i w:val="0"/>
+                <w:sz w:val="26"/>
+              </w:rPr>
+              <w:t>ВИ «Сохранить результаты прогона»</w:t>
+            </w:r>
+          </w:p>
+        </w:tc>
+      </w:tr>
+      <w:tr>
+        <w:tc>
+          <w:tcPr>
+            <w:tcW w:type="dxa" w:w="2154"/>
+            <w:shd w:val="clear" w:color="auto" w:fill="EFEFEF"/>
+          </w:tcPr>
+          <w:p>
+            <w:pPr>
+              <w:spacing w:line="240" w:lineRule="auto" w:after="0"/>
+            </w:pPr>
+            <w:r/>
+            <w:r>
+              <w:rPr>
+                <w:rFonts w:ascii="Times New Roman" w:hAnsi="Times New Roman" w:eastAsia="Times New Roman"/>
+                <w:b/>
+                <w:i w:val="0"/>
+                <w:sz w:val="26"/>
+              </w:rPr>
+              <w:t>Примечания</w:t>
+            </w:r>
+          </w:p>
+        </w:tc>
+        <w:tc>
+          <w:tcPr>
+            <w:tcW w:type="dxa" w:w="7200"/>
+          </w:tcPr>
+          <w:p>
+            <w:pPr>
+              <w:spacing w:line="240" w:lineRule="auto" w:after="0"/>
+            </w:pPr>
+            <w:r/>
+            <w:r>
+              <w:rPr>
+                <w:rFonts w:ascii="Times New Roman" w:hAnsi="Times New Roman" w:eastAsia="Times New Roman"/>
+                <w:b w:val="0"/>
+                <w:i w:val="0"/>
+                <w:sz w:val="26"/>
+              </w:rPr>
+              <w:t>Статус выводится после автоматического сохранения.</w:t>
+            </w:r>
+          </w:p>
+        </w:tc>
+      </w:tr>
+      <w:tr>
+        <w:tc>
+          <w:tcPr>
+            <w:tcW w:type="dxa" w:w="2154"/>
+            <w:shd w:val="clear" w:color="auto" w:fill="EFEFEF"/>
+          </w:tcPr>
+          <w:p>
+            <w:pPr>
+              <w:spacing w:line="240" w:lineRule="auto" w:after="0"/>
+            </w:pPr>
+            <w:r/>
+            <w:r>
+              <w:rPr>
+                <w:rFonts w:ascii="Times New Roman" w:hAnsi="Times New Roman" w:eastAsia="Times New Roman"/>
+                <w:b/>
+                <w:i w:val="0"/>
+                <w:sz w:val="26"/>
+              </w:rPr>
+              <w:t>Исключения</w:t>
+            </w:r>
+          </w:p>
+        </w:tc>
+        <w:tc>
+          <w:tcPr>
+            <w:tcW w:type="dxa" w:w="7200"/>
+          </w:tcPr>
+          <w:p>
+            <w:pPr>
+              <w:spacing w:line="240" w:lineRule="auto" w:after="0"/>
+            </w:pPr>
+            <w:r/>
+            <w:r>
+              <w:rPr>
+                <w:rFonts w:ascii="Times New Roman" w:hAnsi="Times New Roman" w:eastAsia="Times New Roman"/>
+                <w:b w:val="0"/>
+                <w:i w:val="0"/>
+                <w:sz w:val="26"/>
+              </w:rPr>
+              <w:t>–</w:t>
+            </w:r>
+          </w:p>
+        </w:tc>
+      </w:tr>
+      <w:tr>
+        <w:tc>
+          <w:tcPr>
+            <w:tcW w:type="dxa" w:w="2154"/>
+            <w:shd w:val="clear" w:color="auto" w:fill="EFEFEF"/>
+          </w:tcPr>
+          <w:p>
+            <w:pPr>
+              <w:spacing w:line="240" w:lineRule="auto" w:after="0"/>
+            </w:pPr>
+            <w:r/>
+            <w:r>
+              <w:rPr>
+                <w:rFonts w:ascii="Times New Roman" w:hAnsi="Times New Roman" w:eastAsia="Times New Roman"/>
+                <w:b/>
+                <w:i w:val="0"/>
+                <w:sz w:val="26"/>
+              </w:rPr>
+              <w:t>Вывод</w:t>
+            </w:r>
+          </w:p>
+        </w:tc>
+        <w:tc>
+          <w:tcPr>
+            <w:tcW w:type="dxa" w:w="7200"/>
+          </w:tcPr>
+          <w:p>
+            <w:pPr>
+              <w:spacing w:line="240" w:lineRule="auto" w:after="0"/>
+            </w:pPr>
+            <w:r/>
+            <w:r>
+              <w:rPr>
+                <w:rFonts w:ascii="Times New Roman" w:hAnsi="Times New Roman" w:eastAsia="Times New Roman"/>
+                <w:b w:val="0"/>
+                <w:i w:val="0"/>
+                <w:sz w:val="26"/>
+              </w:rPr>
+              <w:t>Сообщение об успехе или ошибке записи.</w:t>
+            </w:r>
+          </w:p>
+        </w:tc>
+      </w:tr>
+      <w:tr>
+        <w:tc>
+          <w:tcPr>
+            <w:tcW w:type="dxa" w:w="2154"/>
+            <w:shd w:val="clear" w:color="auto" w:fill="EFEFEF"/>
+          </w:tcPr>
+          <w:p>
+            <w:pPr>
+              <w:spacing w:line="240" w:lineRule="auto" w:after="0"/>
+            </w:pPr>
+            <w:r/>
+            <w:r>
+              <w:rPr>
+                <w:rFonts w:ascii="Times New Roman" w:hAnsi="Times New Roman" w:eastAsia="Times New Roman"/>
+                <w:b/>
+                <w:i w:val="0"/>
+                <w:sz w:val="26"/>
+              </w:rPr>
+              <w:t>Предусловие</w:t>
+            </w:r>
+          </w:p>
+        </w:tc>
+        <w:tc>
+          <w:tcPr>
+            <w:tcW w:type="dxa" w:w="7200"/>
+          </w:tcPr>
+          <w:p>
+            <w:pPr>
+              <w:spacing w:line="240" w:lineRule="auto" w:after="0"/>
+            </w:pPr>
+            <w:r/>
+            <w:r>
+              <w:rPr>
+                <w:rFonts w:ascii="Times New Roman" w:hAnsi="Times New Roman" w:eastAsia="Times New Roman"/>
+                <w:b w:val="0"/>
+                <w:i w:val="0"/>
+                <w:sz w:val="26"/>
+              </w:rPr>
+              <w:t>Выполнено сохранение результатов прогона.</w:t>
+            </w:r>
+          </w:p>
+        </w:tc>
+      </w:tr>
+      <w:tr>
+        <w:tc>
+          <w:tcPr>
+            <w:tcW w:type="dxa" w:w="2154"/>
+            <w:shd w:val="clear" w:color="auto" w:fill="EFEFEF"/>
+          </w:tcPr>
+          <w:p>
+            <w:pPr>
+              <w:spacing w:line="240" w:lineRule="auto" w:after="0"/>
+            </w:pPr>
+            <w:r/>
+            <w:r>
+              <w:rPr>
+                <w:rFonts w:ascii="Times New Roman" w:hAnsi="Times New Roman" w:eastAsia="Times New Roman"/>
+                <w:b/>
+                <w:i w:val="0"/>
+                <w:sz w:val="26"/>
+              </w:rPr>
+              <w:t>Постусловие</w:t>
+            </w:r>
+          </w:p>
+        </w:tc>
+        <w:tc>
+          <w:tcPr>
+            <w:tcW w:type="dxa" w:w="7200"/>
+          </w:tcPr>
+          <w:p>
+            <w:pPr>
+              <w:spacing w:line="240" w:lineRule="auto" w:after="0"/>
+            </w:pPr>
+            <w:r/>
+            <w:r>
+              <w:rPr>
+                <w:rFonts w:ascii="Times New Roman" w:hAnsi="Times New Roman" w:eastAsia="Times New Roman"/>
+                <w:b w:val="0"/>
+                <w:i w:val="0"/>
+                <w:sz w:val="26"/>
+              </w:rPr>
+              <w:t>Пользователь ознакомлен со статусом сохранения.</w:t>
+            </w:r>
+          </w:p>
+        </w:tc>
+      </w:tr>
+    </w:tbl>
+    <w:p>
+      <w:pPr>
+        <w:spacing w:after="40"/>
+      </w:pPr>
+    </w:p>
+    <w:p>
+      <w:pPr>
         <w:keepLines/>
         <w:spacing w:before="120"/>
         <w:jc w:val="center"/>
@@ -9001,7 +10611,7 @@
       <w:r>
         <w:drawing>
           <wp:inline xmlns:a="http://schemas.openxmlformats.org/drawingml/2006/main" xmlns:pic="http://schemas.openxmlformats.org/drawingml/2006/picture">
-            <wp:extent cx="5940000" cy="1812203"/>
+            <wp:extent cx="5940000" cy="2164576"/>
             <wp:docPr id="8" name="Picture 8"/>
             <wp:cNvGraphicFramePr>
               <a:graphicFrameLocks noChangeAspect="1"/>
@@ -9022,7 +10632,7 @@
                   <pic:spPr>
                     <a:xfrm>
                       <a:off x="0" y="0"/>
-                      <a:ext cx="5940000" cy="1812203"/>
+                      <a:ext cx="5940000" cy="2164576"/>
                     </a:xfrm>
                     <a:prstGeom prst="rect"/>
                   </pic:spPr>
@@ -9060,7 +10670,7 @@
           <w:i w:val="0"/>
           <w:sz w:val="28"/>
         </w:rPr>
-        <w:t>Таблица 25</w:t>
+        <w:t>Таблица 29</w:t>
       </w:r>
     </w:p>
     <w:p>
@@ -9075,7 +10685,7 @@
           <w:i w:val="0"/>
           <w:sz w:val="28"/>
         </w:rPr>
-        <w:t>Описание системной операции «просмотретьИсториюПрогонов»</w:t>
+        <w:t>Описание системной операции «запроситьИсториюПрогонов»</w:t>
       </w:r>
     </w:p>
     <w:tbl>
@@ -9127,7 +10737,7 @@
                 <w:i w:val="0"/>
                 <w:sz w:val="26"/>
               </w:rPr>
-              <w:t>просмотретьИсториюПрогонов()</w:t>
+              <w:t>запроситьИсториюПрогонов()</w:t>
             </w:r>
           </w:p>
         </w:tc>
@@ -9170,7 +10780,7 @@
                 <w:i w:val="0"/>
                 <w:sz w:val="26"/>
               </w:rPr>
-              <w:t>Получить из базы отчётов перечень ранее выполненных прогонов и их результаты.</w:t>
+              <w:t>Получить из базы отчётов перечень ранее выполненных прогонов.</w:t>
             </w:r>
           </w:p>
         </w:tc>
@@ -9299,7 +10909,7 @@
                 <w:i w:val="0"/>
                 <w:sz w:val="26"/>
               </w:rPr>
-              <w:t>–</w:t>
+              <w:t>Перечень включает дату, файл и итоги каждого прогона.</w:t>
             </w:r>
           </w:p>
         </w:tc>
@@ -9471,7 +11081,441 @@
                 <w:i w:val="0"/>
                 <w:sz w:val="26"/>
               </w:rPr>
-              <w:t>Пользователю показана история прогонов.</w:t>
+              <w:t>Пользователю показан перечень прогонов.</w:t>
+            </w:r>
+          </w:p>
+        </w:tc>
+      </w:tr>
+    </w:tbl>
+    <w:p>
+      <w:pPr>
+        <w:spacing w:after="40"/>
+      </w:pPr>
+    </w:p>
+    <w:p>
+      <w:pPr>
+        <w:spacing w:before="160"/>
+        <w:jc w:val="right"/>
+      </w:pPr>
+      <w:r>
+        <w:rPr>
+          <w:rFonts w:ascii="Times New Roman" w:hAnsi="Times New Roman" w:eastAsia="Times New Roman"/>
+          <w:b w:val="0"/>
+          <w:i w:val="0"/>
+          <w:sz w:val="28"/>
+        </w:rPr>
+        <w:t>Таблица 30</w:t>
+      </w:r>
+    </w:p>
+    <w:p>
+      <w:pPr>
+        <w:spacing w:after="40"/>
+        <w:jc w:val="center"/>
+      </w:pPr>
+      <w:r>
+        <w:rPr>
+          <w:rFonts w:ascii="Times New Roman" w:hAnsi="Times New Roman" w:eastAsia="Times New Roman"/>
+          <w:b w:val="0"/>
+          <w:i w:val="0"/>
+          <w:sz w:val="28"/>
+        </w:rPr>
+        <w:t>Описание системной операции «просмотретьДетализациюПрогона»</w:t>
+      </w:r>
+    </w:p>
+    <w:tbl>
+      <w:tblPr>
+        <w:tblStyle w:val="TableGrid"/>
+        <w:tblW w:type="auto" w:w="0"/>
+        <w:jc w:val="center"/>
+        <w:tblLook w:firstColumn="1" w:firstRow="1" w:lastColumn="0" w:lastRow="0" w:noHBand="0" w:noVBand="1" w:val="04A0"/>
+      </w:tblPr>
+      <w:tblGrid>
+        <w:gridCol w:w="4844"/>
+        <w:gridCol w:w="4844"/>
+      </w:tblGrid>
+      <w:tr>
+        <w:tc>
+          <w:tcPr>
+            <w:tcW w:type="dxa" w:w="2154"/>
+            <w:shd w:val="clear" w:color="auto" w:fill="EFEFEF"/>
+          </w:tcPr>
+          <w:p>
+            <w:pPr>
+              <w:spacing w:line="240" w:lineRule="auto" w:after="0"/>
+            </w:pPr>
+            <w:r/>
+            <w:r>
+              <w:rPr>
+                <w:rFonts w:ascii="Times New Roman" w:hAnsi="Times New Roman" w:eastAsia="Times New Roman"/>
+                <w:b/>
+                <w:i w:val="0"/>
+                <w:sz w:val="26"/>
+              </w:rPr>
+              <w:t>Имя</w:t>
+            </w:r>
+          </w:p>
+        </w:tc>
+        <w:tc>
+          <w:tcPr>
+            <w:tcW w:type="dxa" w:w="7200"/>
+          </w:tcPr>
+          <w:p>
+            <w:pPr>
+              <w:spacing w:line="240" w:lineRule="auto" w:after="0"/>
+            </w:pPr>
+            <w:r/>
+            <w:r>
+              <w:rPr>
+                <w:rFonts w:ascii="Times New Roman" w:hAnsi="Times New Roman" w:eastAsia="Times New Roman"/>
+                <w:b w:val="0"/>
+                <w:i w:val="0"/>
+                <w:sz w:val="26"/>
+              </w:rPr>
+              <w:t>просмотретьДетализациюПрогона()</w:t>
+            </w:r>
+          </w:p>
+        </w:tc>
+      </w:tr>
+      <w:tr>
+        <w:tc>
+          <w:tcPr>
+            <w:tcW w:type="dxa" w:w="2154"/>
+            <w:shd w:val="clear" w:color="auto" w:fill="EFEFEF"/>
+          </w:tcPr>
+          <w:p>
+            <w:pPr>
+              <w:spacing w:line="240" w:lineRule="auto" w:after="0"/>
+            </w:pPr>
+            <w:r/>
+            <w:r>
+              <w:rPr>
+                <w:rFonts w:ascii="Times New Roman" w:hAnsi="Times New Roman" w:eastAsia="Times New Roman"/>
+                <w:b/>
+                <w:i w:val="0"/>
+                <w:sz w:val="26"/>
+              </w:rPr>
+              <w:t>Обязанности</w:t>
+            </w:r>
+          </w:p>
+        </w:tc>
+        <w:tc>
+          <w:tcPr>
+            <w:tcW w:type="dxa" w:w="7200"/>
+          </w:tcPr>
+          <w:p>
+            <w:pPr>
+              <w:spacing w:line="240" w:lineRule="auto" w:after="0"/>
+            </w:pPr>
+            <w:r/>
+            <w:r>
+              <w:rPr>
+                <w:rFonts w:ascii="Times New Roman" w:hAnsi="Times New Roman" w:eastAsia="Times New Roman"/>
+                <w:b w:val="0"/>
+                <w:i w:val="0"/>
+                <w:sz w:val="26"/>
+              </w:rPr>
+              <w:t>Отобразить показатели выбранного прогона и результаты отдельных тестов.</w:t>
+            </w:r>
+          </w:p>
+        </w:tc>
+      </w:tr>
+      <w:tr>
+        <w:tc>
+          <w:tcPr>
+            <w:tcW w:type="dxa" w:w="2154"/>
+            <w:shd w:val="clear" w:color="auto" w:fill="EFEFEF"/>
+          </w:tcPr>
+          <w:p>
+            <w:pPr>
+              <w:spacing w:line="240" w:lineRule="auto" w:after="0"/>
+            </w:pPr>
+            <w:r/>
+            <w:r>
+              <w:rPr>
+                <w:rFonts w:ascii="Times New Roman" w:hAnsi="Times New Roman" w:eastAsia="Times New Roman"/>
+                <w:b/>
+                <w:i w:val="0"/>
+                <w:sz w:val="26"/>
+              </w:rPr>
+              <w:t>Тип</w:t>
+            </w:r>
+          </w:p>
+        </w:tc>
+        <w:tc>
+          <w:tcPr>
+            <w:tcW w:type="dxa" w:w="7200"/>
+          </w:tcPr>
+          <w:p>
+            <w:pPr>
+              <w:spacing w:line="240" w:lineRule="auto" w:after="0"/>
+            </w:pPr>
+            <w:r/>
+            <w:r>
+              <w:rPr>
+                <w:rFonts w:ascii="Times New Roman" w:hAnsi="Times New Roman" w:eastAsia="Times New Roman"/>
+                <w:b w:val="0"/>
+                <w:i w:val="0"/>
+                <w:sz w:val="26"/>
+              </w:rPr>
+              <w:t>Системная</w:t>
+            </w:r>
+          </w:p>
+        </w:tc>
+      </w:tr>
+      <w:tr>
+        <w:tc>
+          <w:tcPr>
+            <w:tcW w:type="dxa" w:w="2154"/>
+            <w:shd w:val="clear" w:color="auto" w:fill="EFEFEF"/>
+          </w:tcPr>
+          <w:p>
+            <w:pPr>
+              <w:spacing w:line="240" w:lineRule="auto" w:after="0"/>
+            </w:pPr>
+            <w:r/>
+            <w:r>
+              <w:rPr>
+                <w:rFonts w:ascii="Times New Roman" w:hAnsi="Times New Roman" w:eastAsia="Times New Roman"/>
+                <w:b/>
+                <w:i w:val="0"/>
+                <w:sz w:val="26"/>
+              </w:rPr>
+              <w:t>Ссылки</w:t>
+            </w:r>
+          </w:p>
+        </w:tc>
+        <w:tc>
+          <w:tcPr>
+            <w:tcW w:type="dxa" w:w="7200"/>
+          </w:tcPr>
+          <w:p>
+            <w:pPr>
+              <w:spacing w:line="240" w:lineRule="auto" w:after="0"/>
+            </w:pPr>
+            <w:r/>
+            <w:r>
+              <w:rPr>
+                <w:rFonts w:ascii="Times New Roman" w:hAnsi="Times New Roman" w:eastAsia="Times New Roman"/>
+                <w:b w:val="0"/>
+                <w:i w:val="0"/>
+                <w:sz w:val="26"/>
+              </w:rPr>
+              <w:t>ВИ «Просмотреть историю прогонов»</w:t>
+            </w:r>
+          </w:p>
+        </w:tc>
+      </w:tr>
+      <w:tr>
+        <w:tc>
+          <w:tcPr>
+            <w:tcW w:type="dxa" w:w="2154"/>
+            <w:shd w:val="clear" w:color="auto" w:fill="EFEFEF"/>
+          </w:tcPr>
+          <w:p>
+            <w:pPr>
+              <w:spacing w:line="240" w:lineRule="auto" w:after="0"/>
+            </w:pPr>
+            <w:r/>
+            <w:r>
+              <w:rPr>
+                <w:rFonts w:ascii="Times New Roman" w:hAnsi="Times New Roman" w:eastAsia="Times New Roman"/>
+                <w:b/>
+                <w:i w:val="0"/>
+                <w:sz w:val="26"/>
+              </w:rPr>
+              <w:t>Примечания</w:t>
+            </w:r>
+          </w:p>
+        </w:tc>
+        <w:tc>
+          <w:tcPr>
+            <w:tcW w:type="dxa" w:w="7200"/>
+          </w:tcPr>
+          <w:p>
+            <w:pPr>
+              <w:spacing w:line="240" w:lineRule="auto" w:after="0"/>
+            </w:pPr>
+            <w:r/>
+            <w:r>
+              <w:rPr>
+                <w:rFonts w:ascii="Times New Roman" w:hAnsi="Times New Roman" w:eastAsia="Times New Roman"/>
+                <w:b w:val="0"/>
+                <w:i w:val="0"/>
+                <w:sz w:val="26"/>
+              </w:rPr>
+              <w:t>Детализация открывается по выбранному прогону.</w:t>
+            </w:r>
+          </w:p>
+        </w:tc>
+      </w:tr>
+      <w:tr>
+        <w:tc>
+          <w:tcPr>
+            <w:tcW w:type="dxa" w:w="2154"/>
+            <w:shd w:val="clear" w:color="auto" w:fill="EFEFEF"/>
+          </w:tcPr>
+          <w:p>
+            <w:pPr>
+              <w:spacing w:line="240" w:lineRule="auto" w:after="0"/>
+            </w:pPr>
+            <w:r/>
+            <w:r>
+              <w:rPr>
+                <w:rFonts w:ascii="Times New Roman" w:hAnsi="Times New Roman" w:eastAsia="Times New Roman"/>
+                <w:b/>
+                <w:i w:val="0"/>
+                <w:sz w:val="26"/>
+              </w:rPr>
+              <w:t>Исключения</w:t>
+            </w:r>
+          </w:p>
+        </w:tc>
+        <w:tc>
+          <w:tcPr>
+            <w:tcW w:type="dxa" w:w="7200"/>
+          </w:tcPr>
+          <w:p>
+            <w:pPr>
+              <w:spacing w:line="240" w:lineRule="auto" w:after="0"/>
+            </w:pPr>
+            <w:r/>
+            <w:r>
+              <w:rPr>
+                <w:rFonts w:ascii="Times New Roman" w:hAnsi="Times New Roman" w:eastAsia="Times New Roman"/>
+                <w:b w:val="0"/>
+                <w:i w:val="0"/>
+                <w:sz w:val="26"/>
+              </w:rPr>
+              <w:t>Прогон не выбран.</w:t>
+            </w:r>
+          </w:p>
+        </w:tc>
+      </w:tr>
+      <w:tr>
+        <w:tc>
+          <w:tcPr>
+            <w:tcW w:type="dxa" w:w="2154"/>
+            <w:shd w:val="clear" w:color="auto" w:fill="EFEFEF"/>
+          </w:tcPr>
+          <w:p>
+            <w:pPr>
+              <w:spacing w:line="240" w:lineRule="auto" w:after="0"/>
+            </w:pPr>
+            <w:r/>
+            <w:r>
+              <w:rPr>
+                <w:rFonts w:ascii="Times New Roman" w:hAnsi="Times New Roman" w:eastAsia="Times New Roman"/>
+                <w:b/>
+                <w:i w:val="0"/>
+                <w:sz w:val="26"/>
+              </w:rPr>
+              <w:t>Вывод</w:t>
+            </w:r>
+          </w:p>
+        </w:tc>
+        <w:tc>
+          <w:tcPr>
+            <w:tcW w:type="dxa" w:w="7200"/>
+          </w:tcPr>
+          <w:p>
+            <w:pPr>
+              <w:spacing w:line="240" w:lineRule="auto" w:after="0"/>
+            </w:pPr>
+            <w:r/>
+            <w:r>
+              <w:rPr>
+                <w:rFonts w:ascii="Times New Roman" w:hAnsi="Times New Roman" w:eastAsia="Times New Roman"/>
+                <w:b w:val="0"/>
+                <w:i w:val="0"/>
+                <w:sz w:val="26"/>
+              </w:rPr>
+              <w:t>Детализация прогона.</w:t>
+            </w:r>
+          </w:p>
+        </w:tc>
+      </w:tr>
+      <w:tr>
+        <w:tc>
+          <w:tcPr>
+            <w:tcW w:type="dxa" w:w="2154"/>
+            <w:shd w:val="clear" w:color="auto" w:fill="EFEFEF"/>
+          </w:tcPr>
+          <w:p>
+            <w:pPr>
+              <w:spacing w:line="240" w:lineRule="auto" w:after="0"/>
+            </w:pPr>
+            <w:r/>
+            <w:r>
+              <w:rPr>
+                <w:rFonts w:ascii="Times New Roman" w:hAnsi="Times New Roman" w:eastAsia="Times New Roman"/>
+                <w:b/>
+                <w:i w:val="0"/>
+                <w:sz w:val="26"/>
+              </w:rPr>
+              <w:t>Предусловие</w:t>
+            </w:r>
+          </w:p>
+        </w:tc>
+        <w:tc>
+          <w:tcPr>
+            <w:tcW w:type="dxa" w:w="7200"/>
+          </w:tcPr>
+          <w:p>
+            <w:pPr>
+              <w:spacing w:line="240" w:lineRule="auto" w:after="0"/>
+            </w:pPr>
+            <w:r/>
+            <w:r>
+              <w:rPr>
+                <w:rFonts w:ascii="Times New Roman" w:hAnsi="Times New Roman" w:eastAsia="Times New Roman"/>
+                <w:b w:val="0"/>
+                <w:i w:val="0"/>
+                <w:sz w:val="26"/>
+              </w:rPr>
+              <w:t>Получен перечень прогонов.</w:t>
+            </w:r>
+          </w:p>
+        </w:tc>
+      </w:tr>
+      <w:tr>
+        <w:tc>
+          <w:tcPr>
+            <w:tcW w:type="dxa" w:w="2154"/>
+            <w:shd w:val="clear" w:color="auto" w:fill="EFEFEF"/>
+          </w:tcPr>
+          <w:p>
+            <w:pPr>
+              <w:spacing w:line="240" w:lineRule="auto" w:after="0"/>
+            </w:pPr>
+            <w:r/>
+            <w:r>
+              <w:rPr>
+                <w:rFonts w:ascii="Times New Roman" w:hAnsi="Times New Roman" w:eastAsia="Times New Roman"/>
+                <w:b/>
+                <w:i w:val="0"/>
+                <w:sz w:val="26"/>
+              </w:rPr>
+              <w:t>Постусловие</w:t>
+            </w:r>
+          </w:p>
+        </w:tc>
+        <w:tc>
+          <w:tcPr>
+            <w:tcW w:type="dxa" w:w="7200"/>
+          </w:tcPr>
+          <w:p>
+            <w:pPr>
+              <w:spacing w:line="240" w:lineRule="auto" w:after="0"/>
+            </w:pPr>
+            <w:r/>
+            <w:r>
+              <w:rPr>
+                <w:rFonts w:ascii="Times New Roman" w:hAnsi="Times New Roman" w:eastAsia="Times New Roman"/>
+                <w:b w:val="0"/>
+                <w:i w:val="0"/>
+                <w:sz w:val="26"/>
+              </w:rPr>
+              <w:t>Пользователь ознакомлен с детализацией прогона.</w:t>
             </w:r>
           </w:p>
         </w:tc>
@@ -9491,7 +11535,7 @@
       <w:r>
         <w:drawing>
           <wp:inline xmlns:a="http://schemas.openxmlformats.org/drawingml/2006/main" xmlns:pic="http://schemas.openxmlformats.org/drawingml/2006/picture">
-            <wp:extent cx="5940000" cy="3455833"/>
+            <wp:extent cx="5940000" cy="4693333"/>
             <wp:docPr id="9" name="Picture 9"/>
             <wp:cNvGraphicFramePr>
               <a:graphicFrameLocks noChangeAspect="1"/>
@@ -9512,7 +11556,7 @@
                   <pic:spPr>
                     <a:xfrm>
                       <a:off x="0" y="0"/>
-                      <a:ext cx="5940000" cy="3455833"/>
+                      <a:ext cx="5940000" cy="4693333"/>
                     </a:xfrm>
                     <a:prstGeom prst="rect"/>
                   </pic:spPr>

--- a/Раздел_1.4_исправленный.docx
+++ b/Раздел_1.4_исправленный.docx
@@ -4255,7 +4255,7 @@
       <w:r>
         <w:drawing>
           <wp:inline xmlns:a="http://schemas.openxmlformats.org/drawingml/2006/main" xmlns:pic="http://schemas.openxmlformats.org/drawingml/2006/picture">
-            <wp:extent cx="5940000" cy="3574068"/>
+            <wp:extent cx="5940000" cy="3484038"/>
             <wp:docPr id="3" name="Picture 3"/>
             <wp:cNvGraphicFramePr>
               <a:graphicFrameLocks noChangeAspect="1"/>
@@ -4276,7 +4276,7 @@
                   <pic:spPr>
                     <a:xfrm>
                       <a:off x="0" y="0"/>
-                      <a:ext cx="5940000" cy="3574068"/>
+                      <a:ext cx="5940000" cy="3484038"/>
                     </a:xfrm>
                     <a:prstGeom prst="rect"/>
                   </pic:spPr>
@@ -6915,7 +6915,7 @@
       <w:r>
         <w:drawing>
           <wp:inline xmlns:a="http://schemas.openxmlformats.org/drawingml/2006/main" xmlns:pic="http://schemas.openxmlformats.org/drawingml/2006/picture">
-            <wp:extent cx="5940000" cy="2164576"/>
+            <wp:extent cx="5940000" cy="2067577"/>
             <wp:docPr id="4" name="Picture 4"/>
             <wp:cNvGraphicFramePr>
               <a:graphicFrameLocks noChangeAspect="1"/>
@@ -6936,7 +6936,7 @@
                   <pic:spPr>
                     <a:xfrm>
                       <a:off x="0" y="0"/>
-                      <a:ext cx="5940000" cy="2164576"/>
+                      <a:ext cx="5940000" cy="2067577"/>
                     </a:xfrm>
                     <a:prstGeom prst="rect"/>
                   </pic:spPr>
@@ -7839,7 +7839,7 @@
       <w:r>
         <w:drawing>
           <wp:inline xmlns:a="http://schemas.openxmlformats.org/drawingml/2006/main" xmlns:pic="http://schemas.openxmlformats.org/drawingml/2006/picture">
-            <wp:extent cx="5940000" cy="2164576"/>
+            <wp:extent cx="5940000" cy="2067577"/>
             <wp:docPr id="5" name="Picture 5"/>
             <wp:cNvGraphicFramePr>
               <a:graphicFrameLocks noChangeAspect="1"/>
@@ -7860,7 +7860,7 @@
                   <pic:spPr>
                     <a:xfrm>
                       <a:off x="0" y="0"/>
-                      <a:ext cx="5940000" cy="2164576"/>
+                      <a:ext cx="5940000" cy="2067577"/>
                     </a:xfrm>
                     <a:prstGeom prst="rect"/>
                   </pic:spPr>
@@ -8763,7 +8763,7 @@
       <w:r>
         <w:drawing>
           <wp:inline xmlns:a="http://schemas.openxmlformats.org/drawingml/2006/main" xmlns:pic="http://schemas.openxmlformats.org/drawingml/2006/picture">
-            <wp:extent cx="5940000" cy="1952752"/>
+            <wp:extent cx="5940000" cy="2067577"/>
             <wp:docPr id="6" name="Picture 6"/>
             <wp:cNvGraphicFramePr>
               <a:graphicFrameLocks noChangeAspect="1"/>
@@ -8784,7 +8784,7 @@
                   <pic:spPr>
                     <a:xfrm>
                       <a:off x="0" y="0"/>
-                      <a:ext cx="5940000" cy="1952752"/>
+                      <a:ext cx="5940000" cy="2067577"/>
                     </a:xfrm>
                     <a:prstGeom prst="rect"/>
                   </pic:spPr>
@@ -9687,7 +9687,7 @@
       <w:r>
         <w:drawing>
           <wp:inline xmlns:a="http://schemas.openxmlformats.org/drawingml/2006/main" xmlns:pic="http://schemas.openxmlformats.org/drawingml/2006/picture">
-            <wp:extent cx="5940000" cy="2164576"/>
+            <wp:extent cx="5940000" cy="2067577"/>
             <wp:docPr id="7" name="Picture 7"/>
             <wp:cNvGraphicFramePr>
               <a:graphicFrameLocks noChangeAspect="1"/>
@@ -9708,7 +9708,7 @@
                   <pic:spPr>
                     <a:xfrm>
                       <a:off x="0" y="0"/>
-                      <a:ext cx="5940000" cy="2164576"/>
+                      <a:ext cx="5940000" cy="2067577"/>
                     </a:xfrm>
                     <a:prstGeom prst="rect"/>
                   </pic:spPr>
@@ -10611,7 +10611,7 @@
       <w:r>
         <w:drawing>
           <wp:inline xmlns:a="http://schemas.openxmlformats.org/drawingml/2006/main" xmlns:pic="http://schemas.openxmlformats.org/drawingml/2006/picture">
-            <wp:extent cx="5940000" cy="2164576"/>
+            <wp:extent cx="5940000" cy="2067577"/>
             <wp:docPr id="8" name="Picture 8"/>
             <wp:cNvGraphicFramePr>
               <a:graphicFrameLocks noChangeAspect="1"/>
@@ -10632,7 +10632,7 @@
                   <pic:spPr>
                     <a:xfrm>
                       <a:off x="0" y="0"/>
-                      <a:ext cx="5940000" cy="2164576"/>
+                      <a:ext cx="5940000" cy="2067577"/>
                     </a:xfrm>
                     <a:prstGeom prst="rect"/>
                   </pic:spPr>
@@ -11636,7 +11636,7 @@
       <w:r>
         <w:drawing>
           <wp:inline xmlns:a="http://schemas.openxmlformats.org/drawingml/2006/main" xmlns:pic="http://schemas.openxmlformats.org/drawingml/2006/picture">
-            <wp:extent cx="3420000" cy="4473018"/>
+            <wp:extent cx="4860000" cy="5918353"/>
             <wp:docPr id="10" name="Picture 10"/>
             <wp:cNvGraphicFramePr>
               <a:graphicFrameLocks noChangeAspect="1"/>
@@ -11657,7 +11657,7 @@
                   <pic:spPr>
                     <a:xfrm>
                       <a:off x="0" y="0"/>
-                      <a:ext cx="3420000" cy="4473018"/>
+                      <a:ext cx="4860000" cy="5918353"/>
                     </a:xfrm>
                     <a:prstGeom prst="rect"/>
                   </pic:spPr>

--- a/Раздел_1.4_исправленный.docx
+++ b/Раздел_1.4_исправленный.docx
@@ -74,7 +74,7 @@
           <w:i w:val="0"/>
           <w:sz w:val="28"/>
         </w:rPr>
-        <w:t>У проектируемой системы одно действующее лицо — Пользователь (инженер по тестированию). Он взаимодействует с системой, чтобы подготовить исходные параметры, разобрать метаданные, сгенерировать и запустить автотесты, а также просмотреть историю прогонов. Диаграмма вариантов использования приведена на рисунке 1.</w:t>
+        <w:t>У проектируемой системы одно действующее лицо — Пользователь (инженер по тестированию). Он взаимодействует с системой, чтобы подготовить исходные параметры, разобрать метаданные, сгенерировать и запустить автотесты, а также просмотреть историю прогонов. Диаграмма вариантов использования приведена на рис. 13.</w:t>
       </w:r>
     </w:p>
     <w:p>
@@ -130,7 +130,7 @@
           <w:i w:val="0"/>
           <w:sz w:val="26"/>
         </w:rPr>
-        <w:t>Рисунок 1 – Диаграмма вариантов использования</w:t>
+        <w:t>Рисунок 13 – Диаграмма вариантов использования</w:t>
       </w:r>
     </w:p>
     <w:p>
@@ -145,7 +145,7 @@
           <w:i w:val="0"/>
           <w:sz w:val="28"/>
         </w:rPr>
-        <w:t>Вариант использования «Запустить автотесты» включает («include») вариант «Сохранить результаты прогона», который выполняется автоматически по завершении прогона. Перечень вариантов использования приведён в таблице 1.</w:t>
+        <w:t>Вариант использования «Запустить автотесты» включает («include») вариант «Сохранить результаты прогона», который выполняется автоматически по завершении прогона. Перечень вариантов использования приведён в табл. 15.</w:t>
       </w:r>
     </w:p>
     <w:p>
@@ -160,7 +160,7 @@
           <w:i w:val="0"/>
           <w:sz w:val="28"/>
         </w:rPr>
-        <w:t>Таблица 1</w:t>
+        <w:t>Таблица 15</w:t>
       </w:r>
     </w:p>
     <w:p>
@@ -781,6 +781,36 @@
     </w:p>
     <w:p>
       <w:pPr>
+        <w:ind w:firstLine="709"/>
+        <w:jc w:val="both"/>
+      </w:pPr>
+      <w:r>
+        <w:rPr>
+          <w:rFonts w:ascii="Times New Roman" w:hAnsi="Times New Roman" w:eastAsia="Times New Roman"/>
+          <w:b w:val="0"/>
+          <w:i w:val="0"/>
+          <w:sz w:val="28"/>
+        </w:rPr>
+        <w:t>Краткое описание вариантов использования приведено в таблицах ниже (по одной таблице на вариант использования).</w:t>
+      </w:r>
+    </w:p>
+    <w:p>
+      <w:pPr>
+        <w:ind w:firstLine="709"/>
+        <w:jc w:val="both"/>
+      </w:pPr>
+      <w:r>
+        <w:rPr>
+          <w:rFonts w:ascii="Times New Roman" w:hAnsi="Times New Roman" w:eastAsia="Times New Roman"/>
+          <w:b w:val="0"/>
+          <w:i w:val="0"/>
+          <w:sz w:val="28"/>
+        </w:rPr>
+        <w:t>Краткое описание варианта использования «Подготовить параметры» приведено в табл. 16.</w:t>
+      </w:r>
+    </w:p>
+    <w:p>
+      <w:pPr>
         <w:spacing w:before="160"/>
         <w:jc w:val="right"/>
       </w:pPr>
@@ -791,7 +821,7 @@
           <w:i w:val="0"/>
           <w:sz w:val="28"/>
         </w:rPr>
-        <w:t>Таблица 2</w:t>
+        <w:t>Таблица 16</w:t>
       </w:r>
     </w:p>
     <w:p>
@@ -1043,6 +1073,21 @@
     </w:p>
     <w:p>
       <w:pPr>
+        <w:ind w:firstLine="709"/>
+        <w:jc w:val="both"/>
+      </w:pPr>
+      <w:r>
+        <w:rPr>
+          <w:rFonts w:ascii="Times New Roman" w:hAnsi="Times New Roman" w:eastAsia="Times New Roman"/>
+          <w:b w:val="0"/>
+          <w:i w:val="0"/>
+          <w:sz w:val="28"/>
+        </w:rPr>
+        <w:t>Краткое описание варианта использования «Разобрать метаданные» приведено в табл. 17.</w:t>
+      </w:r>
+    </w:p>
+    <w:p>
+      <w:pPr>
         <w:spacing w:before="160"/>
         <w:jc w:val="right"/>
       </w:pPr>
@@ -1053,7 +1098,7 @@
           <w:i w:val="0"/>
           <w:sz w:val="28"/>
         </w:rPr>
-        <w:t>Таблица 3</w:t>
+        <w:t>Таблица 17</w:t>
       </w:r>
     </w:p>
     <w:p>
@@ -1305,6 +1350,21 @@
     </w:p>
     <w:p>
       <w:pPr>
+        <w:ind w:firstLine="709"/>
+        <w:jc w:val="both"/>
+      </w:pPr>
+      <w:r>
+        <w:rPr>
+          <w:rFonts w:ascii="Times New Roman" w:hAnsi="Times New Roman" w:eastAsia="Times New Roman"/>
+          <w:b w:val="0"/>
+          <w:i w:val="0"/>
+          <w:sz w:val="28"/>
+        </w:rPr>
+        <w:t>Краткое описание варианта использования «Сгенерировать автотесты» приведено в табл. 18.</w:t>
+      </w:r>
+    </w:p>
+    <w:p>
+      <w:pPr>
         <w:spacing w:before="160"/>
         <w:jc w:val="right"/>
       </w:pPr>
@@ -1315,7 +1375,7 @@
           <w:i w:val="0"/>
           <w:sz w:val="28"/>
         </w:rPr>
-        <w:t>Таблица 4</w:t>
+        <w:t>Таблица 18</w:t>
       </w:r>
     </w:p>
     <w:p>
@@ -1567,6 +1627,21 @@
     </w:p>
     <w:p>
       <w:pPr>
+        <w:ind w:firstLine="709"/>
+        <w:jc w:val="both"/>
+      </w:pPr>
+      <w:r>
+        <w:rPr>
+          <w:rFonts w:ascii="Times New Roman" w:hAnsi="Times New Roman" w:eastAsia="Times New Roman"/>
+          <w:b w:val="0"/>
+          <w:i w:val="0"/>
+          <w:sz w:val="28"/>
+        </w:rPr>
+        <w:t>Краткое описание варианта использования «Запустить автотесты» приведено в табл. 19.</w:t>
+      </w:r>
+    </w:p>
+    <w:p>
+      <w:pPr>
         <w:spacing w:before="160"/>
         <w:jc w:val="right"/>
       </w:pPr>
@@ -1577,7 +1652,7 @@
           <w:i w:val="0"/>
           <w:sz w:val="28"/>
         </w:rPr>
-        <w:t>Таблица 5</w:t>
+        <w:t>Таблица 19</w:t>
       </w:r>
     </w:p>
     <w:p>
@@ -1829,6 +1904,21 @@
     </w:p>
     <w:p>
       <w:pPr>
+        <w:ind w:firstLine="709"/>
+        <w:jc w:val="both"/>
+      </w:pPr>
+      <w:r>
+        <w:rPr>
+          <w:rFonts w:ascii="Times New Roman" w:hAnsi="Times New Roman" w:eastAsia="Times New Roman"/>
+          <w:b w:val="0"/>
+          <w:i w:val="0"/>
+          <w:sz w:val="28"/>
+        </w:rPr>
+        <w:t>Краткое описание варианта использования «Сохранить результаты прогона» приведено в табл. 20.</w:t>
+      </w:r>
+    </w:p>
+    <w:p>
+      <w:pPr>
         <w:spacing w:before="160"/>
         <w:jc w:val="right"/>
       </w:pPr>
@@ -1839,7 +1929,7 @@
           <w:i w:val="0"/>
           <w:sz w:val="28"/>
         </w:rPr>
-        <w:t>Таблица 6</w:t>
+        <w:t>Таблица 20</w:t>
       </w:r>
     </w:p>
     <w:p>
@@ -2091,6 +2181,21 @@
     </w:p>
     <w:p>
       <w:pPr>
+        <w:ind w:firstLine="709"/>
+        <w:jc w:val="both"/>
+      </w:pPr>
+      <w:r>
+        <w:rPr>
+          <w:rFonts w:ascii="Times New Roman" w:hAnsi="Times New Roman" w:eastAsia="Times New Roman"/>
+          <w:b w:val="0"/>
+          <w:i w:val="0"/>
+          <w:sz w:val="28"/>
+        </w:rPr>
+        <w:t>Краткое описание варианта использования «Просмотреть историю прогонов» приведено в табл. 21.</w:t>
+      </w:r>
+    </w:p>
+    <w:p>
+      <w:pPr>
         <w:spacing w:before="160"/>
         <w:jc w:val="right"/>
       </w:pPr>
@@ -2101,7 +2206,7 @@
           <w:i w:val="0"/>
           <w:sz w:val="28"/>
         </w:rPr>
-        <w:t>Таблица 7</w:t>
+        <w:t>Таблица 21</w:t>
       </w:r>
     </w:p>
     <w:p>
@@ -2363,7 +2468,22 @@
           <w:i w:val="0"/>
           <w:sz w:val="28"/>
         </w:rPr>
-        <w:t>Для каждого варианта использования приведён типичный ход событий с указанием альтернатив (таблицы 8–13). Каждое системное событие, выявленное в ходе событий, далее описывается как системная операция в подразделе 1.4.3.</w:t>
+        <w:t>Для каждого варианта использования приведён типичный ход событий с указанием альтернатив. Каждое системное событие, выявленное в ходе событий, далее описывается как системная операция в подразделе 1.4.3.</w:t>
+      </w:r>
+    </w:p>
+    <w:p>
+      <w:pPr>
+        <w:ind w:firstLine="709"/>
+        <w:jc w:val="both"/>
+      </w:pPr>
+      <w:r>
+        <w:rPr>
+          <w:rFonts w:ascii="Times New Roman" w:hAnsi="Times New Roman" w:eastAsia="Times New Roman"/>
+          <w:b w:val="0"/>
+          <w:i w:val="0"/>
+          <w:sz w:val="28"/>
+        </w:rPr>
+        <w:t>Типичный ход событий варианта использования «Подготовить параметры» приведён в табл. 22.</w:t>
       </w:r>
     </w:p>
     <w:p>
@@ -2378,7 +2498,7 @@
           <w:i w:val="0"/>
           <w:sz w:val="28"/>
         </w:rPr>
-        <w:t>Таблица 8</w:t>
+        <w:t>Таблица 22</w:t>
       </w:r>
     </w:p>
     <w:p>
@@ -2728,6 +2848,21 @@
     </w:p>
     <w:p>
       <w:pPr>
+        <w:ind w:firstLine="709"/>
+        <w:jc w:val="both"/>
+      </w:pPr>
+      <w:r>
+        <w:rPr>
+          <w:rFonts w:ascii="Times New Roman" w:hAnsi="Times New Roman" w:eastAsia="Times New Roman"/>
+          <w:b w:val="0"/>
+          <w:i w:val="0"/>
+          <w:sz w:val="28"/>
+        </w:rPr>
+        <w:t>Типичный ход событий варианта использования «Разобрать метаданные» приведён в табл. 23.</w:t>
+      </w:r>
+    </w:p>
+    <w:p>
+      <w:pPr>
         <w:spacing w:before="160"/>
         <w:jc w:val="right"/>
       </w:pPr>
@@ -2738,7 +2873,7 @@
           <w:i w:val="0"/>
           <w:sz w:val="28"/>
         </w:rPr>
-        <w:t>Таблица 9</w:t>
+        <w:t>Таблица 23</w:t>
       </w:r>
     </w:p>
     <w:p>
@@ -2920,6 +3055,21 @@
     </w:p>
     <w:p>
       <w:pPr>
+        <w:ind w:firstLine="709"/>
+        <w:jc w:val="both"/>
+      </w:pPr>
+      <w:r>
+        <w:rPr>
+          <w:rFonts w:ascii="Times New Roman" w:hAnsi="Times New Roman" w:eastAsia="Times New Roman"/>
+          <w:b w:val="0"/>
+          <w:i w:val="0"/>
+          <w:sz w:val="28"/>
+        </w:rPr>
+        <w:t>Типичный ход событий варианта использования «Сгенерировать автотесты» приведён в табл. 24.</w:t>
+      </w:r>
+    </w:p>
+    <w:p>
+      <w:pPr>
         <w:spacing w:before="160"/>
         <w:jc w:val="right"/>
       </w:pPr>
@@ -2930,7 +3080,7 @@
           <w:i w:val="0"/>
           <w:sz w:val="28"/>
         </w:rPr>
-        <w:t>Таблица 10</w:t>
+        <w:t>Таблица 24</w:t>
       </w:r>
     </w:p>
     <w:p>
@@ -3112,6 +3262,21 @@
     </w:p>
     <w:p>
       <w:pPr>
+        <w:ind w:firstLine="709"/>
+        <w:jc w:val="both"/>
+      </w:pPr>
+      <w:r>
+        <w:rPr>
+          <w:rFonts w:ascii="Times New Roman" w:hAnsi="Times New Roman" w:eastAsia="Times New Roman"/>
+          <w:b w:val="0"/>
+          <w:i w:val="0"/>
+          <w:sz w:val="28"/>
+        </w:rPr>
+        <w:t>Типичный ход событий варианта использования «Запустить автотесты» приведён в табл. 25.</w:t>
+      </w:r>
+    </w:p>
+    <w:p>
+      <w:pPr>
         <w:spacing w:before="160"/>
         <w:jc w:val="right"/>
       </w:pPr>
@@ -3122,7 +3287,7 @@
           <w:i w:val="0"/>
           <w:sz w:val="28"/>
         </w:rPr>
-        <w:t>Таблица 11</w:t>
+        <w:t>Таблица 25</w:t>
       </w:r>
     </w:p>
     <w:p>
@@ -3304,6 +3469,21 @@
     </w:p>
     <w:p>
       <w:pPr>
+        <w:ind w:firstLine="709"/>
+        <w:jc w:val="both"/>
+      </w:pPr>
+      <w:r>
+        <w:rPr>
+          <w:rFonts w:ascii="Times New Roman" w:hAnsi="Times New Roman" w:eastAsia="Times New Roman"/>
+          <w:b w:val="0"/>
+          <w:i w:val="0"/>
+          <w:sz w:val="28"/>
+        </w:rPr>
+        <w:t>Типичный ход событий варианта использования «Сохранить результаты прогона» приведён в табл. 26.</w:t>
+      </w:r>
+    </w:p>
+    <w:p>
+      <w:pPr>
         <w:spacing w:before="160"/>
         <w:jc w:val="right"/>
       </w:pPr>
@@ -3314,7 +3494,7 @@
           <w:i w:val="0"/>
           <w:sz w:val="28"/>
         </w:rPr>
-        <w:t>Таблица 12</w:t>
+        <w:t>Таблица 26</w:t>
       </w:r>
     </w:p>
     <w:p>
@@ -3496,6 +3676,21 @@
     </w:p>
     <w:p>
       <w:pPr>
+        <w:ind w:firstLine="709"/>
+        <w:jc w:val="both"/>
+      </w:pPr>
+      <w:r>
+        <w:rPr>
+          <w:rFonts w:ascii="Times New Roman" w:hAnsi="Times New Roman" w:eastAsia="Times New Roman"/>
+          <w:b w:val="0"/>
+          <w:i w:val="0"/>
+          <w:sz w:val="28"/>
+        </w:rPr>
+        <w:t>Типичный ход событий варианта использования «Просмотреть историю прогонов» приведён в табл. 27.</w:t>
+      </w:r>
+    </w:p>
+    <w:p>
+      <w:pPr>
         <w:spacing w:before="160"/>
         <w:jc w:val="right"/>
       </w:pPr>
@@ -3506,7 +3701,7 @@
           <w:i w:val="0"/>
           <w:sz w:val="28"/>
         </w:rPr>
-        <w:t>Таблица 13</w:t>
+        <w:t>Таблица 27</w:t>
       </w:r>
     </w:p>
     <w:p>
@@ -3713,7 +3908,7 @@
           <w:i w:val="0"/>
           <w:sz w:val="28"/>
         </w:rPr>
-        <w:t>UML предлагает использовать три уровня диаграмм классов в зависимости от степени детализации: концептуальный уровень (контекстные диаграммы классов), уровень спецификаций и уровень реализации. На этапе анализа строят концептуальную модель, которая оперирует понятиями предметной области и отношениями между ними (ассоциация и обобщение); операции классов и временные аспекты на ней не показывают. Контекстная диаграмма классов проектируемой системы приведена на рисунке 2.</w:t>
+        <w:t>UML предлагает использовать три уровня диаграмм классов в зависимости от степени детализации: концептуальный уровень (контекстные диаграммы классов), уровень спецификаций и уровень реализации. На этапе анализа строят концептуальную модель, которая оперирует понятиями предметной области и отношениями между ними (ассоциация и обобщение); операции классов и временные аспекты на ней не показывают. Контекстная диаграмма классов проектируемой системы приведена на рис. 14.</w:t>
       </w:r>
     </w:p>
     <w:p>
@@ -3769,7 +3964,7 @@
           <w:i w:val="0"/>
           <w:sz w:val="26"/>
         </w:rPr>
-        <w:t>Рисунок 2 – Контекстная диаграмма классов</w:t>
+        <w:t>Рисунок 14 – Контекстная диаграмма классов</w:t>
       </w:r>
     </w:p>
     <w:p>
@@ -3784,7 +3979,7 @@
           <w:i w:val="0"/>
           <w:sz w:val="28"/>
         </w:rPr>
-        <w:t>Описание понятий (классов) контекстной диаграммы приведено в таблице 14.</w:t>
+        <w:t>Описание понятий (классов) контекстной диаграммы приведено в табл. 28.</w:t>
       </w:r>
     </w:p>
     <w:p>
@@ -3799,7 +3994,7 @@
           <w:i w:val="0"/>
           <w:sz w:val="28"/>
         </w:rPr>
-        <w:t>Таблица 14</w:t>
+        <w:t>Таблица 28</w:t>
       </w:r>
     </w:p>
     <w:p>
@@ -4243,7 +4438,22 @@
           <w:i w:val="0"/>
           <w:sz w:val="28"/>
         </w:rPr>
-        <w:t>Диаграмма последовательности системы для определённого варианта использования показывает события, генерируемые действующим лицом, и их порядок. Система рассматривается как единое целое («чёрный ящик») и изображается с линией жизни; стрелки направлены от действующего лица к системе. Каждое системное событие инициирует выполнение системной операции; для наглядности множество системных операций представляют операциями абстрактного класса System. Диаграммы последовательности системы для всех вариантов использования приведены на рисунках 3–8, обобщённый класс системных операций — на рисунке 9. Описание каждой системной операции (по одной таблице на действие с системой) приведено в таблицах 15–30.</w:t>
+        <w:t>Диаграмма последовательности системы для определённого варианта использования показывает события, генерируемые действующим лицом, и их порядок. Система рассматривается как единое целое («чёрный ящик») и изображается с линией жизни; стрелки направлены от действующего лица к системе. Каждое системное событие инициирует выполнение системной операции; для наглядности множество системных операций представляют операциями абстрактного класса System. Диаграммы последовательности системы строятся для каждого варианта использования, а обобщённый класс системных операций вынесен на отдельную диаграмму; каждая системная операция описывается отдельной таблицей.</w:t>
+      </w:r>
+    </w:p>
+    <w:p>
+      <w:pPr>
+        <w:ind w:firstLine="709"/>
+        <w:jc w:val="both"/>
+      </w:pPr>
+      <w:r>
+        <w:rPr>
+          <w:rFonts w:ascii="Times New Roman" w:hAnsi="Times New Roman" w:eastAsia="Times New Roman"/>
+          <w:b w:val="0"/>
+          <w:i w:val="0"/>
+          <w:sz w:val="28"/>
+        </w:rPr>
+        <w:t>Диаграмма последовательности системы варианта использования «Подготовить параметры» приведена на рис. 15.</w:t>
       </w:r>
     </w:p>
     <w:p>
@@ -4299,7 +4509,22 @@
           <w:i w:val="0"/>
           <w:sz w:val="26"/>
         </w:rPr>
-        <w:t>Рисунок 3 – Диаграмма последовательности системы варианта использования «Подготовить параметры»</w:t>
+        <w:t>Рисунок 15 – Диаграмма последовательности системы варианта использования «Подготовить параметры»</w:t>
+      </w:r>
+    </w:p>
+    <w:p>
+      <w:pPr>
+        <w:ind w:firstLine="709"/>
+        <w:jc w:val="both"/>
+      </w:pPr>
+      <w:r>
+        <w:rPr>
+          <w:rFonts w:ascii="Times New Roman" w:hAnsi="Times New Roman" w:eastAsia="Times New Roman"/>
+          <w:b w:val="0"/>
+          <w:i w:val="0"/>
+          <w:sz w:val="28"/>
+        </w:rPr>
+        <w:t>Описание системной операции «указатьФайлМетаданных» приведено в табл. 29.</w:t>
       </w:r>
     </w:p>
     <w:p>
@@ -4314,7 +4539,7 @@
           <w:i w:val="0"/>
           <w:sz w:val="28"/>
         </w:rPr>
-        <w:t>Таблица 15</w:t>
+        <w:t>Таблица 29</w:t>
       </w:r>
     </w:p>
     <w:p>
@@ -4738,6 +4963,21 @@
     </w:p>
     <w:p>
       <w:pPr>
+        <w:ind w:firstLine="709"/>
+        <w:jc w:val="both"/>
+      </w:pPr>
+      <w:r>
+        <w:rPr>
+          <w:rFonts w:ascii="Times New Roman" w:hAnsi="Times New Roman" w:eastAsia="Times New Roman"/>
+          <w:b w:val="0"/>
+          <w:i w:val="0"/>
+          <w:sz w:val="28"/>
+        </w:rPr>
+        <w:t>Описание системной операции «указатьКаталогГенерации» приведено в табл. 30.</w:t>
+      </w:r>
+    </w:p>
+    <w:p>
+      <w:pPr>
         <w:spacing w:before="160"/>
         <w:jc w:val="right"/>
       </w:pPr>
@@ -4748,7 +4988,7 @@
           <w:i w:val="0"/>
           <w:sz w:val="28"/>
         </w:rPr>
-        <w:t>Таблица 16</w:t>
+        <w:t>Таблица 30</w:t>
       </w:r>
     </w:p>
     <w:p>
@@ -5172,6 +5412,21 @@
     </w:p>
     <w:p>
       <w:pPr>
+        <w:ind w:firstLine="709"/>
+        <w:jc w:val="both"/>
+      </w:pPr>
+      <w:r>
+        <w:rPr>
+          <w:rFonts w:ascii="Times New Roman" w:hAnsi="Times New Roman" w:eastAsia="Times New Roman"/>
+          <w:b w:val="0"/>
+          <w:i w:val="0"/>
+          <w:sz w:val="28"/>
+        </w:rPr>
+        <w:t>Описание системной операции «указатьАдресСайта» приведено в табл. 31.</w:t>
+      </w:r>
+    </w:p>
+    <w:p>
+      <w:pPr>
         <w:spacing w:before="160"/>
         <w:jc w:val="right"/>
       </w:pPr>
@@ -5182,7 +5437,7 @@
           <w:i w:val="0"/>
           <w:sz w:val="28"/>
         </w:rPr>
-        <w:t>Таблица 17</w:t>
+        <w:t>Таблица 31</w:t>
       </w:r>
     </w:p>
     <w:p>
@@ -5606,6 +5861,21 @@
     </w:p>
     <w:p>
       <w:pPr>
+        <w:ind w:firstLine="709"/>
+        <w:jc w:val="both"/>
+      </w:pPr>
+      <w:r>
+        <w:rPr>
+          <w:rFonts w:ascii="Times New Roman" w:hAnsi="Times New Roman" w:eastAsia="Times New Roman"/>
+          <w:b w:val="0"/>
+          <w:i w:val="0"/>
+          <w:sz w:val="28"/>
+        </w:rPr>
+        <w:t>Описание системной операции «указатьУчётныеДанные» приведено в табл. 32.</w:t>
+      </w:r>
+    </w:p>
+    <w:p>
+      <w:pPr>
         <w:spacing w:before="160"/>
         <w:jc w:val="right"/>
       </w:pPr>
@@ -5616,7 +5886,7 @@
           <w:i w:val="0"/>
           <w:sz w:val="28"/>
         </w:rPr>
-        <w:t>Таблица 18</w:t>
+        <w:t>Таблица 32</w:t>
       </w:r>
     </w:p>
     <w:p>
@@ -6040,6 +6310,21 @@
     </w:p>
     <w:p>
       <w:pPr>
+        <w:ind w:firstLine="709"/>
+        <w:jc w:val="both"/>
+      </w:pPr>
+      <w:r>
+        <w:rPr>
+          <w:rFonts w:ascii="Times New Roman" w:hAnsi="Times New Roman" w:eastAsia="Times New Roman"/>
+          <w:b w:val="0"/>
+          <w:i w:val="0"/>
+          <w:sz w:val="28"/>
+        </w:rPr>
+        <w:t>Описание системной операции «выбратьТипСайта» приведено в табл. 33.</w:t>
+      </w:r>
+    </w:p>
+    <w:p>
+      <w:pPr>
         <w:spacing w:before="160"/>
         <w:jc w:val="right"/>
       </w:pPr>
@@ -6050,7 +6335,7 @@
           <w:i w:val="0"/>
           <w:sz w:val="28"/>
         </w:rPr>
-        <w:t>Таблица 19</w:t>
+        <w:t>Таблица 33</w:t>
       </w:r>
     </w:p>
     <w:p>
@@ -6474,6 +6759,21 @@
     </w:p>
     <w:p>
       <w:pPr>
+        <w:ind w:firstLine="709"/>
+        <w:jc w:val="both"/>
+      </w:pPr>
+      <w:r>
+        <w:rPr>
+          <w:rFonts w:ascii="Times New Roman" w:hAnsi="Times New Roman" w:eastAsia="Times New Roman"/>
+          <w:b w:val="0"/>
+          <w:i w:val="0"/>
+          <w:sz w:val="28"/>
+        </w:rPr>
+        <w:t>Описание системной операции «указатьПодсистему» приведено в табл. 34.</w:t>
+      </w:r>
+    </w:p>
+    <w:p>
+      <w:pPr>
         <w:spacing w:before="160"/>
         <w:jc w:val="right"/>
       </w:pPr>
@@ -6484,7 +6784,7 @@
           <w:i w:val="0"/>
           <w:sz w:val="28"/>
         </w:rPr>
-        <w:t>Таблица 20</w:t>
+        <w:t>Таблица 34</w:t>
       </w:r>
     </w:p>
     <w:p>
@@ -6905,6 +7205,21 @@
       <w:pPr>
         <w:spacing w:after="40"/>
       </w:pPr>
+    </w:p>
+    <w:p>
+      <w:pPr>
+        <w:ind w:firstLine="709"/>
+        <w:jc w:val="both"/>
+      </w:pPr>
+      <w:r>
+        <w:rPr>
+          <w:rFonts w:ascii="Times New Roman" w:hAnsi="Times New Roman" w:eastAsia="Times New Roman"/>
+          <w:b w:val="0"/>
+          <w:i w:val="0"/>
+          <w:sz w:val="28"/>
+        </w:rPr>
+        <w:t>Диаграмма последовательности системы варианта использования «Разобрать метаданные» приведена на рис. 16.</w:t>
+      </w:r>
     </w:p>
     <w:p>
       <w:pPr>
@@ -6959,7 +7274,22 @@
           <w:i w:val="0"/>
           <w:sz w:val="26"/>
         </w:rPr>
-        <w:t>Рисунок 4 – Диаграмма последовательности системы варианта использования «Разобрать метаданные»</w:t>
+        <w:t>Рисунок 16 – Диаграмма последовательности системы варианта использования «Разобрать метаданные»</w:t>
+      </w:r>
+    </w:p>
+    <w:p>
+      <w:pPr>
+        <w:ind w:firstLine="709"/>
+        <w:jc w:val="both"/>
+      </w:pPr>
+      <w:r>
+        <w:rPr>
+          <w:rFonts w:ascii="Times New Roman" w:hAnsi="Times New Roman" w:eastAsia="Times New Roman"/>
+          <w:b w:val="0"/>
+          <w:i w:val="0"/>
+          <w:sz w:val="28"/>
+        </w:rPr>
+        <w:t>Описание системной операции «разобратьМетаданные» приведено в табл. 35.</w:t>
       </w:r>
     </w:p>
     <w:p>
@@ -6974,7 +7304,7 @@
           <w:i w:val="0"/>
           <w:sz w:val="28"/>
         </w:rPr>
-        <w:t>Таблица 21</w:t>
+        <w:t>Таблица 35</w:t>
       </w:r>
     </w:p>
     <w:p>
@@ -7398,6 +7728,21 @@
     </w:p>
     <w:p>
       <w:pPr>
+        <w:ind w:firstLine="709"/>
+        <w:jc w:val="both"/>
+      </w:pPr>
+      <w:r>
+        <w:rPr>
+          <w:rFonts w:ascii="Times New Roman" w:hAnsi="Times New Roman" w:eastAsia="Times New Roman"/>
+          <w:b w:val="0"/>
+          <w:i w:val="0"/>
+          <w:sz w:val="28"/>
+        </w:rPr>
+        <w:t>Описание системной операции «просмотретьРезультатРазбора» приведено в табл. 36.</w:t>
+      </w:r>
+    </w:p>
+    <w:p>
+      <w:pPr>
         <w:spacing w:before="160"/>
         <w:jc w:val="right"/>
       </w:pPr>
@@ -7408,7 +7753,7 @@
           <w:i w:val="0"/>
           <w:sz w:val="28"/>
         </w:rPr>
-        <w:t>Таблица 22</w:t>
+        <w:t>Таблица 36</w:t>
       </w:r>
     </w:p>
     <w:p>
@@ -7829,6 +8174,21 @@
       <w:pPr>
         <w:spacing w:after="40"/>
       </w:pPr>
+    </w:p>
+    <w:p>
+      <w:pPr>
+        <w:ind w:firstLine="709"/>
+        <w:jc w:val="both"/>
+      </w:pPr>
+      <w:r>
+        <w:rPr>
+          <w:rFonts w:ascii="Times New Roman" w:hAnsi="Times New Roman" w:eastAsia="Times New Roman"/>
+          <w:b w:val="0"/>
+          <w:i w:val="0"/>
+          <w:sz w:val="28"/>
+        </w:rPr>
+        <w:t>Диаграмма последовательности системы варианта использования «Сгенерировать автотесты» приведена на рис. 17.</w:t>
+      </w:r>
     </w:p>
     <w:p>
       <w:pPr>
@@ -7883,7 +8243,22 @@
           <w:i w:val="0"/>
           <w:sz w:val="26"/>
         </w:rPr>
-        <w:t>Рисунок 5 – Диаграмма последовательности системы варианта использования «Сгенерировать автотесты»</w:t>
+        <w:t>Рисунок 17 – Диаграмма последовательности системы варианта использования «Сгенерировать автотесты»</w:t>
+      </w:r>
+    </w:p>
+    <w:p>
+      <w:pPr>
+        <w:ind w:firstLine="709"/>
+        <w:jc w:val="both"/>
+      </w:pPr>
+      <w:r>
+        <w:rPr>
+          <w:rFonts w:ascii="Times New Roman" w:hAnsi="Times New Roman" w:eastAsia="Times New Roman"/>
+          <w:b w:val="0"/>
+          <w:i w:val="0"/>
+          <w:sz w:val="28"/>
+        </w:rPr>
+        <w:t>Описание системной операции «сгенерироватьАвтотесты» приведено в табл. 37.</w:t>
       </w:r>
     </w:p>
     <w:p>
@@ -7898,7 +8273,7 @@
           <w:i w:val="0"/>
           <w:sz w:val="28"/>
         </w:rPr>
-        <w:t>Таблица 23</w:t>
+        <w:t>Таблица 37</w:t>
       </w:r>
     </w:p>
     <w:p>
@@ -8322,6 +8697,21 @@
     </w:p>
     <w:p>
       <w:pPr>
+        <w:ind w:firstLine="709"/>
+        <w:jc w:val="both"/>
+      </w:pPr>
+      <w:r>
+        <w:rPr>
+          <w:rFonts w:ascii="Times New Roman" w:hAnsi="Times New Roman" w:eastAsia="Times New Roman"/>
+          <w:b w:val="0"/>
+          <w:i w:val="0"/>
+          <w:sz w:val="28"/>
+        </w:rPr>
+        <w:t>Описание системной операции «просмотретьСводкуГенерации» приведено в табл. 38.</w:t>
+      </w:r>
+    </w:p>
+    <w:p>
+      <w:pPr>
         <w:spacing w:before="160"/>
         <w:jc w:val="right"/>
       </w:pPr>
@@ -8332,7 +8722,7 @@
           <w:i w:val="0"/>
           <w:sz w:val="28"/>
         </w:rPr>
-        <w:t>Таблица 24</w:t>
+        <w:t>Таблица 38</w:t>
       </w:r>
     </w:p>
     <w:p>
@@ -8753,6 +9143,21 @@
       <w:pPr>
         <w:spacing w:after="40"/>
       </w:pPr>
+    </w:p>
+    <w:p>
+      <w:pPr>
+        <w:ind w:firstLine="709"/>
+        <w:jc w:val="both"/>
+      </w:pPr>
+      <w:r>
+        <w:rPr>
+          <w:rFonts w:ascii="Times New Roman" w:hAnsi="Times New Roman" w:eastAsia="Times New Roman"/>
+          <w:b w:val="0"/>
+          <w:i w:val="0"/>
+          <w:sz w:val="28"/>
+        </w:rPr>
+        <w:t>Диаграмма последовательности системы варианта использования «Запустить автотесты» приведена на рис. 18.</w:t>
+      </w:r>
     </w:p>
     <w:p>
       <w:pPr>
@@ -8807,7 +9212,22 @@
           <w:i w:val="0"/>
           <w:sz w:val="26"/>
         </w:rPr>
-        <w:t>Рисунок 6 – Диаграмма последовательности системы варианта использования «Запустить автотесты»</w:t>
+        <w:t>Рисунок 18 – Диаграмма последовательности системы варианта использования «Запустить автотесты»</w:t>
+      </w:r>
+    </w:p>
+    <w:p>
+      <w:pPr>
+        <w:ind w:firstLine="709"/>
+        <w:jc w:val="both"/>
+      </w:pPr>
+      <w:r>
+        <w:rPr>
+          <w:rFonts w:ascii="Times New Roman" w:hAnsi="Times New Roman" w:eastAsia="Times New Roman"/>
+          <w:b w:val="0"/>
+          <w:i w:val="0"/>
+          <w:sz w:val="28"/>
+        </w:rPr>
+        <w:t>Описание системной операции «запуститьАвтотесты» приведено в табл. 39.</w:t>
       </w:r>
     </w:p>
     <w:p>
@@ -8822,7 +9242,7 @@
           <w:i w:val="0"/>
           <w:sz w:val="28"/>
         </w:rPr>
-        <w:t>Таблица 25</w:t>
+        <w:t>Таблица 39</w:t>
       </w:r>
     </w:p>
     <w:p>
@@ -9246,6 +9666,21 @@
     </w:p>
     <w:p>
       <w:pPr>
+        <w:ind w:firstLine="709"/>
+        <w:jc w:val="both"/>
+      </w:pPr>
+      <w:r>
+        <w:rPr>
+          <w:rFonts w:ascii="Times New Roman" w:hAnsi="Times New Roman" w:eastAsia="Times New Roman"/>
+          <w:b w:val="0"/>
+          <w:i w:val="0"/>
+          <w:sz w:val="28"/>
+        </w:rPr>
+        <w:t>Описание системной операции «просмотретьРезультатыПрогона» приведено в табл. 40.</w:t>
+      </w:r>
+    </w:p>
+    <w:p>
+      <w:pPr>
         <w:spacing w:before="160"/>
         <w:jc w:val="right"/>
       </w:pPr>
@@ -9256,7 +9691,7 @@
           <w:i w:val="0"/>
           <w:sz w:val="28"/>
         </w:rPr>
-        <w:t>Таблица 26</w:t>
+        <w:t>Таблица 40</w:t>
       </w:r>
     </w:p>
     <w:p>
@@ -9677,6 +10112,21 @@
       <w:pPr>
         <w:spacing w:after="40"/>
       </w:pPr>
+    </w:p>
+    <w:p>
+      <w:pPr>
+        <w:ind w:firstLine="709"/>
+        <w:jc w:val="both"/>
+      </w:pPr>
+      <w:r>
+        <w:rPr>
+          <w:rFonts w:ascii="Times New Roman" w:hAnsi="Times New Roman" w:eastAsia="Times New Roman"/>
+          <w:b w:val="0"/>
+          <w:i w:val="0"/>
+          <w:sz w:val="28"/>
+        </w:rPr>
+        <w:t>Диаграмма последовательности системы варианта использования «Сохранить результаты прогона» приведена на рис. 19.</w:t>
+      </w:r>
     </w:p>
     <w:p>
       <w:pPr>
@@ -9731,7 +10181,22 @@
           <w:i w:val="0"/>
           <w:sz w:val="26"/>
         </w:rPr>
-        <w:t>Рисунок 7 – Диаграмма последовательности системы варианта использования «Сохранить результаты прогона»</w:t>
+        <w:t>Рисунок 19 – Диаграмма последовательности системы варианта использования «Сохранить результаты прогона»</w:t>
+      </w:r>
+    </w:p>
+    <w:p>
+      <w:pPr>
+        <w:ind w:firstLine="709"/>
+        <w:jc w:val="both"/>
+      </w:pPr>
+      <w:r>
+        <w:rPr>
+          <w:rFonts w:ascii="Times New Roman" w:hAnsi="Times New Roman" w:eastAsia="Times New Roman"/>
+          <w:b w:val="0"/>
+          <w:i w:val="0"/>
+          <w:sz w:val="28"/>
+        </w:rPr>
+        <w:t>Описание системной операции «сохранитьРезультаты» приведено в табл. 41.</w:t>
       </w:r>
     </w:p>
     <w:p>
@@ -9746,7 +10211,7 @@
           <w:i w:val="0"/>
           <w:sz w:val="28"/>
         </w:rPr>
-        <w:t>Таблица 27</w:t>
+        <w:t>Таблица 41</w:t>
       </w:r>
     </w:p>
     <w:p>
@@ -10170,6 +10635,21 @@
     </w:p>
     <w:p>
       <w:pPr>
+        <w:ind w:firstLine="709"/>
+        <w:jc w:val="both"/>
+      </w:pPr>
+      <w:r>
+        <w:rPr>
+          <w:rFonts w:ascii="Times New Roman" w:hAnsi="Times New Roman" w:eastAsia="Times New Roman"/>
+          <w:b w:val="0"/>
+          <w:i w:val="0"/>
+          <w:sz w:val="28"/>
+        </w:rPr>
+        <w:t>Описание системной операции «просмотретьУведомлениеОСохранении» приведено в табл. 42.</w:t>
+      </w:r>
+    </w:p>
+    <w:p>
+      <w:pPr>
         <w:spacing w:before="160"/>
         <w:jc w:val="right"/>
       </w:pPr>
@@ -10180,7 +10660,7 @@
           <w:i w:val="0"/>
           <w:sz w:val="28"/>
         </w:rPr>
-        <w:t>Таблица 28</w:t>
+        <w:t>Таблица 42</w:t>
       </w:r>
     </w:p>
     <w:p>
@@ -10601,6 +11081,21 @@
       <w:pPr>
         <w:spacing w:after="40"/>
       </w:pPr>
+    </w:p>
+    <w:p>
+      <w:pPr>
+        <w:ind w:firstLine="709"/>
+        <w:jc w:val="both"/>
+      </w:pPr>
+      <w:r>
+        <w:rPr>
+          <w:rFonts w:ascii="Times New Roman" w:hAnsi="Times New Roman" w:eastAsia="Times New Roman"/>
+          <w:b w:val="0"/>
+          <w:i w:val="0"/>
+          <w:sz w:val="28"/>
+        </w:rPr>
+        <w:t>Диаграмма последовательности системы варианта использования «Просмотреть историю прогонов» приведена на рис. 20.</w:t>
+      </w:r>
     </w:p>
     <w:p>
       <w:pPr>
@@ -10655,7 +11150,22 @@
           <w:i w:val="0"/>
           <w:sz w:val="26"/>
         </w:rPr>
-        <w:t>Рисунок 8 – Диаграмма последовательности системы варианта использования «Просмотреть историю прогонов»</w:t>
+        <w:t>Рисунок 20 – Диаграмма последовательности системы варианта использования «Просмотреть историю прогонов»</w:t>
+      </w:r>
+    </w:p>
+    <w:p>
+      <w:pPr>
+        <w:ind w:firstLine="709"/>
+        <w:jc w:val="both"/>
+      </w:pPr>
+      <w:r>
+        <w:rPr>
+          <w:rFonts w:ascii="Times New Roman" w:hAnsi="Times New Roman" w:eastAsia="Times New Roman"/>
+          <w:b w:val="0"/>
+          <w:i w:val="0"/>
+          <w:sz w:val="28"/>
+        </w:rPr>
+        <w:t>Описание системной операции «запроситьИсториюПрогонов» приведено в табл. 43.</w:t>
       </w:r>
     </w:p>
     <w:p>
@@ -10670,7 +11180,7 @@
           <w:i w:val="0"/>
           <w:sz w:val="28"/>
         </w:rPr>
-        <w:t>Таблица 29</w:t>
+        <w:t>Таблица 43</w:t>
       </w:r>
     </w:p>
     <w:p>
@@ -11094,6 +11604,21 @@
     </w:p>
     <w:p>
       <w:pPr>
+        <w:ind w:firstLine="709"/>
+        <w:jc w:val="both"/>
+      </w:pPr>
+      <w:r>
+        <w:rPr>
+          <w:rFonts w:ascii="Times New Roman" w:hAnsi="Times New Roman" w:eastAsia="Times New Roman"/>
+          <w:b w:val="0"/>
+          <w:i w:val="0"/>
+          <w:sz w:val="28"/>
+        </w:rPr>
+        <w:t>Описание системной операции «просмотретьДетализациюПрогона» приведено в табл. 44.</w:t>
+      </w:r>
+    </w:p>
+    <w:p>
+      <w:pPr>
         <w:spacing w:before="160"/>
         <w:jc w:val="right"/>
       </w:pPr>
@@ -11104,7 +11629,7 @@
           <w:i w:val="0"/>
           <w:sz w:val="28"/>
         </w:rPr>
-        <w:t>Таблица 30</w:t>
+        <w:t>Таблица 44</w:t>
       </w:r>
     </w:p>
     <w:p>
@@ -11525,6 +12050,21 @@
       <w:pPr>
         <w:spacing w:after="40"/>
       </w:pPr>
+    </w:p>
+    <w:p>
+      <w:pPr>
+        <w:ind w:firstLine="709"/>
+        <w:jc w:val="both"/>
+      </w:pPr>
+      <w:r>
+        <w:rPr>
+          <w:rFonts w:ascii="Times New Roman" w:hAnsi="Times New Roman" w:eastAsia="Times New Roman"/>
+          <w:b w:val="0"/>
+          <w:i w:val="0"/>
+          <w:sz w:val="28"/>
+        </w:rPr>
+        <w:t>Обобщённый класс системных операций (абстрактный класс System) приведён на рис. 21.</w:t>
+      </w:r>
     </w:p>
     <w:p>
       <w:pPr>
@@ -11579,7 +12119,7 @@
           <w:i w:val="0"/>
           <w:sz w:val="26"/>
         </w:rPr>
-        <w:t>Рисунок 9 – Системные операции (абстрактный класс System)</w:t>
+        <w:t>Рисунок 21 – Системные операции (абстрактный класс System)</w:t>
       </w:r>
     </w:p>
     <w:p>
@@ -11624,7 +12164,7 @@
           <w:i w:val="0"/>
           <w:sz w:val="28"/>
         </w:rPr>
-        <w:t>Уточним наиболее сложный вариант использования — «Сгенерировать автотесты» (рисунок 10). Сначала система проверяет наличие модели метаданных и каталога генерации; при отсутствии обязательных данных выводится сообщение об ошибке и процесс завершается. Если данные заданы, система создаёт структуру Maven-проекта (файл сборки и конфигурацию запуска) и инфраструктурные компоненты (общий драйвер браузера, базовый тестовый класс, тестовые данные). Затем для каждой сущности модели выполняется классификация: для основной сущности создаются объект страницы и тестовый класс, для дочерней — тест в составе родителя, справочники пропускаются. После обработки всех сущностей система сохраняет отчёт о классификации и формирует итоговую сводку о генерации.</w:t>
+        <w:t>Уточним наиболее сложный вариант использования — «Сгенерировать автотесты» (рис. 22). Сначала система проверяет наличие модели метаданных и каталога генерации; при отсутствии обязательных данных выводится сообщение об ошибке и процесс завершается. Если данные заданы, система создаёт структуру Maven-проекта (файл сборки и конфигурацию запуска) и инфраструктурные компоненты (общий драйвер браузера, базовый тестовый класс, тестовые данные). Затем для каждой сущности модели выполняется классификация: для основной сущности создаются объект страницы и тестовый класс, для дочерней — тест в составе родителя, справочники пропускаются. После обработки всех сущностей система сохраняет отчёт о классификации и формирует итоговую сводку о генерации.</w:t>
       </w:r>
     </w:p>
     <w:p>
@@ -11680,7 +12220,7 @@
           <w:i w:val="0"/>
           <w:sz w:val="26"/>
         </w:rPr>
-        <w:t>Рисунок 10 – Диаграмма деятельности варианта использования «Сгенерировать автотесты»</w:t>
+        <w:t>Рисунок 22 – Диаграмма деятельности варианта использования «Сгенерировать автотесты»</w:t>
       </w:r>
     </w:p>
     <w:sectPr>
